--- a/DOC/Playwright TESTING.docx
+++ b/DOC/Playwright TESTING.docx
@@ -672,6 +672,65 @@
                     <a:xfrm>
                       <a:off x="0" y="0"/>
                       <a:ext cx="5731510" cy="2862580"/>
+                    </a:xfrm>
+                    <a:prstGeom prst="rect">
+                      <a:avLst/>
+                    </a:prstGeom>
+                  </pic:spPr>
+                </pic:pic>
+              </a:graphicData>
+            </a:graphic>
+          </wp:inline>
+        </w:drawing>
+      </w:r>
+    </w:p>
+    <w:p>
+      <w:pPr>
+        <w:rPr>
+          <w:lang w:val="en-US"/>
+        </w:rPr>
+      </w:pPr>
+      <w:r>
+        <w:rPr>
+          <w:lang w:val="en-US"/>
+        </w:rPr>
+        <w:t xml:space="preserve">Types of command running </w:t>
+      </w:r>
+      <w:r>
+        <w:rPr>
+          <w:lang w:val="en-US"/>
+        </w:rPr>
+        <w:br/>
+      </w:r>
+      <w:r>
+        <w:rPr>
+          <w:lang w:val="en-US"/>
+        </w:rPr>
+        <w:drawing>
+          <wp:inline distT="0" distB="0" distL="0" distR="0" wp14:anchorId="467882F6" wp14:editId="761B40C4">
+            <wp:extent cx="5731510" cy="3323590"/>
+            <wp:effectExtent l="0" t="0" r="2540" b="0"/>
+            <wp:docPr id="1990186512" name="Picture 1"/>
+            <wp:cNvGraphicFramePr>
+              <a:graphicFrameLocks xmlns:a="http://schemas.openxmlformats.org/drawingml/2006/main" noChangeAspect="1"/>
+            </wp:cNvGraphicFramePr>
+            <a:graphic xmlns:a="http://schemas.openxmlformats.org/drawingml/2006/main">
+              <a:graphicData uri="http://schemas.openxmlformats.org/drawingml/2006/picture">
+                <pic:pic xmlns:pic="http://schemas.openxmlformats.org/drawingml/2006/picture">
+                  <pic:nvPicPr>
+                    <pic:cNvPr id="1990186512" name=""/>
+                    <pic:cNvPicPr/>
+                  </pic:nvPicPr>
+                  <pic:blipFill>
+                    <a:blip r:embed="rId12"/>
+                    <a:stretch>
+                      <a:fillRect/>
+                    </a:stretch>
+                  </pic:blipFill>
+                  <pic:spPr>
+                    <a:xfrm>
+                      <a:off x="0" y="0"/>
+                      <a:ext cx="5731510" cy="3323590"/>
                     </a:xfrm>
                     <a:prstGeom prst="rect">
                       <a:avLst/>

--- a/DOC/Playwright TESTING.docx
+++ b/DOC/Playwright TESTING.docx
@@ -49,7 +49,7 @@
                     </pic:cNvPicPr>
                   </pic:nvPicPr>
                   <pic:blipFill>
-                    <a:blip r:embed="rId4">
+                    <a:blip r:embed="rId5">
                       <a:extLst>
                         <a:ext uri="{28A0092B-C50C-407E-A947-70E740481C1C}">
                           <a14:useLocalDpi xmlns:a14="http://schemas.microsoft.com/office/drawing/2010/main" val="0"/>
@@ -164,7 +164,7 @@
                     </pic:cNvPicPr>
                   </pic:nvPicPr>
                   <pic:blipFill>
-                    <a:blip r:embed="rId5">
+                    <a:blip r:embed="rId6">
                       <a:extLst>
                         <a:ext uri="{28A0092B-C50C-407E-A947-70E740481C1C}">
                           <a14:useLocalDpi xmlns:a14="http://schemas.microsoft.com/office/drawing/2010/main" val="0"/>
@@ -226,7 +226,7 @@
                     </pic:cNvPicPr>
                   </pic:nvPicPr>
                   <pic:blipFill>
-                    <a:blip r:embed="rId6">
+                    <a:blip r:embed="rId7">
                       <a:extLst>
                         <a:ext uri="{28A0092B-C50C-407E-A947-70E740481C1C}">
                           <a14:useLocalDpi xmlns:a14="http://schemas.microsoft.com/office/drawing/2010/main" val="0"/>
@@ -402,6 +402,7 @@
       </w:pPr>
       <w:r>
         <w:rPr>
+          <w:noProof/>
           <w:lang w:val="en-US"/>
         </w:rPr>
         <w:drawing>
@@ -420,7 +421,7 @@
                     <pic:cNvPicPr/>
                   </pic:nvPicPr>
                   <pic:blipFill>
-                    <a:blip r:embed="rId7"/>
+                    <a:blip r:embed="rId8"/>
                     <a:stretch>
                       <a:fillRect/>
                     </a:stretch>
@@ -462,6 +463,7 @@
       </w:pPr>
       <w:r>
         <w:rPr>
+          <w:noProof/>
           <w:lang w:val="en-US"/>
         </w:rPr>
         <w:drawing>
@@ -480,7 +482,7 @@
                     <pic:cNvPicPr/>
                   </pic:nvPicPr>
                   <pic:blipFill>
-                    <a:blip r:embed="rId8"/>
+                    <a:blip r:embed="rId9"/>
                     <a:stretch>
                       <a:fillRect/>
                     </a:stretch>
@@ -516,6 +518,7 @@
       </w:pPr>
       <w:r>
         <w:rPr>
+          <w:noProof/>
           <w:lang w:val="en-US"/>
         </w:rPr>
         <w:lastRenderedPageBreak/>
@@ -535,7 +538,7 @@
                     <pic:cNvPicPr/>
                   </pic:nvPicPr>
                   <pic:blipFill>
-                    <a:blip r:embed="rId9"/>
+                    <a:blip r:embed="rId10"/>
                     <a:stretch>
                       <a:fillRect/>
                     </a:stretch>
@@ -591,6 +594,7 @@
       </w:pPr>
       <w:r>
         <w:rPr>
+          <w:noProof/>
           <w:lang w:val="en-US"/>
         </w:rPr>
         <w:drawing>
@@ -609,7 +613,7 @@
                     <pic:cNvPicPr/>
                   </pic:nvPicPr>
                   <pic:blipFill>
-                    <a:blip r:embed="rId10"/>
+                    <a:blip r:embed="rId11"/>
                     <a:stretch>
                       <a:fillRect/>
                     </a:stretch>
@@ -644,6 +648,7 @@
       </w:pPr>
       <w:r>
         <w:rPr>
+          <w:noProof/>
           <w:lang w:val="en-US"/>
         </w:rPr>
         <w:lastRenderedPageBreak/>
@@ -663,7 +668,7 @@
                     <pic:cNvPicPr/>
                   </pic:nvPicPr>
                   <pic:blipFill>
-                    <a:blip r:embed="rId11"/>
+                    <a:blip r:embed="rId12"/>
                     <a:stretch>
                       <a:fillRect/>
                     </a:stretch>
@@ -704,6 +709,7 @@
       </w:r>
       <w:r>
         <w:rPr>
+          <w:noProof/>
           <w:lang w:val="en-US"/>
         </w:rPr>
         <w:drawing>
@@ -722,7 +728,7 @@
                     <pic:cNvPicPr/>
                   </pic:nvPicPr>
                   <pic:blipFill>
-                    <a:blip r:embed="rId12"/>
+                    <a:blip r:embed="rId13"/>
                     <a:stretch>
                       <a:fillRect/>
                     </a:stretch>
@@ -743,6 +749,147 @@
         </w:drawing>
       </w:r>
     </w:p>
+    <w:p>
+      <w:pPr>
+        <w:rPr>
+          <w:lang w:val="en-US"/>
+        </w:rPr>
+      </w:pPr>
+    </w:p>
+    <w:p>
+      <w:pPr>
+        <w:rPr>
+          <w:lang w:val="en-US"/>
+        </w:rPr>
+      </w:pPr>
+      <w:r>
+        <w:rPr>
+          <w:lang w:val="en-US"/>
+        </w:rPr>
+        <w:t>Step for creating the test</w:t>
+      </w:r>
+    </w:p>
+    <w:p>
+      <w:pPr>
+        <w:pStyle w:val="ListParagraph"/>
+        <w:numPr>
+          <w:ilvl w:val="0"/>
+          <w:numId w:val="1"/>
+        </w:numPr>
+        <w:rPr>
+          <w:lang w:val="en-US"/>
+        </w:rPr>
+      </w:pPr>
+      <w:r>
+        <w:rPr>
+          <w:lang w:val="en-US"/>
+        </w:rPr>
+        <w:t xml:space="preserve">Create  a  test file under the folder </w:t>
+      </w:r>
+    </w:p>
+    <w:p>
+      <w:pPr>
+        <w:pStyle w:val="ListParagraph"/>
+        <w:numPr>
+          <w:ilvl w:val="0"/>
+          <w:numId w:val="1"/>
+        </w:numPr>
+        <w:rPr>
+          <w:lang w:val="en-US"/>
+        </w:rPr>
+      </w:pPr>
+      <w:r>
+        <w:rPr>
+          <w:lang w:val="en-US"/>
+        </w:rPr>
+        <w:t xml:space="preserve">Filename.spec.js </w:t>
+      </w:r>
+      <w:r>
+        <w:rPr>
+          <w:lang w:val="en-US"/>
+        </w:rPr>
+        <w:t xml:space="preserve"> </w:t>
+      </w:r>
+    </w:p>
+    <w:p>
+      <w:pPr>
+        <w:pStyle w:val="ListParagraph"/>
+        <w:numPr>
+          <w:ilvl w:val="0"/>
+          <w:numId w:val="1"/>
+        </w:numPr>
+        <w:rPr>
+          <w:lang w:val="en-US"/>
+        </w:rPr>
+      </w:pPr>
+      <w:r>
+        <w:rPr>
+          <w:lang w:val="en-US"/>
+        </w:rPr>
+        <w:t xml:space="preserve">Include the playwright modules </w:t>
+      </w:r>
+    </w:p>
+    <w:p>
+      <w:pPr>
+        <w:pStyle w:val="ListParagraph"/>
+        <w:numPr>
+          <w:ilvl w:val="0"/>
+          <w:numId w:val="1"/>
+        </w:numPr>
+        <w:rPr>
+          <w:lang w:val="en-US"/>
+        </w:rPr>
+      </w:pPr>
+      <w:r>
+        <w:rPr>
+          <w:lang w:val="en-US"/>
+        </w:rPr>
+        <w:t xml:space="preserve">Const </w:t>
+      </w:r>
+      <w:r>
+        <w:rPr>
+          <w:lang w:val="en-US"/>
+        </w:rPr>
+        <w:t xml:space="preserve">{test,expect} </w:t>
+      </w:r>
+      <w:r>
+        <w:rPr>
+          <w:lang w:val="en-US"/>
+        </w:rPr>
+        <w:t xml:space="preserve">= </w:t>
+      </w:r>
+      <w:r>
+        <w:rPr>
+          <w:lang w:val="en-US"/>
+        </w:rPr>
+        <w:t>Require (‘@playwright/folder’</w:t>
+      </w:r>
+      <w:r>
+        <w:rPr>
+          <w:lang w:val="en-US"/>
+        </w:rPr>
+        <w:t>)</w:t>
+      </w:r>
+    </w:p>
+    <w:p>
+      <w:pPr>
+        <w:pStyle w:val="ListParagraph"/>
+        <w:numPr>
+          <w:ilvl w:val="0"/>
+          <w:numId w:val="1"/>
+        </w:numPr>
+        <w:rPr>
+          <w:lang w:val="en-US"/>
+        </w:rPr>
+      </w:pPr>
+    </w:p>
+    <w:p>
+      <w:pPr>
+        <w:rPr>
+          <w:lang w:val="en-US"/>
+        </w:rPr>
+      </w:pPr>
+    </w:p>
     <w:sectPr>
       <w:pgSz w:w="11906" w:h="16838"/>
       <w:pgMar w:top="1440" w:right="1440" w:bottom="1440" w:left="1440" w:header="708" w:footer="708" w:gutter="0"/>
@@ -751,6 +898,103 @@
     </w:sectPr>
   </w:body>
 </w:document>
+</file>
+
+<file path=word/numbering.xml><?xml version="1.0" encoding="utf-8"?>
+<w:numbering xmlns:wpc="http://schemas.microsoft.com/office/word/2010/wordprocessingCanvas" xmlns:cx="http://schemas.microsoft.com/office/drawing/2014/chartex" xmlns:cx1="http://schemas.microsoft.com/office/drawing/2015/9/8/chartex" xmlns:cx2="http://schemas.microsoft.com/office/drawing/2015/10/21/chartex" xmlns:cx3="http://schemas.microsoft.com/office/drawing/2016/5/9/chartex" xmlns:cx4="http://schemas.microsoft.com/office/drawing/2016/5/10/chartex" xmlns:cx5="http://schemas.microsoft.com/office/drawing/2016/5/11/chartex" xmlns:cx6="http://schemas.microsoft.com/office/drawing/2016/5/12/chartex" xmlns:cx7="http://schemas.microsoft.com/office/drawing/2016/5/13/chartex" xmlns:cx8="http://schemas.microsoft.com/office/drawing/2016/5/14/chartex" xmlns:mc="http://schemas.openxmlformats.org/markup-compatibility/2006" xmlns:aink="http://schemas.microsoft.com/office/drawing/2016/ink" xmlns:am3d="http://schemas.microsoft.com/office/drawing/2017/model3d" xmlns:o="urn:schemas-microsoft-com:office:office" xmlns:oel="http://schemas.microsoft.com/office/2019/extlst" xmlns:r="http://schemas.openxmlformats.org/officeDocument/2006/relationships" xmlns:m="http://schemas.openxmlformats.org/officeDocument/2006/math" xmlns:v="urn:schemas-microsoft-com:vml" xmlns:wp14="http://schemas.microsoft.com/office/word/2010/wordprocessingDrawing" xmlns:wp="http://schemas.openxmlformats.org/drawingml/2006/wordprocessingDrawing" xmlns:w10="urn:schemas-microsoft-com:office:word" xmlns:w="http://schemas.openxmlformats.org/wordprocessingml/2006/main" xmlns:w14="http://schemas.microsoft.com/office/word/2010/wordml" xmlns:w15="http://schemas.microsoft.com/office/word/2012/wordml" xmlns:w16cei="http://schemas.microsoft.com/office/word/2026/wordml/cei" xmlns:w16cex="http://schemas.microsoft.com/office/word/2018/wordml/cex" xmlns:w16cid="http://schemas.microsoft.com/office/word/2016/wordml/cid" xmlns:w16="http://schemas.microsoft.com/office/word/2018/wordml" xmlns:w16du="http://schemas.microsoft.com/office/word/2023/wordml/word16du" xmlns:w16sdtdh="http://schemas.microsoft.com/office/word/2020/wordml/sdtdatahash" xmlns:w16sdtfl="http://schemas.microsoft.com/office/word/2024/wordml/sdtformatlock" xmlns:w16se="http://schemas.microsoft.com/office/word/2015/wordml/symex" xmlns:wpg="http://schemas.microsoft.com/office/word/2010/wordprocessingGroup" xmlns:wpi="http://schemas.microsoft.com/office/word/2010/wordprocessingInk" xmlns:wne="http://schemas.microsoft.com/office/word/2006/wordml" xmlns:wps="http://schemas.microsoft.com/office/word/2010/wordprocessingShape" mc:Ignorable="w14 w15 w16se w16cid w16 w16cex w16sdtdh w16sdtfl w16du wp14">
+  <w:abstractNum w:abstractNumId="0" w15:restartNumberingAfterBreak="0">
+    <w:nsid w:val="37F910A9"/>
+    <w:multiLevelType w:val="hybridMultilevel"/>
+    <w:tmpl w:val="9DD69028"/>
+    <w:lvl w:ilvl="0" w:tplc="4009000F">
+      <w:start w:val="1"/>
+      <w:numFmt w:val="decimal"/>
+      <w:lvlText w:val="%1."/>
+      <w:lvlJc w:val="left"/>
+      <w:pPr>
+        <w:ind w:left="720" w:hanging="360"/>
+      </w:pPr>
+      <w:rPr>
+        <w:rFonts w:hint="default"/>
+      </w:rPr>
+    </w:lvl>
+    <w:lvl w:ilvl="1" w:tplc="40090019" w:tentative="1">
+      <w:start w:val="1"/>
+      <w:numFmt w:val="lowerLetter"/>
+      <w:lvlText w:val="%2."/>
+      <w:lvlJc w:val="left"/>
+      <w:pPr>
+        <w:ind w:left="1440" w:hanging="360"/>
+      </w:pPr>
+    </w:lvl>
+    <w:lvl w:ilvl="2" w:tplc="4009001B" w:tentative="1">
+      <w:start w:val="1"/>
+      <w:numFmt w:val="lowerRoman"/>
+      <w:lvlText w:val="%3."/>
+      <w:lvlJc w:val="right"/>
+      <w:pPr>
+        <w:ind w:left="2160" w:hanging="180"/>
+      </w:pPr>
+    </w:lvl>
+    <w:lvl w:ilvl="3" w:tplc="4009000F" w:tentative="1">
+      <w:start w:val="1"/>
+      <w:numFmt w:val="decimal"/>
+      <w:lvlText w:val="%4."/>
+      <w:lvlJc w:val="left"/>
+      <w:pPr>
+        <w:ind w:left="2880" w:hanging="360"/>
+      </w:pPr>
+    </w:lvl>
+    <w:lvl w:ilvl="4" w:tplc="40090019" w:tentative="1">
+      <w:start w:val="1"/>
+      <w:numFmt w:val="lowerLetter"/>
+      <w:lvlText w:val="%5."/>
+      <w:lvlJc w:val="left"/>
+      <w:pPr>
+        <w:ind w:left="3600" w:hanging="360"/>
+      </w:pPr>
+    </w:lvl>
+    <w:lvl w:ilvl="5" w:tplc="4009001B" w:tentative="1">
+      <w:start w:val="1"/>
+      <w:numFmt w:val="lowerRoman"/>
+      <w:lvlText w:val="%6."/>
+      <w:lvlJc w:val="right"/>
+      <w:pPr>
+        <w:ind w:left="4320" w:hanging="180"/>
+      </w:pPr>
+    </w:lvl>
+    <w:lvl w:ilvl="6" w:tplc="4009000F" w:tentative="1">
+      <w:start w:val="1"/>
+      <w:numFmt w:val="decimal"/>
+      <w:lvlText w:val="%7."/>
+      <w:lvlJc w:val="left"/>
+      <w:pPr>
+        <w:ind w:left="5040" w:hanging="360"/>
+      </w:pPr>
+    </w:lvl>
+    <w:lvl w:ilvl="7" w:tplc="40090019" w:tentative="1">
+      <w:start w:val="1"/>
+      <w:numFmt w:val="lowerLetter"/>
+      <w:lvlText w:val="%8."/>
+      <w:lvlJc w:val="left"/>
+      <w:pPr>
+        <w:ind w:left="5760" w:hanging="360"/>
+      </w:pPr>
+    </w:lvl>
+    <w:lvl w:ilvl="8" w:tplc="4009001B" w:tentative="1">
+      <w:start w:val="1"/>
+      <w:numFmt w:val="lowerRoman"/>
+      <w:lvlText w:val="%9."/>
+      <w:lvlJc w:val="right"/>
+      <w:pPr>
+        <w:ind w:left="6480" w:hanging="180"/>
+      </w:pPr>
+    </w:lvl>
+  </w:abstractNum>
+  <w:num w:numId="1" w16cid:durableId="1271864179">
+    <w:abstractNumId w:val="0"/>
+  </w:num>
+</w:numbering>
 </file>
 
 <file path=word/styles.xml><?xml version="1.0" encoding="utf-8"?>

--- a/DOC/Playwright TESTING.docx
+++ b/DOC/Playwright TESTING.docx
@@ -862,7 +862,19 @@
         <w:rPr>
           <w:lang w:val="en-US"/>
         </w:rPr>
-        <w:t>Require (‘@playwright/folder’</w:t>
+        <w:t>Require</w:t>
+      </w:r>
+      <w:r>
+        <w:rPr>
+          <w:lang w:val="en-US"/>
+        </w:rPr>
+        <w:t xml:space="preserve"> </w:t>
+      </w:r>
+      <w:r>
+        <w:rPr>
+          <w:lang w:val="en-US"/>
+        </w:rPr>
+        <w:t xml:space="preserve"> (‘@playwright/folder’</w:t>
       </w:r>
       <w:r>
         <w:rPr>
@@ -882,13 +894,65 @@
           <w:lang w:val="en-US"/>
         </w:rPr>
       </w:pPr>
-    </w:p>
-    <w:p>
-      <w:pPr>
-        <w:rPr>
-          <w:lang w:val="en-US"/>
-        </w:rPr>
-      </w:pPr>
+      <w:r>
+        <w:rPr>
+          <w:lang w:val="en-US"/>
+        </w:rPr>
+        <w:lastRenderedPageBreak/>
+        <w:drawing>
+          <wp:inline distT="0" distB="0" distL="0" distR="0" wp14:anchorId="1A3F6EB2" wp14:editId="0E866966">
+            <wp:extent cx="3284505" cy="1318374"/>
+            <wp:effectExtent l="0" t="0" r="0" b="0"/>
+            <wp:docPr id="338977872" name="Picture 1"/>
+            <wp:cNvGraphicFramePr>
+              <a:graphicFrameLocks xmlns:a="http://schemas.openxmlformats.org/drawingml/2006/main" noChangeAspect="1"/>
+            </wp:cNvGraphicFramePr>
+            <a:graphic xmlns:a="http://schemas.openxmlformats.org/drawingml/2006/main">
+              <a:graphicData uri="http://schemas.openxmlformats.org/drawingml/2006/picture">
+                <pic:pic xmlns:pic="http://schemas.openxmlformats.org/drawingml/2006/picture">
+                  <pic:nvPicPr>
+                    <pic:cNvPr id="338977872" name=""/>
+                    <pic:cNvPicPr/>
+                  </pic:nvPicPr>
+                  <pic:blipFill>
+                    <a:blip r:embed="rId14"/>
+                    <a:stretch>
+                      <a:fillRect/>
+                    </a:stretch>
+                  </pic:blipFill>
+                  <pic:spPr>
+                    <a:xfrm>
+                      <a:off x="0" y="0"/>
+                      <a:ext cx="3284505" cy="1318374"/>
+                    </a:xfrm>
+                    <a:prstGeom prst="rect">
+                      <a:avLst/>
+                    </a:prstGeom>
+                  </pic:spPr>
+                </pic:pic>
+              </a:graphicData>
+            </a:graphic>
+          </wp:inline>
+        </w:drawing>
+      </w:r>
+    </w:p>
+    <w:p>
+      <w:pPr>
+        <w:pStyle w:val="ListParagraph"/>
+        <w:numPr>
+          <w:ilvl w:val="0"/>
+          <w:numId w:val="1"/>
+        </w:numPr>
+        <w:rPr>
+          <w:lang w:val="en-US"/>
+        </w:rPr>
+      </w:pPr>
+      <w:r>
+        <w:rPr>
+          <w:lang w:val="en-US"/>
+        </w:rPr>
+        <w:t xml:space="preserve">Test block creating </w:t>
+      </w:r>
     </w:p>
     <w:sectPr>
       <w:pgSz w:w="11906" w:h="16838"/>

--- a/DOC/Playwright TESTING.docx
+++ b/DOC/Playwright TESTING.docx
@@ -896,6 +896,7 @@
       </w:pPr>
       <w:r>
         <w:rPr>
+          <w:noProof/>
           <w:lang w:val="en-US"/>
         </w:rPr>
         <w:lastRenderedPageBreak/>
@@ -954,6 +955,8386 @@
         <w:t xml:space="preserve">Test block creating </w:t>
       </w:r>
     </w:p>
+    <w:p>
+      <w:pPr>
+        <w:pStyle w:val="ListParagraph"/>
+        <w:numPr>
+          <w:ilvl w:val="0"/>
+          <w:numId w:val="1"/>
+        </w:numPr>
+        <w:rPr>
+          <w:lang w:val="en-US"/>
+        </w:rPr>
+      </w:pPr>
+      <w:r>
+        <w:rPr>
+          <w:lang w:val="en-US"/>
+        </w:rPr>
+        <w:drawing>
+          <wp:inline distT="0" distB="0" distL="0" distR="0" wp14:anchorId="0875B0FF" wp14:editId="68DF5450">
+            <wp:extent cx="5731510" cy="1188720"/>
+            <wp:effectExtent l="0" t="0" r="2540" b="0"/>
+            <wp:docPr id="732865603" name="Picture 1"/>
+            <wp:cNvGraphicFramePr>
+              <a:graphicFrameLocks xmlns:a="http://schemas.openxmlformats.org/drawingml/2006/main" noChangeAspect="1"/>
+            </wp:cNvGraphicFramePr>
+            <a:graphic xmlns:a="http://schemas.openxmlformats.org/drawingml/2006/main">
+              <a:graphicData uri="http://schemas.openxmlformats.org/drawingml/2006/picture">
+                <pic:pic xmlns:pic="http://schemas.openxmlformats.org/drawingml/2006/picture">
+                  <pic:nvPicPr>
+                    <pic:cNvPr id="732865603" name=""/>
+                    <pic:cNvPicPr/>
+                  </pic:nvPicPr>
+                  <pic:blipFill>
+                    <a:blip r:embed="rId15"/>
+                    <a:stretch>
+                      <a:fillRect/>
+                    </a:stretch>
+                  </pic:blipFill>
+                  <pic:spPr>
+                    <a:xfrm>
+                      <a:off x="0" y="0"/>
+                      <a:ext cx="5731510" cy="1188720"/>
+                    </a:xfrm>
+                    <a:prstGeom prst="rect">
+                      <a:avLst/>
+                    </a:prstGeom>
+                  </pic:spPr>
+                </pic:pic>
+              </a:graphicData>
+            </a:graphic>
+          </wp:inline>
+        </w:drawing>
+      </w:r>
+    </w:p>
+    <w:p>
+      <w:pPr>
+        <w:pStyle w:val="ListParagraph"/>
+        <w:numPr>
+          <w:ilvl w:val="0"/>
+          <w:numId w:val="1"/>
+        </w:numPr>
+        <w:rPr>
+          <w:lang w:val="en-US"/>
+        </w:rPr>
+      </w:pPr>
+      <w:r>
+        <w:rPr>
+          <w:lang w:val="en-US"/>
+        </w:rPr>
+        <w:t>If browser test  ({page})</w:t>
+      </w:r>
+    </w:p>
+    <w:p>
+      <w:pPr>
+        <w:pStyle w:val="ListParagraph"/>
+        <w:ind w:left="1440"/>
+        <w:rPr>
+          <w:lang w:val="en-US"/>
+        </w:rPr>
+      </w:pPr>
+      <w:r>
+        <w:rPr>
+          <w:lang w:val="en-US"/>
+        </w:rPr>
+        <w:t>Page.</w:t>
+      </w:r>
+      <w:r>
+        <w:rPr>
+          <w:b/>
+          <w:bCs/>
+          <w:lang w:val="en-US"/>
+        </w:rPr>
+        <w:t>goto</w:t>
+      </w:r>
+      <w:r>
+        <w:rPr>
+          <w:lang w:val="en-US"/>
+        </w:rPr>
+        <w:t xml:space="preserve"> for vist</w:t>
+      </w:r>
+      <w:r>
+        <w:rPr>
+          <w:lang w:val="en-US"/>
+        </w:rPr>
+        <w:t xml:space="preserve"> </w:t>
+      </w:r>
+      <w:r>
+        <w:rPr>
+          <w:lang w:val="en-US"/>
+        </w:rPr>
+        <w:t>ing  the url</w:t>
+      </w:r>
+    </w:p>
+    <w:p>
+      <w:pPr>
+        <w:pStyle w:val="ListParagraph"/>
+        <w:numPr>
+          <w:ilvl w:val="0"/>
+          <w:numId w:val="1"/>
+        </w:numPr>
+        <w:rPr>
+          <w:lang w:val="en-US"/>
+        </w:rPr>
+      </w:pPr>
+      <w:r>
+        <w:rPr>
+          <w:lang w:val="en-US"/>
+        </w:rPr>
+        <w:drawing>
+          <wp:inline distT="0" distB="0" distL="0" distR="0" wp14:anchorId="0B8C0316" wp14:editId="1C5391F7">
+            <wp:extent cx="5731510" cy="1652270"/>
+            <wp:effectExtent l="0" t="0" r="2540" b="5080"/>
+            <wp:docPr id="437518314" name="Picture 1"/>
+            <wp:cNvGraphicFramePr>
+              <a:graphicFrameLocks xmlns:a="http://schemas.openxmlformats.org/drawingml/2006/main" noChangeAspect="1"/>
+            </wp:cNvGraphicFramePr>
+            <a:graphic xmlns:a="http://schemas.openxmlformats.org/drawingml/2006/main">
+              <a:graphicData uri="http://schemas.openxmlformats.org/drawingml/2006/picture">
+                <pic:pic xmlns:pic="http://schemas.openxmlformats.org/drawingml/2006/picture">
+                  <pic:nvPicPr>
+                    <pic:cNvPr id="437518314" name=""/>
+                    <pic:cNvPicPr/>
+                  </pic:nvPicPr>
+                  <pic:blipFill>
+                    <a:blip r:embed="rId16"/>
+                    <a:stretch>
+                      <a:fillRect/>
+                    </a:stretch>
+                  </pic:blipFill>
+                  <pic:spPr>
+                    <a:xfrm>
+                      <a:off x="0" y="0"/>
+                      <a:ext cx="5731510" cy="1652270"/>
+                    </a:xfrm>
+                    <a:prstGeom prst="rect">
+                      <a:avLst/>
+                    </a:prstGeom>
+                  </pic:spPr>
+                </pic:pic>
+              </a:graphicData>
+            </a:graphic>
+          </wp:inline>
+        </w:drawing>
+      </w:r>
+    </w:p>
+    <w:p>
+      <w:pPr>
+        <w:pStyle w:val="ListParagraph"/>
+        <w:numPr>
+          <w:ilvl w:val="0"/>
+          <w:numId w:val="1"/>
+        </w:numPr>
+        <w:rPr>
+          <w:lang w:val="en-US"/>
+        </w:rPr>
+      </w:pPr>
+      <w:r>
+        <w:rPr>
+          <w:lang w:val="en-US"/>
+        </w:rPr>
+        <w:t>What is promise</w:t>
+      </w:r>
+    </w:p>
+    <w:p>
+      <w:pPr>
+        <w:spacing w:before="100" w:beforeAutospacing="1" w:after="100" w:afterAutospacing="1" w:line="240" w:lineRule="auto"/>
+        <w:ind w:left="360"/>
+        <w:rPr>
+          <w:rFonts w:ascii="Times New Roman" w:eastAsia="Times New Roman" w:hAnsi="Times New Roman" w:cs="Times New Roman"/>
+          <w:kern w:val="0"/>
+          <w:sz w:val="24"/>
+          <w:szCs w:val="24"/>
+          <w:lang w:eastAsia="en-IN"/>
+          <w14:ligatures w14:val="none"/>
+        </w:rPr>
+      </w:pPr>
+      <w:r>
+        <w:rPr>
+          <w:rFonts w:ascii="Times New Roman" w:eastAsia="Times New Roman" w:hAnsi="Times New Roman" w:cs="Times New Roman"/>
+          <w:kern w:val="0"/>
+          <w:sz w:val="24"/>
+          <w:szCs w:val="24"/>
+          <w:lang w:eastAsia="en-IN"/>
+          <w14:ligatures w14:val="none"/>
+        </w:rPr>
+        <w:t xml:space="preserve">A </w:t>
+      </w:r>
+      <w:r>
+        <w:rPr>
+          <w:rFonts w:ascii="Times New Roman" w:eastAsia="Times New Roman" w:hAnsi="Times New Roman" w:cs="Times New Roman"/>
+          <w:b/>
+          <w:bCs/>
+          <w:kern w:val="0"/>
+          <w:sz w:val="24"/>
+          <w:szCs w:val="24"/>
+          <w:lang w:eastAsia="en-IN"/>
+          <w14:ligatures w14:val="none"/>
+        </w:rPr>
+        <w:t>Promise</w:t>
+      </w:r>
+      <w:r>
+        <w:rPr>
+          <w:rFonts w:ascii="Times New Roman" w:eastAsia="Times New Roman" w:hAnsi="Times New Roman" w:cs="Times New Roman"/>
+          <w:kern w:val="0"/>
+          <w:sz w:val="24"/>
+          <w:szCs w:val="24"/>
+          <w:lang w:eastAsia="en-IN"/>
+          <w14:ligatures w14:val="none"/>
+        </w:rPr>
+        <w:t xml:space="preserve"> in JavaScript is an object that represents the eventual result of an asynchronous operation. It lets you write asynchronous code in a cleaner, more readable way than nested callbacks.</w:t>
+      </w:r>
+    </w:p>
+    <w:p>
+      <w:pPr>
+        <w:spacing w:before="100" w:beforeAutospacing="1" w:after="100" w:afterAutospacing="1" w:line="240" w:lineRule="auto"/>
+        <w:ind w:left="360"/>
+        <w:rPr>
+          <w:rFonts w:ascii="Times New Roman" w:eastAsia="Times New Roman" w:hAnsi="Times New Roman" w:cs="Times New Roman"/>
+          <w:b/>
+          <w:bCs/>
+          <w:kern w:val="0"/>
+          <w:sz w:val="24"/>
+          <w:szCs w:val="24"/>
+          <w:lang w:eastAsia="en-IN"/>
+          <w14:ligatures w14:val="none"/>
+        </w:rPr>
+      </w:pPr>
+      <w:r>
+        <w:rPr>
+          <w:rFonts w:ascii="Times New Roman" w:eastAsia="Times New Roman" w:hAnsi="Times New Roman" w:cs="Times New Roman"/>
+          <w:b/>
+          <w:bCs/>
+          <w:kern w:val="0"/>
+          <w:sz w:val="24"/>
+          <w:szCs w:val="24"/>
+          <w:lang w:eastAsia="en-IN"/>
+          <w14:ligatures w14:val="none"/>
+        </w:rPr>
+        <w:t>Promise States</w:t>
+      </w:r>
+    </w:p>
+    <w:p>
+      <w:pPr>
+        <w:spacing w:before="100" w:beforeAutospacing="1" w:after="100" w:afterAutospacing="1" w:line="240" w:lineRule="auto"/>
+        <w:ind w:left="360"/>
+        <w:rPr>
+          <w:rFonts w:ascii="Times New Roman" w:eastAsia="Times New Roman" w:hAnsi="Times New Roman" w:cs="Times New Roman"/>
+          <w:kern w:val="0"/>
+          <w:sz w:val="24"/>
+          <w:szCs w:val="24"/>
+          <w:lang w:eastAsia="en-IN"/>
+          <w14:ligatures w14:val="none"/>
+        </w:rPr>
+      </w:pPr>
+      <w:r>
+        <w:rPr>
+          <w:rFonts w:ascii="Times New Roman" w:eastAsia="Times New Roman" w:hAnsi="Times New Roman" w:cs="Times New Roman"/>
+          <w:kern w:val="0"/>
+          <w:sz w:val="24"/>
+          <w:szCs w:val="24"/>
+          <w:lang w:eastAsia="en-IN"/>
+          <w14:ligatures w14:val="none"/>
+        </w:rPr>
+        <w:t>A Promise has three possible states:</w:t>
+      </w:r>
+    </w:p>
+    <w:p>
+      <w:pPr>
+        <w:numPr>
+          <w:ilvl w:val="0"/>
+          <w:numId w:val="2"/>
+        </w:numPr>
+        <w:spacing w:before="100" w:beforeAutospacing="1" w:after="100" w:afterAutospacing="1" w:line="240" w:lineRule="auto"/>
+        <w:rPr>
+          <w:rFonts w:ascii="Times New Roman" w:eastAsia="Times New Roman" w:hAnsi="Times New Roman" w:cs="Times New Roman"/>
+          <w:kern w:val="0"/>
+          <w:sz w:val="24"/>
+          <w:szCs w:val="24"/>
+          <w:lang w:eastAsia="en-IN"/>
+          <w14:ligatures w14:val="none"/>
+        </w:rPr>
+      </w:pPr>
+      <w:r>
+        <w:rPr>
+          <w:rFonts w:ascii="Times New Roman" w:eastAsia="Times New Roman" w:hAnsi="Times New Roman" w:cs="Times New Roman"/>
+          <w:b/>
+          <w:bCs/>
+          <w:kern w:val="0"/>
+          <w:sz w:val="24"/>
+          <w:szCs w:val="24"/>
+          <w:lang w:eastAsia="en-IN"/>
+          <w14:ligatures w14:val="none"/>
+        </w:rPr>
+        <w:t>Pending</w:t>
+      </w:r>
+      <w:r>
+        <w:rPr>
+          <w:rFonts w:ascii="Times New Roman" w:eastAsia="Times New Roman" w:hAnsi="Times New Roman" w:cs="Times New Roman"/>
+          <w:kern w:val="0"/>
+          <w:sz w:val="24"/>
+          <w:szCs w:val="24"/>
+          <w:lang w:eastAsia="en-IN"/>
+          <w14:ligatures w14:val="none"/>
+        </w:rPr>
+        <w:t xml:space="preserve"> – The operation is still in progress. </w:t>
+      </w:r>
+    </w:p>
+    <w:p>
+      <w:pPr>
+        <w:numPr>
+          <w:ilvl w:val="0"/>
+          <w:numId w:val="2"/>
+        </w:numPr>
+        <w:spacing w:before="100" w:beforeAutospacing="1" w:after="100" w:afterAutospacing="1" w:line="240" w:lineRule="auto"/>
+        <w:rPr>
+          <w:rFonts w:ascii="Times New Roman" w:eastAsia="Times New Roman" w:hAnsi="Times New Roman" w:cs="Times New Roman"/>
+          <w:kern w:val="0"/>
+          <w:sz w:val="24"/>
+          <w:szCs w:val="24"/>
+          <w:lang w:eastAsia="en-IN"/>
+          <w14:ligatures w14:val="none"/>
+        </w:rPr>
+      </w:pPr>
+      <w:r>
+        <w:rPr>
+          <w:rFonts w:ascii="Times New Roman" w:eastAsia="Times New Roman" w:hAnsi="Times New Roman" w:cs="Times New Roman"/>
+          <w:b/>
+          <w:bCs/>
+          <w:kern w:val="0"/>
+          <w:sz w:val="24"/>
+          <w:szCs w:val="24"/>
+          <w:lang w:eastAsia="en-IN"/>
+          <w14:ligatures w14:val="none"/>
+        </w:rPr>
+        <w:t>Fulfilled (Resolved)</w:t>
+      </w:r>
+      <w:r>
+        <w:rPr>
+          <w:rFonts w:ascii="Times New Roman" w:eastAsia="Times New Roman" w:hAnsi="Times New Roman" w:cs="Times New Roman"/>
+          <w:kern w:val="0"/>
+          <w:sz w:val="24"/>
+          <w:szCs w:val="24"/>
+          <w:lang w:eastAsia="en-IN"/>
+          <w14:ligatures w14:val="none"/>
+        </w:rPr>
+        <w:t xml:space="preserve"> – The operation completed successfully. </w:t>
+      </w:r>
+    </w:p>
+    <w:p>
+      <w:pPr>
+        <w:numPr>
+          <w:ilvl w:val="0"/>
+          <w:numId w:val="2"/>
+        </w:numPr>
+        <w:spacing w:before="100" w:beforeAutospacing="1" w:after="100" w:afterAutospacing="1" w:line="240" w:lineRule="auto"/>
+        <w:rPr>
+          <w:rFonts w:ascii="Times New Roman" w:eastAsia="Times New Roman" w:hAnsi="Times New Roman" w:cs="Times New Roman"/>
+          <w:kern w:val="0"/>
+          <w:sz w:val="24"/>
+          <w:szCs w:val="24"/>
+          <w:lang w:eastAsia="en-IN"/>
+          <w14:ligatures w14:val="none"/>
+        </w:rPr>
+      </w:pPr>
+      <w:r>
+        <w:rPr>
+          <w:rFonts w:ascii="Times New Roman" w:eastAsia="Times New Roman" w:hAnsi="Times New Roman" w:cs="Times New Roman"/>
+          <w:b/>
+          <w:bCs/>
+          <w:kern w:val="0"/>
+          <w:sz w:val="24"/>
+          <w:szCs w:val="24"/>
+          <w:lang w:eastAsia="en-IN"/>
+          <w14:ligatures w14:val="none"/>
+        </w:rPr>
+        <w:t>Rejected</w:t>
+      </w:r>
+      <w:r>
+        <w:rPr>
+          <w:rFonts w:ascii="Times New Roman" w:eastAsia="Times New Roman" w:hAnsi="Times New Roman" w:cs="Times New Roman"/>
+          <w:kern w:val="0"/>
+          <w:sz w:val="24"/>
+          <w:szCs w:val="24"/>
+          <w:lang w:eastAsia="en-IN"/>
+          <w14:ligatures w14:val="none"/>
+        </w:rPr>
+        <w:t xml:space="preserve"> – The operation failed. </w:t>
+      </w:r>
+    </w:p>
+    <w:p>
+      <w:pPr>
+        <w:spacing w:before="100" w:beforeAutospacing="1" w:after="100" w:afterAutospacing="1" w:line="240" w:lineRule="auto"/>
+        <w:ind w:left="360"/>
+        <w:rPr>
+          <w:rFonts w:ascii="Times New Roman" w:eastAsia="Times New Roman" w:hAnsi="Times New Roman" w:cs="Times New Roman"/>
+          <w:kern w:val="0"/>
+          <w:sz w:val="24"/>
+          <w:szCs w:val="24"/>
+          <w:lang w:eastAsia="en-IN"/>
+          <w14:ligatures w14:val="none"/>
+        </w:rPr>
+      </w:pPr>
+      <w:r>
+        <w:rPr>
+          <w:rFonts w:ascii="Times New Roman" w:eastAsia="Times New Roman" w:hAnsi="Times New Roman" w:cs="Times New Roman"/>
+          <w:kern w:val="0"/>
+          <w:sz w:val="24"/>
+          <w:szCs w:val="24"/>
+          <w:lang w:eastAsia="en-IN"/>
+          <w14:ligatures w14:val="none"/>
+        </w:rPr>
+        <w:t>Pending</w:t>
+      </w:r>
+    </w:p>
+    <w:p>
+      <w:pPr>
+        <w:spacing w:before="100" w:beforeAutospacing="1" w:after="100" w:afterAutospacing="1" w:line="240" w:lineRule="auto"/>
+        <w:ind w:left="360"/>
+        <w:rPr>
+          <w:rFonts w:ascii="Times New Roman" w:eastAsia="Times New Roman" w:hAnsi="Times New Roman" w:cs="Times New Roman"/>
+          <w:kern w:val="0"/>
+          <w:sz w:val="24"/>
+          <w:szCs w:val="24"/>
+          <w:lang w:eastAsia="en-IN"/>
+          <w14:ligatures w14:val="none"/>
+        </w:rPr>
+      </w:pPr>
+      <w:r>
+        <w:rPr>
+          <w:rFonts w:ascii="Times New Roman" w:eastAsia="Times New Roman" w:hAnsi="Times New Roman" w:cs="Times New Roman"/>
+          <w:kern w:val="0"/>
+          <w:sz w:val="24"/>
+          <w:szCs w:val="24"/>
+          <w:lang w:eastAsia="en-IN"/>
+          <w14:ligatures w14:val="none"/>
+        </w:rPr>
+        <w:t xml:space="preserve">   |</w:t>
+      </w:r>
+    </w:p>
+    <w:p>
+      <w:pPr>
+        <w:spacing w:before="100" w:beforeAutospacing="1" w:after="100" w:afterAutospacing="1" w:line="240" w:lineRule="auto"/>
+        <w:ind w:left="360"/>
+        <w:rPr>
+          <w:rFonts w:ascii="Times New Roman" w:eastAsia="Times New Roman" w:hAnsi="Times New Roman" w:cs="Times New Roman"/>
+          <w:kern w:val="0"/>
+          <w:sz w:val="24"/>
+          <w:szCs w:val="24"/>
+          <w:lang w:eastAsia="en-IN"/>
+          <w14:ligatures w14:val="none"/>
+        </w:rPr>
+      </w:pPr>
+      <w:r>
+        <w:rPr>
+          <w:rFonts w:ascii="Times New Roman" w:eastAsia="Times New Roman" w:hAnsi="Times New Roman" w:cs="Times New Roman"/>
+          <w:kern w:val="0"/>
+          <w:sz w:val="24"/>
+          <w:szCs w:val="24"/>
+          <w:lang w:eastAsia="en-IN"/>
+          <w14:ligatures w14:val="none"/>
+        </w:rPr>
+        <w:t xml:space="preserve">   +----&gt; Fulfilled (Success)</w:t>
+      </w:r>
+    </w:p>
+    <w:p>
+      <w:pPr>
+        <w:spacing w:before="100" w:beforeAutospacing="1" w:after="100" w:afterAutospacing="1" w:line="240" w:lineRule="auto"/>
+        <w:ind w:left="360"/>
+        <w:rPr>
+          <w:rFonts w:ascii="Times New Roman" w:eastAsia="Times New Roman" w:hAnsi="Times New Roman" w:cs="Times New Roman"/>
+          <w:kern w:val="0"/>
+          <w:sz w:val="24"/>
+          <w:szCs w:val="24"/>
+          <w:lang w:eastAsia="en-IN"/>
+          <w14:ligatures w14:val="none"/>
+        </w:rPr>
+      </w:pPr>
+      <w:r>
+        <w:rPr>
+          <w:rFonts w:ascii="Times New Roman" w:eastAsia="Times New Roman" w:hAnsi="Times New Roman" w:cs="Times New Roman"/>
+          <w:kern w:val="0"/>
+          <w:sz w:val="24"/>
+          <w:szCs w:val="24"/>
+          <w:lang w:eastAsia="en-IN"/>
+          <w14:ligatures w14:val="none"/>
+        </w:rPr>
+        <w:t xml:space="preserve">   |</w:t>
+      </w:r>
+    </w:p>
+    <w:p>
+      <w:pPr>
+        <w:spacing w:before="100" w:beforeAutospacing="1" w:after="100" w:afterAutospacing="1" w:line="240" w:lineRule="auto"/>
+        <w:ind w:left="360"/>
+        <w:rPr>
+          <w:rFonts w:ascii="Times New Roman" w:eastAsia="Times New Roman" w:hAnsi="Times New Roman" w:cs="Times New Roman"/>
+          <w:kern w:val="0"/>
+          <w:sz w:val="24"/>
+          <w:szCs w:val="24"/>
+          <w:lang w:eastAsia="en-IN"/>
+          <w14:ligatures w14:val="none"/>
+        </w:rPr>
+      </w:pPr>
+      <w:r>
+        <w:rPr>
+          <w:rFonts w:ascii="Times New Roman" w:eastAsia="Times New Roman" w:hAnsi="Times New Roman" w:cs="Times New Roman"/>
+          <w:kern w:val="0"/>
+          <w:sz w:val="24"/>
+          <w:szCs w:val="24"/>
+          <w:lang w:eastAsia="en-IN"/>
+          <w14:ligatures w14:val="none"/>
+        </w:rPr>
+        <w:t xml:space="preserve">   +----&gt; Rejected (Failure)</w:t>
+      </w:r>
+    </w:p>
+    <w:p>
+      <w:pPr>
+        <w:pStyle w:val="ListParagraph"/>
+        <w:rPr>
+          <w:lang w:val="en-US"/>
+        </w:rPr>
+      </w:pPr>
+      <w:r>
+        <w:rPr>
+          <w:lang w:val="en-US"/>
+        </w:rPr>
+        <w:lastRenderedPageBreak/>
+        <w:t>const myPromise = new Promise((resolve, reject) =&gt; {</w:t>
+      </w:r>
+    </w:p>
+    <w:p>
+      <w:pPr>
+        <w:pStyle w:val="ListParagraph"/>
+        <w:rPr>
+          <w:lang w:val="en-US"/>
+        </w:rPr>
+      </w:pPr>
+      <w:r>
+        <w:rPr>
+          <w:lang w:val="en-US"/>
+        </w:rPr>
+        <w:t xml:space="preserve">  let success = true;</w:t>
+      </w:r>
+    </w:p>
+    <w:p>
+      <w:pPr>
+        <w:pStyle w:val="ListParagraph"/>
+        <w:rPr>
+          <w:lang w:val="en-US"/>
+        </w:rPr>
+      </w:pPr>
+    </w:p>
+    <w:p>
+      <w:pPr>
+        <w:pStyle w:val="ListParagraph"/>
+        <w:rPr>
+          <w:lang w:val="en-US"/>
+        </w:rPr>
+      </w:pPr>
+      <w:r>
+        <w:rPr>
+          <w:lang w:val="en-US"/>
+        </w:rPr>
+        <w:t xml:space="preserve">  if (success) {</w:t>
+      </w:r>
+    </w:p>
+    <w:p>
+      <w:pPr>
+        <w:pStyle w:val="ListParagraph"/>
+        <w:rPr>
+          <w:lang w:val="en-US"/>
+        </w:rPr>
+      </w:pPr>
+      <w:r>
+        <w:rPr>
+          <w:lang w:val="en-US"/>
+        </w:rPr>
+        <w:t xml:space="preserve">    resolve("Operation successful!");</w:t>
+      </w:r>
+    </w:p>
+    <w:p>
+      <w:pPr>
+        <w:pStyle w:val="ListParagraph"/>
+        <w:rPr>
+          <w:lang w:val="en-US"/>
+        </w:rPr>
+      </w:pPr>
+      <w:r>
+        <w:rPr>
+          <w:lang w:val="en-US"/>
+        </w:rPr>
+        <w:t xml:space="preserve">  } else {</w:t>
+      </w:r>
+    </w:p>
+    <w:p>
+      <w:pPr>
+        <w:pStyle w:val="ListParagraph"/>
+        <w:rPr>
+          <w:lang w:val="en-US"/>
+        </w:rPr>
+      </w:pPr>
+      <w:r>
+        <w:rPr>
+          <w:lang w:val="en-US"/>
+        </w:rPr>
+        <w:t xml:space="preserve">    reject("Something went wrong!");</w:t>
+      </w:r>
+    </w:p>
+    <w:p>
+      <w:pPr>
+        <w:pStyle w:val="ListParagraph"/>
+        <w:rPr>
+          <w:lang w:val="en-US"/>
+        </w:rPr>
+      </w:pPr>
+      <w:r>
+        <w:rPr>
+          <w:lang w:val="en-US"/>
+        </w:rPr>
+        <w:t xml:space="preserve">  }</w:t>
+      </w:r>
+    </w:p>
+    <w:p>
+      <w:pPr>
+        <w:pStyle w:val="ListParagraph"/>
+        <w:rPr>
+          <w:lang w:val="en-US"/>
+        </w:rPr>
+      </w:pPr>
+      <w:r>
+        <w:rPr>
+          <w:lang w:val="en-US"/>
+        </w:rPr>
+        <w:t>});</w:t>
+      </w:r>
+    </w:p>
+    <w:p>
+      <w:pPr>
+        <w:pStyle w:val="ListParagraph"/>
+        <w:rPr>
+          <w:lang w:val="en-US"/>
+        </w:rPr>
+      </w:pPr>
+    </w:p>
+    <w:p>
+      <w:pPr>
+        <w:pStyle w:val="ListParagraph"/>
+        <w:rPr>
+          <w:b/>
+          <w:bCs/>
+        </w:rPr>
+      </w:pPr>
+      <w:r>
+        <w:rPr>
+          <w:b/>
+          <w:bCs/>
+        </w:rPr>
+        <w:t>Consuming a Promise</w:t>
+      </w:r>
+    </w:p>
+    <w:p>
+      <w:pPr>
+        <w:pStyle w:val="ListParagraph"/>
+      </w:pPr>
+      <w:r>
+        <w:t>Use .then() for success and .catch() for errors.</w:t>
+      </w:r>
+    </w:p>
+    <w:p>
+      <w:pPr>
+        <w:pStyle w:val="ListParagraph"/>
+        <w:rPr>
+          <w:lang w:val="en-US"/>
+        </w:rPr>
+      </w:pPr>
+    </w:p>
+    <w:p>
+      <w:pPr>
+        <w:pStyle w:val="ListParagraph"/>
+        <w:rPr>
+          <w:lang w:val="en-US"/>
+        </w:rPr>
+      </w:pPr>
+      <w:r>
+        <w:rPr>
+          <w:lang w:val="en-US"/>
+        </w:rPr>
+        <w:t>myPromise</w:t>
+      </w:r>
+    </w:p>
+    <w:p>
+      <w:pPr>
+        <w:pStyle w:val="ListParagraph"/>
+        <w:rPr>
+          <w:lang w:val="en-US"/>
+        </w:rPr>
+      </w:pPr>
+      <w:r>
+        <w:rPr>
+          <w:lang w:val="en-US"/>
+        </w:rPr>
+        <w:t xml:space="preserve">  .then(result =&gt; {</w:t>
+      </w:r>
+    </w:p>
+    <w:p>
+      <w:pPr>
+        <w:pStyle w:val="ListParagraph"/>
+        <w:rPr>
+          <w:lang w:val="en-US"/>
+        </w:rPr>
+      </w:pPr>
+      <w:r>
+        <w:rPr>
+          <w:lang w:val="en-US"/>
+        </w:rPr>
+        <w:t xml:space="preserve">    console.log(result);</w:t>
+      </w:r>
+    </w:p>
+    <w:p>
+      <w:pPr>
+        <w:pStyle w:val="ListParagraph"/>
+        <w:rPr>
+          <w:lang w:val="en-US"/>
+        </w:rPr>
+      </w:pPr>
+      <w:r>
+        <w:rPr>
+          <w:lang w:val="en-US"/>
+        </w:rPr>
+        <w:t xml:space="preserve">  })</w:t>
+      </w:r>
+    </w:p>
+    <w:p>
+      <w:pPr>
+        <w:pStyle w:val="ListParagraph"/>
+        <w:rPr>
+          <w:lang w:val="en-US"/>
+        </w:rPr>
+      </w:pPr>
+      <w:r>
+        <w:rPr>
+          <w:lang w:val="en-US"/>
+        </w:rPr>
+        <w:t xml:space="preserve">  .catch(error =&gt; {</w:t>
+      </w:r>
+    </w:p>
+    <w:p>
+      <w:pPr>
+        <w:pStyle w:val="ListParagraph"/>
+        <w:rPr>
+          <w:lang w:val="en-US"/>
+        </w:rPr>
+      </w:pPr>
+      <w:r>
+        <w:rPr>
+          <w:lang w:val="en-US"/>
+        </w:rPr>
+        <w:t xml:space="preserve">    console.log(error);</w:t>
+      </w:r>
+    </w:p>
+    <w:p>
+      <w:pPr>
+        <w:pStyle w:val="ListParagraph"/>
+        <w:rPr>
+          <w:lang w:val="en-US"/>
+        </w:rPr>
+      </w:pPr>
+      <w:r>
+        <w:rPr>
+          <w:lang w:val="en-US"/>
+        </w:rPr>
+        <w:t xml:space="preserve">  });</w:t>
+      </w:r>
+    </w:p>
+    <w:p>
+      <w:pPr>
+        <w:pStyle w:val="ListParagraph"/>
+        <w:rPr>
+          <w:lang w:val="en-US"/>
+        </w:rPr>
+      </w:pPr>
+    </w:p>
+    <w:p>
+      <w:pPr>
+        <w:pStyle w:val="ListParagraph"/>
+        <w:rPr>
+          <w:b/>
+          <w:bCs/>
+        </w:rPr>
+      </w:pPr>
+      <w:r>
+        <w:rPr>
+          <w:b/>
+          <w:bCs/>
+        </w:rPr>
+        <w:t>Example with setTimeout</w:t>
+      </w:r>
+    </w:p>
+    <w:p>
+      <w:pPr>
+        <w:pStyle w:val="ListParagraph"/>
+      </w:pPr>
+      <w:r>
+        <w:t>const fetchData = new Promise((resolve, reject) =&gt; {</w:t>
+      </w:r>
+    </w:p>
+    <w:p>
+      <w:pPr>
+        <w:pStyle w:val="ListParagraph"/>
+      </w:pPr>
+      <w:r>
+        <w:t xml:space="preserve">  setTimeout(() =&gt; {</w:t>
+      </w:r>
+    </w:p>
+    <w:p>
+      <w:pPr>
+        <w:pStyle w:val="ListParagraph"/>
+      </w:pPr>
+      <w:r>
+        <w:t xml:space="preserve">    resolve("Data received");</w:t>
+      </w:r>
+    </w:p>
+    <w:p>
+      <w:pPr>
+        <w:pStyle w:val="ListParagraph"/>
+      </w:pPr>
+      <w:r>
+        <w:t xml:space="preserve">  }, 2000);</w:t>
+      </w:r>
+    </w:p>
+    <w:p>
+      <w:pPr>
+        <w:pStyle w:val="ListParagraph"/>
+      </w:pPr>
+      <w:r>
+        <w:t>});</w:t>
+      </w:r>
+    </w:p>
+    <w:p>
+      <w:pPr>
+        <w:pStyle w:val="ListParagraph"/>
+      </w:pPr>
+    </w:p>
+    <w:p>
+      <w:pPr>
+        <w:pStyle w:val="ListParagraph"/>
+      </w:pPr>
+      <w:r>
+        <w:t>fetchData.then(data =&gt; console.log(data));</w:t>
+      </w:r>
+    </w:p>
+    <w:p>
+      <w:pPr>
+        <w:pStyle w:val="ListParagraph"/>
+      </w:pPr>
+    </w:p>
+    <w:p>
+      <w:pPr>
+        <w:pStyle w:val="ListParagraph"/>
+        <w:rPr>
+          <w:b/>
+          <w:bCs/>
+        </w:rPr>
+      </w:pPr>
+      <w:r>
+        <w:rPr>
+          <w:b/>
+          <w:bCs/>
+        </w:rPr>
+        <w:t>Summary</w:t>
+      </w:r>
+    </w:p>
+    <w:p>
+      <w:pPr>
+        <w:pStyle w:val="ListParagraph"/>
+        <w:numPr>
+          <w:ilvl w:val="0"/>
+          <w:numId w:val="3"/>
+        </w:numPr>
+      </w:pPr>
+      <w:r>
+        <w:t xml:space="preserve">A </w:t>
+      </w:r>
+      <w:r>
+        <w:rPr>
+          <w:b/>
+          <w:bCs/>
+        </w:rPr>
+        <w:t>Promise</w:t>
+      </w:r>
+      <w:r>
+        <w:t xml:space="preserve"> represents the future result of an asynchronous operation. </w:t>
+      </w:r>
+    </w:p>
+    <w:p>
+      <w:pPr>
+        <w:pStyle w:val="ListParagraph"/>
+        <w:numPr>
+          <w:ilvl w:val="0"/>
+          <w:numId w:val="3"/>
+        </w:numPr>
+      </w:pPr>
+      <w:r>
+        <w:t xml:space="preserve">It has three states: </w:t>
+      </w:r>
+      <w:r>
+        <w:rPr>
+          <w:b/>
+          <w:bCs/>
+        </w:rPr>
+        <w:t>Pending</w:t>
+      </w:r>
+      <w:r>
+        <w:t xml:space="preserve">, </w:t>
+      </w:r>
+      <w:r>
+        <w:rPr>
+          <w:b/>
+          <w:bCs/>
+        </w:rPr>
+        <w:t>Fulfilled</w:t>
+      </w:r>
+      <w:r>
+        <w:t xml:space="preserve">, and </w:t>
+      </w:r>
+      <w:r>
+        <w:rPr>
+          <w:b/>
+          <w:bCs/>
+        </w:rPr>
+        <w:t>Rejected</w:t>
+      </w:r>
+      <w:r>
+        <w:t xml:space="preserve">. </w:t>
+      </w:r>
+    </w:p>
+    <w:p>
+      <w:pPr>
+        <w:pStyle w:val="ListParagraph"/>
+        <w:numPr>
+          <w:ilvl w:val="0"/>
+          <w:numId w:val="3"/>
+        </w:numPr>
+      </w:pPr>
+      <w:r>
+        <w:t xml:space="preserve">Use </w:t>
+      </w:r>
+      <w:r>
+        <w:rPr>
+          <w:b/>
+          <w:bCs/>
+        </w:rPr>
+        <w:t>.then()</w:t>
+      </w:r>
+      <w:r>
+        <w:t xml:space="preserve"> to handle success, </w:t>
+      </w:r>
+      <w:r>
+        <w:rPr>
+          <w:b/>
+          <w:bCs/>
+        </w:rPr>
+        <w:t>.catch()</w:t>
+      </w:r>
+      <w:r>
+        <w:t xml:space="preserve"> for errors, and </w:t>
+      </w:r>
+      <w:r>
+        <w:rPr>
+          <w:b/>
+          <w:bCs/>
+        </w:rPr>
+        <w:t>.finally()</w:t>
+      </w:r>
+      <w:r>
+        <w:t xml:space="preserve"> for cleanup. </w:t>
+      </w:r>
+    </w:p>
+    <w:p>
+      <w:pPr>
+        <w:pStyle w:val="ListParagraph"/>
+        <w:numPr>
+          <w:ilvl w:val="0"/>
+          <w:numId w:val="3"/>
+        </w:numPr>
+      </w:pPr>
+      <w:r>
+        <w:t xml:space="preserve">Use </w:t>
+      </w:r>
+      <w:r>
+        <w:rPr>
+          <w:b/>
+          <w:bCs/>
+        </w:rPr>
+        <w:t>async/await</w:t>
+      </w:r>
+      <w:r>
+        <w:t xml:space="preserve"> for cleaner asynchronous code. </w:t>
+      </w:r>
+    </w:p>
+    <w:p>
+      <w:pPr>
+        <w:pStyle w:val="ListParagraph"/>
+        <w:numPr>
+          <w:ilvl w:val="0"/>
+          <w:numId w:val="3"/>
+        </w:numPr>
+      </w:pPr>
+      <w:r>
+        <w:t>Promises help avoid "callback hell" and make asynchronous JavaScript easier to write, read, and maintain.</w:t>
+      </w:r>
+    </w:p>
+    <w:p>
+      <w:pPr>
+        <w:pStyle w:val="ListParagraph"/>
+        <w:rPr>
+          <w:lang w:val="en-US"/>
+        </w:rPr>
+      </w:pPr>
+    </w:p>
+    <w:p>
+      <w:pPr>
+        <w:pStyle w:val="ListParagraph"/>
+        <w:rPr>
+          <w:lang w:val="en-US"/>
+        </w:rPr>
+      </w:pPr>
+    </w:p>
+    <w:p>
+      <w:pPr>
+        <w:pStyle w:val="ListParagraph"/>
+      </w:pPr>
+      <w:r>
+        <w:t>Here:</w:t>
+      </w:r>
+    </w:p>
+    <w:p>
+      <w:pPr>
+        <w:pStyle w:val="ListParagraph"/>
+        <w:numPr>
+          <w:ilvl w:val="0"/>
+          <w:numId w:val="4"/>
+        </w:numPr>
+      </w:pPr>
+      <w:r>
+        <w:t xml:space="preserve">Promise → creates a promise </w:t>
+      </w:r>
+    </w:p>
+    <w:p>
+      <w:pPr>
+        <w:pStyle w:val="ListParagraph"/>
+        <w:numPr>
+          <w:ilvl w:val="0"/>
+          <w:numId w:val="4"/>
+        </w:numPr>
+      </w:pPr>
+      <w:r>
+        <w:t xml:space="preserve">resolve() → says </w:t>
+      </w:r>
+      <w:r>
+        <w:rPr>
+          <w:b/>
+          <w:bCs/>
+        </w:rPr>
+        <w:t>"Success! Here is the result."</w:t>
+      </w:r>
+      <w:r>
+        <w:t xml:space="preserve"> </w:t>
+      </w:r>
+    </w:p>
+    <w:p>
+      <w:pPr>
+        <w:pStyle w:val="ListParagraph"/>
+        <w:numPr>
+          <w:ilvl w:val="0"/>
+          <w:numId w:val="4"/>
+        </w:numPr>
+      </w:pPr>
+      <w:r>
+        <w:t xml:space="preserve">reject() → says </w:t>
+      </w:r>
+      <w:r>
+        <w:rPr>
+          <w:b/>
+          <w:bCs/>
+        </w:rPr>
+        <w:t>"Sorry, something went wrong."</w:t>
+      </w:r>
+      <w:r>
+        <w:t xml:space="preserve"> </w:t>
+      </w:r>
+    </w:p>
+    <w:p>
+      <w:pPr>
+        <w:pStyle w:val="ListParagraph"/>
+        <w:numPr>
+          <w:ilvl w:val="0"/>
+          <w:numId w:val="4"/>
+        </w:numPr>
+      </w:pPr>
+      <w:r>
+        <w:t xml:space="preserve">setTimeout() → simulates something taking time </w:t>
+      </w:r>
+    </w:p>
+    <w:p>
+      <w:pPr>
+        <w:pStyle w:val="ListParagraph"/>
+      </w:pPr>
+      <w:r>
+        <w:t>We can get the result using .then():</w:t>
+      </w:r>
+    </w:p>
+    <w:p>
+      <w:pPr>
+        <w:pStyle w:val="ListParagraph"/>
+        <w:rPr>
+          <w:lang w:val="en-US"/>
+        </w:rPr>
+      </w:pPr>
+    </w:p>
+    <w:p>
+      <w:pPr>
+        <w:pStyle w:val="ListParagraph"/>
+        <w:rPr>
+          <w:lang w:val="en-US"/>
+        </w:rPr>
+      </w:pPr>
+      <w:r>
+        <w:rPr>
+          <w:lang w:val="en-US"/>
+        </w:rPr>
+        <w:t>Request data from server</w:t>
+      </w:r>
+    </w:p>
+    <w:p>
+      <w:pPr>
+        <w:pStyle w:val="ListParagraph"/>
+        <w:rPr>
+          <w:lang w:val="en-US"/>
+        </w:rPr>
+      </w:pPr>
+      <w:r>
+        <w:rPr>
+          <w:lang w:val="en-US"/>
+        </w:rPr>
+        <w:t xml:space="preserve">        ↓</w:t>
+      </w:r>
+    </w:p>
+    <w:p>
+      <w:pPr>
+        <w:pStyle w:val="ListParagraph"/>
+        <w:rPr>
+          <w:lang w:val="en-US"/>
+        </w:rPr>
+      </w:pPr>
+      <w:r>
+        <w:rPr>
+          <w:lang w:val="en-US"/>
+        </w:rPr>
+        <w:lastRenderedPageBreak/>
+        <w:t xml:space="preserve">    Promise</w:t>
+      </w:r>
+    </w:p>
+    <w:p>
+      <w:pPr>
+        <w:pStyle w:val="ListParagraph"/>
+        <w:rPr>
+          <w:lang w:val="en-US"/>
+        </w:rPr>
+      </w:pPr>
+      <w:r>
+        <w:rPr>
+          <w:lang w:val="en-US"/>
+        </w:rPr>
+        <w:t xml:space="preserve">        ↓</w:t>
+      </w:r>
+    </w:p>
+    <w:p>
+      <w:pPr>
+        <w:pStyle w:val="ListParagraph"/>
+        <w:rPr>
+          <w:lang w:val="en-US"/>
+        </w:rPr>
+      </w:pPr>
+      <w:r>
+        <w:rPr>
+          <w:lang w:val="en-US"/>
+        </w:rPr>
+        <w:t xml:space="preserve">   Waiting...</w:t>
+      </w:r>
+    </w:p>
+    <w:p>
+      <w:pPr>
+        <w:pStyle w:val="ListParagraph"/>
+        <w:rPr>
+          <w:lang w:val="en-US"/>
+        </w:rPr>
+      </w:pPr>
+      <w:r>
+        <w:rPr>
+          <w:lang w:val="en-US"/>
+        </w:rPr>
+        <w:t xml:space="preserve">        ↓</w:t>
+      </w:r>
+    </w:p>
+    <w:p>
+      <w:pPr>
+        <w:pStyle w:val="ListParagraph"/>
+        <w:rPr>
+          <w:lang w:val="en-US"/>
+        </w:rPr>
+      </w:pPr>
+      <w:r>
+        <w:rPr>
+          <w:lang w:val="en-US"/>
+        </w:rPr>
+        <w:t xml:space="preserve"> ┌──────</w:t>
+      </w:r>
+      <w:r>
+        <w:rPr>
+          <w:rFonts w:ascii="MS Gothic" w:eastAsia="MS Gothic" w:hAnsi="MS Gothic" w:cs="MS Gothic" w:hint="eastAsia"/>
+          <w:lang w:val="en-US"/>
+        </w:rPr>
+        <w:t>┴</w:t>
+      </w:r>
+      <w:r>
+        <w:rPr>
+          <w:rFonts w:ascii="Calibri" w:hAnsi="Calibri" w:cs="Calibri"/>
+          <w:lang w:val="en-US"/>
+        </w:rPr>
+        <w:t>──────┐</w:t>
+      </w:r>
+    </w:p>
+    <w:p>
+      <w:pPr>
+        <w:pStyle w:val="ListParagraph"/>
+        <w:rPr>
+          <w:lang w:val="en-US"/>
+        </w:rPr>
+      </w:pPr>
+      <w:r>
+        <w:rPr>
+          <w:lang w:val="en-US"/>
+        </w:rPr>
+        <w:t xml:space="preserve"> ↓             ↓</w:t>
+      </w:r>
+    </w:p>
+    <w:p>
+      <w:pPr>
+        <w:pStyle w:val="ListParagraph"/>
+        <w:rPr>
+          <w:lang w:val="en-US"/>
+        </w:rPr>
+      </w:pPr>
+      <w:r>
+        <w:rPr>
+          <w:lang w:val="en-US"/>
+        </w:rPr>
+        <w:t>Success       Failure</w:t>
+      </w:r>
+    </w:p>
+    <w:p>
+      <w:pPr>
+        <w:pStyle w:val="ListParagraph"/>
+        <w:rPr>
+          <w:lang w:val="en-US"/>
+        </w:rPr>
+      </w:pPr>
+      <w:r>
+        <w:rPr>
+          <w:lang w:val="en-US"/>
+        </w:rPr>
+        <w:t>resolve()     reject()</w:t>
+      </w:r>
+    </w:p>
+    <w:p>
+      <w:pPr>
+        <w:pStyle w:val="ListParagraph"/>
+        <w:rPr>
+          <w:lang w:val="en-US"/>
+        </w:rPr>
+      </w:pPr>
+    </w:p>
+    <w:p>
+      <w:pPr>
+        <w:pStyle w:val="ListParagraph"/>
+        <w:rPr>
+          <w:lang w:val="en-US"/>
+        </w:rPr>
+      </w:pPr>
+    </w:p>
+    <w:p>
+      <w:pPr>
+        <w:pStyle w:val="ListParagraph"/>
+        <w:numPr>
+          <w:ilvl w:val="0"/>
+          <w:numId w:val="1"/>
+        </w:numPr>
+        <w:rPr>
+          <w:lang w:val="en-US"/>
+        </w:rPr>
+      </w:pPr>
+      <w:r>
+        <w:rPr>
+          <w:lang w:val="en-US"/>
+        </w:rPr>
+        <w:t xml:space="preserve">Main </w:t>
+      </w:r>
+    </w:p>
+    <w:p>
+      <w:pPr>
+        <w:pStyle w:val="ListParagraph"/>
+        <w:numPr>
+          <w:ilvl w:val="0"/>
+          <w:numId w:val="1"/>
+        </w:numPr>
+        <w:spacing w:before="100" w:beforeAutospacing="1" w:after="100" w:afterAutospacing="1" w:line="240" w:lineRule="auto"/>
+        <w:rPr>
+          <w:rFonts w:ascii="Times New Roman" w:eastAsia="Times New Roman" w:hAnsi="Times New Roman" w:cs="Times New Roman"/>
+          <w:kern w:val="0"/>
+          <w:sz w:val="24"/>
+          <w:szCs w:val="24"/>
+          <w:lang w:eastAsia="en-IN"/>
+          <w14:ligatures w14:val="none"/>
+        </w:rPr>
+      </w:pPr>
+      <w:r>
+        <w:rPr>
+          <w:rFonts w:ascii="Times New Roman" w:eastAsia="Times New Roman" w:hAnsi="Times New Roman" w:cs="Times New Roman"/>
+          <w:kern w:val="0"/>
+          <w:sz w:val="24"/>
+          <w:szCs w:val="24"/>
+          <w:lang w:eastAsia="en-IN"/>
+          <w14:ligatures w14:val="none"/>
+        </w:rPr>
+        <w:t xml:space="preserve">Yes. If you're learning </w:t>
+      </w:r>
+      <w:r>
+        <w:rPr>
+          <w:rFonts w:ascii="Times New Roman" w:eastAsia="Times New Roman" w:hAnsi="Times New Roman" w:cs="Times New Roman"/>
+          <w:b/>
+          <w:bCs/>
+          <w:kern w:val="0"/>
+          <w:sz w:val="24"/>
+          <w:szCs w:val="24"/>
+          <w:lang w:eastAsia="en-IN"/>
+          <w14:ligatures w14:val="none"/>
+        </w:rPr>
+        <w:t>JavaScript for Playwright</w:t>
+      </w:r>
+      <w:r>
+        <w:rPr>
+          <w:rFonts w:ascii="Times New Roman" w:eastAsia="Times New Roman" w:hAnsi="Times New Roman" w:cs="Times New Roman"/>
+          <w:kern w:val="0"/>
+          <w:sz w:val="24"/>
+          <w:szCs w:val="24"/>
+          <w:lang w:eastAsia="en-IN"/>
+          <w14:ligatures w14:val="none"/>
+        </w:rPr>
+        <w:t>, you will frequently see:</w:t>
+      </w:r>
+    </w:p>
+    <w:p>
+      <w:pPr>
+        <w:pStyle w:val="ListParagraph"/>
+        <w:numPr>
+          <w:ilvl w:val="0"/>
+          <w:numId w:val="1"/>
+        </w:numPr>
+        <w:tabs>
+          <w:tab w:val="left" w:pos="916"/>
+          <w:tab w:val="left" w:pos="1832"/>
+          <w:tab w:val="left" w:pos="2748"/>
+          <w:tab w:val="left" w:pos="3664"/>
+          <w:tab w:val="left" w:pos="4580"/>
+          <w:tab w:val="left" w:pos="5496"/>
+          <w:tab w:val="left" w:pos="6412"/>
+          <w:tab w:val="left" w:pos="7328"/>
+          <w:tab w:val="left" w:pos="8244"/>
+          <w:tab w:val="left" w:pos="9160"/>
+          <w:tab w:val="left" w:pos="10076"/>
+          <w:tab w:val="left" w:pos="10992"/>
+          <w:tab w:val="left" w:pos="11908"/>
+          <w:tab w:val="left" w:pos="12824"/>
+          <w:tab w:val="left" w:pos="13740"/>
+          <w:tab w:val="left" w:pos="14656"/>
+        </w:tabs>
+        <w:spacing w:after="0" w:line="240" w:lineRule="auto"/>
+        <w:rPr>
+          <w:rFonts w:ascii="Courier New" w:eastAsia="Times New Roman" w:hAnsi="Courier New" w:cs="Courier New"/>
+          <w:kern w:val="0"/>
+          <w:sz w:val="20"/>
+          <w:szCs w:val="20"/>
+          <w:lang w:eastAsia="en-IN"/>
+          <w14:ligatures w14:val="none"/>
+        </w:rPr>
+      </w:pPr>
+      <w:r>
+        <w:rPr>
+          <w:rFonts w:ascii="Courier New" w:eastAsia="Times New Roman" w:hAnsi="Courier New" w:cs="Courier New"/>
+          <w:kern w:val="0"/>
+          <w:sz w:val="20"/>
+          <w:szCs w:val="20"/>
+          <w:lang w:eastAsia="en-IN"/>
+          <w14:ligatures w14:val="none"/>
+        </w:rPr>
+        <w:t>await functionName.methodName();</w:t>
+      </w:r>
+    </w:p>
+    <w:p>
+      <w:pPr>
+        <w:pStyle w:val="ListParagraph"/>
+        <w:numPr>
+          <w:ilvl w:val="0"/>
+          <w:numId w:val="1"/>
+        </w:numPr>
+        <w:spacing w:before="100" w:beforeAutospacing="1" w:after="100" w:afterAutospacing="1" w:line="240" w:lineRule="auto"/>
+        <w:rPr>
+          <w:rFonts w:ascii="Times New Roman" w:eastAsia="Times New Roman" w:hAnsi="Times New Roman" w:cs="Times New Roman"/>
+          <w:kern w:val="0"/>
+          <w:sz w:val="24"/>
+          <w:szCs w:val="24"/>
+          <w:lang w:eastAsia="en-IN"/>
+          <w14:ligatures w14:val="none"/>
+        </w:rPr>
+      </w:pPr>
+      <w:r>
+        <w:rPr>
+          <w:rFonts w:ascii="Times New Roman" w:eastAsia="Times New Roman" w:hAnsi="Times New Roman" w:cs="Times New Roman"/>
+          <w:kern w:val="0"/>
+          <w:sz w:val="24"/>
+          <w:szCs w:val="24"/>
+          <w:lang w:eastAsia="en-IN"/>
+          <w14:ligatures w14:val="none"/>
+        </w:rPr>
+        <w:t xml:space="preserve">But there is </w:t>
+      </w:r>
+      <w:r>
+        <w:rPr>
+          <w:rFonts w:ascii="Times New Roman" w:eastAsia="Times New Roman" w:hAnsi="Times New Roman" w:cs="Times New Roman"/>
+          <w:b/>
+          <w:bCs/>
+          <w:kern w:val="0"/>
+          <w:sz w:val="24"/>
+          <w:szCs w:val="24"/>
+          <w:lang w:eastAsia="en-IN"/>
+          <w14:ligatures w14:val="none"/>
+        </w:rPr>
+        <w:t xml:space="preserve">no single list of all </w:t>
+      </w:r>
+      <w:r>
+        <w:rPr>
+          <w:rFonts w:ascii="Courier New" w:eastAsia="Times New Roman" w:hAnsi="Courier New" w:cs="Courier New"/>
+          <w:b/>
+          <w:bCs/>
+          <w:kern w:val="0"/>
+          <w:sz w:val="20"/>
+          <w:szCs w:val="20"/>
+          <w:lang w:eastAsia="en-IN"/>
+          <w14:ligatures w14:val="none"/>
+        </w:rPr>
+        <w:t>await function.____()</w:t>
+      </w:r>
+      <w:r>
+        <w:rPr>
+          <w:rFonts w:ascii="Times New Roman" w:eastAsia="Times New Roman" w:hAnsi="Times New Roman" w:cs="Times New Roman"/>
+          <w:b/>
+          <w:bCs/>
+          <w:kern w:val="0"/>
+          <w:sz w:val="24"/>
+          <w:szCs w:val="24"/>
+          <w:lang w:eastAsia="en-IN"/>
+          <w14:ligatures w14:val="none"/>
+        </w:rPr>
+        <w:t xml:space="preserve"> methods</w:t>
+      </w:r>
+      <w:r>
+        <w:rPr>
+          <w:rFonts w:ascii="Times New Roman" w:eastAsia="Times New Roman" w:hAnsi="Times New Roman" w:cs="Times New Roman"/>
+          <w:kern w:val="0"/>
+          <w:sz w:val="24"/>
+          <w:szCs w:val="24"/>
+          <w:lang w:eastAsia="en-IN"/>
+          <w14:ligatures w14:val="none"/>
+        </w:rPr>
+        <w:t>, because the available methods depend on the object (</w:t>
+      </w:r>
+      <w:r>
+        <w:rPr>
+          <w:rFonts w:ascii="Courier New" w:eastAsia="Times New Roman" w:hAnsi="Courier New" w:cs="Courier New"/>
+          <w:kern w:val="0"/>
+          <w:sz w:val="20"/>
+          <w:szCs w:val="20"/>
+          <w:lang w:eastAsia="en-IN"/>
+          <w14:ligatures w14:val="none"/>
+        </w:rPr>
+        <w:t>page</w:t>
+      </w:r>
+      <w:r>
+        <w:rPr>
+          <w:rFonts w:ascii="Times New Roman" w:eastAsia="Times New Roman" w:hAnsi="Times New Roman" w:cs="Times New Roman"/>
+          <w:kern w:val="0"/>
+          <w:sz w:val="24"/>
+          <w:szCs w:val="24"/>
+          <w:lang w:eastAsia="en-IN"/>
+          <w14:ligatures w14:val="none"/>
+        </w:rPr>
+        <w:t xml:space="preserve">, </w:t>
+      </w:r>
+      <w:r>
+        <w:rPr>
+          <w:rFonts w:ascii="Courier New" w:eastAsia="Times New Roman" w:hAnsi="Courier New" w:cs="Courier New"/>
+          <w:kern w:val="0"/>
+          <w:sz w:val="20"/>
+          <w:szCs w:val="20"/>
+          <w:lang w:eastAsia="en-IN"/>
+          <w14:ligatures w14:val="none"/>
+        </w:rPr>
+        <w:t>locator</w:t>
+      </w:r>
+      <w:r>
+        <w:rPr>
+          <w:rFonts w:ascii="Times New Roman" w:eastAsia="Times New Roman" w:hAnsi="Times New Roman" w:cs="Times New Roman"/>
+          <w:kern w:val="0"/>
+          <w:sz w:val="24"/>
+          <w:szCs w:val="24"/>
+          <w:lang w:eastAsia="en-IN"/>
+          <w14:ligatures w14:val="none"/>
+        </w:rPr>
+        <w:t xml:space="preserve">, </w:t>
+      </w:r>
+      <w:r>
+        <w:rPr>
+          <w:rFonts w:ascii="Courier New" w:eastAsia="Times New Roman" w:hAnsi="Courier New" w:cs="Courier New"/>
+          <w:kern w:val="0"/>
+          <w:sz w:val="20"/>
+          <w:szCs w:val="20"/>
+          <w:lang w:eastAsia="en-IN"/>
+          <w14:ligatures w14:val="none"/>
+        </w:rPr>
+        <w:t>request</w:t>
+      </w:r>
+      <w:r>
+        <w:rPr>
+          <w:rFonts w:ascii="Times New Roman" w:eastAsia="Times New Roman" w:hAnsi="Times New Roman" w:cs="Times New Roman"/>
+          <w:kern w:val="0"/>
+          <w:sz w:val="24"/>
+          <w:szCs w:val="24"/>
+          <w:lang w:eastAsia="en-IN"/>
+          <w14:ligatures w14:val="none"/>
+        </w:rPr>
+        <w:t>, etc.).</w:t>
+      </w:r>
+    </w:p>
+    <w:p>
+      <w:pPr>
+        <w:pStyle w:val="ListParagraph"/>
+        <w:numPr>
+          <w:ilvl w:val="0"/>
+          <w:numId w:val="1"/>
+        </w:numPr>
+        <w:spacing w:before="100" w:beforeAutospacing="1" w:after="100" w:afterAutospacing="1" w:line="240" w:lineRule="auto"/>
+        <w:rPr>
+          <w:rFonts w:ascii="Times New Roman" w:eastAsia="Times New Roman" w:hAnsi="Times New Roman" w:cs="Times New Roman"/>
+          <w:kern w:val="0"/>
+          <w:sz w:val="24"/>
+          <w:szCs w:val="24"/>
+          <w:lang w:eastAsia="en-IN"/>
+          <w14:ligatures w14:val="none"/>
+        </w:rPr>
+      </w:pPr>
+      <w:r>
+        <w:rPr>
+          <w:rFonts w:ascii="Times New Roman" w:eastAsia="Times New Roman" w:hAnsi="Times New Roman" w:cs="Times New Roman"/>
+          <w:kern w:val="0"/>
+          <w:sz w:val="24"/>
+          <w:szCs w:val="24"/>
+          <w:lang w:eastAsia="en-IN"/>
+          <w14:ligatures w14:val="none"/>
+        </w:rPr>
+        <w:t xml:space="preserve">Here is the </w:t>
+      </w:r>
+      <w:r>
+        <w:rPr>
+          <w:rFonts w:ascii="Times New Roman" w:eastAsia="Times New Roman" w:hAnsi="Times New Roman" w:cs="Times New Roman"/>
+          <w:b/>
+          <w:bCs/>
+          <w:kern w:val="0"/>
+          <w:sz w:val="24"/>
+          <w:szCs w:val="24"/>
+          <w:lang w:eastAsia="en-IN"/>
+          <w14:ligatures w14:val="none"/>
+        </w:rPr>
+        <w:t>important Playwright list</w:t>
+      </w:r>
+      <w:r>
+        <w:rPr>
+          <w:rFonts w:ascii="Times New Roman" w:eastAsia="Times New Roman" w:hAnsi="Times New Roman" w:cs="Times New Roman"/>
+          <w:kern w:val="0"/>
+          <w:sz w:val="24"/>
+          <w:szCs w:val="24"/>
+          <w:lang w:eastAsia="en-IN"/>
+          <w14:ligatures w14:val="none"/>
+        </w:rPr>
+        <w:t xml:space="preserve"> you should learn.</w:t>
+      </w:r>
+    </w:p>
+    <w:p>
+      <w:pPr>
+        <w:pStyle w:val="ListParagraph"/>
+        <w:numPr>
+          <w:ilvl w:val="0"/>
+          <w:numId w:val="1"/>
+        </w:numPr>
+        <w:spacing w:before="100" w:beforeAutospacing="1" w:after="100" w:afterAutospacing="1" w:line="240" w:lineRule="auto"/>
+        <w:outlineLvl w:val="2"/>
+        <w:rPr>
+          <w:rFonts w:ascii="Times New Roman" w:eastAsia="Times New Roman" w:hAnsi="Times New Roman" w:cs="Times New Roman"/>
+          <w:b/>
+          <w:bCs/>
+          <w:kern w:val="0"/>
+          <w:sz w:val="27"/>
+          <w:szCs w:val="27"/>
+          <w:lang w:eastAsia="en-IN"/>
+          <w14:ligatures w14:val="none"/>
+        </w:rPr>
+      </w:pPr>
+      <w:r>
+        <w:rPr>
+          <w:rFonts w:ascii="Times New Roman" w:eastAsia="Times New Roman" w:hAnsi="Times New Roman" w:cs="Times New Roman"/>
+          <w:b/>
+          <w:bCs/>
+          <w:kern w:val="0"/>
+          <w:sz w:val="27"/>
+          <w:szCs w:val="27"/>
+          <w:lang w:eastAsia="en-IN"/>
+          <w14:ligatures w14:val="none"/>
+        </w:rPr>
+        <w:t xml:space="preserve">1. </w:t>
+      </w:r>
+      <w:r>
+        <w:rPr>
+          <w:rFonts w:ascii="Courier New" w:eastAsia="Times New Roman" w:hAnsi="Courier New" w:cs="Courier New"/>
+          <w:b/>
+          <w:bCs/>
+          <w:kern w:val="0"/>
+          <w:sz w:val="20"/>
+          <w:szCs w:val="20"/>
+          <w:lang w:eastAsia="en-IN"/>
+          <w14:ligatures w14:val="none"/>
+        </w:rPr>
+        <w:t>page</w:t>
+      </w:r>
+      <w:r>
+        <w:rPr>
+          <w:rFonts w:ascii="Times New Roman" w:eastAsia="Times New Roman" w:hAnsi="Times New Roman" w:cs="Times New Roman"/>
+          <w:b/>
+          <w:bCs/>
+          <w:kern w:val="0"/>
+          <w:sz w:val="27"/>
+          <w:szCs w:val="27"/>
+          <w:lang w:eastAsia="en-IN"/>
+          <w14:ligatures w14:val="none"/>
+        </w:rPr>
+        <w:t xml:space="preserve"> methods</w:t>
+      </w:r>
+    </w:p>
+    <w:p>
+      <w:pPr>
+        <w:pStyle w:val="ListParagraph"/>
+        <w:numPr>
+          <w:ilvl w:val="0"/>
+          <w:numId w:val="1"/>
+        </w:numPr>
+        <w:tabs>
+          <w:tab w:val="left" w:pos="916"/>
+          <w:tab w:val="left" w:pos="1832"/>
+          <w:tab w:val="left" w:pos="2748"/>
+          <w:tab w:val="left" w:pos="3664"/>
+          <w:tab w:val="left" w:pos="4580"/>
+          <w:tab w:val="left" w:pos="5496"/>
+          <w:tab w:val="left" w:pos="6412"/>
+          <w:tab w:val="left" w:pos="7328"/>
+          <w:tab w:val="left" w:pos="8244"/>
+          <w:tab w:val="left" w:pos="9160"/>
+          <w:tab w:val="left" w:pos="10076"/>
+          <w:tab w:val="left" w:pos="10992"/>
+          <w:tab w:val="left" w:pos="11908"/>
+          <w:tab w:val="left" w:pos="12824"/>
+          <w:tab w:val="left" w:pos="13740"/>
+          <w:tab w:val="left" w:pos="14656"/>
+        </w:tabs>
+        <w:spacing w:after="0" w:line="240" w:lineRule="auto"/>
+        <w:rPr>
+          <w:rFonts w:ascii="Courier New" w:eastAsia="Times New Roman" w:hAnsi="Courier New" w:cs="Courier New"/>
+          <w:kern w:val="0"/>
+          <w:sz w:val="20"/>
+          <w:szCs w:val="20"/>
+          <w:lang w:eastAsia="en-IN"/>
+          <w14:ligatures w14:val="none"/>
+        </w:rPr>
+      </w:pPr>
+      <w:r>
+        <w:rPr>
+          <w:rFonts w:ascii="Courier New" w:eastAsia="Times New Roman" w:hAnsi="Courier New" w:cs="Courier New"/>
+          <w:kern w:val="0"/>
+          <w:sz w:val="20"/>
+          <w:szCs w:val="20"/>
+          <w:lang w:eastAsia="en-IN"/>
+          <w14:ligatures w14:val="none"/>
+        </w:rPr>
+        <w:t>await page.goto();</w:t>
+      </w:r>
+    </w:p>
+    <w:p>
+      <w:pPr>
+        <w:pStyle w:val="ListParagraph"/>
+        <w:numPr>
+          <w:ilvl w:val="0"/>
+          <w:numId w:val="1"/>
+        </w:numPr>
+        <w:tabs>
+          <w:tab w:val="left" w:pos="916"/>
+          <w:tab w:val="left" w:pos="1832"/>
+          <w:tab w:val="left" w:pos="2748"/>
+          <w:tab w:val="left" w:pos="3664"/>
+          <w:tab w:val="left" w:pos="4580"/>
+          <w:tab w:val="left" w:pos="5496"/>
+          <w:tab w:val="left" w:pos="6412"/>
+          <w:tab w:val="left" w:pos="7328"/>
+          <w:tab w:val="left" w:pos="8244"/>
+          <w:tab w:val="left" w:pos="9160"/>
+          <w:tab w:val="left" w:pos="10076"/>
+          <w:tab w:val="left" w:pos="10992"/>
+          <w:tab w:val="left" w:pos="11908"/>
+          <w:tab w:val="left" w:pos="12824"/>
+          <w:tab w:val="left" w:pos="13740"/>
+          <w:tab w:val="left" w:pos="14656"/>
+        </w:tabs>
+        <w:spacing w:after="0" w:line="240" w:lineRule="auto"/>
+        <w:rPr>
+          <w:rFonts w:ascii="Courier New" w:eastAsia="Times New Roman" w:hAnsi="Courier New" w:cs="Courier New"/>
+          <w:kern w:val="0"/>
+          <w:sz w:val="20"/>
+          <w:szCs w:val="20"/>
+          <w:lang w:eastAsia="en-IN"/>
+          <w14:ligatures w14:val="none"/>
+        </w:rPr>
+      </w:pPr>
+      <w:r>
+        <w:rPr>
+          <w:rFonts w:ascii="Courier New" w:eastAsia="Times New Roman" w:hAnsi="Courier New" w:cs="Courier New"/>
+          <w:kern w:val="0"/>
+          <w:sz w:val="20"/>
+          <w:szCs w:val="20"/>
+          <w:lang w:eastAsia="en-IN"/>
+          <w14:ligatures w14:val="none"/>
+        </w:rPr>
+        <w:t>await page.reload();</w:t>
+      </w:r>
+    </w:p>
+    <w:p>
+      <w:pPr>
+        <w:pStyle w:val="ListParagraph"/>
+        <w:numPr>
+          <w:ilvl w:val="0"/>
+          <w:numId w:val="1"/>
+        </w:numPr>
+        <w:tabs>
+          <w:tab w:val="left" w:pos="916"/>
+          <w:tab w:val="left" w:pos="1832"/>
+          <w:tab w:val="left" w:pos="2748"/>
+          <w:tab w:val="left" w:pos="3664"/>
+          <w:tab w:val="left" w:pos="4580"/>
+          <w:tab w:val="left" w:pos="5496"/>
+          <w:tab w:val="left" w:pos="6412"/>
+          <w:tab w:val="left" w:pos="7328"/>
+          <w:tab w:val="left" w:pos="8244"/>
+          <w:tab w:val="left" w:pos="9160"/>
+          <w:tab w:val="left" w:pos="10076"/>
+          <w:tab w:val="left" w:pos="10992"/>
+          <w:tab w:val="left" w:pos="11908"/>
+          <w:tab w:val="left" w:pos="12824"/>
+          <w:tab w:val="left" w:pos="13740"/>
+          <w:tab w:val="left" w:pos="14656"/>
+        </w:tabs>
+        <w:spacing w:after="0" w:line="240" w:lineRule="auto"/>
+        <w:rPr>
+          <w:rFonts w:ascii="Courier New" w:eastAsia="Times New Roman" w:hAnsi="Courier New" w:cs="Courier New"/>
+          <w:kern w:val="0"/>
+          <w:sz w:val="20"/>
+          <w:szCs w:val="20"/>
+          <w:lang w:eastAsia="en-IN"/>
+          <w14:ligatures w14:val="none"/>
+        </w:rPr>
+      </w:pPr>
+      <w:r>
+        <w:rPr>
+          <w:rFonts w:ascii="Courier New" w:eastAsia="Times New Roman" w:hAnsi="Courier New" w:cs="Courier New"/>
+          <w:kern w:val="0"/>
+          <w:sz w:val="20"/>
+          <w:szCs w:val="20"/>
+          <w:lang w:eastAsia="en-IN"/>
+          <w14:ligatures w14:val="none"/>
+        </w:rPr>
+        <w:t>await page.goBack();</w:t>
+      </w:r>
+    </w:p>
+    <w:p>
+      <w:pPr>
+        <w:pStyle w:val="ListParagraph"/>
+        <w:numPr>
+          <w:ilvl w:val="0"/>
+          <w:numId w:val="1"/>
+        </w:numPr>
+        <w:tabs>
+          <w:tab w:val="left" w:pos="916"/>
+          <w:tab w:val="left" w:pos="1832"/>
+          <w:tab w:val="left" w:pos="2748"/>
+          <w:tab w:val="left" w:pos="3664"/>
+          <w:tab w:val="left" w:pos="4580"/>
+          <w:tab w:val="left" w:pos="5496"/>
+          <w:tab w:val="left" w:pos="6412"/>
+          <w:tab w:val="left" w:pos="7328"/>
+          <w:tab w:val="left" w:pos="8244"/>
+          <w:tab w:val="left" w:pos="9160"/>
+          <w:tab w:val="left" w:pos="10076"/>
+          <w:tab w:val="left" w:pos="10992"/>
+          <w:tab w:val="left" w:pos="11908"/>
+          <w:tab w:val="left" w:pos="12824"/>
+          <w:tab w:val="left" w:pos="13740"/>
+          <w:tab w:val="left" w:pos="14656"/>
+        </w:tabs>
+        <w:spacing w:after="0" w:line="240" w:lineRule="auto"/>
+        <w:rPr>
+          <w:rFonts w:ascii="Courier New" w:eastAsia="Times New Roman" w:hAnsi="Courier New" w:cs="Courier New"/>
+          <w:kern w:val="0"/>
+          <w:sz w:val="20"/>
+          <w:szCs w:val="20"/>
+          <w:lang w:eastAsia="en-IN"/>
+          <w14:ligatures w14:val="none"/>
+        </w:rPr>
+      </w:pPr>
+      <w:r>
+        <w:rPr>
+          <w:rFonts w:ascii="Courier New" w:eastAsia="Times New Roman" w:hAnsi="Courier New" w:cs="Courier New"/>
+          <w:kern w:val="0"/>
+          <w:sz w:val="20"/>
+          <w:szCs w:val="20"/>
+          <w:lang w:eastAsia="en-IN"/>
+          <w14:ligatures w14:val="none"/>
+        </w:rPr>
+        <w:t>await page.goForward();</w:t>
+      </w:r>
+    </w:p>
+    <w:p>
+      <w:pPr>
+        <w:pStyle w:val="ListParagraph"/>
+        <w:numPr>
+          <w:ilvl w:val="0"/>
+          <w:numId w:val="1"/>
+        </w:numPr>
+        <w:tabs>
+          <w:tab w:val="left" w:pos="916"/>
+          <w:tab w:val="left" w:pos="1832"/>
+          <w:tab w:val="left" w:pos="2748"/>
+          <w:tab w:val="left" w:pos="3664"/>
+          <w:tab w:val="left" w:pos="4580"/>
+          <w:tab w:val="left" w:pos="5496"/>
+          <w:tab w:val="left" w:pos="6412"/>
+          <w:tab w:val="left" w:pos="7328"/>
+          <w:tab w:val="left" w:pos="8244"/>
+          <w:tab w:val="left" w:pos="9160"/>
+          <w:tab w:val="left" w:pos="10076"/>
+          <w:tab w:val="left" w:pos="10992"/>
+          <w:tab w:val="left" w:pos="11908"/>
+          <w:tab w:val="left" w:pos="12824"/>
+          <w:tab w:val="left" w:pos="13740"/>
+          <w:tab w:val="left" w:pos="14656"/>
+        </w:tabs>
+        <w:spacing w:after="0" w:line="240" w:lineRule="auto"/>
+        <w:rPr>
+          <w:rFonts w:ascii="Courier New" w:eastAsia="Times New Roman" w:hAnsi="Courier New" w:cs="Courier New"/>
+          <w:kern w:val="0"/>
+          <w:sz w:val="20"/>
+          <w:szCs w:val="20"/>
+          <w:lang w:eastAsia="en-IN"/>
+          <w14:ligatures w14:val="none"/>
+        </w:rPr>
+      </w:pPr>
+      <w:r>
+        <w:rPr>
+          <w:rFonts w:ascii="Courier New" w:eastAsia="Times New Roman" w:hAnsi="Courier New" w:cs="Courier New"/>
+          <w:kern w:val="0"/>
+          <w:sz w:val="20"/>
+          <w:szCs w:val="20"/>
+          <w:lang w:eastAsia="en-IN"/>
+          <w14:ligatures w14:val="none"/>
+        </w:rPr>
+        <w:t>await page.waitForTimeout();</w:t>
+      </w:r>
+    </w:p>
+    <w:p>
+      <w:pPr>
+        <w:pStyle w:val="ListParagraph"/>
+        <w:numPr>
+          <w:ilvl w:val="0"/>
+          <w:numId w:val="1"/>
+        </w:numPr>
+        <w:tabs>
+          <w:tab w:val="left" w:pos="916"/>
+          <w:tab w:val="left" w:pos="1832"/>
+          <w:tab w:val="left" w:pos="2748"/>
+          <w:tab w:val="left" w:pos="3664"/>
+          <w:tab w:val="left" w:pos="4580"/>
+          <w:tab w:val="left" w:pos="5496"/>
+          <w:tab w:val="left" w:pos="6412"/>
+          <w:tab w:val="left" w:pos="7328"/>
+          <w:tab w:val="left" w:pos="8244"/>
+          <w:tab w:val="left" w:pos="9160"/>
+          <w:tab w:val="left" w:pos="10076"/>
+          <w:tab w:val="left" w:pos="10992"/>
+          <w:tab w:val="left" w:pos="11908"/>
+          <w:tab w:val="left" w:pos="12824"/>
+          <w:tab w:val="left" w:pos="13740"/>
+          <w:tab w:val="left" w:pos="14656"/>
+        </w:tabs>
+        <w:spacing w:after="0" w:line="240" w:lineRule="auto"/>
+        <w:rPr>
+          <w:rFonts w:ascii="Courier New" w:eastAsia="Times New Roman" w:hAnsi="Courier New" w:cs="Courier New"/>
+          <w:kern w:val="0"/>
+          <w:sz w:val="20"/>
+          <w:szCs w:val="20"/>
+          <w:lang w:eastAsia="en-IN"/>
+          <w14:ligatures w14:val="none"/>
+        </w:rPr>
+      </w:pPr>
+      <w:r>
+        <w:rPr>
+          <w:rFonts w:ascii="Courier New" w:eastAsia="Times New Roman" w:hAnsi="Courier New" w:cs="Courier New"/>
+          <w:kern w:val="0"/>
+          <w:sz w:val="20"/>
+          <w:szCs w:val="20"/>
+          <w:lang w:eastAsia="en-IN"/>
+          <w14:ligatures w14:val="none"/>
+        </w:rPr>
+        <w:t>await page.waitForLoadState();</w:t>
+      </w:r>
+    </w:p>
+    <w:p>
+      <w:pPr>
+        <w:pStyle w:val="ListParagraph"/>
+        <w:numPr>
+          <w:ilvl w:val="0"/>
+          <w:numId w:val="1"/>
+        </w:numPr>
+        <w:tabs>
+          <w:tab w:val="left" w:pos="916"/>
+          <w:tab w:val="left" w:pos="1832"/>
+          <w:tab w:val="left" w:pos="2748"/>
+          <w:tab w:val="left" w:pos="3664"/>
+          <w:tab w:val="left" w:pos="4580"/>
+          <w:tab w:val="left" w:pos="5496"/>
+          <w:tab w:val="left" w:pos="6412"/>
+          <w:tab w:val="left" w:pos="7328"/>
+          <w:tab w:val="left" w:pos="8244"/>
+          <w:tab w:val="left" w:pos="9160"/>
+          <w:tab w:val="left" w:pos="10076"/>
+          <w:tab w:val="left" w:pos="10992"/>
+          <w:tab w:val="left" w:pos="11908"/>
+          <w:tab w:val="left" w:pos="12824"/>
+          <w:tab w:val="left" w:pos="13740"/>
+          <w:tab w:val="left" w:pos="14656"/>
+        </w:tabs>
+        <w:spacing w:after="0" w:line="240" w:lineRule="auto"/>
+        <w:rPr>
+          <w:rFonts w:ascii="Courier New" w:eastAsia="Times New Roman" w:hAnsi="Courier New" w:cs="Courier New"/>
+          <w:kern w:val="0"/>
+          <w:sz w:val="20"/>
+          <w:szCs w:val="20"/>
+          <w:lang w:eastAsia="en-IN"/>
+          <w14:ligatures w14:val="none"/>
+        </w:rPr>
+      </w:pPr>
+      <w:r>
+        <w:rPr>
+          <w:rFonts w:ascii="Courier New" w:eastAsia="Times New Roman" w:hAnsi="Courier New" w:cs="Courier New"/>
+          <w:kern w:val="0"/>
+          <w:sz w:val="20"/>
+          <w:szCs w:val="20"/>
+          <w:lang w:eastAsia="en-IN"/>
+          <w14:ligatures w14:val="none"/>
+        </w:rPr>
+        <w:t>await page.waitForURL();</w:t>
+      </w:r>
+    </w:p>
+    <w:p>
+      <w:pPr>
+        <w:pStyle w:val="ListParagraph"/>
+        <w:numPr>
+          <w:ilvl w:val="0"/>
+          <w:numId w:val="1"/>
+        </w:numPr>
+        <w:tabs>
+          <w:tab w:val="left" w:pos="916"/>
+          <w:tab w:val="left" w:pos="1832"/>
+          <w:tab w:val="left" w:pos="2748"/>
+          <w:tab w:val="left" w:pos="3664"/>
+          <w:tab w:val="left" w:pos="4580"/>
+          <w:tab w:val="left" w:pos="5496"/>
+          <w:tab w:val="left" w:pos="6412"/>
+          <w:tab w:val="left" w:pos="7328"/>
+          <w:tab w:val="left" w:pos="8244"/>
+          <w:tab w:val="left" w:pos="9160"/>
+          <w:tab w:val="left" w:pos="10076"/>
+          <w:tab w:val="left" w:pos="10992"/>
+          <w:tab w:val="left" w:pos="11908"/>
+          <w:tab w:val="left" w:pos="12824"/>
+          <w:tab w:val="left" w:pos="13740"/>
+          <w:tab w:val="left" w:pos="14656"/>
+        </w:tabs>
+        <w:spacing w:after="0" w:line="240" w:lineRule="auto"/>
+        <w:rPr>
+          <w:rFonts w:ascii="Courier New" w:eastAsia="Times New Roman" w:hAnsi="Courier New" w:cs="Courier New"/>
+          <w:kern w:val="0"/>
+          <w:sz w:val="20"/>
+          <w:szCs w:val="20"/>
+          <w:lang w:eastAsia="en-IN"/>
+          <w14:ligatures w14:val="none"/>
+        </w:rPr>
+      </w:pPr>
+      <w:r>
+        <w:rPr>
+          <w:rFonts w:ascii="Courier New" w:eastAsia="Times New Roman" w:hAnsi="Courier New" w:cs="Courier New"/>
+          <w:kern w:val="0"/>
+          <w:sz w:val="20"/>
+          <w:szCs w:val="20"/>
+          <w:lang w:eastAsia="en-IN"/>
+          <w14:ligatures w14:val="none"/>
+        </w:rPr>
+        <w:t>await page.waitForSelector();</w:t>
+      </w:r>
+    </w:p>
+    <w:p>
+      <w:pPr>
+        <w:pStyle w:val="ListParagraph"/>
+        <w:numPr>
+          <w:ilvl w:val="0"/>
+          <w:numId w:val="1"/>
+        </w:numPr>
+        <w:tabs>
+          <w:tab w:val="left" w:pos="916"/>
+          <w:tab w:val="left" w:pos="1832"/>
+          <w:tab w:val="left" w:pos="2748"/>
+          <w:tab w:val="left" w:pos="3664"/>
+          <w:tab w:val="left" w:pos="4580"/>
+          <w:tab w:val="left" w:pos="5496"/>
+          <w:tab w:val="left" w:pos="6412"/>
+          <w:tab w:val="left" w:pos="7328"/>
+          <w:tab w:val="left" w:pos="8244"/>
+          <w:tab w:val="left" w:pos="9160"/>
+          <w:tab w:val="left" w:pos="10076"/>
+          <w:tab w:val="left" w:pos="10992"/>
+          <w:tab w:val="left" w:pos="11908"/>
+          <w:tab w:val="left" w:pos="12824"/>
+          <w:tab w:val="left" w:pos="13740"/>
+          <w:tab w:val="left" w:pos="14656"/>
+        </w:tabs>
+        <w:spacing w:after="0" w:line="240" w:lineRule="auto"/>
+        <w:rPr>
+          <w:rFonts w:ascii="Courier New" w:eastAsia="Times New Roman" w:hAnsi="Courier New" w:cs="Courier New"/>
+          <w:kern w:val="0"/>
+          <w:sz w:val="20"/>
+          <w:szCs w:val="20"/>
+          <w:lang w:eastAsia="en-IN"/>
+          <w14:ligatures w14:val="none"/>
+        </w:rPr>
+      </w:pPr>
+    </w:p>
+    <w:p>
+      <w:pPr>
+        <w:pStyle w:val="ListParagraph"/>
+        <w:numPr>
+          <w:ilvl w:val="0"/>
+          <w:numId w:val="1"/>
+        </w:numPr>
+        <w:tabs>
+          <w:tab w:val="left" w:pos="916"/>
+          <w:tab w:val="left" w:pos="1832"/>
+          <w:tab w:val="left" w:pos="2748"/>
+          <w:tab w:val="left" w:pos="3664"/>
+          <w:tab w:val="left" w:pos="4580"/>
+          <w:tab w:val="left" w:pos="5496"/>
+          <w:tab w:val="left" w:pos="6412"/>
+          <w:tab w:val="left" w:pos="7328"/>
+          <w:tab w:val="left" w:pos="8244"/>
+          <w:tab w:val="left" w:pos="9160"/>
+          <w:tab w:val="left" w:pos="10076"/>
+          <w:tab w:val="left" w:pos="10992"/>
+          <w:tab w:val="left" w:pos="11908"/>
+          <w:tab w:val="left" w:pos="12824"/>
+          <w:tab w:val="left" w:pos="13740"/>
+          <w:tab w:val="left" w:pos="14656"/>
+        </w:tabs>
+        <w:spacing w:after="0" w:line="240" w:lineRule="auto"/>
+        <w:rPr>
+          <w:rFonts w:ascii="Courier New" w:eastAsia="Times New Roman" w:hAnsi="Courier New" w:cs="Courier New"/>
+          <w:kern w:val="0"/>
+          <w:sz w:val="20"/>
+          <w:szCs w:val="20"/>
+          <w:lang w:eastAsia="en-IN"/>
+          <w14:ligatures w14:val="none"/>
+        </w:rPr>
+      </w:pPr>
+      <w:r>
+        <w:rPr>
+          <w:rFonts w:ascii="Courier New" w:eastAsia="Times New Roman" w:hAnsi="Courier New" w:cs="Courier New"/>
+          <w:kern w:val="0"/>
+          <w:sz w:val="20"/>
+          <w:szCs w:val="20"/>
+          <w:lang w:eastAsia="en-IN"/>
+          <w14:ligatures w14:val="none"/>
+        </w:rPr>
+        <w:t>await page.title();</w:t>
+      </w:r>
+    </w:p>
+    <w:p>
+      <w:pPr>
+        <w:pStyle w:val="ListParagraph"/>
+        <w:numPr>
+          <w:ilvl w:val="0"/>
+          <w:numId w:val="1"/>
+        </w:numPr>
+        <w:tabs>
+          <w:tab w:val="left" w:pos="916"/>
+          <w:tab w:val="left" w:pos="1832"/>
+          <w:tab w:val="left" w:pos="2748"/>
+          <w:tab w:val="left" w:pos="3664"/>
+          <w:tab w:val="left" w:pos="4580"/>
+          <w:tab w:val="left" w:pos="5496"/>
+          <w:tab w:val="left" w:pos="6412"/>
+          <w:tab w:val="left" w:pos="7328"/>
+          <w:tab w:val="left" w:pos="8244"/>
+          <w:tab w:val="left" w:pos="9160"/>
+          <w:tab w:val="left" w:pos="10076"/>
+          <w:tab w:val="left" w:pos="10992"/>
+          <w:tab w:val="left" w:pos="11908"/>
+          <w:tab w:val="left" w:pos="12824"/>
+          <w:tab w:val="left" w:pos="13740"/>
+          <w:tab w:val="left" w:pos="14656"/>
+        </w:tabs>
+        <w:spacing w:after="0" w:line="240" w:lineRule="auto"/>
+        <w:rPr>
+          <w:rFonts w:ascii="Courier New" w:eastAsia="Times New Roman" w:hAnsi="Courier New" w:cs="Courier New"/>
+          <w:kern w:val="0"/>
+          <w:sz w:val="20"/>
+          <w:szCs w:val="20"/>
+          <w:lang w:eastAsia="en-IN"/>
+          <w14:ligatures w14:val="none"/>
+        </w:rPr>
+      </w:pPr>
+      <w:r>
+        <w:rPr>
+          <w:rFonts w:ascii="Courier New" w:eastAsia="Times New Roman" w:hAnsi="Courier New" w:cs="Courier New"/>
+          <w:kern w:val="0"/>
+          <w:sz w:val="20"/>
+          <w:szCs w:val="20"/>
+          <w:lang w:eastAsia="en-IN"/>
+          <w14:ligatures w14:val="none"/>
+        </w:rPr>
+        <w:t>await page.url();</w:t>
+      </w:r>
+    </w:p>
+    <w:p>
+      <w:pPr>
+        <w:pStyle w:val="ListParagraph"/>
+        <w:numPr>
+          <w:ilvl w:val="0"/>
+          <w:numId w:val="1"/>
+        </w:numPr>
+        <w:tabs>
+          <w:tab w:val="left" w:pos="916"/>
+          <w:tab w:val="left" w:pos="1832"/>
+          <w:tab w:val="left" w:pos="2748"/>
+          <w:tab w:val="left" w:pos="3664"/>
+          <w:tab w:val="left" w:pos="4580"/>
+          <w:tab w:val="left" w:pos="5496"/>
+          <w:tab w:val="left" w:pos="6412"/>
+          <w:tab w:val="left" w:pos="7328"/>
+          <w:tab w:val="left" w:pos="8244"/>
+          <w:tab w:val="left" w:pos="9160"/>
+          <w:tab w:val="left" w:pos="10076"/>
+          <w:tab w:val="left" w:pos="10992"/>
+          <w:tab w:val="left" w:pos="11908"/>
+          <w:tab w:val="left" w:pos="12824"/>
+          <w:tab w:val="left" w:pos="13740"/>
+          <w:tab w:val="left" w:pos="14656"/>
+        </w:tabs>
+        <w:spacing w:after="0" w:line="240" w:lineRule="auto"/>
+        <w:rPr>
+          <w:rFonts w:ascii="Courier New" w:eastAsia="Times New Roman" w:hAnsi="Courier New" w:cs="Courier New"/>
+          <w:kern w:val="0"/>
+          <w:sz w:val="20"/>
+          <w:szCs w:val="20"/>
+          <w:lang w:eastAsia="en-IN"/>
+          <w14:ligatures w14:val="none"/>
+        </w:rPr>
+      </w:pPr>
+    </w:p>
+    <w:p>
+      <w:pPr>
+        <w:pStyle w:val="ListParagraph"/>
+        <w:numPr>
+          <w:ilvl w:val="0"/>
+          <w:numId w:val="1"/>
+        </w:numPr>
+        <w:tabs>
+          <w:tab w:val="left" w:pos="916"/>
+          <w:tab w:val="left" w:pos="1832"/>
+          <w:tab w:val="left" w:pos="2748"/>
+          <w:tab w:val="left" w:pos="3664"/>
+          <w:tab w:val="left" w:pos="4580"/>
+          <w:tab w:val="left" w:pos="5496"/>
+          <w:tab w:val="left" w:pos="6412"/>
+          <w:tab w:val="left" w:pos="7328"/>
+          <w:tab w:val="left" w:pos="8244"/>
+          <w:tab w:val="left" w:pos="9160"/>
+          <w:tab w:val="left" w:pos="10076"/>
+          <w:tab w:val="left" w:pos="10992"/>
+          <w:tab w:val="left" w:pos="11908"/>
+          <w:tab w:val="left" w:pos="12824"/>
+          <w:tab w:val="left" w:pos="13740"/>
+          <w:tab w:val="left" w:pos="14656"/>
+        </w:tabs>
+        <w:spacing w:after="0" w:line="240" w:lineRule="auto"/>
+        <w:rPr>
+          <w:rFonts w:ascii="Courier New" w:eastAsia="Times New Roman" w:hAnsi="Courier New" w:cs="Courier New"/>
+          <w:kern w:val="0"/>
+          <w:sz w:val="20"/>
+          <w:szCs w:val="20"/>
+          <w:lang w:eastAsia="en-IN"/>
+          <w14:ligatures w14:val="none"/>
+        </w:rPr>
+      </w:pPr>
+      <w:r>
+        <w:rPr>
+          <w:rFonts w:ascii="Courier New" w:eastAsia="Times New Roman" w:hAnsi="Courier New" w:cs="Courier New"/>
+          <w:kern w:val="0"/>
+          <w:sz w:val="20"/>
+          <w:szCs w:val="20"/>
+          <w:lang w:eastAsia="en-IN"/>
+          <w14:ligatures w14:val="none"/>
+        </w:rPr>
+        <w:t>await page.screenshot();</w:t>
+      </w:r>
+    </w:p>
+    <w:p>
+      <w:pPr>
+        <w:pStyle w:val="ListParagraph"/>
+        <w:numPr>
+          <w:ilvl w:val="0"/>
+          <w:numId w:val="1"/>
+        </w:numPr>
+        <w:tabs>
+          <w:tab w:val="left" w:pos="916"/>
+          <w:tab w:val="left" w:pos="1832"/>
+          <w:tab w:val="left" w:pos="2748"/>
+          <w:tab w:val="left" w:pos="3664"/>
+          <w:tab w:val="left" w:pos="4580"/>
+          <w:tab w:val="left" w:pos="5496"/>
+          <w:tab w:val="left" w:pos="6412"/>
+          <w:tab w:val="left" w:pos="7328"/>
+          <w:tab w:val="left" w:pos="8244"/>
+          <w:tab w:val="left" w:pos="9160"/>
+          <w:tab w:val="left" w:pos="10076"/>
+          <w:tab w:val="left" w:pos="10992"/>
+          <w:tab w:val="left" w:pos="11908"/>
+          <w:tab w:val="left" w:pos="12824"/>
+          <w:tab w:val="left" w:pos="13740"/>
+          <w:tab w:val="left" w:pos="14656"/>
+        </w:tabs>
+        <w:spacing w:after="0" w:line="240" w:lineRule="auto"/>
+        <w:rPr>
+          <w:rFonts w:ascii="Courier New" w:eastAsia="Times New Roman" w:hAnsi="Courier New" w:cs="Courier New"/>
+          <w:kern w:val="0"/>
+          <w:sz w:val="20"/>
+          <w:szCs w:val="20"/>
+          <w:lang w:eastAsia="en-IN"/>
+          <w14:ligatures w14:val="none"/>
+        </w:rPr>
+      </w:pPr>
+      <w:r>
+        <w:rPr>
+          <w:rFonts w:ascii="Courier New" w:eastAsia="Times New Roman" w:hAnsi="Courier New" w:cs="Courier New"/>
+          <w:kern w:val="0"/>
+          <w:sz w:val="20"/>
+          <w:szCs w:val="20"/>
+          <w:lang w:eastAsia="en-IN"/>
+          <w14:ligatures w14:val="none"/>
+        </w:rPr>
+        <w:t>await page.pdf();</w:t>
+      </w:r>
+    </w:p>
+    <w:p>
+      <w:pPr>
+        <w:pStyle w:val="ListParagraph"/>
+        <w:numPr>
+          <w:ilvl w:val="0"/>
+          <w:numId w:val="1"/>
+        </w:numPr>
+        <w:tabs>
+          <w:tab w:val="left" w:pos="916"/>
+          <w:tab w:val="left" w:pos="1832"/>
+          <w:tab w:val="left" w:pos="2748"/>
+          <w:tab w:val="left" w:pos="3664"/>
+          <w:tab w:val="left" w:pos="4580"/>
+          <w:tab w:val="left" w:pos="5496"/>
+          <w:tab w:val="left" w:pos="6412"/>
+          <w:tab w:val="left" w:pos="7328"/>
+          <w:tab w:val="left" w:pos="8244"/>
+          <w:tab w:val="left" w:pos="9160"/>
+          <w:tab w:val="left" w:pos="10076"/>
+          <w:tab w:val="left" w:pos="10992"/>
+          <w:tab w:val="left" w:pos="11908"/>
+          <w:tab w:val="left" w:pos="12824"/>
+          <w:tab w:val="left" w:pos="13740"/>
+          <w:tab w:val="left" w:pos="14656"/>
+        </w:tabs>
+        <w:spacing w:after="0" w:line="240" w:lineRule="auto"/>
+        <w:rPr>
+          <w:rFonts w:ascii="Courier New" w:eastAsia="Times New Roman" w:hAnsi="Courier New" w:cs="Courier New"/>
+          <w:kern w:val="0"/>
+          <w:sz w:val="20"/>
+          <w:szCs w:val="20"/>
+          <w:lang w:eastAsia="en-IN"/>
+          <w14:ligatures w14:val="none"/>
+        </w:rPr>
+      </w:pPr>
+    </w:p>
+    <w:p>
+      <w:pPr>
+        <w:pStyle w:val="ListParagraph"/>
+        <w:numPr>
+          <w:ilvl w:val="0"/>
+          <w:numId w:val="1"/>
+        </w:numPr>
+        <w:tabs>
+          <w:tab w:val="left" w:pos="916"/>
+          <w:tab w:val="left" w:pos="1832"/>
+          <w:tab w:val="left" w:pos="2748"/>
+          <w:tab w:val="left" w:pos="3664"/>
+          <w:tab w:val="left" w:pos="4580"/>
+          <w:tab w:val="left" w:pos="5496"/>
+          <w:tab w:val="left" w:pos="6412"/>
+          <w:tab w:val="left" w:pos="7328"/>
+          <w:tab w:val="left" w:pos="8244"/>
+          <w:tab w:val="left" w:pos="9160"/>
+          <w:tab w:val="left" w:pos="10076"/>
+          <w:tab w:val="left" w:pos="10992"/>
+          <w:tab w:val="left" w:pos="11908"/>
+          <w:tab w:val="left" w:pos="12824"/>
+          <w:tab w:val="left" w:pos="13740"/>
+          <w:tab w:val="left" w:pos="14656"/>
+        </w:tabs>
+        <w:spacing w:after="0" w:line="240" w:lineRule="auto"/>
+        <w:rPr>
+          <w:rFonts w:ascii="Courier New" w:eastAsia="Times New Roman" w:hAnsi="Courier New" w:cs="Courier New"/>
+          <w:kern w:val="0"/>
+          <w:sz w:val="20"/>
+          <w:szCs w:val="20"/>
+          <w:lang w:eastAsia="en-IN"/>
+          <w14:ligatures w14:val="none"/>
+        </w:rPr>
+      </w:pPr>
+      <w:r>
+        <w:rPr>
+          <w:rFonts w:ascii="Courier New" w:eastAsia="Times New Roman" w:hAnsi="Courier New" w:cs="Courier New"/>
+          <w:kern w:val="0"/>
+          <w:sz w:val="20"/>
+          <w:szCs w:val="20"/>
+          <w:lang w:eastAsia="en-IN"/>
+          <w14:ligatures w14:val="none"/>
+        </w:rPr>
+        <w:t>await page.close();</w:t>
+      </w:r>
+    </w:p>
+    <w:p>
+      <w:pPr>
+        <w:pStyle w:val="ListParagraph"/>
+        <w:numPr>
+          <w:ilvl w:val="0"/>
+          <w:numId w:val="1"/>
+        </w:numPr>
+        <w:spacing w:before="100" w:beforeAutospacing="1" w:after="100" w:afterAutospacing="1" w:line="240" w:lineRule="auto"/>
+        <w:outlineLvl w:val="2"/>
+        <w:rPr>
+          <w:rFonts w:ascii="Times New Roman" w:eastAsia="Times New Roman" w:hAnsi="Times New Roman" w:cs="Times New Roman"/>
+          <w:b/>
+          <w:bCs/>
+          <w:kern w:val="0"/>
+          <w:sz w:val="27"/>
+          <w:szCs w:val="27"/>
+          <w:lang w:eastAsia="en-IN"/>
+          <w14:ligatures w14:val="none"/>
+        </w:rPr>
+      </w:pPr>
+      <w:r>
+        <w:rPr>
+          <w:rFonts w:ascii="Times New Roman" w:eastAsia="Times New Roman" w:hAnsi="Times New Roman" w:cs="Times New Roman"/>
+          <w:b/>
+          <w:bCs/>
+          <w:kern w:val="0"/>
+          <w:sz w:val="27"/>
+          <w:szCs w:val="27"/>
+          <w:lang w:eastAsia="en-IN"/>
+          <w14:ligatures w14:val="none"/>
+        </w:rPr>
+        <w:t xml:space="preserve">2. </w:t>
+      </w:r>
+      <w:r>
+        <w:rPr>
+          <w:rFonts w:ascii="Courier New" w:eastAsia="Times New Roman" w:hAnsi="Courier New" w:cs="Courier New"/>
+          <w:b/>
+          <w:bCs/>
+          <w:kern w:val="0"/>
+          <w:sz w:val="20"/>
+          <w:szCs w:val="20"/>
+          <w:lang w:eastAsia="en-IN"/>
+          <w14:ligatures w14:val="none"/>
+        </w:rPr>
+        <w:t>locator</w:t>
+      </w:r>
+      <w:r>
+        <w:rPr>
+          <w:rFonts w:ascii="Times New Roman" w:eastAsia="Times New Roman" w:hAnsi="Times New Roman" w:cs="Times New Roman"/>
+          <w:b/>
+          <w:bCs/>
+          <w:kern w:val="0"/>
+          <w:sz w:val="27"/>
+          <w:szCs w:val="27"/>
+          <w:lang w:eastAsia="en-IN"/>
+          <w14:ligatures w14:val="none"/>
+        </w:rPr>
+        <w:t xml:space="preserve"> methods — VERY IMPORTANT</w:t>
+      </w:r>
+    </w:p>
+    <w:p>
+      <w:pPr>
+        <w:pStyle w:val="ListParagraph"/>
+        <w:numPr>
+          <w:ilvl w:val="0"/>
+          <w:numId w:val="1"/>
+        </w:numPr>
+        <w:spacing w:before="100" w:beforeAutospacing="1" w:after="100" w:afterAutospacing="1" w:line="240" w:lineRule="auto"/>
+        <w:rPr>
+          <w:rFonts w:ascii="Times New Roman" w:eastAsia="Times New Roman" w:hAnsi="Times New Roman" w:cs="Times New Roman"/>
+          <w:kern w:val="0"/>
+          <w:sz w:val="24"/>
+          <w:szCs w:val="24"/>
+          <w:lang w:eastAsia="en-IN"/>
+          <w14:ligatures w14:val="none"/>
+        </w:rPr>
+      </w:pPr>
+      <w:r>
+        <w:rPr>
+          <w:rFonts w:ascii="Times New Roman" w:eastAsia="Times New Roman" w:hAnsi="Times New Roman" w:cs="Times New Roman"/>
+          <w:kern w:val="0"/>
+          <w:sz w:val="24"/>
+          <w:szCs w:val="24"/>
+          <w:lang w:eastAsia="en-IN"/>
+          <w14:ligatures w14:val="none"/>
+        </w:rPr>
+        <w:t>Usually you'll write:</w:t>
+      </w:r>
+    </w:p>
+    <w:p>
+      <w:pPr>
+        <w:pStyle w:val="ListParagraph"/>
+        <w:numPr>
+          <w:ilvl w:val="0"/>
+          <w:numId w:val="1"/>
+        </w:numPr>
+        <w:tabs>
+          <w:tab w:val="left" w:pos="916"/>
+          <w:tab w:val="left" w:pos="1832"/>
+          <w:tab w:val="left" w:pos="2748"/>
+          <w:tab w:val="left" w:pos="3664"/>
+          <w:tab w:val="left" w:pos="4580"/>
+          <w:tab w:val="left" w:pos="5496"/>
+          <w:tab w:val="left" w:pos="6412"/>
+          <w:tab w:val="left" w:pos="7328"/>
+          <w:tab w:val="left" w:pos="8244"/>
+          <w:tab w:val="left" w:pos="9160"/>
+          <w:tab w:val="left" w:pos="10076"/>
+          <w:tab w:val="left" w:pos="10992"/>
+          <w:tab w:val="left" w:pos="11908"/>
+          <w:tab w:val="left" w:pos="12824"/>
+          <w:tab w:val="left" w:pos="13740"/>
+          <w:tab w:val="left" w:pos="14656"/>
+        </w:tabs>
+        <w:spacing w:after="0" w:line="240" w:lineRule="auto"/>
+        <w:rPr>
+          <w:rFonts w:ascii="Courier New" w:eastAsia="Times New Roman" w:hAnsi="Courier New" w:cs="Courier New"/>
+          <w:kern w:val="0"/>
+          <w:sz w:val="20"/>
+          <w:szCs w:val="20"/>
+          <w:lang w:eastAsia="en-IN"/>
+          <w14:ligatures w14:val="none"/>
+        </w:rPr>
+      </w:pPr>
+      <w:r>
+        <w:rPr>
+          <w:rFonts w:ascii="Courier New" w:eastAsia="Times New Roman" w:hAnsi="Courier New" w:cs="Courier New"/>
+          <w:kern w:val="0"/>
+          <w:sz w:val="20"/>
+          <w:szCs w:val="20"/>
+          <w:lang w:eastAsia="en-IN"/>
+          <w14:ligatures w14:val="none"/>
+        </w:rPr>
+        <w:t>const button = page.locator("#login");</w:t>
+      </w:r>
+    </w:p>
+    <w:p>
+      <w:pPr>
+        <w:pStyle w:val="ListParagraph"/>
+        <w:numPr>
+          <w:ilvl w:val="0"/>
+          <w:numId w:val="1"/>
+        </w:numPr>
+        <w:spacing w:before="100" w:beforeAutospacing="1" w:after="100" w:afterAutospacing="1" w:line="240" w:lineRule="auto"/>
+        <w:rPr>
+          <w:rFonts w:ascii="Times New Roman" w:eastAsia="Times New Roman" w:hAnsi="Times New Roman" w:cs="Times New Roman"/>
+          <w:kern w:val="0"/>
+          <w:sz w:val="24"/>
+          <w:szCs w:val="24"/>
+          <w:lang w:eastAsia="en-IN"/>
+          <w14:ligatures w14:val="none"/>
+        </w:rPr>
+      </w:pPr>
+      <w:r>
+        <w:rPr>
+          <w:rFonts w:ascii="Times New Roman" w:eastAsia="Times New Roman" w:hAnsi="Times New Roman" w:cs="Times New Roman"/>
+          <w:kern w:val="0"/>
+          <w:sz w:val="24"/>
+          <w:szCs w:val="24"/>
+          <w:lang w:eastAsia="en-IN"/>
+          <w14:ligatures w14:val="none"/>
+        </w:rPr>
+        <w:t>Then:</w:t>
+      </w:r>
+    </w:p>
+    <w:p>
+      <w:pPr>
+        <w:pStyle w:val="ListParagraph"/>
+        <w:numPr>
+          <w:ilvl w:val="0"/>
+          <w:numId w:val="1"/>
+        </w:numPr>
+        <w:tabs>
+          <w:tab w:val="left" w:pos="916"/>
+          <w:tab w:val="left" w:pos="1832"/>
+          <w:tab w:val="left" w:pos="2748"/>
+          <w:tab w:val="left" w:pos="3664"/>
+          <w:tab w:val="left" w:pos="4580"/>
+          <w:tab w:val="left" w:pos="5496"/>
+          <w:tab w:val="left" w:pos="6412"/>
+          <w:tab w:val="left" w:pos="7328"/>
+          <w:tab w:val="left" w:pos="8244"/>
+          <w:tab w:val="left" w:pos="9160"/>
+          <w:tab w:val="left" w:pos="10076"/>
+          <w:tab w:val="left" w:pos="10992"/>
+          <w:tab w:val="left" w:pos="11908"/>
+          <w:tab w:val="left" w:pos="12824"/>
+          <w:tab w:val="left" w:pos="13740"/>
+          <w:tab w:val="left" w:pos="14656"/>
+        </w:tabs>
+        <w:spacing w:after="0" w:line="240" w:lineRule="auto"/>
+        <w:rPr>
+          <w:rFonts w:ascii="Courier New" w:eastAsia="Times New Roman" w:hAnsi="Courier New" w:cs="Courier New"/>
+          <w:kern w:val="0"/>
+          <w:sz w:val="20"/>
+          <w:szCs w:val="20"/>
+          <w:lang w:eastAsia="en-IN"/>
+          <w14:ligatures w14:val="none"/>
+        </w:rPr>
+      </w:pPr>
+      <w:r>
+        <w:rPr>
+          <w:rFonts w:ascii="Courier New" w:eastAsia="Times New Roman" w:hAnsi="Courier New" w:cs="Courier New"/>
+          <w:kern w:val="0"/>
+          <w:sz w:val="20"/>
+          <w:szCs w:val="20"/>
+          <w:lang w:eastAsia="en-IN"/>
+          <w14:ligatures w14:val="none"/>
+        </w:rPr>
+        <w:t>await button.click();</w:t>
+      </w:r>
+    </w:p>
+    <w:p>
+      <w:pPr>
+        <w:pStyle w:val="ListParagraph"/>
+        <w:numPr>
+          <w:ilvl w:val="0"/>
+          <w:numId w:val="1"/>
+        </w:numPr>
+        <w:tabs>
+          <w:tab w:val="left" w:pos="916"/>
+          <w:tab w:val="left" w:pos="1832"/>
+          <w:tab w:val="left" w:pos="2748"/>
+          <w:tab w:val="left" w:pos="3664"/>
+          <w:tab w:val="left" w:pos="4580"/>
+          <w:tab w:val="left" w:pos="5496"/>
+          <w:tab w:val="left" w:pos="6412"/>
+          <w:tab w:val="left" w:pos="7328"/>
+          <w:tab w:val="left" w:pos="8244"/>
+          <w:tab w:val="left" w:pos="9160"/>
+          <w:tab w:val="left" w:pos="10076"/>
+          <w:tab w:val="left" w:pos="10992"/>
+          <w:tab w:val="left" w:pos="11908"/>
+          <w:tab w:val="left" w:pos="12824"/>
+          <w:tab w:val="left" w:pos="13740"/>
+          <w:tab w:val="left" w:pos="14656"/>
+        </w:tabs>
+        <w:spacing w:after="0" w:line="240" w:lineRule="auto"/>
+        <w:rPr>
+          <w:rFonts w:ascii="Courier New" w:eastAsia="Times New Roman" w:hAnsi="Courier New" w:cs="Courier New"/>
+          <w:kern w:val="0"/>
+          <w:sz w:val="20"/>
+          <w:szCs w:val="20"/>
+          <w:lang w:eastAsia="en-IN"/>
+          <w14:ligatures w14:val="none"/>
+        </w:rPr>
+      </w:pPr>
+      <w:r>
+        <w:rPr>
+          <w:rFonts w:ascii="Courier New" w:eastAsia="Times New Roman" w:hAnsi="Courier New" w:cs="Courier New"/>
+          <w:kern w:val="0"/>
+          <w:sz w:val="20"/>
+          <w:szCs w:val="20"/>
+          <w:lang w:eastAsia="en-IN"/>
+          <w14:ligatures w14:val="none"/>
+        </w:rPr>
+        <w:t>await button.fill();</w:t>
+      </w:r>
+    </w:p>
+    <w:p>
+      <w:pPr>
+        <w:pStyle w:val="ListParagraph"/>
+        <w:numPr>
+          <w:ilvl w:val="0"/>
+          <w:numId w:val="1"/>
+        </w:numPr>
+        <w:tabs>
+          <w:tab w:val="left" w:pos="916"/>
+          <w:tab w:val="left" w:pos="1832"/>
+          <w:tab w:val="left" w:pos="2748"/>
+          <w:tab w:val="left" w:pos="3664"/>
+          <w:tab w:val="left" w:pos="4580"/>
+          <w:tab w:val="left" w:pos="5496"/>
+          <w:tab w:val="left" w:pos="6412"/>
+          <w:tab w:val="left" w:pos="7328"/>
+          <w:tab w:val="left" w:pos="8244"/>
+          <w:tab w:val="left" w:pos="9160"/>
+          <w:tab w:val="left" w:pos="10076"/>
+          <w:tab w:val="left" w:pos="10992"/>
+          <w:tab w:val="left" w:pos="11908"/>
+          <w:tab w:val="left" w:pos="12824"/>
+          <w:tab w:val="left" w:pos="13740"/>
+          <w:tab w:val="left" w:pos="14656"/>
+        </w:tabs>
+        <w:spacing w:after="0" w:line="240" w:lineRule="auto"/>
+        <w:rPr>
+          <w:rFonts w:ascii="Courier New" w:eastAsia="Times New Roman" w:hAnsi="Courier New" w:cs="Courier New"/>
+          <w:kern w:val="0"/>
+          <w:sz w:val="20"/>
+          <w:szCs w:val="20"/>
+          <w:lang w:eastAsia="en-IN"/>
+          <w14:ligatures w14:val="none"/>
+        </w:rPr>
+      </w:pPr>
+      <w:r>
+        <w:rPr>
+          <w:rFonts w:ascii="Courier New" w:eastAsia="Times New Roman" w:hAnsi="Courier New" w:cs="Courier New"/>
+          <w:kern w:val="0"/>
+          <w:sz w:val="20"/>
+          <w:szCs w:val="20"/>
+          <w:lang w:eastAsia="en-IN"/>
+          <w14:ligatures w14:val="none"/>
+        </w:rPr>
+        <w:t>await button.press();</w:t>
+      </w:r>
+    </w:p>
+    <w:p>
+      <w:pPr>
+        <w:pStyle w:val="ListParagraph"/>
+        <w:numPr>
+          <w:ilvl w:val="0"/>
+          <w:numId w:val="1"/>
+        </w:numPr>
+        <w:tabs>
+          <w:tab w:val="left" w:pos="916"/>
+          <w:tab w:val="left" w:pos="1832"/>
+          <w:tab w:val="left" w:pos="2748"/>
+          <w:tab w:val="left" w:pos="3664"/>
+          <w:tab w:val="left" w:pos="4580"/>
+          <w:tab w:val="left" w:pos="5496"/>
+          <w:tab w:val="left" w:pos="6412"/>
+          <w:tab w:val="left" w:pos="7328"/>
+          <w:tab w:val="left" w:pos="8244"/>
+          <w:tab w:val="left" w:pos="9160"/>
+          <w:tab w:val="left" w:pos="10076"/>
+          <w:tab w:val="left" w:pos="10992"/>
+          <w:tab w:val="left" w:pos="11908"/>
+          <w:tab w:val="left" w:pos="12824"/>
+          <w:tab w:val="left" w:pos="13740"/>
+          <w:tab w:val="left" w:pos="14656"/>
+        </w:tabs>
+        <w:spacing w:after="0" w:line="240" w:lineRule="auto"/>
+        <w:rPr>
+          <w:rFonts w:ascii="Courier New" w:eastAsia="Times New Roman" w:hAnsi="Courier New" w:cs="Courier New"/>
+          <w:kern w:val="0"/>
+          <w:sz w:val="20"/>
+          <w:szCs w:val="20"/>
+          <w:lang w:eastAsia="en-IN"/>
+          <w14:ligatures w14:val="none"/>
+        </w:rPr>
+      </w:pPr>
+      <w:r>
+        <w:rPr>
+          <w:rFonts w:ascii="Courier New" w:eastAsia="Times New Roman" w:hAnsi="Courier New" w:cs="Courier New"/>
+          <w:kern w:val="0"/>
+          <w:sz w:val="20"/>
+          <w:szCs w:val="20"/>
+          <w:lang w:eastAsia="en-IN"/>
+          <w14:ligatures w14:val="none"/>
+        </w:rPr>
+        <w:t>await button.check();</w:t>
+      </w:r>
+    </w:p>
+    <w:p>
+      <w:pPr>
+        <w:pStyle w:val="ListParagraph"/>
+        <w:numPr>
+          <w:ilvl w:val="0"/>
+          <w:numId w:val="1"/>
+        </w:numPr>
+        <w:tabs>
+          <w:tab w:val="left" w:pos="916"/>
+          <w:tab w:val="left" w:pos="1832"/>
+          <w:tab w:val="left" w:pos="2748"/>
+          <w:tab w:val="left" w:pos="3664"/>
+          <w:tab w:val="left" w:pos="4580"/>
+          <w:tab w:val="left" w:pos="5496"/>
+          <w:tab w:val="left" w:pos="6412"/>
+          <w:tab w:val="left" w:pos="7328"/>
+          <w:tab w:val="left" w:pos="8244"/>
+          <w:tab w:val="left" w:pos="9160"/>
+          <w:tab w:val="left" w:pos="10076"/>
+          <w:tab w:val="left" w:pos="10992"/>
+          <w:tab w:val="left" w:pos="11908"/>
+          <w:tab w:val="left" w:pos="12824"/>
+          <w:tab w:val="left" w:pos="13740"/>
+          <w:tab w:val="left" w:pos="14656"/>
+        </w:tabs>
+        <w:spacing w:after="0" w:line="240" w:lineRule="auto"/>
+        <w:rPr>
+          <w:rFonts w:ascii="Courier New" w:eastAsia="Times New Roman" w:hAnsi="Courier New" w:cs="Courier New"/>
+          <w:kern w:val="0"/>
+          <w:sz w:val="20"/>
+          <w:szCs w:val="20"/>
+          <w:lang w:eastAsia="en-IN"/>
+          <w14:ligatures w14:val="none"/>
+        </w:rPr>
+      </w:pPr>
+      <w:r>
+        <w:rPr>
+          <w:rFonts w:ascii="Courier New" w:eastAsia="Times New Roman" w:hAnsi="Courier New" w:cs="Courier New"/>
+          <w:kern w:val="0"/>
+          <w:sz w:val="20"/>
+          <w:szCs w:val="20"/>
+          <w:lang w:eastAsia="en-IN"/>
+          <w14:ligatures w14:val="none"/>
+        </w:rPr>
+        <w:t>await button.uncheck();</w:t>
+      </w:r>
+    </w:p>
+    <w:p>
+      <w:pPr>
+        <w:pStyle w:val="ListParagraph"/>
+        <w:numPr>
+          <w:ilvl w:val="0"/>
+          <w:numId w:val="1"/>
+        </w:numPr>
+        <w:tabs>
+          <w:tab w:val="left" w:pos="916"/>
+          <w:tab w:val="left" w:pos="1832"/>
+          <w:tab w:val="left" w:pos="2748"/>
+          <w:tab w:val="left" w:pos="3664"/>
+          <w:tab w:val="left" w:pos="4580"/>
+          <w:tab w:val="left" w:pos="5496"/>
+          <w:tab w:val="left" w:pos="6412"/>
+          <w:tab w:val="left" w:pos="7328"/>
+          <w:tab w:val="left" w:pos="8244"/>
+          <w:tab w:val="left" w:pos="9160"/>
+          <w:tab w:val="left" w:pos="10076"/>
+          <w:tab w:val="left" w:pos="10992"/>
+          <w:tab w:val="left" w:pos="11908"/>
+          <w:tab w:val="left" w:pos="12824"/>
+          <w:tab w:val="left" w:pos="13740"/>
+          <w:tab w:val="left" w:pos="14656"/>
+        </w:tabs>
+        <w:spacing w:after="0" w:line="240" w:lineRule="auto"/>
+        <w:rPr>
+          <w:rFonts w:ascii="Courier New" w:eastAsia="Times New Roman" w:hAnsi="Courier New" w:cs="Courier New"/>
+          <w:kern w:val="0"/>
+          <w:sz w:val="20"/>
+          <w:szCs w:val="20"/>
+          <w:lang w:eastAsia="en-IN"/>
+          <w14:ligatures w14:val="none"/>
+        </w:rPr>
+      </w:pPr>
+      <w:r>
+        <w:rPr>
+          <w:rFonts w:ascii="Courier New" w:eastAsia="Times New Roman" w:hAnsi="Courier New" w:cs="Courier New"/>
+          <w:kern w:val="0"/>
+          <w:sz w:val="20"/>
+          <w:szCs w:val="20"/>
+          <w:lang w:eastAsia="en-IN"/>
+          <w14:ligatures w14:val="none"/>
+        </w:rPr>
+        <w:t>await button.selectOption();</w:t>
+      </w:r>
+    </w:p>
+    <w:p>
+      <w:pPr>
+        <w:pStyle w:val="ListParagraph"/>
+        <w:numPr>
+          <w:ilvl w:val="0"/>
+          <w:numId w:val="1"/>
+        </w:numPr>
+        <w:tabs>
+          <w:tab w:val="left" w:pos="916"/>
+          <w:tab w:val="left" w:pos="1832"/>
+          <w:tab w:val="left" w:pos="2748"/>
+          <w:tab w:val="left" w:pos="3664"/>
+          <w:tab w:val="left" w:pos="4580"/>
+          <w:tab w:val="left" w:pos="5496"/>
+          <w:tab w:val="left" w:pos="6412"/>
+          <w:tab w:val="left" w:pos="7328"/>
+          <w:tab w:val="left" w:pos="8244"/>
+          <w:tab w:val="left" w:pos="9160"/>
+          <w:tab w:val="left" w:pos="10076"/>
+          <w:tab w:val="left" w:pos="10992"/>
+          <w:tab w:val="left" w:pos="11908"/>
+          <w:tab w:val="left" w:pos="12824"/>
+          <w:tab w:val="left" w:pos="13740"/>
+          <w:tab w:val="left" w:pos="14656"/>
+        </w:tabs>
+        <w:spacing w:after="0" w:line="240" w:lineRule="auto"/>
+        <w:rPr>
+          <w:rFonts w:ascii="Courier New" w:eastAsia="Times New Roman" w:hAnsi="Courier New" w:cs="Courier New"/>
+          <w:kern w:val="0"/>
+          <w:sz w:val="20"/>
+          <w:szCs w:val="20"/>
+          <w:lang w:eastAsia="en-IN"/>
+          <w14:ligatures w14:val="none"/>
+        </w:rPr>
+      </w:pPr>
+      <w:r>
+        <w:rPr>
+          <w:rFonts w:ascii="Courier New" w:eastAsia="Times New Roman" w:hAnsi="Courier New" w:cs="Courier New"/>
+          <w:kern w:val="0"/>
+          <w:sz w:val="20"/>
+          <w:szCs w:val="20"/>
+          <w:lang w:eastAsia="en-IN"/>
+          <w14:ligatures w14:val="none"/>
+        </w:rPr>
+        <w:t>await button.hover();</w:t>
+      </w:r>
+    </w:p>
+    <w:p>
+      <w:pPr>
+        <w:pStyle w:val="ListParagraph"/>
+        <w:numPr>
+          <w:ilvl w:val="0"/>
+          <w:numId w:val="1"/>
+        </w:numPr>
+        <w:tabs>
+          <w:tab w:val="left" w:pos="916"/>
+          <w:tab w:val="left" w:pos="1832"/>
+          <w:tab w:val="left" w:pos="2748"/>
+          <w:tab w:val="left" w:pos="3664"/>
+          <w:tab w:val="left" w:pos="4580"/>
+          <w:tab w:val="left" w:pos="5496"/>
+          <w:tab w:val="left" w:pos="6412"/>
+          <w:tab w:val="left" w:pos="7328"/>
+          <w:tab w:val="left" w:pos="8244"/>
+          <w:tab w:val="left" w:pos="9160"/>
+          <w:tab w:val="left" w:pos="10076"/>
+          <w:tab w:val="left" w:pos="10992"/>
+          <w:tab w:val="left" w:pos="11908"/>
+          <w:tab w:val="left" w:pos="12824"/>
+          <w:tab w:val="left" w:pos="13740"/>
+          <w:tab w:val="left" w:pos="14656"/>
+        </w:tabs>
+        <w:spacing w:after="0" w:line="240" w:lineRule="auto"/>
+        <w:rPr>
+          <w:rFonts w:ascii="Courier New" w:eastAsia="Times New Roman" w:hAnsi="Courier New" w:cs="Courier New"/>
+          <w:kern w:val="0"/>
+          <w:sz w:val="20"/>
+          <w:szCs w:val="20"/>
+          <w:lang w:eastAsia="en-IN"/>
+          <w14:ligatures w14:val="none"/>
+        </w:rPr>
+      </w:pPr>
+      <w:r>
+        <w:rPr>
+          <w:rFonts w:ascii="Courier New" w:eastAsia="Times New Roman" w:hAnsi="Courier New" w:cs="Courier New"/>
+          <w:kern w:val="0"/>
+          <w:sz w:val="20"/>
+          <w:szCs w:val="20"/>
+          <w:lang w:eastAsia="en-IN"/>
+          <w14:ligatures w14:val="none"/>
+        </w:rPr>
+        <w:t>await button.focus();</w:t>
+      </w:r>
+    </w:p>
+    <w:p>
+      <w:pPr>
+        <w:pStyle w:val="ListParagraph"/>
+        <w:numPr>
+          <w:ilvl w:val="0"/>
+          <w:numId w:val="1"/>
+        </w:numPr>
+        <w:tabs>
+          <w:tab w:val="left" w:pos="916"/>
+          <w:tab w:val="left" w:pos="1832"/>
+          <w:tab w:val="left" w:pos="2748"/>
+          <w:tab w:val="left" w:pos="3664"/>
+          <w:tab w:val="left" w:pos="4580"/>
+          <w:tab w:val="left" w:pos="5496"/>
+          <w:tab w:val="left" w:pos="6412"/>
+          <w:tab w:val="left" w:pos="7328"/>
+          <w:tab w:val="left" w:pos="8244"/>
+          <w:tab w:val="left" w:pos="9160"/>
+          <w:tab w:val="left" w:pos="10076"/>
+          <w:tab w:val="left" w:pos="10992"/>
+          <w:tab w:val="left" w:pos="11908"/>
+          <w:tab w:val="left" w:pos="12824"/>
+          <w:tab w:val="left" w:pos="13740"/>
+          <w:tab w:val="left" w:pos="14656"/>
+        </w:tabs>
+        <w:spacing w:after="0" w:line="240" w:lineRule="auto"/>
+        <w:rPr>
+          <w:rFonts w:ascii="Courier New" w:eastAsia="Times New Roman" w:hAnsi="Courier New" w:cs="Courier New"/>
+          <w:kern w:val="0"/>
+          <w:sz w:val="20"/>
+          <w:szCs w:val="20"/>
+          <w:lang w:eastAsia="en-IN"/>
+          <w14:ligatures w14:val="none"/>
+        </w:rPr>
+      </w:pPr>
+      <w:r>
+        <w:rPr>
+          <w:rFonts w:ascii="Courier New" w:eastAsia="Times New Roman" w:hAnsi="Courier New" w:cs="Courier New"/>
+          <w:kern w:val="0"/>
+          <w:sz w:val="20"/>
+          <w:szCs w:val="20"/>
+          <w:lang w:eastAsia="en-IN"/>
+          <w14:ligatures w14:val="none"/>
+        </w:rPr>
+        <w:t>await button.blur();</w:t>
+      </w:r>
+    </w:p>
+    <w:p>
+      <w:pPr>
+        <w:pStyle w:val="ListParagraph"/>
+        <w:numPr>
+          <w:ilvl w:val="0"/>
+          <w:numId w:val="1"/>
+        </w:numPr>
+        <w:tabs>
+          <w:tab w:val="left" w:pos="916"/>
+          <w:tab w:val="left" w:pos="1832"/>
+          <w:tab w:val="left" w:pos="2748"/>
+          <w:tab w:val="left" w:pos="3664"/>
+          <w:tab w:val="left" w:pos="4580"/>
+          <w:tab w:val="left" w:pos="5496"/>
+          <w:tab w:val="left" w:pos="6412"/>
+          <w:tab w:val="left" w:pos="7328"/>
+          <w:tab w:val="left" w:pos="8244"/>
+          <w:tab w:val="left" w:pos="9160"/>
+          <w:tab w:val="left" w:pos="10076"/>
+          <w:tab w:val="left" w:pos="10992"/>
+          <w:tab w:val="left" w:pos="11908"/>
+          <w:tab w:val="left" w:pos="12824"/>
+          <w:tab w:val="left" w:pos="13740"/>
+          <w:tab w:val="left" w:pos="14656"/>
+        </w:tabs>
+        <w:spacing w:after="0" w:line="240" w:lineRule="auto"/>
+        <w:rPr>
+          <w:rFonts w:ascii="Courier New" w:eastAsia="Times New Roman" w:hAnsi="Courier New" w:cs="Courier New"/>
+          <w:kern w:val="0"/>
+          <w:sz w:val="20"/>
+          <w:szCs w:val="20"/>
+          <w:lang w:eastAsia="en-IN"/>
+          <w14:ligatures w14:val="none"/>
+        </w:rPr>
+      </w:pPr>
+    </w:p>
+    <w:p>
+      <w:pPr>
+        <w:pStyle w:val="ListParagraph"/>
+        <w:numPr>
+          <w:ilvl w:val="0"/>
+          <w:numId w:val="1"/>
+        </w:numPr>
+        <w:tabs>
+          <w:tab w:val="left" w:pos="916"/>
+          <w:tab w:val="left" w:pos="1832"/>
+          <w:tab w:val="left" w:pos="2748"/>
+          <w:tab w:val="left" w:pos="3664"/>
+          <w:tab w:val="left" w:pos="4580"/>
+          <w:tab w:val="left" w:pos="5496"/>
+          <w:tab w:val="left" w:pos="6412"/>
+          <w:tab w:val="left" w:pos="7328"/>
+          <w:tab w:val="left" w:pos="8244"/>
+          <w:tab w:val="left" w:pos="9160"/>
+          <w:tab w:val="left" w:pos="10076"/>
+          <w:tab w:val="left" w:pos="10992"/>
+          <w:tab w:val="left" w:pos="11908"/>
+          <w:tab w:val="left" w:pos="12824"/>
+          <w:tab w:val="left" w:pos="13740"/>
+          <w:tab w:val="left" w:pos="14656"/>
+        </w:tabs>
+        <w:spacing w:after="0" w:line="240" w:lineRule="auto"/>
+        <w:rPr>
+          <w:rFonts w:ascii="Courier New" w:eastAsia="Times New Roman" w:hAnsi="Courier New" w:cs="Courier New"/>
+          <w:kern w:val="0"/>
+          <w:sz w:val="20"/>
+          <w:szCs w:val="20"/>
+          <w:lang w:eastAsia="en-IN"/>
+          <w14:ligatures w14:val="none"/>
+        </w:rPr>
+      </w:pPr>
+      <w:r>
+        <w:rPr>
+          <w:rFonts w:ascii="Courier New" w:eastAsia="Times New Roman" w:hAnsi="Courier New" w:cs="Courier New"/>
+          <w:kern w:val="0"/>
+          <w:sz w:val="20"/>
+          <w:szCs w:val="20"/>
+          <w:lang w:eastAsia="en-IN"/>
+          <w14:ligatures w14:val="none"/>
+        </w:rPr>
+        <w:t>await button.getAttribute();</w:t>
+      </w:r>
+    </w:p>
+    <w:p>
+      <w:pPr>
+        <w:pStyle w:val="ListParagraph"/>
+        <w:numPr>
+          <w:ilvl w:val="0"/>
+          <w:numId w:val="1"/>
+        </w:numPr>
+        <w:tabs>
+          <w:tab w:val="left" w:pos="916"/>
+          <w:tab w:val="left" w:pos="1832"/>
+          <w:tab w:val="left" w:pos="2748"/>
+          <w:tab w:val="left" w:pos="3664"/>
+          <w:tab w:val="left" w:pos="4580"/>
+          <w:tab w:val="left" w:pos="5496"/>
+          <w:tab w:val="left" w:pos="6412"/>
+          <w:tab w:val="left" w:pos="7328"/>
+          <w:tab w:val="left" w:pos="8244"/>
+          <w:tab w:val="left" w:pos="9160"/>
+          <w:tab w:val="left" w:pos="10076"/>
+          <w:tab w:val="left" w:pos="10992"/>
+          <w:tab w:val="left" w:pos="11908"/>
+          <w:tab w:val="left" w:pos="12824"/>
+          <w:tab w:val="left" w:pos="13740"/>
+          <w:tab w:val="left" w:pos="14656"/>
+        </w:tabs>
+        <w:spacing w:after="0" w:line="240" w:lineRule="auto"/>
+        <w:rPr>
+          <w:rFonts w:ascii="Courier New" w:eastAsia="Times New Roman" w:hAnsi="Courier New" w:cs="Courier New"/>
+          <w:kern w:val="0"/>
+          <w:sz w:val="20"/>
+          <w:szCs w:val="20"/>
+          <w:lang w:eastAsia="en-IN"/>
+          <w14:ligatures w14:val="none"/>
+        </w:rPr>
+      </w:pPr>
+      <w:r>
+        <w:rPr>
+          <w:rFonts w:ascii="Courier New" w:eastAsia="Times New Roman" w:hAnsi="Courier New" w:cs="Courier New"/>
+          <w:kern w:val="0"/>
+          <w:sz w:val="20"/>
+          <w:szCs w:val="20"/>
+          <w:lang w:eastAsia="en-IN"/>
+          <w14:ligatures w14:val="none"/>
+        </w:rPr>
+        <w:t>await button.textContent();</w:t>
+      </w:r>
+    </w:p>
+    <w:p>
+      <w:pPr>
+        <w:pStyle w:val="ListParagraph"/>
+        <w:numPr>
+          <w:ilvl w:val="0"/>
+          <w:numId w:val="1"/>
+        </w:numPr>
+        <w:tabs>
+          <w:tab w:val="left" w:pos="916"/>
+          <w:tab w:val="left" w:pos="1832"/>
+          <w:tab w:val="left" w:pos="2748"/>
+          <w:tab w:val="left" w:pos="3664"/>
+          <w:tab w:val="left" w:pos="4580"/>
+          <w:tab w:val="left" w:pos="5496"/>
+          <w:tab w:val="left" w:pos="6412"/>
+          <w:tab w:val="left" w:pos="7328"/>
+          <w:tab w:val="left" w:pos="8244"/>
+          <w:tab w:val="left" w:pos="9160"/>
+          <w:tab w:val="left" w:pos="10076"/>
+          <w:tab w:val="left" w:pos="10992"/>
+          <w:tab w:val="left" w:pos="11908"/>
+          <w:tab w:val="left" w:pos="12824"/>
+          <w:tab w:val="left" w:pos="13740"/>
+          <w:tab w:val="left" w:pos="14656"/>
+        </w:tabs>
+        <w:spacing w:after="0" w:line="240" w:lineRule="auto"/>
+        <w:rPr>
+          <w:rFonts w:ascii="Courier New" w:eastAsia="Times New Roman" w:hAnsi="Courier New" w:cs="Courier New"/>
+          <w:kern w:val="0"/>
+          <w:sz w:val="20"/>
+          <w:szCs w:val="20"/>
+          <w:lang w:eastAsia="en-IN"/>
+          <w14:ligatures w14:val="none"/>
+        </w:rPr>
+      </w:pPr>
+      <w:r>
+        <w:rPr>
+          <w:rFonts w:ascii="Courier New" w:eastAsia="Times New Roman" w:hAnsi="Courier New" w:cs="Courier New"/>
+          <w:kern w:val="0"/>
+          <w:sz w:val="20"/>
+          <w:szCs w:val="20"/>
+          <w:lang w:eastAsia="en-IN"/>
+          <w14:ligatures w14:val="none"/>
+        </w:rPr>
+        <w:t>await button.innerText();</w:t>
+      </w:r>
+    </w:p>
+    <w:p>
+      <w:pPr>
+        <w:pStyle w:val="ListParagraph"/>
+        <w:numPr>
+          <w:ilvl w:val="0"/>
+          <w:numId w:val="1"/>
+        </w:numPr>
+        <w:tabs>
+          <w:tab w:val="left" w:pos="916"/>
+          <w:tab w:val="left" w:pos="1832"/>
+          <w:tab w:val="left" w:pos="2748"/>
+          <w:tab w:val="left" w:pos="3664"/>
+          <w:tab w:val="left" w:pos="4580"/>
+          <w:tab w:val="left" w:pos="5496"/>
+          <w:tab w:val="left" w:pos="6412"/>
+          <w:tab w:val="left" w:pos="7328"/>
+          <w:tab w:val="left" w:pos="8244"/>
+          <w:tab w:val="left" w:pos="9160"/>
+          <w:tab w:val="left" w:pos="10076"/>
+          <w:tab w:val="left" w:pos="10992"/>
+          <w:tab w:val="left" w:pos="11908"/>
+          <w:tab w:val="left" w:pos="12824"/>
+          <w:tab w:val="left" w:pos="13740"/>
+          <w:tab w:val="left" w:pos="14656"/>
+        </w:tabs>
+        <w:spacing w:after="0" w:line="240" w:lineRule="auto"/>
+        <w:rPr>
+          <w:rFonts w:ascii="Courier New" w:eastAsia="Times New Roman" w:hAnsi="Courier New" w:cs="Courier New"/>
+          <w:kern w:val="0"/>
+          <w:sz w:val="20"/>
+          <w:szCs w:val="20"/>
+          <w:lang w:eastAsia="en-IN"/>
+          <w14:ligatures w14:val="none"/>
+        </w:rPr>
+      </w:pPr>
+      <w:r>
+        <w:rPr>
+          <w:rFonts w:ascii="Courier New" w:eastAsia="Times New Roman" w:hAnsi="Courier New" w:cs="Courier New"/>
+          <w:kern w:val="0"/>
+          <w:sz w:val="20"/>
+          <w:szCs w:val="20"/>
+          <w:lang w:eastAsia="en-IN"/>
+          <w14:ligatures w14:val="none"/>
+        </w:rPr>
+        <w:t>await button.inputValue();</w:t>
+      </w:r>
+    </w:p>
+    <w:p>
+      <w:pPr>
+        <w:pStyle w:val="ListParagraph"/>
+        <w:numPr>
+          <w:ilvl w:val="0"/>
+          <w:numId w:val="1"/>
+        </w:numPr>
+        <w:tabs>
+          <w:tab w:val="left" w:pos="916"/>
+          <w:tab w:val="left" w:pos="1832"/>
+          <w:tab w:val="left" w:pos="2748"/>
+          <w:tab w:val="left" w:pos="3664"/>
+          <w:tab w:val="left" w:pos="4580"/>
+          <w:tab w:val="left" w:pos="5496"/>
+          <w:tab w:val="left" w:pos="6412"/>
+          <w:tab w:val="left" w:pos="7328"/>
+          <w:tab w:val="left" w:pos="8244"/>
+          <w:tab w:val="left" w:pos="9160"/>
+          <w:tab w:val="left" w:pos="10076"/>
+          <w:tab w:val="left" w:pos="10992"/>
+          <w:tab w:val="left" w:pos="11908"/>
+          <w:tab w:val="left" w:pos="12824"/>
+          <w:tab w:val="left" w:pos="13740"/>
+          <w:tab w:val="left" w:pos="14656"/>
+        </w:tabs>
+        <w:spacing w:after="0" w:line="240" w:lineRule="auto"/>
+        <w:rPr>
+          <w:rFonts w:ascii="Courier New" w:eastAsia="Times New Roman" w:hAnsi="Courier New" w:cs="Courier New"/>
+          <w:kern w:val="0"/>
+          <w:sz w:val="20"/>
+          <w:szCs w:val="20"/>
+          <w:lang w:eastAsia="en-IN"/>
+          <w14:ligatures w14:val="none"/>
+        </w:rPr>
+      </w:pPr>
+    </w:p>
+    <w:p>
+      <w:pPr>
+        <w:pStyle w:val="ListParagraph"/>
+        <w:numPr>
+          <w:ilvl w:val="0"/>
+          <w:numId w:val="1"/>
+        </w:numPr>
+        <w:tabs>
+          <w:tab w:val="left" w:pos="916"/>
+          <w:tab w:val="left" w:pos="1832"/>
+          <w:tab w:val="left" w:pos="2748"/>
+          <w:tab w:val="left" w:pos="3664"/>
+          <w:tab w:val="left" w:pos="4580"/>
+          <w:tab w:val="left" w:pos="5496"/>
+          <w:tab w:val="left" w:pos="6412"/>
+          <w:tab w:val="left" w:pos="7328"/>
+          <w:tab w:val="left" w:pos="8244"/>
+          <w:tab w:val="left" w:pos="9160"/>
+          <w:tab w:val="left" w:pos="10076"/>
+          <w:tab w:val="left" w:pos="10992"/>
+          <w:tab w:val="left" w:pos="11908"/>
+          <w:tab w:val="left" w:pos="12824"/>
+          <w:tab w:val="left" w:pos="13740"/>
+          <w:tab w:val="left" w:pos="14656"/>
+        </w:tabs>
+        <w:spacing w:after="0" w:line="240" w:lineRule="auto"/>
+        <w:rPr>
+          <w:rFonts w:ascii="Courier New" w:eastAsia="Times New Roman" w:hAnsi="Courier New" w:cs="Courier New"/>
+          <w:kern w:val="0"/>
+          <w:sz w:val="20"/>
+          <w:szCs w:val="20"/>
+          <w:lang w:eastAsia="en-IN"/>
+          <w14:ligatures w14:val="none"/>
+        </w:rPr>
+      </w:pPr>
+      <w:r>
+        <w:rPr>
+          <w:rFonts w:ascii="Courier New" w:eastAsia="Times New Roman" w:hAnsi="Courier New" w:cs="Courier New"/>
+          <w:kern w:val="0"/>
+          <w:sz w:val="20"/>
+          <w:szCs w:val="20"/>
+          <w:lang w:eastAsia="en-IN"/>
+          <w14:ligatures w14:val="none"/>
+        </w:rPr>
+        <w:t>await button.screenshot();</w:t>
+      </w:r>
+    </w:p>
+    <w:p>
+      <w:pPr>
+        <w:pStyle w:val="ListParagraph"/>
+        <w:numPr>
+          <w:ilvl w:val="0"/>
+          <w:numId w:val="1"/>
+        </w:numPr>
+        <w:tabs>
+          <w:tab w:val="left" w:pos="916"/>
+          <w:tab w:val="left" w:pos="1832"/>
+          <w:tab w:val="left" w:pos="2748"/>
+          <w:tab w:val="left" w:pos="3664"/>
+          <w:tab w:val="left" w:pos="4580"/>
+          <w:tab w:val="left" w:pos="5496"/>
+          <w:tab w:val="left" w:pos="6412"/>
+          <w:tab w:val="left" w:pos="7328"/>
+          <w:tab w:val="left" w:pos="8244"/>
+          <w:tab w:val="left" w:pos="9160"/>
+          <w:tab w:val="left" w:pos="10076"/>
+          <w:tab w:val="left" w:pos="10992"/>
+          <w:tab w:val="left" w:pos="11908"/>
+          <w:tab w:val="left" w:pos="12824"/>
+          <w:tab w:val="left" w:pos="13740"/>
+          <w:tab w:val="left" w:pos="14656"/>
+        </w:tabs>
+        <w:spacing w:after="0" w:line="240" w:lineRule="auto"/>
+        <w:rPr>
+          <w:rFonts w:ascii="Courier New" w:eastAsia="Times New Roman" w:hAnsi="Courier New" w:cs="Courier New"/>
+          <w:kern w:val="0"/>
+          <w:sz w:val="20"/>
+          <w:szCs w:val="20"/>
+          <w:lang w:eastAsia="en-IN"/>
+          <w14:ligatures w14:val="none"/>
+        </w:rPr>
+      </w:pPr>
+      <w:r>
+        <w:rPr>
+          <w:rFonts w:ascii="Courier New" w:eastAsia="Times New Roman" w:hAnsi="Courier New" w:cs="Courier New"/>
+          <w:kern w:val="0"/>
+          <w:sz w:val="20"/>
+          <w:szCs w:val="20"/>
+          <w:lang w:eastAsia="en-IN"/>
+          <w14:ligatures w14:val="none"/>
+        </w:rPr>
+        <w:t>await button.scrollIntoViewIfNeeded();</w:t>
+      </w:r>
+    </w:p>
+    <w:p>
+      <w:pPr>
+        <w:pStyle w:val="ListParagraph"/>
+        <w:numPr>
+          <w:ilvl w:val="0"/>
+          <w:numId w:val="1"/>
+        </w:numPr>
+        <w:tabs>
+          <w:tab w:val="left" w:pos="916"/>
+          <w:tab w:val="left" w:pos="1832"/>
+          <w:tab w:val="left" w:pos="2748"/>
+          <w:tab w:val="left" w:pos="3664"/>
+          <w:tab w:val="left" w:pos="4580"/>
+          <w:tab w:val="left" w:pos="5496"/>
+          <w:tab w:val="left" w:pos="6412"/>
+          <w:tab w:val="left" w:pos="7328"/>
+          <w:tab w:val="left" w:pos="8244"/>
+          <w:tab w:val="left" w:pos="9160"/>
+          <w:tab w:val="left" w:pos="10076"/>
+          <w:tab w:val="left" w:pos="10992"/>
+          <w:tab w:val="left" w:pos="11908"/>
+          <w:tab w:val="left" w:pos="12824"/>
+          <w:tab w:val="left" w:pos="13740"/>
+          <w:tab w:val="left" w:pos="14656"/>
+        </w:tabs>
+        <w:spacing w:after="0" w:line="240" w:lineRule="auto"/>
+        <w:rPr>
+          <w:rFonts w:ascii="Courier New" w:eastAsia="Times New Roman" w:hAnsi="Courier New" w:cs="Courier New"/>
+          <w:kern w:val="0"/>
+          <w:sz w:val="20"/>
+          <w:szCs w:val="20"/>
+          <w:lang w:eastAsia="en-IN"/>
+          <w14:ligatures w14:val="none"/>
+        </w:rPr>
+      </w:pPr>
+    </w:p>
+    <w:p>
+      <w:pPr>
+        <w:pStyle w:val="ListParagraph"/>
+        <w:numPr>
+          <w:ilvl w:val="0"/>
+          <w:numId w:val="1"/>
+        </w:numPr>
+        <w:tabs>
+          <w:tab w:val="left" w:pos="916"/>
+          <w:tab w:val="left" w:pos="1832"/>
+          <w:tab w:val="left" w:pos="2748"/>
+          <w:tab w:val="left" w:pos="3664"/>
+          <w:tab w:val="left" w:pos="4580"/>
+          <w:tab w:val="left" w:pos="5496"/>
+          <w:tab w:val="left" w:pos="6412"/>
+          <w:tab w:val="left" w:pos="7328"/>
+          <w:tab w:val="left" w:pos="8244"/>
+          <w:tab w:val="left" w:pos="9160"/>
+          <w:tab w:val="left" w:pos="10076"/>
+          <w:tab w:val="left" w:pos="10992"/>
+          <w:tab w:val="left" w:pos="11908"/>
+          <w:tab w:val="left" w:pos="12824"/>
+          <w:tab w:val="left" w:pos="13740"/>
+          <w:tab w:val="left" w:pos="14656"/>
+        </w:tabs>
+        <w:spacing w:after="0" w:line="240" w:lineRule="auto"/>
+        <w:rPr>
+          <w:rFonts w:ascii="Courier New" w:eastAsia="Times New Roman" w:hAnsi="Courier New" w:cs="Courier New"/>
+          <w:kern w:val="0"/>
+          <w:sz w:val="20"/>
+          <w:szCs w:val="20"/>
+          <w:lang w:eastAsia="en-IN"/>
+          <w14:ligatures w14:val="none"/>
+        </w:rPr>
+      </w:pPr>
+      <w:r>
+        <w:rPr>
+          <w:rFonts w:ascii="Courier New" w:eastAsia="Times New Roman" w:hAnsi="Courier New" w:cs="Courier New"/>
+          <w:kern w:val="0"/>
+          <w:sz w:val="20"/>
+          <w:szCs w:val="20"/>
+          <w:lang w:eastAsia="en-IN"/>
+          <w14:ligatures w14:val="none"/>
+        </w:rPr>
+        <w:t>await button.waitFor();</w:t>
+      </w:r>
+    </w:p>
+    <w:p>
+      <w:pPr>
+        <w:pStyle w:val="ListParagraph"/>
+        <w:numPr>
+          <w:ilvl w:val="0"/>
+          <w:numId w:val="1"/>
+        </w:numPr>
+        <w:spacing w:before="100" w:beforeAutospacing="1" w:after="100" w:afterAutospacing="1" w:line="240" w:lineRule="auto"/>
+        <w:rPr>
+          <w:rFonts w:ascii="Times New Roman" w:eastAsia="Times New Roman" w:hAnsi="Times New Roman" w:cs="Times New Roman"/>
+          <w:kern w:val="0"/>
+          <w:sz w:val="24"/>
+          <w:szCs w:val="24"/>
+          <w:lang w:eastAsia="en-IN"/>
+          <w14:ligatures w14:val="none"/>
+        </w:rPr>
+      </w:pPr>
+      <w:r>
+        <w:rPr>
+          <w:rFonts w:ascii="Times New Roman" w:eastAsia="Times New Roman" w:hAnsi="Times New Roman" w:cs="Times New Roman"/>
+          <w:kern w:val="0"/>
+          <w:sz w:val="24"/>
+          <w:szCs w:val="24"/>
+          <w:lang w:eastAsia="en-IN"/>
+          <w14:ligatures w14:val="none"/>
+        </w:rPr>
+        <w:lastRenderedPageBreak/>
+        <w:t>For example:</w:t>
+      </w:r>
+    </w:p>
+    <w:p>
+      <w:pPr>
+        <w:pStyle w:val="ListParagraph"/>
+        <w:numPr>
+          <w:ilvl w:val="0"/>
+          <w:numId w:val="1"/>
+        </w:numPr>
+        <w:tabs>
+          <w:tab w:val="left" w:pos="916"/>
+          <w:tab w:val="left" w:pos="1832"/>
+          <w:tab w:val="left" w:pos="2748"/>
+          <w:tab w:val="left" w:pos="3664"/>
+          <w:tab w:val="left" w:pos="4580"/>
+          <w:tab w:val="left" w:pos="5496"/>
+          <w:tab w:val="left" w:pos="6412"/>
+          <w:tab w:val="left" w:pos="7328"/>
+          <w:tab w:val="left" w:pos="8244"/>
+          <w:tab w:val="left" w:pos="9160"/>
+          <w:tab w:val="left" w:pos="10076"/>
+          <w:tab w:val="left" w:pos="10992"/>
+          <w:tab w:val="left" w:pos="11908"/>
+          <w:tab w:val="left" w:pos="12824"/>
+          <w:tab w:val="left" w:pos="13740"/>
+          <w:tab w:val="left" w:pos="14656"/>
+        </w:tabs>
+        <w:spacing w:after="0" w:line="240" w:lineRule="auto"/>
+        <w:rPr>
+          <w:rFonts w:ascii="Courier New" w:eastAsia="Times New Roman" w:hAnsi="Courier New" w:cs="Courier New"/>
+          <w:kern w:val="0"/>
+          <w:sz w:val="20"/>
+          <w:szCs w:val="20"/>
+          <w:lang w:eastAsia="en-IN"/>
+          <w14:ligatures w14:val="none"/>
+        </w:rPr>
+      </w:pPr>
+      <w:r>
+        <w:rPr>
+          <w:rFonts w:ascii="Courier New" w:eastAsia="Times New Roman" w:hAnsi="Courier New" w:cs="Courier New"/>
+          <w:kern w:val="0"/>
+          <w:sz w:val="20"/>
+          <w:szCs w:val="20"/>
+          <w:lang w:eastAsia="en-IN"/>
+          <w14:ligatures w14:val="none"/>
+        </w:rPr>
+        <w:t>await page.locator("#username").fill("jishnu");</w:t>
+      </w:r>
+    </w:p>
+    <w:p>
+      <w:pPr>
+        <w:pStyle w:val="ListParagraph"/>
+        <w:numPr>
+          <w:ilvl w:val="0"/>
+          <w:numId w:val="1"/>
+        </w:numPr>
+        <w:tabs>
+          <w:tab w:val="left" w:pos="916"/>
+          <w:tab w:val="left" w:pos="1832"/>
+          <w:tab w:val="left" w:pos="2748"/>
+          <w:tab w:val="left" w:pos="3664"/>
+          <w:tab w:val="left" w:pos="4580"/>
+          <w:tab w:val="left" w:pos="5496"/>
+          <w:tab w:val="left" w:pos="6412"/>
+          <w:tab w:val="left" w:pos="7328"/>
+          <w:tab w:val="left" w:pos="8244"/>
+          <w:tab w:val="left" w:pos="9160"/>
+          <w:tab w:val="left" w:pos="10076"/>
+          <w:tab w:val="left" w:pos="10992"/>
+          <w:tab w:val="left" w:pos="11908"/>
+          <w:tab w:val="left" w:pos="12824"/>
+          <w:tab w:val="left" w:pos="13740"/>
+          <w:tab w:val="left" w:pos="14656"/>
+        </w:tabs>
+        <w:spacing w:after="0" w:line="240" w:lineRule="auto"/>
+        <w:rPr>
+          <w:rFonts w:ascii="Courier New" w:eastAsia="Times New Roman" w:hAnsi="Courier New" w:cs="Courier New"/>
+          <w:kern w:val="0"/>
+          <w:sz w:val="20"/>
+          <w:szCs w:val="20"/>
+          <w:lang w:eastAsia="en-IN"/>
+          <w14:ligatures w14:val="none"/>
+        </w:rPr>
+      </w:pPr>
+      <w:r>
+        <w:rPr>
+          <w:rFonts w:ascii="Courier New" w:eastAsia="Times New Roman" w:hAnsi="Courier New" w:cs="Courier New"/>
+          <w:kern w:val="0"/>
+          <w:sz w:val="20"/>
+          <w:szCs w:val="20"/>
+          <w:lang w:eastAsia="en-IN"/>
+          <w14:ligatures w14:val="none"/>
+        </w:rPr>
+        <w:t>await page.locator("#password").fill("12345");</w:t>
+      </w:r>
+    </w:p>
+    <w:p>
+      <w:pPr>
+        <w:pStyle w:val="ListParagraph"/>
+        <w:numPr>
+          <w:ilvl w:val="0"/>
+          <w:numId w:val="1"/>
+        </w:numPr>
+        <w:tabs>
+          <w:tab w:val="left" w:pos="916"/>
+          <w:tab w:val="left" w:pos="1832"/>
+          <w:tab w:val="left" w:pos="2748"/>
+          <w:tab w:val="left" w:pos="3664"/>
+          <w:tab w:val="left" w:pos="4580"/>
+          <w:tab w:val="left" w:pos="5496"/>
+          <w:tab w:val="left" w:pos="6412"/>
+          <w:tab w:val="left" w:pos="7328"/>
+          <w:tab w:val="left" w:pos="8244"/>
+          <w:tab w:val="left" w:pos="9160"/>
+          <w:tab w:val="left" w:pos="10076"/>
+          <w:tab w:val="left" w:pos="10992"/>
+          <w:tab w:val="left" w:pos="11908"/>
+          <w:tab w:val="left" w:pos="12824"/>
+          <w:tab w:val="left" w:pos="13740"/>
+          <w:tab w:val="left" w:pos="14656"/>
+        </w:tabs>
+        <w:spacing w:after="0" w:line="240" w:lineRule="auto"/>
+        <w:rPr>
+          <w:rFonts w:ascii="Courier New" w:eastAsia="Times New Roman" w:hAnsi="Courier New" w:cs="Courier New"/>
+          <w:kern w:val="0"/>
+          <w:sz w:val="20"/>
+          <w:szCs w:val="20"/>
+          <w:lang w:eastAsia="en-IN"/>
+          <w14:ligatures w14:val="none"/>
+        </w:rPr>
+      </w:pPr>
+      <w:r>
+        <w:rPr>
+          <w:rFonts w:ascii="Courier New" w:eastAsia="Times New Roman" w:hAnsi="Courier New" w:cs="Courier New"/>
+          <w:kern w:val="0"/>
+          <w:sz w:val="20"/>
+          <w:szCs w:val="20"/>
+          <w:lang w:eastAsia="en-IN"/>
+          <w14:ligatures w14:val="none"/>
+        </w:rPr>
+        <w:t>await page.locator("#login").click();</w:t>
+      </w:r>
+    </w:p>
+    <w:p>
+      <w:pPr>
+        <w:pStyle w:val="ListParagraph"/>
+        <w:numPr>
+          <w:ilvl w:val="0"/>
+          <w:numId w:val="1"/>
+        </w:numPr>
+        <w:spacing w:before="100" w:beforeAutospacing="1" w:after="100" w:afterAutospacing="1" w:line="240" w:lineRule="auto"/>
+        <w:outlineLvl w:val="2"/>
+        <w:rPr>
+          <w:rFonts w:ascii="Times New Roman" w:eastAsia="Times New Roman" w:hAnsi="Times New Roman" w:cs="Times New Roman"/>
+          <w:b/>
+          <w:bCs/>
+          <w:kern w:val="0"/>
+          <w:sz w:val="27"/>
+          <w:szCs w:val="27"/>
+          <w:lang w:eastAsia="en-IN"/>
+          <w14:ligatures w14:val="none"/>
+        </w:rPr>
+      </w:pPr>
+      <w:r>
+        <w:rPr>
+          <w:rFonts w:ascii="Times New Roman" w:eastAsia="Times New Roman" w:hAnsi="Times New Roman" w:cs="Times New Roman"/>
+          <w:b/>
+          <w:bCs/>
+          <w:kern w:val="0"/>
+          <w:sz w:val="27"/>
+          <w:szCs w:val="27"/>
+          <w:lang w:eastAsia="en-IN"/>
+          <w14:ligatures w14:val="none"/>
+        </w:rPr>
+        <w:t xml:space="preserve">3. </w:t>
+      </w:r>
+      <w:r>
+        <w:rPr>
+          <w:rFonts w:ascii="Courier New" w:eastAsia="Times New Roman" w:hAnsi="Courier New" w:cs="Courier New"/>
+          <w:b/>
+          <w:bCs/>
+          <w:kern w:val="0"/>
+          <w:sz w:val="20"/>
+          <w:szCs w:val="20"/>
+          <w:lang w:eastAsia="en-IN"/>
+          <w14:ligatures w14:val="none"/>
+        </w:rPr>
+        <w:t>expect()</w:t>
+      </w:r>
+      <w:r>
+        <w:rPr>
+          <w:rFonts w:ascii="Times New Roman" w:eastAsia="Times New Roman" w:hAnsi="Times New Roman" w:cs="Times New Roman"/>
+          <w:b/>
+          <w:bCs/>
+          <w:kern w:val="0"/>
+          <w:sz w:val="27"/>
+          <w:szCs w:val="27"/>
+          <w:lang w:eastAsia="en-IN"/>
+          <w14:ligatures w14:val="none"/>
+        </w:rPr>
+        <w:t xml:space="preserve"> assertions</w:t>
+      </w:r>
+    </w:p>
+    <w:p>
+      <w:pPr>
+        <w:pStyle w:val="ListParagraph"/>
+        <w:numPr>
+          <w:ilvl w:val="0"/>
+          <w:numId w:val="1"/>
+        </w:numPr>
+        <w:spacing w:before="100" w:beforeAutospacing="1" w:after="100" w:afterAutospacing="1" w:line="240" w:lineRule="auto"/>
+        <w:rPr>
+          <w:rFonts w:ascii="Times New Roman" w:eastAsia="Times New Roman" w:hAnsi="Times New Roman" w:cs="Times New Roman"/>
+          <w:kern w:val="0"/>
+          <w:sz w:val="24"/>
+          <w:szCs w:val="24"/>
+          <w:lang w:eastAsia="en-IN"/>
+          <w14:ligatures w14:val="none"/>
+        </w:rPr>
+      </w:pPr>
+      <w:r>
+        <w:rPr>
+          <w:rFonts w:ascii="Times New Roman" w:eastAsia="Times New Roman" w:hAnsi="Times New Roman" w:cs="Times New Roman"/>
+          <w:kern w:val="0"/>
+          <w:sz w:val="24"/>
+          <w:szCs w:val="24"/>
+          <w:lang w:eastAsia="en-IN"/>
+          <w14:ligatures w14:val="none"/>
+        </w:rPr>
+        <w:t>These are extremely important in testing:</w:t>
+      </w:r>
+    </w:p>
+    <w:p>
+      <w:pPr>
+        <w:pStyle w:val="ListParagraph"/>
+        <w:numPr>
+          <w:ilvl w:val="0"/>
+          <w:numId w:val="1"/>
+        </w:numPr>
+        <w:tabs>
+          <w:tab w:val="left" w:pos="916"/>
+          <w:tab w:val="left" w:pos="1832"/>
+          <w:tab w:val="left" w:pos="2748"/>
+          <w:tab w:val="left" w:pos="3664"/>
+          <w:tab w:val="left" w:pos="4580"/>
+          <w:tab w:val="left" w:pos="5496"/>
+          <w:tab w:val="left" w:pos="6412"/>
+          <w:tab w:val="left" w:pos="7328"/>
+          <w:tab w:val="left" w:pos="8244"/>
+          <w:tab w:val="left" w:pos="9160"/>
+          <w:tab w:val="left" w:pos="10076"/>
+          <w:tab w:val="left" w:pos="10992"/>
+          <w:tab w:val="left" w:pos="11908"/>
+          <w:tab w:val="left" w:pos="12824"/>
+          <w:tab w:val="left" w:pos="13740"/>
+          <w:tab w:val="left" w:pos="14656"/>
+        </w:tabs>
+        <w:spacing w:after="0" w:line="240" w:lineRule="auto"/>
+        <w:rPr>
+          <w:rFonts w:ascii="Courier New" w:eastAsia="Times New Roman" w:hAnsi="Courier New" w:cs="Courier New"/>
+          <w:kern w:val="0"/>
+          <w:sz w:val="20"/>
+          <w:szCs w:val="20"/>
+          <w:lang w:eastAsia="en-IN"/>
+          <w14:ligatures w14:val="none"/>
+        </w:rPr>
+      </w:pPr>
+      <w:r>
+        <w:rPr>
+          <w:rFonts w:ascii="Courier New" w:eastAsia="Times New Roman" w:hAnsi="Courier New" w:cs="Courier New"/>
+          <w:kern w:val="0"/>
+          <w:sz w:val="20"/>
+          <w:szCs w:val="20"/>
+          <w:lang w:eastAsia="en-IN"/>
+          <w14:ligatures w14:val="none"/>
+        </w:rPr>
+        <w:t>await expect(page).toHaveTitle();</w:t>
+      </w:r>
+    </w:p>
+    <w:p>
+      <w:pPr>
+        <w:pStyle w:val="ListParagraph"/>
+        <w:numPr>
+          <w:ilvl w:val="0"/>
+          <w:numId w:val="1"/>
+        </w:numPr>
+        <w:tabs>
+          <w:tab w:val="left" w:pos="916"/>
+          <w:tab w:val="left" w:pos="1832"/>
+          <w:tab w:val="left" w:pos="2748"/>
+          <w:tab w:val="left" w:pos="3664"/>
+          <w:tab w:val="left" w:pos="4580"/>
+          <w:tab w:val="left" w:pos="5496"/>
+          <w:tab w:val="left" w:pos="6412"/>
+          <w:tab w:val="left" w:pos="7328"/>
+          <w:tab w:val="left" w:pos="8244"/>
+          <w:tab w:val="left" w:pos="9160"/>
+          <w:tab w:val="left" w:pos="10076"/>
+          <w:tab w:val="left" w:pos="10992"/>
+          <w:tab w:val="left" w:pos="11908"/>
+          <w:tab w:val="left" w:pos="12824"/>
+          <w:tab w:val="left" w:pos="13740"/>
+          <w:tab w:val="left" w:pos="14656"/>
+        </w:tabs>
+        <w:spacing w:after="0" w:line="240" w:lineRule="auto"/>
+        <w:rPr>
+          <w:rFonts w:ascii="Courier New" w:eastAsia="Times New Roman" w:hAnsi="Courier New" w:cs="Courier New"/>
+          <w:kern w:val="0"/>
+          <w:sz w:val="20"/>
+          <w:szCs w:val="20"/>
+          <w:lang w:eastAsia="en-IN"/>
+          <w14:ligatures w14:val="none"/>
+        </w:rPr>
+      </w:pPr>
+      <w:r>
+        <w:rPr>
+          <w:rFonts w:ascii="Courier New" w:eastAsia="Times New Roman" w:hAnsi="Courier New" w:cs="Courier New"/>
+          <w:kern w:val="0"/>
+          <w:sz w:val="20"/>
+          <w:szCs w:val="20"/>
+          <w:lang w:eastAsia="en-IN"/>
+          <w14:ligatures w14:val="none"/>
+        </w:rPr>
+        <w:t>await expect(page).toHaveURL();</w:t>
+      </w:r>
+    </w:p>
+    <w:p>
+      <w:pPr>
+        <w:pStyle w:val="ListParagraph"/>
+        <w:numPr>
+          <w:ilvl w:val="0"/>
+          <w:numId w:val="1"/>
+        </w:numPr>
+        <w:tabs>
+          <w:tab w:val="left" w:pos="916"/>
+          <w:tab w:val="left" w:pos="1832"/>
+          <w:tab w:val="left" w:pos="2748"/>
+          <w:tab w:val="left" w:pos="3664"/>
+          <w:tab w:val="left" w:pos="4580"/>
+          <w:tab w:val="left" w:pos="5496"/>
+          <w:tab w:val="left" w:pos="6412"/>
+          <w:tab w:val="left" w:pos="7328"/>
+          <w:tab w:val="left" w:pos="8244"/>
+          <w:tab w:val="left" w:pos="9160"/>
+          <w:tab w:val="left" w:pos="10076"/>
+          <w:tab w:val="left" w:pos="10992"/>
+          <w:tab w:val="left" w:pos="11908"/>
+          <w:tab w:val="left" w:pos="12824"/>
+          <w:tab w:val="left" w:pos="13740"/>
+          <w:tab w:val="left" w:pos="14656"/>
+        </w:tabs>
+        <w:spacing w:after="0" w:line="240" w:lineRule="auto"/>
+        <w:rPr>
+          <w:rFonts w:ascii="Courier New" w:eastAsia="Times New Roman" w:hAnsi="Courier New" w:cs="Courier New"/>
+          <w:kern w:val="0"/>
+          <w:sz w:val="20"/>
+          <w:szCs w:val="20"/>
+          <w:lang w:eastAsia="en-IN"/>
+          <w14:ligatures w14:val="none"/>
+        </w:rPr>
+      </w:pPr>
+    </w:p>
+    <w:p>
+      <w:pPr>
+        <w:pStyle w:val="ListParagraph"/>
+        <w:numPr>
+          <w:ilvl w:val="0"/>
+          <w:numId w:val="1"/>
+        </w:numPr>
+        <w:tabs>
+          <w:tab w:val="left" w:pos="916"/>
+          <w:tab w:val="left" w:pos="1832"/>
+          <w:tab w:val="left" w:pos="2748"/>
+          <w:tab w:val="left" w:pos="3664"/>
+          <w:tab w:val="left" w:pos="4580"/>
+          <w:tab w:val="left" w:pos="5496"/>
+          <w:tab w:val="left" w:pos="6412"/>
+          <w:tab w:val="left" w:pos="7328"/>
+          <w:tab w:val="left" w:pos="8244"/>
+          <w:tab w:val="left" w:pos="9160"/>
+          <w:tab w:val="left" w:pos="10076"/>
+          <w:tab w:val="left" w:pos="10992"/>
+          <w:tab w:val="left" w:pos="11908"/>
+          <w:tab w:val="left" w:pos="12824"/>
+          <w:tab w:val="left" w:pos="13740"/>
+          <w:tab w:val="left" w:pos="14656"/>
+        </w:tabs>
+        <w:spacing w:after="0" w:line="240" w:lineRule="auto"/>
+        <w:rPr>
+          <w:rFonts w:ascii="Courier New" w:eastAsia="Times New Roman" w:hAnsi="Courier New" w:cs="Courier New"/>
+          <w:kern w:val="0"/>
+          <w:sz w:val="20"/>
+          <w:szCs w:val="20"/>
+          <w:lang w:eastAsia="en-IN"/>
+          <w14:ligatures w14:val="none"/>
+        </w:rPr>
+      </w:pPr>
+      <w:r>
+        <w:rPr>
+          <w:rFonts w:ascii="Courier New" w:eastAsia="Times New Roman" w:hAnsi="Courier New" w:cs="Courier New"/>
+          <w:kern w:val="0"/>
+          <w:sz w:val="20"/>
+          <w:szCs w:val="20"/>
+          <w:lang w:eastAsia="en-IN"/>
+          <w14:ligatures w14:val="none"/>
+        </w:rPr>
+        <w:t>await expect(locator).toBeVisible();</w:t>
+      </w:r>
+    </w:p>
+    <w:p>
+      <w:pPr>
+        <w:pStyle w:val="ListParagraph"/>
+        <w:numPr>
+          <w:ilvl w:val="0"/>
+          <w:numId w:val="1"/>
+        </w:numPr>
+        <w:tabs>
+          <w:tab w:val="left" w:pos="916"/>
+          <w:tab w:val="left" w:pos="1832"/>
+          <w:tab w:val="left" w:pos="2748"/>
+          <w:tab w:val="left" w:pos="3664"/>
+          <w:tab w:val="left" w:pos="4580"/>
+          <w:tab w:val="left" w:pos="5496"/>
+          <w:tab w:val="left" w:pos="6412"/>
+          <w:tab w:val="left" w:pos="7328"/>
+          <w:tab w:val="left" w:pos="8244"/>
+          <w:tab w:val="left" w:pos="9160"/>
+          <w:tab w:val="left" w:pos="10076"/>
+          <w:tab w:val="left" w:pos="10992"/>
+          <w:tab w:val="left" w:pos="11908"/>
+          <w:tab w:val="left" w:pos="12824"/>
+          <w:tab w:val="left" w:pos="13740"/>
+          <w:tab w:val="left" w:pos="14656"/>
+        </w:tabs>
+        <w:spacing w:after="0" w:line="240" w:lineRule="auto"/>
+        <w:rPr>
+          <w:rFonts w:ascii="Courier New" w:eastAsia="Times New Roman" w:hAnsi="Courier New" w:cs="Courier New"/>
+          <w:kern w:val="0"/>
+          <w:sz w:val="20"/>
+          <w:szCs w:val="20"/>
+          <w:lang w:eastAsia="en-IN"/>
+          <w14:ligatures w14:val="none"/>
+        </w:rPr>
+      </w:pPr>
+      <w:r>
+        <w:rPr>
+          <w:rFonts w:ascii="Courier New" w:eastAsia="Times New Roman" w:hAnsi="Courier New" w:cs="Courier New"/>
+          <w:kern w:val="0"/>
+          <w:sz w:val="20"/>
+          <w:szCs w:val="20"/>
+          <w:lang w:eastAsia="en-IN"/>
+          <w14:ligatures w14:val="none"/>
+        </w:rPr>
+        <w:t>await expect(locator).toBeHidden();</w:t>
+      </w:r>
+    </w:p>
+    <w:p>
+      <w:pPr>
+        <w:pStyle w:val="ListParagraph"/>
+        <w:numPr>
+          <w:ilvl w:val="0"/>
+          <w:numId w:val="1"/>
+        </w:numPr>
+        <w:tabs>
+          <w:tab w:val="left" w:pos="916"/>
+          <w:tab w:val="left" w:pos="1832"/>
+          <w:tab w:val="left" w:pos="2748"/>
+          <w:tab w:val="left" w:pos="3664"/>
+          <w:tab w:val="left" w:pos="4580"/>
+          <w:tab w:val="left" w:pos="5496"/>
+          <w:tab w:val="left" w:pos="6412"/>
+          <w:tab w:val="left" w:pos="7328"/>
+          <w:tab w:val="left" w:pos="8244"/>
+          <w:tab w:val="left" w:pos="9160"/>
+          <w:tab w:val="left" w:pos="10076"/>
+          <w:tab w:val="left" w:pos="10992"/>
+          <w:tab w:val="left" w:pos="11908"/>
+          <w:tab w:val="left" w:pos="12824"/>
+          <w:tab w:val="left" w:pos="13740"/>
+          <w:tab w:val="left" w:pos="14656"/>
+        </w:tabs>
+        <w:spacing w:after="0" w:line="240" w:lineRule="auto"/>
+        <w:rPr>
+          <w:rFonts w:ascii="Courier New" w:eastAsia="Times New Roman" w:hAnsi="Courier New" w:cs="Courier New"/>
+          <w:kern w:val="0"/>
+          <w:sz w:val="20"/>
+          <w:szCs w:val="20"/>
+          <w:lang w:eastAsia="en-IN"/>
+          <w14:ligatures w14:val="none"/>
+        </w:rPr>
+      </w:pPr>
+      <w:r>
+        <w:rPr>
+          <w:rFonts w:ascii="Courier New" w:eastAsia="Times New Roman" w:hAnsi="Courier New" w:cs="Courier New"/>
+          <w:kern w:val="0"/>
+          <w:sz w:val="20"/>
+          <w:szCs w:val="20"/>
+          <w:lang w:eastAsia="en-IN"/>
+          <w14:ligatures w14:val="none"/>
+        </w:rPr>
+        <w:t>await expect(locator).toBeEnabled();</w:t>
+      </w:r>
+    </w:p>
+    <w:p>
+      <w:pPr>
+        <w:pStyle w:val="ListParagraph"/>
+        <w:numPr>
+          <w:ilvl w:val="0"/>
+          <w:numId w:val="1"/>
+        </w:numPr>
+        <w:tabs>
+          <w:tab w:val="left" w:pos="916"/>
+          <w:tab w:val="left" w:pos="1832"/>
+          <w:tab w:val="left" w:pos="2748"/>
+          <w:tab w:val="left" w:pos="3664"/>
+          <w:tab w:val="left" w:pos="4580"/>
+          <w:tab w:val="left" w:pos="5496"/>
+          <w:tab w:val="left" w:pos="6412"/>
+          <w:tab w:val="left" w:pos="7328"/>
+          <w:tab w:val="left" w:pos="8244"/>
+          <w:tab w:val="left" w:pos="9160"/>
+          <w:tab w:val="left" w:pos="10076"/>
+          <w:tab w:val="left" w:pos="10992"/>
+          <w:tab w:val="left" w:pos="11908"/>
+          <w:tab w:val="left" w:pos="12824"/>
+          <w:tab w:val="left" w:pos="13740"/>
+          <w:tab w:val="left" w:pos="14656"/>
+        </w:tabs>
+        <w:spacing w:after="0" w:line="240" w:lineRule="auto"/>
+        <w:rPr>
+          <w:rFonts w:ascii="Courier New" w:eastAsia="Times New Roman" w:hAnsi="Courier New" w:cs="Courier New"/>
+          <w:kern w:val="0"/>
+          <w:sz w:val="20"/>
+          <w:szCs w:val="20"/>
+          <w:lang w:eastAsia="en-IN"/>
+          <w14:ligatures w14:val="none"/>
+        </w:rPr>
+      </w:pPr>
+      <w:r>
+        <w:rPr>
+          <w:rFonts w:ascii="Courier New" w:eastAsia="Times New Roman" w:hAnsi="Courier New" w:cs="Courier New"/>
+          <w:kern w:val="0"/>
+          <w:sz w:val="20"/>
+          <w:szCs w:val="20"/>
+          <w:lang w:eastAsia="en-IN"/>
+          <w14:ligatures w14:val="none"/>
+        </w:rPr>
+        <w:t>await expect(locator).toBeDisabled();</w:t>
+      </w:r>
+    </w:p>
+    <w:p>
+      <w:pPr>
+        <w:pStyle w:val="ListParagraph"/>
+        <w:numPr>
+          <w:ilvl w:val="0"/>
+          <w:numId w:val="1"/>
+        </w:numPr>
+        <w:tabs>
+          <w:tab w:val="left" w:pos="916"/>
+          <w:tab w:val="left" w:pos="1832"/>
+          <w:tab w:val="left" w:pos="2748"/>
+          <w:tab w:val="left" w:pos="3664"/>
+          <w:tab w:val="left" w:pos="4580"/>
+          <w:tab w:val="left" w:pos="5496"/>
+          <w:tab w:val="left" w:pos="6412"/>
+          <w:tab w:val="left" w:pos="7328"/>
+          <w:tab w:val="left" w:pos="8244"/>
+          <w:tab w:val="left" w:pos="9160"/>
+          <w:tab w:val="left" w:pos="10076"/>
+          <w:tab w:val="left" w:pos="10992"/>
+          <w:tab w:val="left" w:pos="11908"/>
+          <w:tab w:val="left" w:pos="12824"/>
+          <w:tab w:val="left" w:pos="13740"/>
+          <w:tab w:val="left" w:pos="14656"/>
+        </w:tabs>
+        <w:spacing w:after="0" w:line="240" w:lineRule="auto"/>
+        <w:rPr>
+          <w:rFonts w:ascii="Courier New" w:eastAsia="Times New Roman" w:hAnsi="Courier New" w:cs="Courier New"/>
+          <w:kern w:val="0"/>
+          <w:sz w:val="20"/>
+          <w:szCs w:val="20"/>
+          <w:lang w:eastAsia="en-IN"/>
+          <w14:ligatures w14:val="none"/>
+        </w:rPr>
+      </w:pPr>
+      <w:r>
+        <w:rPr>
+          <w:rFonts w:ascii="Courier New" w:eastAsia="Times New Roman" w:hAnsi="Courier New" w:cs="Courier New"/>
+          <w:kern w:val="0"/>
+          <w:sz w:val="20"/>
+          <w:szCs w:val="20"/>
+          <w:lang w:eastAsia="en-IN"/>
+          <w14:ligatures w14:val="none"/>
+        </w:rPr>
+        <w:t>await expect(locator).toBeChecked();</w:t>
+      </w:r>
+    </w:p>
+    <w:p>
+      <w:pPr>
+        <w:pStyle w:val="ListParagraph"/>
+        <w:numPr>
+          <w:ilvl w:val="0"/>
+          <w:numId w:val="1"/>
+        </w:numPr>
+        <w:tabs>
+          <w:tab w:val="left" w:pos="916"/>
+          <w:tab w:val="left" w:pos="1832"/>
+          <w:tab w:val="left" w:pos="2748"/>
+          <w:tab w:val="left" w:pos="3664"/>
+          <w:tab w:val="left" w:pos="4580"/>
+          <w:tab w:val="left" w:pos="5496"/>
+          <w:tab w:val="left" w:pos="6412"/>
+          <w:tab w:val="left" w:pos="7328"/>
+          <w:tab w:val="left" w:pos="8244"/>
+          <w:tab w:val="left" w:pos="9160"/>
+          <w:tab w:val="left" w:pos="10076"/>
+          <w:tab w:val="left" w:pos="10992"/>
+          <w:tab w:val="left" w:pos="11908"/>
+          <w:tab w:val="left" w:pos="12824"/>
+          <w:tab w:val="left" w:pos="13740"/>
+          <w:tab w:val="left" w:pos="14656"/>
+        </w:tabs>
+        <w:spacing w:after="0" w:line="240" w:lineRule="auto"/>
+        <w:rPr>
+          <w:rFonts w:ascii="Courier New" w:eastAsia="Times New Roman" w:hAnsi="Courier New" w:cs="Courier New"/>
+          <w:kern w:val="0"/>
+          <w:sz w:val="20"/>
+          <w:szCs w:val="20"/>
+          <w:lang w:eastAsia="en-IN"/>
+          <w14:ligatures w14:val="none"/>
+        </w:rPr>
+      </w:pPr>
+      <w:r>
+        <w:rPr>
+          <w:rFonts w:ascii="Courier New" w:eastAsia="Times New Roman" w:hAnsi="Courier New" w:cs="Courier New"/>
+          <w:kern w:val="0"/>
+          <w:sz w:val="20"/>
+          <w:szCs w:val="20"/>
+          <w:lang w:eastAsia="en-IN"/>
+          <w14:ligatures w14:val="none"/>
+        </w:rPr>
+        <w:t>await expect(locator).toBeEditable();</w:t>
+      </w:r>
+    </w:p>
+    <w:p>
+      <w:pPr>
+        <w:pStyle w:val="ListParagraph"/>
+        <w:numPr>
+          <w:ilvl w:val="0"/>
+          <w:numId w:val="1"/>
+        </w:numPr>
+        <w:tabs>
+          <w:tab w:val="left" w:pos="916"/>
+          <w:tab w:val="left" w:pos="1832"/>
+          <w:tab w:val="left" w:pos="2748"/>
+          <w:tab w:val="left" w:pos="3664"/>
+          <w:tab w:val="left" w:pos="4580"/>
+          <w:tab w:val="left" w:pos="5496"/>
+          <w:tab w:val="left" w:pos="6412"/>
+          <w:tab w:val="left" w:pos="7328"/>
+          <w:tab w:val="left" w:pos="8244"/>
+          <w:tab w:val="left" w:pos="9160"/>
+          <w:tab w:val="left" w:pos="10076"/>
+          <w:tab w:val="left" w:pos="10992"/>
+          <w:tab w:val="left" w:pos="11908"/>
+          <w:tab w:val="left" w:pos="12824"/>
+          <w:tab w:val="left" w:pos="13740"/>
+          <w:tab w:val="left" w:pos="14656"/>
+        </w:tabs>
+        <w:spacing w:after="0" w:line="240" w:lineRule="auto"/>
+        <w:rPr>
+          <w:rFonts w:ascii="Courier New" w:eastAsia="Times New Roman" w:hAnsi="Courier New" w:cs="Courier New"/>
+          <w:kern w:val="0"/>
+          <w:sz w:val="20"/>
+          <w:szCs w:val="20"/>
+          <w:lang w:eastAsia="en-IN"/>
+          <w14:ligatures w14:val="none"/>
+        </w:rPr>
+      </w:pPr>
+    </w:p>
+    <w:p>
+      <w:pPr>
+        <w:pStyle w:val="ListParagraph"/>
+        <w:numPr>
+          <w:ilvl w:val="0"/>
+          <w:numId w:val="1"/>
+        </w:numPr>
+        <w:tabs>
+          <w:tab w:val="left" w:pos="916"/>
+          <w:tab w:val="left" w:pos="1832"/>
+          <w:tab w:val="left" w:pos="2748"/>
+          <w:tab w:val="left" w:pos="3664"/>
+          <w:tab w:val="left" w:pos="4580"/>
+          <w:tab w:val="left" w:pos="5496"/>
+          <w:tab w:val="left" w:pos="6412"/>
+          <w:tab w:val="left" w:pos="7328"/>
+          <w:tab w:val="left" w:pos="8244"/>
+          <w:tab w:val="left" w:pos="9160"/>
+          <w:tab w:val="left" w:pos="10076"/>
+          <w:tab w:val="left" w:pos="10992"/>
+          <w:tab w:val="left" w:pos="11908"/>
+          <w:tab w:val="left" w:pos="12824"/>
+          <w:tab w:val="left" w:pos="13740"/>
+          <w:tab w:val="left" w:pos="14656"/>
+        </w:tabs>
+        <w:spacing w:after="0" w:line="240" w:lineRule="auto"/>
+        <w:rPr>
+          <w:rFonts w:ascii="Courier New" w:eastAsia="Times New Roman" w:hAnsi="Courier New" w:cs="Courier New"/>
+          <w:kern w:val="0"/>
+          <w:sz w:val="20"/>
+          <w:szCs w:val="20"/>
+          <w:lang w:eastAsia="en-IN"/>
+          <w14:ligatures w14:val="none"/>
+        </w:rPr>
+      </w:pPr>
+      <w:r>
+        <w:rPr>
+          <w:rFonts w:ascii="Courier New" w:eastAsia="Times New Roman" w:hAnsi="Courier New" w:cs="Courier New"/>
+          <w:kern w:val="0"/>
+          <w:sz w:val="20"/>
+          <w:szCs w:val="20"/>
+          <w:lang w:eastAsia="en-IN"/>
+          <w14:ligatures w14:val="none"/>
+        </w:rPr>
+        <w:t>await expect(locator).toHaveText();</w:t>
+      </w:r>
+    </w:p>
+    <w:p>
+      <w:pPr>
+        <w:pStyle w:val="ListParagraph"/>
+        <w:numPr>
+          <w:ilvl w:val="0"/>
+          <w:numId w:val="1"/>
+        </w:numPr>
+        <w:tabs>
+          <w:tab w:val="left" w:pos="916"/>
+          <w:tab w:val="left" w:pos="1832"/>
+          <w:tab w:val="left" w:pos="2748"/>
+          <w:tab w:val="left" w:pos="3664"/>
+          <w:tab w:val="left" w:pos="4580"/>
+          <w:tab w:val="left" w:pos="5496"/>
+          <w:tab w:val="left" w:pos="6412"/>
+          <w:tab w:val="left" w:pos="7328"/>
+          <w:tab w:val="left" w:pos="8244"/>
+          <w:tab w:val="left" w:pos="9160"/>
+          <w:tab w:val="left" w:pos="10076"/>
+          <w:tab w:val="left" w:pos="10992"/>
+          <w:tab w:val="left" w:pos="11908"/>
+          <w:tab w:val="left" w:pos="12824"/>
+          <w:tab w:val="left" w:pos="13740"/>
+          <w:tab w:val="left" w:pos="14656"/>
+        </w:tabs>
+        <w:spacing w:after="0" w:line="240" w:lineRule="auto"/>
+        <w:rPr>
+          <w:rFonts w:ascii="Courier New" w:eastAsia="Times New Roman" w:hAnsi="Courier New" w:cs="Courier New"/>
+          <w:kern w:val="0"/>
+          <w:sz w:val="20"/>
+          <w:szCs w:val="20"/>
+          <w:lang w:eastAsia="en-IN"/>
+          <w14:ligatures w14:val="none"/>
+        </w:rPr>
+      </w:pPr>
+      <w:r>
+        <w:rPr>
+          <w:rFonts w:ascii="Courier New" w:eastAsia="Times New Roman" w:hAnsi="Courier New" w:cs="Courier New"/>
+          <w:kern w:val="0"/>
+          <w:sz w:val="20"/>
+          <w:szCs w:val="20"/>
+          <w:lang w:eastAsia="en-IN"/>
+          <w14:ligatures w14:val="none"/>
+        </w:rPr>
+        <w:t>await expect(locator).toContainText();</w:t>
+      </w:r>
+    </w:p>
+    <w:p>
+      <w:pPr>
+        <w:pStyle w:val="ListParagraph"/>
+        <w:numPr>
+          <w:ilvl w:val="0"/>
+          <w:numId w:val="1"/>
+        </w:numPr>
+        <w:tabs>
+          <w:tab w:val="left" w:pos="916"/>
+          <w:tab w:val="left" w:pos="1832"/>
+          <w:tab w:val="left" w:pos="2748"/>
+          <w:tab w:val="left" w:pos="3664"/>
+          <w:tab w:val="left" w:pos="4580"/>
+          <w:tab w:val="left" w:pos="5496"/>
+          <w:tab w:val="left" w:pos="6412"/>
+          <w:tab w:val="left" w:pos="7328"/>
+          <w:tab w:val="left" w:pos="8244"/>
+          <w:tab w:val="left" w:pos="9160"/>
+          <w:tab w:val="left" w:pos="10076"/>
+          <w:tab w:val="left" w:pos="10992"/>
+          <w:tab w:val="left" w:pos="11908"/>
+          <w:tab w:val="left" w:pos="12824"/>
+          <w:tab w:val="left" w:pos="13740"/>
+          <w:tab w:val="left" w:pos="14656"/>
+        </w:tabs>
+        <w:spacing w:after="0" w:line="240" w:lineRule="auto"/>
+        <w:rPr>
+          <w:rFonts w:ascii="Courier New" w:eastAsia="Times New Roman" w:hAnsi="Courier New" w:cs="Courier New"/>
+          <w:kern w:val="0"/>
+          <w:sz w:val="20"/>
+          <w:szCs w:val="20"/>
+          <w:lang w:eastAsia="en-IN"/>
+          <w14:ligatures w14:val="none"/>
+        </w:rPr>
+      </w:pPr>
+      <w:r>
+        <w:rPr>
+          <w:rFonts w:ascii="Courier New" w:eastAsia="Times New Roman" w:hAnsi="Courier New" w:cs="Courier New"/>
+          <w:kern w:val="0"/>
+          <w:sz w:val="20"/>
+          <w:szCs w:val="20"/>
+          <w:lang w:eastAsia="en-IN"/>
+          <w14:ligatures w14:val="none"/>
+        </w:rPr>
+        <w:t>await expect(locator).toHaveValue();</w:t>
+      </w:r>
+    </w:p>
+    <w:p>
+      <w:pPr>
+        <w:pStyle w:val="ListParagraph"/>
+        <w:numPr>
+          <w:ilvl w:val="0"/>
+          <w:numId w:val="1"/>
+        </w:numPr>
+        <w:tabs>
+          <w:tab w:val="left" w:pos="916"/>
+          <w:tab w:val="left" w:pos="1832"/>
+          <w:tab w:val="left" w:pos="2748"/>
+          <w:tab w:val="left" w:pos="3664"/>
+          <w:tab w:val="left" w:pos="4580"/>
+          <w:tab w:val="left" w:pos="5496"/>
+          <w:tab w:val="left" w:pos="6412"/>
+          <w:tab w:val="left" w:pos="7328"/>
+          <w:tab w:val="left" w:pos="8244"/>
+          <w:tab w:val="left" w:pos="9160"/>
+          <w:tab w:val="left" w:pos="10076"/>
+          <w:tab w:val="left" w:pos="10992"/>
+          <w:tab w:val="left" w:pos="11908"/>
+          <w:tab w:val="left" w:pos="12824"/>
+          <w:tab w:val="left" w:pos="13740"/>
+          <w:tab w:val="left" w:pos="14656"/>
+        </w:tabs>
+        <w:spacing w:after="0" w:line="240" w:lineRule="auto"/>
+        <w:rPr>
+          <w:rFonts w:ascii="Courier New" w:eastAsia="Times New Roman" w:hAnsi="Courier New" w:cs="Courier New"/>
+          <w:kern w:val="0"/>
+          <w:sz w:val="20"/>
+          <w:szCs w:val="20"/>
+          <w:lang w:eastAsia="en-IN"/>
+          <w14:ligatures w14:val="none"/>
+        </w:rPr>
+      </w:pPr>
+      <w:r>
+        <w:rPr>
+          <w:rFonts w:ascii="Courier New" w:eastAsia="Times New Roman" w:hAnsi="Courier New" w:cs="Courier New"/>
+          <w:kern w:val="0"/>
+          <w:sz w:val="20"/>
+          <w:szCs w:val="20"/>
+          <w:lang w:eastAsia="en-IN"/>
+          <w14:ligatures w14:val="none"/>
+        </w:rPr>
+        <w:t>await expect(locator).toHaveAttribute();</w:t>
+      </w:r>
+    </w:p>
+    <w:p>
+      <w:pPr>
+        <w:pStyle w:val="ListParagraph"/>
+        <w:numPr>
+          <w:ilvl w:val="0"/>
+          <w:numId w:val="1"/>
+        </w:numPr>
+        <w:tabs>
+          <w:tab w:val="left" w:pos="916"/>
+          <w:tab w:val="left" w:pos="1832"/>
+          <w:tab w:val="left" w:pos="2748"/>
+          <w:tab w:val="left" w:pos="3664"/>
+          <w:tab w:val="left" w:pos="4580"/>
+          <w:tab w:val="left" w:pos="5496"/>
+          <w:tab w:val="left" w:pos="6412"/>
+          <w:tab w:val="left" w:pos="7328"/>
+          <w:tab w:val="left" w:pos="8244"/>
+          <w:tab w:val="left" w:pos="9160"/>
+          <w:tab w:val="left" w:pos="10076"/>
+          <w:tab w:val="left" w:pos="10992"/>
+          <w:tab w:val="left" w:pos="11908"/>
+          <w:tab w:val="left" w:pos="12824"/>
+          <w:tab w:val="left" w:pos="13740"/>
+          <w:tab w:val="left" w:pos="14656"/>
+        </w:tabs>
+        <w:spacing w:after="0" w:line="240" w:lineRule="auto"/>
+        <w:rPr>
+          <w:rFonts w:ascii="Courier New" w:eastAsia="Times New Roman" w:hAnsi="Courier New" w:cs="Courier New"/>
+          <w:kern w:val="0"/>
+          <w:sz w:val="20"/>
+          <w:szCs w:val="20"/>
+          <w:lang w:eastAsia="en-IN"/>
+          <w14:ligatures w14:val="none"/>
+        </w:rPr>
+      </w:pPr>
+      <w:r>
+        <w:rPr>
+          <w:rFonts w:ascii="Courier New" w:eastAsia="Times New Roman" w:hAnsi="Courier New" w:cs="Courier New"/>
+          <w:kern w:val="0"/>
+          <w:sz w:val="20"/>
+          <w:szCs w:val="20"/>
+          <w:lang w:eastAsia="en-IN"/>
+          <w14:ligatures w14:val="none"/>
+        </w:rPr>
+        <w:t>await expect(locator).toHaveClass();</w:t>
+      </w:r>
+    </w:p>
+    <w:p>
+      <w:pPr>
+        <w:pStyle w:val="ListParagraph"/>
+        <w:numPr>
+          <w:ilvl w:val="0"/>
+          <w:numId w:val="1"/>
+        </w:numPr>
+        <w:spacing w:before="100" w:beforeAutospacing="1" w:after="100" w:afterAutospacing="1" w:line="240" w:lineRule="auto"/>
+        <w:rPr>
+          <w:rFonts w:ascii="Times New Roman" w:eastAsia="Times New Roman" w:hAnsi="Times New Roman" w:cs="Times New Roman"/>
+          <w:kern w:val="0"/>
+          <w:sz w:val="24"/>
+          <w:szCs w:val="24"/>
+          <w:lang w:eastAsia="en-IN"/>
+          <w14:ligatures w14:val="none"/>
+        </w:rPr>
+      </w:pPr>
+      <w:r>
+        <w:rPr>
+          <w:rFonts w:ascii="Times New Roman" w:eastAsia="Times New Roman" w:hAnsi="Times New Roman" w:cs="Times New Roman"/>
+          <w:kern w:val="0"/>
+          <w:sz w:val="24"/>
+          <w:szCs w:val="24"/>
+          <w:lang w:eastAsia="en-IN"/>
+          <w14:ligatures w14:val="none"/>
+        </w:rPr>
+        <w:t>Example:</w:t>
+      </w:r>
+    </w:p>
+    <w:p>
+      <w:pPr>
+        <w:pStyle w:val="ListParagraph"/>
+        <w:numPr>
+          <w:ilvl w:val="0"/>
+          <w:numId w:val="1"/>
+        </w:numPr>
+        <w:tabs>
+          <w:tab w:val="left" w:pos="916"/>
+          <w:tab w:val="left" w:pos="1832"/>
+          <w:tab w:val="left" w:pos="2748"/>
+          <w:tab w:val="left" w:pos="3664"/>
+          <w:tab w:val="left" w:pos="4580"/>
+          <w:tab w:val="left" w:pos="5496"/>
+          <w:tab w:val="left" w:pos="6412"/>
+          <w:tab w:val="left" w:pos="7328"/>
+          <w:tab w:val="left" w:pos="8244"/>
+          <w:tab w:val="left" w:pos="9160"/>
+          <w:tab w:val="left" w:pos="10076"/>
+          <w:tab w:val="left" w:pos="10992"/>
+          <w:tab w:val="left" w:pos="11908"/>
+          <w:tab w:val="left" w:pos="12824"/>
+          <w:tab w:val="left" w:pos="13740"/>
+          <w:tab w:val="left" w:pos="14656"/>
+        </w:tabs>
+        <w:spacing w:after="0" w:line="240" w:lineRule="auto"/>
+        <w:rPr>
+          <w:rFonts w:ascii="Courier New" w:eastAsia="Times New Roman" w:hAnsi="Courier New" w:cs="Courier New"/>
+          <w:kern w:val="0"/>
+          <w:sz w:val="20"/>
+          <w:szCs w:val="20"/>
+          <w:lang w:eastAsia="en-IN"/>
+          <w14:ligatures w14:val="none"/>
+        </w:rPr>
+      </w:pPr>
+      <w:r>
+        <w:rPr>
+          <w:rFonts w:ascii="Courier New" w:eastAsia="Times New Roman" w:hAnsi="Courier New" w:cs="Courier New"/>
+          <w:kern w:val="0"/>
+          <w:sz w:val="20"/>
+          <w:szCs w:val="20"/>
+          <w:lang w:eastAsia="en-IN"/>
+          <w14:ligatures w14:val="none"/>
+        </w:rPr>
+        <w:t>await expect(page).toHaveTitle("Login Page");</w:t>
+      </w:r>
+    </w:p>
+    <w:p>
+      <w:pPr>
+        <w:pStyle w:val="ListParagraph"/>
+        <w:numPr>
+          <w:ilvl w:val="0"/>
+          <w:numId w:val="1"/>
+        </w:numPr>
+        <w:tabs>
+          <w:tab w:val="left" w:pos="916"/>
+          <w:tab w:val="left" w:pos="1832"/>
+          <w:tab w:val="left" w:pos="2748"/>
+          <w:tab w:val="left" w:pos="3664"/>
+          <w:tab w:val="left" w:pos="4580"/>
+          <w:tab w:val="left" w:pos="5496"/>
+          <w:tab w:val="left" w:pos="6412"/>
+          <w:tab w:val="left" w:pos="7328"/>
+          <w:tab w:val="left" w:pos="8244"/>
+          <w:tab w:val="left" w:pos="9160"/>
+          <w:tab w:val="left" w:pos="10076"/>
+          <w:tab w:val="left" w:pos="10992"/>
+          <w:tab w:val="left" w:pos="11908"/>
+          <w:tab w:val="left" w:pos="12824"/>
+          <w:tab w:val="left" w:pos="13740"/>
+          <w:tab w:val="left" w:pos="14656"/>
+        </w:tabs>
+        <w:spacing w:after="0" w:line="240" w:lineRule="auto"/>
+        <w:rPr>
+          <w:rFonts w:ascii="Courier New" w:eastAsia="Times New Roman" w:hAnsi="Courier New" w:cs="Courier New"/>
+          <w:kern w:val="0"/>
+          <w:sz w:val="20"/>
+          <w:szCs w:val="20"/>
+          <w:lang w:eastAsia="en-IN"/>
+          <w14:ligatures w14:val="none"/>
+        </w:rPr>
+      </w:pPr>
+    </w:p>
+    <w:p>
+      <w:pPr>
+        <w:pStyle w:val="ListParagraph"/>
+        <w:numPr>
+          <w:ilvl w:val="0"/>
+          <w:numId w:val="1"/>
+        </w:numPr>
+        <w:tabs>
+          <w:tab w:val="left" w:pos="916"/>
+          <w:tab w:val="left" w:pos="1832"/>
+          <w:tab w:val="left" w:pos="2748"/>
+          <w:tab w:val="left" w:pos="3664"/>
+          <w:tab w:val="left" w:pos="4580"/>
+          <w:tab w:val="left" w:pos="5496"/>
+          <w:tab w:val="left" w:pos="6412"/>
+          <w:tab w:val="left" w:pos="7328"/>
+          <w:tab w:val="left" w:pos="8244"/>
+          <w:tab w:val="left" w:pos="9160"/>
+          <w:tab w:val="left" w:pos="10076"/>
+          <w:tab w:val="left" w:pos="10992"/>
+          <w:tab w:val="left" w:pos="11908"/>
+          <w:tab w:val="left" w:pos="12824"/>
+          <w:tab w:val="left" w:pos="13740"/>
+          <w:tab w:val="left" w:pos="14656"/>
+        </w:tabs>
+        <w:spacing w:after="0" w:line="240" w:lineRule="auto"/>
+        <w:rPr>
+          <w:rFonts w:ascii="Courier New" w:eastAsia="Times New Roman" w:hAnsi="Courier New" w:cs="Courier New"/>
+          <w:kern w:val="0"/>
+          <w:sz w:val="20"/>
+          <w:szCs w:val="20"/>
+          <w:lang w:eastAsia="en-IN"/>
+          <w14:ligatures w14:val="none"/>
+        </w:rPr>
+      </w:pPr>
+      <w:r>
+        <w:rPr>
+          <w:rFonts w:ascii="Courier New" w:eastAsia="Times New Roman" w:hAnsi="Courier New" w:cs="Courier New"/>
+          <w:kern w:val="0"/>
+          <w:sz w:val="20"/>
+          <w:szCs w:val="20"/>
+          <w:lang w:eastAsia="en-IN"/>
+          <w14:ligatures w14:val="none"/>
+        </w:rPr>
+        <w:t>await expect(page.locator("#login")).toBeVisible();</w:t>
+      </w:r>
+    </w:p>
+    <w:p>
+      <w:pPr>
+        <w:pStyle w:val="ListParagraph"/>
+        <w:numPr>
+          <w:ilvl w:val="0"/>
+          <w:numId w:val="1"/>
+        </w:numPr>
+        <w:tabs>
+          <w:tab w:val="left" w:pos="916"/>
+          <w:tab w:val="left" w:pos="1832"/>
+          <w:tab w:val="left" w:pos="2748"/>
+          <w:tab w:val="left" w:pos="3664"/>
+          <w:tab w:val="left" w:pos="4580"/>
+          <w:tab w:val="left" w:pos="5496"/>
+          <w:tab w:val="left" w:pos="6412"/>
+          <w:tab w:val="left" w:pos="7328"/>
+          <w:tab w:val="left" w:pos="8244"/>
+          <w:tab w:val="left" w:pos="9160"/>
+          <w:tab w:val="left" w:pos="10076"/>
+          <w:tab w:val="left" w:pos="10992"/>
+          <w:tab w:val="left" w:pos="11908"/>
+          <w:tab w:val="left" w:pos="12824"/>
+          <w:tab w:val="left" w:pos="13740"/>
+          <w:tab w:val="left" w:pos="14656"/>
+        </w:tabs>
+        <w:spacing w:after="0" w:line="240" w:lineRule="auto"/>
+        <w:rPr>
+          <w:rFonts w:ascii="Courier New" w:eastAsia="Times New Roman" w:hAnsi="Courier New" w:cs="Courier New"/>
+          <w:kern w:val="0"/>
+          <w:sz w:val="20"/>
+          <w:szCs w:val="20"/>
+          <w:lang w:eastAsia="en-IN"/>
+          <w14:ligatures w14:val="none"/>
+        </w:rPr>
+      </w:pPr>
+    </w:p>
+    <w:p>
+      <w:pPr>
+        <w:pStyle w:val="ListParagraph"/>
+        <w:numPr>
+          <w:ilvl w:val="0"/>
+          <w:numId w:val="1"/>
+        </w:numPr>
+        <w:tabs>
+          <w:tab w:val="left" w:pos="916"/>
+          <w:tab w:val="left" w:pos="1832"/>
+          <w:tab w:val="left" w:pos="2748"/>
+          <w:tab w:val="left" w:pos="3664"/>
+          <w:tab w:val="left" w:pos="4580"/>
+          <w:tab w:val="left" w:pos="5496"/>
+          <w:tab w:val="left" w:pos="6412"/>
+          <w:tab w:val="left" w:pos="7328"/>
+          <w:tab w:val="left" w:pos="8244"/>
+          <w:tab w:val="left" w:pos="9160"/>
+          <w:tab w:val="left" w:pos="10076"/>
+          <w:tab w:val="left" w:pos="10992"/>
+          <w:tab w:val="left" w:pos="11908"/>
+          <w:tab w:val="left" w:pos="12824"/>
+          <w:tab w:val="left" w:pos="13740"/>
+          <w:tab w:val="left" w:pos="14656"/>
+        </w:tabs>
+        <w:spacing w:after="0" w:line="240" w:lineRule="auto"/>
+        <w:rPr>
+          <w:rFonts w:ascii="Courier New" w:eastAsia="Times New Roman" w:hAnsi="Courier New" w:cs="Courier New"/>
+          <w:kern w:val="0"/>
+          <w:sz w:val="20"/>
+          <w:szCs w:val="20"/>
+          <w:lang w:eastAsia="en-IN"/>
+          <w14:ligatures w14:val="none"/>
+        </w:rPr>
+      </w:pPr>
+      <w:r>
+        <w:rPr>
+          <w:rFonts w:ascii="Courier New" w:eastAsia="Times New Roman" w:hAnsi="Courier New" w:cs="Courier New"/>
+          <w:kern w:val="0"/>
+          <w:sz w:val="20"/>
+          <w:szCs w:val="20"/>
+          <w:lang w:eastAsia="en-IN"/>
+          <w14:ligatures w14:val="none"/>
+        </w:rPr>
+        <w:t>await expect(page.locator("#username")).toHaveValue("jishnu");</w:t>
+      </w:r>
+    </w:p>
+    <w:p>
+      <w:pPr>
+        <w:pStyle w:val="ListParagraph"/>
+        <w:numPr>
+          <w:ilvl w:val="0"/>
+          <w:numId w:val="1"/>
+        </w:numPr>
+        <w:spacing w:before="100" w:beforeAutospacing="1" w:after="100" w:afterAutospacing="1" w:line="240" w:lineRule="auto"/>
+        <w:outlineLvl w:val="2"/>
+        <w:rPr>
+          <w:rFonts w:ascii="Times New Roman" w:eastAsia="Times New Roman" w:hAnsi="Times New Roman" w:cs="Times New Roman"/>
+          <w:b/>
+          <w:bCs/>
+          <w:kern w:val="0"/>
+          <w:sz w:val="27"/>
+          <w:szCs w:val="27"/>
+          <w:lang w:eastAsia="en-IN"/>
+          <w14:ligatures w14:val="none"/>
+        </w:rPr>
+      </w:pPr>
+      <w:r>
+        <w:rPr>
+          <w:rFonts w:ascii="Times New Roman" w:eastAsia="Times New Roman" w:hAnsi="Times New Roman" w:cs="Times New Roman"/>
+          <w:b/>
+          <w:bCs/>
+          <w:kern w:val="0"/>
+          <w:sz w:val="27"/>
+          <w:szCs w:val="27"/>
+          <w:lang w:eastAsia="en-IN"/>
+          <w14:ligatures w14:val="none"/>
+        </w:rPr>
+        <w:t>4. Browser methods</w:t>
+      </w:r>
+    </w:p>
+    <w:p>
+      <w:pPr>
+        <w:pStyle w:val="ListParagraph"/>
+        <w:numPr>
+          <w:ilvl w:val="0"/>
+          <w:numId w:val="1"/>
+        </w:numPr>
+        <w:tabs>
+          <w:tab w:val="left" w:pos="916"/>
+          <w:tab w:val="left" w:pos="1832"/>
+          <w:tab w:val="left" w:pos="2748"/>
+          <w:tab w:val="left" w:pos="3664"/>
+          <w:tab w:val="left" w:pos="4580"/>
+          <w:tab w:val="left" w:pos="5496"/>
+          <w:tab w:val="left" w:pos="6412"/>
+          <w:tab w:val="left" w:pos="7328"/>
+          <w:tab w:val="left" w:pos="8244"/>
+          <w:tab w:val="left" w:pos="9160"/>
+          <w:tab w:val="left" w:pos="10076"/>
+          <w:tab w:val="left" w:pos="10992"/>
+          <w:tab w:val="left" w:pos="11908"/>
+          <w:tab w:val="left" w:pos="12824"/>
+          <w:tab w:val="left" w:pos="13740"/>
+          <w:tab w:val="left" w:pos="14656"/>
+        </w:tabs>
+        <w:spacing w:after="0" w:line="240" w:lineRule="auto"/>
+        <w:rPr>
+          <w:rFonts w:ascii="Courier New" w:eastAsia="Times New Roman" w:hAnsi="Courier New" w:cs="Courier New"/>
+          <w:kern w:val="0"/>
+          <w:sz w:val="20"/>
+          <w:szCs w:val="20"/>
+          <w:lang w:eastAsia="en-IN"/>
+          <w14:ligatures w14:val="none"/>
+        </w:rPr>
+      </w:pPr>
+      <w:r>
+        <w:rPr>
+          <w:rFonts w:ascii="Courier New" w:eastAsia="Times New Roman" w:hAnsi="Courier New" w:cs="Courier New"/>
+          <w:kern w:val="0"/>
+          <w:sz w:val="20"/>
+          <w:szCs w:val="20"/>
+          <w:lang w:eastAsia="en-IN"/>
+          <w14:ligatures w14:val="none"/>
+        </w:rPr>
+        <w:t>const browser = await chromium.launch();</w:t>
+      </w:r>
+    </w:p>
+    <w:p>
+      <w:pPr>
+        <w:pStyle w:val="ListParagraph"/>
+        <w:numPr>
+          <w:ilvl w:val="0"/>
+          <w:numId w:val="1"/>
+        </w:numPr>
+        <w:tabs>
+          <w:tab w:val="left" w:pos="916"/>
+          <w:tab w:val="left" w:pos="1832"/>
+          <w:tab w:val="left" w:pos="2748"/>
+          <w:tab w:val="left" w:pos="3664"/>
+          <w:tab w:val="left" w:pos="4580"/>
+          <w:tab w:val="left" w:pos="5496"/>
+          <w:tab w:val="left" w:pos="6412"/>
+          <w:tab w:val="left" w:pos="7328"/>
+          <w:tab w:val="left" w:pos="8244"/>
+          <w:tab w:val="left" w:pos="9160"/>
+          <w:tab w:val="left" w:pos="10076"/>
+          <w:tab w:val="left" w:pos="10992"/>
+          <w:tab w:val="left" w:pos="11908"/>
+          <w:tab w:val="left" w:pos="12824"/>
+          <w:tab w:val="left" w:pos="13740"/>
+          <w:tab w:val="left" w:pos="14656"/>
+        </w:tabs>
+        <w:spacing w:after="0" w:line="240" w:lineRule="auto"/>
+        <w:rPr>
+          <w:rFonts w:ascii="Courier New" w:eastAsia="Times New Roman" w:hAnsi="Courier New" w:cs="Courier New"/>
+          <w:kern w:val="0"/>
+          <w:sz w:val="20"/>
+          <w:szCs w:val="20"/>
+          <w:lang w:eastAsia="en-IN"/>
+          <w14:ligatures w14:val="none"/>
+        </w:rPr>
+      </w:pPr>
+    </w:p>
+    <w:p>
+      <w:pPr>
+        <w:pStyle w:val="ListParagraph"/>
+        <w:numPr>
+          <w:ilvl w:val="0"/>
+          <w:numId w:val="1"/>
+        </w:numPr>
+        <w:tabs>
+          <w:tab w:val="left" w:pos="916"/>
+          <w:tab w:val="left" w:pos="1832"/>
+          <w:tab w:val="left" w:pos="2748"/>
+          <w:tab w:val="left" w:pos="3664"/>
+          <w:tab w:val="left" w:pos="4580"/>
+          <w:tab w:val="left" w:pos="5496"/>
+          <w:tab w:val="left" w:pos="6412"/>
+          <w:tab w:val="left" w:pos="7328"/>
+          <w:tab w:val="left" w:pos="8244"/>
+          <w:tab w:val="left" w:pos="9160"/>
+          <w:tab w:val="left" w:pos="10076"/>
+          <w:tab w:val="left" w:pos="10992"/>
+          <w:tab w:val="left" w:pos="11908"/>
+          <w:tab w:val="left" w:pos="12824"/>
+          <w:tab w:val="left" w:pos="13740"/>
+          <w:tab w:val="left" w:pos="14656"/>
+        </w:tabs>
+        <w:spacing w:after="0" w:line="240" w:lineRule="auto"/>
+        <w:rPr>
+          <w:rFonts w:ascii="Courier New" w:eastAsia="Times New Roman" w:hAnsi="Courier New" w:cs="Courier New"/>
+          <w:kern w:val="0"/>
+          <w:sz w:val="20"/>
+          <w:szCs w:val="20"/>
+          <w:lang w:eastAsia="en-IN"/>
+          <w14:ligatures w14:val="none"/>
+        </w:rPr>
+      </w:pPr>
+      <w:r>
+        <w:rPr>
+          <w:rFonts w:ascii="Courier New" w:eastAsia="Times New Roman" w:hAnsi="Courier New" w:cs="Courier New"/>
+          <w:kern w:val="0"/>
+          <w:sz w:val="20"/>
+          <w:szCs w:val="20"/>
+          <w:lang w:eastAsia="en-IN"/>
+          <w14:ligatures w14:val="none"/>
+        </w:rPr>
+        <w:t>const context = await browser.newContext();</w:t>
+      </w:r>
+    </w:p>
+    <w:p>
+      <w:pPr>
+        <w:pStyle w:val="ListParagraph"/>
+        <w:numPr>
+          <w:ilvl w:val="0"/>
+          <w:numId w:val="1"/>
+        </w:numPr>
+        <w:tabs>
+          <w:tab w:val="left" w:pos="916"/>
+          <w:tab w:val="left" w:pos="1832"/>
+          <w:tab w:val="left" w:pos="2748"/>
+          <w:tab w:val="left" w:pos="3664"/>
+          <w:tab w:val="left" w:pos="4580"/>
+          <w:tab w:val="left" w:pos="5496"/>
+          <w:tab w:val="left" w:pos="6412"/>
+          <w:tab w:val="left" w:pos="7328"/>
+          <w:tab w:val="left" w:pos="8244"/>
+          <w:tab w:val="left" w:pos="9160"/>
+          <w:tab w:val="left" w:pos="10076"/>
+          <w:tab w:val="left" w:pos="10992"/>
+          <w:tab w:val="left" w:pos="11908"/>
+          <w:tab w:val="left" w:pos="12824"/>
+          <w:tab w:val="left" w:pos="13740"/>
+          <w:tab w:val="left" w:pos="14656"/>
+        </w:tabs>
+        <w:spacing w:after="0" w:line="240" w:lineRule="auto"/>
+        <w:rPr>
+          <w:rFonts w:ascii="Courier New" w:eastAsia="Times New Roman" w:hAnsi="Courier New" w:cs="Courier New"/>
+          <w:kern w:val="0"/>
+          <w:sz w:val="20"/>
+          <w:szCs w:val="20"/>
+          <w:lang w:eastAsia="en-IN"/>
+          <w14:ligatures w14:val="none"/>
+        </w:rPr>
+      </w:pPr>
+    </w:p>
+    <w:p>
+      <w:pPr>
+        <w:pStyle w:val="ListParagraph"/>
+        <w:numPr>
+          <w:ilvl w:val="0"/>
+          <w:numId w:val="1"/>
+        </w:numPr>
+        <w:tabs>
+          <w:tab w:val="left" w:pos="916"/>
+          <w:tab w:val="left" w:pos="1832"/>
+          <w:tab w:val="left" w:pos="2748"/>
+          <w:tab w:val="left" w:pos="3664"/>
+          <w:tab w:val="left" w:pos="4580"/>
+          <w:tab w:val="left" w:pos="5496"/>
+          <w:tab w:val="left" w:pos="6412"/>
+          <w:tab w:val="left" w:pos="7328"/>
+          <w:tab w:val="left" w:pos="8244"/>
+          <w:tab w:val="left" w:pos="9160"/>
+          <w:tab w:val="left" w:pos="10076"/>
+          <w:tab w:val="left" w:pos="10992"/>
+          <w:tab w:val="left" w:pos="11908"/>
+          <w:tab w:val="left" w:pos="12824"/>
+          <w:tab w:val="left" w:pos="13740"/>
+          <w:tab w:val="left" w:pos="14656"/>
+        </w:tabs>
+        <w:spacing w:after="0" w:line="240" w:lineRule="auto"/>
+        <w:rPr>
+          <w:rFonts w:ascii="Courier New" w:eastAsia="Times New Roman" w:hAnsi="Courier New" w:cs="Courier New"/>
+          <w:kern w:val="0"/>
+          <w:sz w:val="20"/>
+          <w:szCs w:val="20"/>
+          <w:lang w:eastAsia="en-IN"/>
+          <w14:ligatures w14:val="none"/>
+        </w:rPr>
+      </w:pPr>
+      <w:r>
+        <w:rPr>
+          <w:rFonts w:ascii="Courier New" w:eastAsia="Times New Roman" w:hAnsi="Courier New" w:cs="Courier New"/>
+          <w:kern w:val="0"/>
+          <w:sz w:val="20"/>
+          <w:szCs w:val="20"/>
+          <w:lang w:eastAsia="en-IN"/>
+          <w14:ligatures w14:val="none"/>
+        </w:rPr>
+        <w:t>const page = await context.newPage();</w:t>
+      </w:r>
+    </w:p>
+    <w:p>
+      <w:pPr>
+        <w:pStyle w:val="ListParagraph"/>
+        <w:numPr>
+          <w:ilvl w:val="0"/>
+          <w:numId w:val="1"/>
+        </w:numPr>
+        <w:tabs>
+          <w:tab w:val="left" w:pos="916"/>
+          <w:tab w:val="left" w:pos="1832"/>
+          <w:tab w:val="left" w:pos="2748"/>
+          <w:tab w:val="left" w:pos="3664"/>
+          <w:tab w:val="left" w:pos="4580"/>
+          <w:tab w:val="left" w:pos="5496"/>
+          <w:tab w:val="left" w:pos="6412"/>
+          <w:tab w:val="left" w:pos="7328"/>
+          <w:tab w:val="left" w:pos="8244"/>
+          <w:tab w:val="left" w:pos="9160"/>
+          <w:tab w:val="left" w:pos="10076"/>
+          <w:tab w:val="left" w:pos="10992"/>
+          <w:tab w:val="left" w:pos="11908"/>
+          <w:tab w:val="left" w:pos="12824"/>
+          <w:tab w:val="left" w:pos="13740"/>
+          <w:tab w:val="left" w:pos="14656"/>
+        </w:tabs>
+        <w:spacing w:after="0" w:line="240" w:lineRule="auto"/>
+        <w:rPr>
+          <w:rFonts w:ascii="Courier New" w:eastAsia="Times New Roman" w:hAnsi="Courier New" w:cs="Courier New"/>
+          <w:kern w:val="0"/>
+          <w:sz w:val="20"/>
+          <w:szCs w:val="20"/>
+          <w:lang w:eastAsia="en-IN"/>
+          <w14:ligatures w14:val="none"/>
+        </w:rPr>
+      </w:pPr>
+    </w:p>
+    <w:p>
+      <w:pPr>
+        <w:pStyle w:val="ListParagraph"/>
+        <w:numPr>
+          <w:ilvl w:val="0"/>
+          <w:numId w:val="1"/>
+        </w:numPr>
+        <w:tabs>
+          <w:tab w:val="left" w:pos="916"/>
+          <w:tab w:val="left" w:pos="1832"/>
+          <w:tab w:val="left" w:pos="2748"/>
+          <w:tab w:val="left" w:pos="3664"/>
+          <w:tab w:val="left" w:pos="4580"/>
+          <w:tab w:val="left" w:pos="5496"/>
+          <w:tab w:val="left" w:pos="6412"/>
+          <w:tab w:val="left" w:pos="7328"/>
+          <w:tab w:val="left" w:pos="8244"/>
+          <w:tab w:val="left" w:pos="9160"/>
+          <w:tab w:val="left" w:pos="10076"/>
+          <w:tab w:val="left" w:pos="10992"/>
+          <w:tab w:val="left" w:pos="11908"/>
+          <w:tab w:val="left" w:pos="12824"/>
+          <w:tab w:val="left" w:pos="13740"/>
+          <w:tab w:val="left" w:pos="14656"/>
+        </w:tabs>
+        <w:spacing w:after="0" w:line="240" w:lineRule="auto"/>
+        <w:rPr>
+          <w:rFonts w:ascii="Courier New" w:eastAsia="Times New Roman" w:hAnsi="Courier New" w:cs="Courier New"/>
+          <w:kern w:val="0"/>
+          <w:sz w:val="20"/>
+          <w:szCs w:val="20"/>
+          <w:lang w:eastAsia="en-IN"/>
+          <w14:ligatures w14:val="none"/>
+        </w:rPr>
+      </w:pPr>
+      <w:r>
+        <w:rPr>
+          <w:rFonts w:ascii="Courier New" w:eastAsia="Times New Roman" w:hAnsi="Courier New" w:cs="Courier New"/>
+          <w:kern w:val="0"/>
+          <w:sz w:val="20"/>
+          <w:szCs w:val="20"/>
+          <w:lang w:eastAsia="en-IN"/>
+          <w14:ligatures w14:val="none"/>
+        </w:rPr>
+        <w:t>await browser.close();</w:t>
+      </w:r>
+    </w:p>
+    <w:p>
+      <w:pPr>
+        <w:pStyle w:val="ListParagraph"/>
+        <w:numPr>
+          <w:ilvl w:val="0"/>
+          <w:numId w:val="1"/>
+        </w:numPr>
+        <w:tabs>
+          <w:tab w:val="left" w:pos="916"/>
+          <w:tab w:val="left" w:pos="1832"/>
+          <w:tab w:val="left" w:pos="2748"/>
+          <w:tab w:val="left" w:pos="3664"/>
+          <w:tab w:val="left" w:pos="4580"/>
+          <w:tab w:val="left" w:pos="5496"/>
+          <w:tab w:val="left" w:pos="6412"/>
+          <w:tab w:val="left" w:pos="7328"/>
+          <w:tab w:val="left" w:pos="8244"/>
+          <w:tab w:val="left" w:pos="9160"/>
+          <w:tab w:val="left" w:pos="10076"/>
+          <w:tab w:val="left" w:pos="10992"/>
+          <w:tab w:val="left" w:pos="11908"/>
+          <w:tab w:val="left" w:pos="12824"/>
+          <w:tab w:val="left" w:pos="13740"/>
+          <w:tab w:val="left" w:pos="14656"/>
+        </w:tabs>
+        <w:spacing w:after="0" w:line="240" w:lineRule="auto"/>
+        <w:rPr>
+          <w:rFonts w:ascii="Courier New" w:eastAsia="Times New Roman" w:hAnsi="Courier New" w:cs="Courier New"/>
+          <w:kern w:val="0"/>
+          <w:sz w:val="20"/>
+          <w:szCs w:val="20"/>
+          <w:lang w:eastAsia="en-IN"/>
+          <w14:ligatures w14:val="none"/>
+        </w:rPr>
+      </w:pPr>
+      <w:r>
+        <w:rPr>
+          <w:rFonts w:ascii="Courier New" w:eastAsia="Times New Roman" w:hAnsi="Courier New" w:cs="Courier New"/>
+          <w:kern w:val="0"/>
+          <w:sz w:val="20"/>
+          <w:szCs w:val="20"/>
+          <w:lang w:eastAsia="en-IN"/>
+          <w14:ligatures w14:val="none"/>
+        </w:rPr>
+        <w:t>await context.close();</w:t>
+      </w:r>
+    </w:p>
+    <w:p>
+      <w:pPr>
+        <w:pStyle w:val="ListParagraph"/>
+        <w:numPr>
+          <w:ilvl w:val="0"/>
+          <w:numId w:val="1"/>
+        </w:numPr>
+        <w:tabs>
+          <w:tab w:val="left" w:pos="916"/>
+          <w:tab w:val="left" w:pos="1832"/>
+          <w:tab w:val="left" w:pos="2748"/>
+          <w:tab w:val="left" w:pos="3664"/>
+          <w:tab w:val="left" w:pos="4580"/>
+          <w:tab w:val="left" w:pos="5496"/>
+          <w:tab w:val="left" w:pos="6412"/>
+          <w:tab w:val="left" w:pos="7328"/>
+          <w:tab w:val="left" w:pos="8244"/>
+          <w:tab w:val="left" w:pos="9160"/>
+          <w:tab w:val="left" w:pos="10076"/>
+          <w:tab w:val="left" w:pos="10992"/>
+          <w:tab w:val="left" w:pos="11908"/>
+          <w:tab w:val="left" w:pos="12824"/>
+          <w:tab w:val="left" w:pos="13740"/>
+          <w:tab w:val="left" w:pos="14656"/>
+        </w:tabs>
+        <w:spacing w:after="0" w:line="240" w:lineRule="auto"/>
+        <w:rPr>
+          <w:rFonts w:ascii="Courier New" w:eastAsia="Times New Roman" w:hAnsi="Courier New" w:cs="Courier New"/>
+          <w:kern w:val="0"/>
+          <w:sz w:val="20"/>
+          <w:szCs w:val="20"/>
+          <w:lang w:eastAsia="en-IN"/>
+          <w14:ligatures w14:val="none"/>
+        </w:rPr>
+      </w:pPr>
+      <w:r>
+        <w:rPr>
+          <w:rFonts w:ascii="Courier New" w:eastAsia="Times New Roman" w:hAnsi="Courier New" w:cs="Courier New"/>
+          <w:kern w:val="0"/>
+          <w:sz w:val="20"/>
+          <w:szCs w:val="20"/>
+          <w:lang w:eastAsia="en-IN"/>
+          <w14:ligatures w14:val="none"/>
+        </w:rPr>
+        <w:t>await page.close();</w:t>
+      </w:r>
+    </w:p>
+    <w:p>
+      <w:pPr>
+        <w:pStyle w:val="ListParagraph"/>
+        <w:numPr>
+          <w:ilvl w:val="0"/>
+          <w:numId w:val="1"/>
+        </w:numPr>
+        <w:spacing w:before="100" w:beforeAutospacing="1" w:after="100" w:afterAutospacing="1" w:line="240" w:lineRule="auto"/>
+        <w:outlineLvl w:val="2"/>
+        <w:rPr>
+          <w:rFonts w:ascii="Times New Roman" w:eastAsia="Times New Roman" w:hAnsi="Times New Roman" w:cs="Times New Roman"/>
+          <w:b/>
+          <w:bCs/>
+          <w:kern w:val="0"/>
+          <w:sz w:val="27"/>
+          <w:szCs w:val="27"/>
+          <w:lang w:eastAsia="en-IN"/>
+          <w14:ligatures w14:val="none"/>
+        </w:rPr>
+      </w:pPr>
+      <w:r>
+        <w:rPr>
+          <w:rFonts w:ascii="Times New Roman" w:eastAsia="Times New Roman" w:hAnsi="Times New Roman" w:cs="Times New Roman"/>
+          <w:b/>
+          <w:bCs/>
+          <w:kern w:val="0"/>
+          <w:sz w:val="27"/>
+          <w:szCs w:val="27"/>
+          <w:lang w:eastAsia="en-IN"/>
+          <w14:ligatures w14:val="none"/>
+        </w:rPr>
+        <w:t>5. API testing methods</w:t>
+      </w:r>
+    </w:p>
+    <w:p>
+      <w:pPr>
+        <w:pStyle w:val="ListParagraph"/>
+        <w:numPr>
+          <w:ilvl w:val="0"/>
+          <w:numId w:val="1"/>
+        </w:numPr>
+        <w:spacing w:before="100" w:beforeAutospacing="1" w:after="100" w:afterAutospacing="1" w:line="240" w:lineRule="auto"/>
+        <w:rPr>
+          <w:rFonts w:ascii="Times New Roman" w:eastAsia="Times New Roman" w:hAnsi="Times New Roman" w:cs="Times New Roman"/>
+          <w:kern w:val="0"/>
+          <w:sz w:val="24"/>
+          <w:szCs w:val="24"/>
+          <w:lang w:eastAsia="en-IN"/>
+          <w14:ligatures w14:val="none"/>
+        </w:rPr>
+      </w:pPr>
+      <w:r>
+        <w:rPr>
+          <w:rFonts w:ascii="Times New Roman" w:eastAsia="Times New Roman" w:hAnsi="Times New Roman" w:cs="Times New Roman"/>
+          <w:kern w:val="0"/>
+          <w:sz w:val="24"/>
+          <w:szCs w:val="24"/>
+          <w:lang w:eastAsia="en-IN"/>
+          <w14:ligatures w14:val="none"/>
+        </w:rPr>
+        <w:t>When using Playwright API testing:</w:t>
+      </w:r>
+    </w:p>
+    <w:p>
+      <w:pPr>
+        <w:pStyle w:val="ListParagraph"/>
+        <w:numPr>
+          <w:ilvl w:val="0"/>
+          <w:numId w:val="1"/>
+        </w:numPr>
+        <w:tabs>
+          <w:tab w:val="left" w:pos="916"/>
+          <w:tab w:val="left" w:pos="1832"/>
+          <w:tab w:val="left" w:pos="2748"/>
+          <w:tab w:val="left" w:pos="3664"/>
+          <w:tab w:val="left" w:pos="4580"/>
+          <w:tab w:val="left" w:pos="5496"/>
+          <w:tab w:val="left" w:pos="6412"/>
+          <w:tab w:val="left" w:pos="7328"/>
+          <w:tab w:val="left" w:pos="8244"/>
+          <w:tab w:val="left" w:pos="9160"/>
+          <w:tab w:val="left" w:pos="10076"/>
+          <w:tab w:val="left" w:pos="10992"/>
+          <w:tab w:val="left" w:pos="11908"/>
+          <w:tab w:val="left" w:pos="12824"/>
+          <w:tab w:val="left" w:pos="13740"/>
+          <w:tab w:val="left" w:pos="14656"/>
+        </w:tabs>
+        <w:spacing w:after="0" w:line="240" w:lineRule="auto"/>
+        <w:rPr>
+          <w:rFonts w:ascii="Courier New" w:eastAsia="Times New Roman" w:hAnsi="Courier New" w:cs="Courier New"/>
+          <w:kern w:val="0"/>
+          <w:sz w:val="20"/>
+          <w:szCs w:val="20"/>
+          <w:lang w:eastAsia="en-IN"/>
+          <w14:ligatures w14:val="none"/>
+        </w:rPr>
+      </w:pPr>
+      <w:r>
+        <w:rPr>
+          <w:rFonts w:ascii="Courier New" w:eastAsia="Times New Roman" w:hAnsi="Courier New" w:cs="Courier New"/>
+          <w:kern w:val="0"/>
+          <w:sz w:val="20"/>
+          <w:szCs w:val="20"/>
+          <w:lang w:eastAsia="en-IN"/>
+          <w14:ligatures w14:val="none"/>
+        </w:rPr>
+        <w:t>const response = await request.get();</w:t>
+      </w:r>
+    </w:p>
+    <w:p>
+      <w:pPr>
+        <w:pStyle w:val="ListParagraph"/>
+        <w:numPr>
+          <w:ilvl w:val="0"/>
+          <w:numId w:val="1"/>
+        </w:numPr>
+        <w:tabs>
+          <w:tab w:val="left" w:pos="916"/>
+          <w:tab w:val="left" w:pos="1832"/>
+          <w:tab w:val="left" w:pos="2748"/>
+          <w:tab w:val="left" w:pos="3664"/>
+          <w:tab w:val="left" w:pos="4580"/>
+          <w:tab w:val="left" w:pos="5496"/>
+          <w:tab w:val="left" w:pos="6412"/>
+          <w:tab w:val="left" w:pos="7328"/>
+          <w:tab w:val="left" w:pos="8244"/>
+          <w:tab w:val="left" w:pos="9160"/>
+          <w:tab w:val="left" w:pos="10076"/>
+          <w:tab w:val="left" w:pos="10992"/>
+          <w:tab w:val="left" w:pos="11908"/>
+          <w:tab w:val="left" w:pos="12824"/>
+          <w:tab w:val="left" w:pos="13740"/>
+          <w:tab w:val="left" w:pos="14656"/>
+        </w:tabs>
+        <w:spacing w:after="0" w:line="240" w:lineRule="auto"/>
+        <w:rPr>
+          <w:rFonts w:ascii="Courier New" w:eastAsia="Times New Roman" w:hAnsi="Courier New" w:cs="Courier New"/>
+          <w:kern w:val="0"/>
+          <w:sz w:val="20"/>
+          <w:szCs w:val="20"/>
+          <w:lang w:eastAsia="en-IN"/>
+          <w14:ligatures w14:val="none"/>
+        </w:rPr>
+      </w:pPr>
+      <w:r>
+        <w:rPr>
+          <w:rFonts w:ascii="Courier New" w:eastAsia="Times New Roman" w:hAnsi="Courier New" w:cs="Courier New"/>
+          <w:kern w:val="0"/>
+          <w:sz w:val="20"/>
+          <w:szCs w:val="20"/>
+          <w:lang w:eastAsia="en-IN"/>
+          <w14:ligatures w14:val="none"/>
+        </w:rPr>
+        <w:t>const response = await request.post();</w:t>
+      </w:r>
+    </w:p>
+    <w:p>
+      <w:pPr>
+        <w:pStyle w:val="ListParagraph"/>
+        <w:numPr>
+          <w:ilvl w:val="0"/>
+          <w:numId w:val="1"/>
+        </w:numPr>
+        <w:tabs>
+          <w:tab w:val="left" w:pos="916"/>
+          <w:tab w:val="left" w:pos="1832"/>
+          <w:tab w:val="left" w:pos="2748"/>
+          <w:tab w:val="left" w:pos="3664"/>
+          <w:tab w:val="left" w:pos="4580"/>
+          <w:tab w:val="left" w:pos="5496"/>
+          <w:tab w:val="left" w:pos="6412"/>
+          <w:tab w:val="left" w:pos="7328"/>
+          <w:tab w:val="left" w:pos="8244"/>
+          <w:tab w:val="left" w:pos="9160"/>
+          <w:tab w:val="left" w:pos="10076"/>
+          <w:tab w:val="left" w:pos="10992"/>
+          <w:tab w:val="left" w:pos="11908"/>
+          <w:tab w:val="left" w:pos="12824"/>
+          <w:tab w:val="left" w:pos="13740"/>
+          <w:tab w:val="left" w:pos="14656"/>
+        </w:tabs>
+        <w:spacing w:after="0" w:line="240" w:lineRule="auto"/>
+        <w:rPr>
+          <w:rFonts w:ascii="Courier New" w:eastAsia="Times New Roman" w:hAnsi="Courier New" w:cs="Courier New"/>
+          <w:kern w:val="0"/>
+          <w:sz w:val="20"/>
+          <w:szCs w:val="20"/>
+          <w:lang w:eastAsia="en-IN"/>
+          <w14:ligatures w14:val="none"/>
+        </w:rPr>
+      </w:pPr>
+      <w:r>
+        <w:rPr>
+          <w:rFonts w:ascii="Courier New" w:eastAsia="Times New Roman" w:hAnsi="Courier New" w:cs="Courier New"/>
+          <w:kern w:val="0"/>
+          <w:sz w:val="20"/>
+          <w:szCs w:val="20"/>
+          <w:lang w:eastAsia="en-IN"/>
+          <w14:ligatures w14:val="none"/>
+        </w:rPr>
+        <w:t>const response = await request.put();</w:t>
+      </w:r>
+    </w:p>
+    <w:p>
+      <w:pPr>
+        <w:pStyle w:val="ListParagraph"/>
+        <w:numPr>
+          <w:ilvl w:val="0"/>
+          <w:numId w:val="1"/>
+        </w:numPr>
+        <w:tabs>
+          <w:tab w:val="left" w:pos="916"/>
+          <w:tab w:val="left" w:pos="1832"/>
+          <w:tab w:val="left" w:pos="2748"/>
+          <w:tab w:val="left" w:pos="3664"/>
+          <w:tab w:val="left" w:pos="4580"/>
+          <w:tab w:val="left" w:pos="5496"/>
+          <w:tab w:val="left" w:pos="6412"/>
+          <w:tab w:val="left" w:pos="7328"/>
+          <w:tab w:val="left" w:pos="8244"/>
+          <w:tab w:val="left" w:pos="9160"/>
+          <w:tab w:val="left" w:pos="10076"/>
+          <w:tab w:val="left" w:pos="10992"/>
+          <w:tab w:val="left" w:pos="11908"/>
+          <w:tab w:val="left" w:pos="12824"/>
+          <w:tab w:val="left" w:pos="13740"/>
+          <w:tab w:val="left" w:pos="14656"/>
+        </w:tabs>
+        <w:spacing w:after="0" w:line="240" w:lineRule="auto"/>
+        <w:rPr>
+          <w:rFonts w:ascii="Courier New" w:eastAsia="Times New Roman" w:hAnsi="Courier New" w:cs="Courier New"/>
+          <w:kern w:val="0"/>
+          <w:sz w:val="20"/>
+          <w:szCs w:val="20"/>
+          <w:lang w:eastAsia="en-IN"/>
+          <w14:ligatures w14:val="none"/>
+        </w:rPr>
+      </w:pPr>
+      <w:r>
+        <w:rPr>
+          <w:rFonts w:ascii="Courier New" w:eastAsia="Times New Roman" w:hAnsi="Courier New" w:cs="Courier New"/>
+          <w:kern w:val="0"/>
+          <w:sz w:val="20"/>
+          <w:szCs w:val="20"/>
+          <w:lang w:eastAsia="en-IN"/>
+          <w14:ligatures w14:val="none"/>
+        </w:rPr>
+        <w:t>const response = await request.patch();</w:t>
+      </w:r>
+    </w:p>
+    <w:p>
+      <w:pPr>
+        <w:pStyle w:val="ListParagraph"/>
+        <w:numPr>
+          <w:ilvl w:val="0"/>
+          <w:numId w:val="1"/>
+        </w:numPr>
+        <w:tabs>
+          <w:tab w:val="left" w:pos="916"/>
+          <w:tab w:val="left" w:pos="1832"/>
+          <w:tab w:val="left" w:pos="2748"/>
+          <w:tab w:val="left" w:pos="3664"/>
+          <w:tab w:val="left" w:pos="4580"/>
+          <w:tab w:val="left" w:pos="5496"/>
+          <w:tab w:val="left" w:pos="6412"/>
+          <w:tab w:val="left" w:pos="7328"/>
+          <w:tab w:val="left" w:pos="8244"/>
+          <w:tab w:val="left" w:pos="9160"/>
+          <w:tab w:val="left" w:pos="10076"/>
+          <w:tab w:val="left" w:pos="10992"/>
+          <w:tab w:val="left" w:pos="11908"/>
+          <w:tab w:val="left" w:pos="12824"/>
+          <w:tab w:val="left" w:pos="13740"/>
+          <w:tab w:val="left" w:pos="14656"/>
+        </w:tabs>
+        <w:spacing w:after="0" w:line="240" w:lineRule="auto"/>
+        <w:rPr>
+          <w:rFonts w:ascii="Courier New" w:eastAsia="Times New Roman" w:hAnsi="Courier New" w:cs="Courier New"/>
+          <w:kern w:val="0"/>
+          <w:sz w:val="20"/>
+          <w:szCs w:val="20"/>
+          <w:lang w:eastAsia="en-IN"/>
+          <w14:ligatures w14:val="none"/>
+        </w:rPr>
+      </w:pPr>
+      <w:r>
+        <w:rPr>
+          <w:rFonts w:ascii="Courier New" w:eastAsia="Times New Roman" w:hAnsi="Courier New" w:cs="Courier New"/>
+          <w:kern w:val="0"/>
+          <w:sz w:val="20"/>
+          <w:szCs w:val="20"/>
+          <w:lang w:eastAsia="en-IN"/>
+          <w14:ligatures w14:val="none"/>
+        </w:rPr>
+        <w:t>const response = await request.delete();</w:t>
+      </w:r>
+    </w:p>
+    <w:p>
+      <w:pPr>
+        <w:pStyle w:val="ListParagraph"/>
+        <w:numPr>
+          <w:ilvl w:val="0"/>
+          <w:numId w:val="1"/>
+        </w:numPr>
+        <w:tabs>
+          <w:tab w:val="left" w:pos="916"/>
+          <w:tab w:val="left" w:pos="1832"/>
+          <w:tab w:val="left" w:pos="2748"/>
+          <w:tab w:val="left" w:pos="3664"/>
+          <w:tab w:val="left" w:pos="4580"/>
+          <w:tab w:val="left" w:pos="5496"/>
+          <w:tab w:val="left" w:pos="6412"/>
+          <w:tab w:val="left" w:pos="7328"/>
+          <w:tab w:val="left" w:pos="8244"/>
+          <w:tab w:val="left" w:pos="9160"/>
+          <w:tab w:val="left" w:pos="10076"/>
+          <w:tab w:val="left" w:pos="10992"/>
+          <w:tab w:val="left" w:pos="11908"/>
+          <w:tab w:val="left" w:pos="12824"/>
+          <w:tab w:val="left" w:pos="13740"/>
+          <w:tab w:val="left" w:pos="14656"/>
+        </w:tabs>
+        <w:spacing w:after="0" w:line="240" w:lineRule="auto"/>
+        <w:rPr>
+          <w:rFonts w:ascii="Courier New" w:eastAsia="Times New Roman" w:hAnsi="Courier New" w:cs="Courier New"/>
+          <w:kern w:val="0"/>
+          <w:sz w:val="20"/>
+          <w:szCs w:val="20"/>
+          <w:lang w:eastAsia="en-IN"/>
+          <w14:ligatures w14:val="none"/>
+        </w:rPr>
+      </w:pPr>
+    </w:p>
+    <w:p>
+      <w:pPr>
+        <w:pStyle w:val="ListParagraph"/>
+        <w:numPr>
+          <w:ilvl w:val="0"/>
+          <w:numId w:val="1"/>
+        </w:numPr>
+        <w:tabs>
+          <w:tab w:val="left" w:pos="916"/>
+          <w:tab w:val="left" w:pos="1832"/>
+          <w:tab w:val="left" w:pos="2748"/>
+          <w:tab w:val="left" w:pos="3664"/>
+          <w:tab w:val="left" w:pos="4580"/>
+          <w:tab w:val="left" w:pos="5496"/>
+          <w:tab w:val="left" w:pos="6412"/>
+          <w:tab w:val="left" w:pos="7328"/>
+          <w:tab w:val="left" w:pos="8244"/>
+          <w:tab w:val="left" w:pos="9160"/>
+          <w:tab w:val="left" w:pos="10076"/>
+          <w:tab w:val="left" w:pos="10992"/>
+          <w:tab w:val="left" w:pos="11908"/>
+          <w:tab w:val="left" w:pos="12824"/>
+          <w:tab w:val="left" w:pos="13740"/>
+          <w:tab w:val="left" w:pos="14656"/>
+        </w:tabs>
+        <w:spacing w:after="0" w:line="240" w:lineRule="auto"/>
+        <w:rPr>
+          <w:rFonts w:ascii="Courier New" w:eastAsia="Times New Roman" w:hAnsi="Courier New" w:cs="Courier New"/>
+          <w:kern w:val="0"/>
+          <w:sz w:val="20"/>
+          <w:szCs w:val="20"/>
+          <w:lang w:eastAsia="en-IN"/>
+          <w14:ligatures w14:val="none"/>
+        </w:rPr>
+      </w:pPr>
+      <w:r>
+        <w:rPr>
+          <w:rFonts w:ascii="Courier New" w:eastAsia="Times New Roman" w:hAnsi="Courier New" w:cs="Courier New"/>
+          <w:kern w:val="0"/>
+          <w:sz w:val="20"/>
+          <w:szCs w:val="20"/>
+          <w:lang w:eastAsia="en-IN"/>
+          <w14:ligatures w14:val="none"/>
+        </w:rPr>
+        <w:t>await response.json();</w:t>
+      </w:r>
+    </w:p>
+    <w:p>
+      <w:pPr>
+        <w:pStyle w:val="ListParagraph"/>
+        <w:numPr>
+          <w:ilvl w:val="0"/>
+          <w:numId w:val="1"/>
+        </w:numPr>
+        <w:tabs>
+          <w:tab w:val="left" w:pos="916"/>
+          <w:tab w:val="left" w:pos="1832"/>
+          <w:tab w:val="left" w:pos="2748"/>
+          <w:tab w:val="left" w:pos="3664"/>
+          <w:tab w:val="left" w:pos="4580"/>
+          <w:tab w:val="left" w:pos="5496"/>
+          <w:tab w:val="left" w:pos="6412"/>
+          <w:tab w:val="left" w:pos="7328"/>
+          <w:tab w:val="left" w:pos="8244"/>
+          <w:tab w:val="left" w:pos="9160"/>
+          <w:tab w:val="left" w:pos="10076"/>
+          <w:tab w:val="left" w:pos="10992"/>
+          <w:tab w:val="left" w:pos="11908"/>
+          <w:tab w:val="left" w:pos="12824"/>
+          <w:tab w:val="left" w:pos="13740"/>
+          <w:tab w:val="left" w:pos="14656"/>
+        </w:tabs>
+        <w:spacing w:after="0" w:line="240" w:lineRule="auto"/>
+        <w:rPr>
+          <w:rFonts w:ascii="Courier New" w:eastAsia="Times New Roman" w:hAnsi="Courier New" w:cs="Courier New"/>
+          <w:kern w:val="0"/>
+          <w:sz w:val="20"/>
+          <w:szCs w:val="20"/>
+          <w:lang w:eastAsia="en-IN"/>
+          <w14:ligatures w14:val="none"/>
+        </w:rPr>
+      </w:pPr>
+      <w:r>
+        <w:rPr>
+          <w:rFonts w:ascii="Courier New" w:eastAsia="Times New Roman" w:hAnsi="Courier New" w:cs="Courier New"/>
+          <w:kern w:val="0"/>
+          <w:sz w:val="20"/>
+          <w:szCs w:val="20"/>
+          <w:lang w:eastAsia="en-IN"/>
+          <w14:ligatures w14:val="none"/>
+        </w:rPr>
+        <w:t>await response.text();</w:t>
+      </w:r>
+    </w:p>
+    <w:p>
+      <w:pPr>
+        <w:pStyle w:val="ListParagraph"/>
+        <w:numPr>
+          <w:ilvl w:val="0"/>
+          <w:numId w:val="1"/>
+        </w:numPr>
+        <w:tabs>
+          <w:tab w:val="left" w:pos="916"/>
+          <w:tab w:val="left" w:pos="1832"/>
+          <w:tab w:val="left" w:pos="2748"/>
+          <w:tab w:val="left" w:pos="3664"/>
+          <w:tab w:val="left" w:pos="4580"/>
+          <w:tab w:val="left" w:pos="5496"/>
+          <w:tab w:val="left" w:pos="6412"/>
+          <w:tab w:val="left" w:pos="7328"/>
+          <w:tab w:val="left" w:pos="8244"/>
+          <w:tab w:val="left" w:pos="9160"/>
+          <w:tab w:val="left" w:pos="10076"/>
+          <w:tab w:val="left" w:pos="10992"/>
+          <w:tab w:val="left" w:pos="11908"/>
+          <w:tab w:val="left" w:pos="12824"/>
+          <w:tab w:val="left" w:pos="13740"/>
+          <w:tab w:val="left" w:pos="14656"/>
+        </w:tabs>
+        <w:spacing w:after="0" w:line="240" w:lineRule="auto"/>
+        <w:rPr>
+          <w:rFonts w:ascii="Courier New" w:eastAsia="Times New Roman" w:hAnsi="Courier New" w:cs="Courier New"/>
+          <w:kern w:val="0"/>
+          <w:sz w:val="20"/>
+          <w:szCs w:val="20"/>
+          <w:lang w:eastAsia="en-IN"/>
+          <w14:ligatures w14:val="none"/>
+        </w:rPr>
+      </w:pPr>
+      <w:r>
+        <w:rPr>
+          <w:rFonts w:ascii="Courier New" w:eastAsia="Times New Roman" w:hAnsi="Courier New" w:cs="Courier New"/>
+          <w:kern w:val="0"/>
+          <w:sz w:val="20"/>
+          <w:szCs w:val="20"/>
+          <w:lang w:eastAsia="en-IN"/>
+          <w14:ligatures w14:val="none"/>
+        </w:rPr>
+        <w:t>await response.body();</w:t>
+      </w:r>
+    </w:p>
+    <w:p>
+      <w:pPr>
+        <w:pStyle w:val="ListParagraph"/>
+        <w:numPr>
+          <w:ilvl w:val="0"/>
+          <w:numId w:val="1"/>
+        </w:numPr>
+        <w:spacing w:before="100" w:beforeAutospacing="1" w:after="100" w:afterAutospacing="1" w:line="240" w:lineRule="auto"/>
+        <w:outlineLvl w:val="2"/>
+        <w:rPr>
+          <w:rFonts w:ascii="Times New Roman" w:eastAsia="Times New Roman" w:hAnsi="Times New Roman" w:cs="Times New Roman"/>
+          <w:b/>
+          <w:bCs/>
+          <w:kern w:val="0"/>
+          <w:sz w:val="27"/>
+          <w:szCs w:val="27"/>
+          <w:lang w:eastAsia="en-IN"/>
+          <w14:ligatures w14:val="none"/>
+        </w:rPr>
+      </w:pPr>
+      <w:r>
+        <w:rPr>
+          <w:rFonts w:ascii="Times New Roman" w:eastAsia="Times New Roman" w:hAnsi="Times New Roman" w:cs="Times New Roman"/>
+          <w:b/>
+          <w:bCs/>
+          <w:kern w:val="0"/>
+          <w:sz w:val="27"/>
+          <w:szCs w:val="27"/>
+          <w:lang w:eastAsia="en-IN"/>
+          <w14:ligatures w14:val="none"/>
+        </w:rPr>
+        <w:t xml:space="preserve">6. Common </w:t>
+      </w:r>
+      <w:r>
+        <w:rPr>
+          <w:rFonts w:ascii="Courier New" w:eastAsia="Times New Roman" w:hAnsi="Courier New" w:cs="Courier New"/>
+          <w:b/>
+          <w:bCs/>
+          <w:kern w:val="0"/>
+          <w:sz w:val="20"/>
+          <w:szCs w:val="20"/>
+          <w:lang w:eastAsia="en-IN"/>
+          <w14:ligatures w14:val="none"/>
+        </w:rPr>
+        <w:t>waitFor...()</w:t>
+      </w:r>
+      <w:r>
+        <w:rPr>
+          <w:rFonts w:ascii="Times New Roman" w:eastAsia="Times New Roman" w:hAnsi="Times New Roman" w:cs="Times New Roman"/>
+          <w:b/>
+          <w:bCs/>
+          <w:kern w:val="0"/>
+          <w:sz w:val="27"/>
+          <w:szCs w:val="27"/>
+          <w:lang w:eastAsia="en-IN"/>
+          <w14:ligatures w14:val="none"/>
+        </w:rPr>
+        <w:t xml:space="preserve"> methods</w:t>
+      </w:r>
+    </w:p>
+    <w:p>
+      <w:pPr>
+        <w:pStyle w:val="ListParagraph"/>
+        <w:numPr>
+          <w:ilvl w:val="0"/>
+          <w:numId w:val="1"/>
+        </w:numPr>
+        <w:spacing w:before="100" w:beforeAutospacing="1" w:after="100" w:afterAutospacing="1" w:line="240" w:lineRule="auto"/>
+        <w:rPr>
+          <w:rFonts w:ascii="Times New Roman" w:eastAsia="Times New Roman" w:hAnsi="Times New Roman" w:cs="Times New Roman"/>
+          <w:kern w:val="0"/>
+          <w:sz w:val="24"/>
+          <w:szCs w:val="24"/>
+          <w:lang w:eastAsia="en-IN"/>
+          <w14:ligatures w14:val="none"/>
+        </w:rPr>
+      </w:pPr>
+      <w:r>
+        <w:rPr>
+          <w:rFonts w:ascii="Times New Roman" w:eastAsia="Times New Roman" w:hAnsi="Times New Roman" w:cs="Times New Roman"/>
+          <w:kern w:val="0"/>
+          <w:sz w:val="24"/>
+          <w:szCs w:val="24"/>
+          <w:lang w:eastAsia="en-IN"/>
+          <w14:ligatures w14:val="none"/>
+        </w:rPr>
+        <w:t>These are worth learning:</w:t>
+      </w:r>
+    </w:p>
+    <w:p>
+      <w:pPr>
+        <w:pStyle w:val="ListParagraph"/>
+        <w:numPr>
+          <w:ilvl w:val="0"/>
+          <w:numId w:val="1"/>
+        </w:numPr>
+        <w:tabs>
+          <w:tab w:val="left" w:pos="916"/>
+          <w:tab w:val="left" w:pos="1832"/>
+          <w:tab w:val="left" w:pos="2748"/>
+          <w:tab w:val="left" w:pos="3664"/>
+          <w:tab w:val="left" w:pos="4580"/>
+          <w:tab w:val="left" w:pos="5496"/>
+          <w:tab w:val="left" w:pos="6412"/>
+          <w:tab w:val="left" w:pos="7328"/>
+          <w:tab w:val="left" w:pos="8244"/>
+          <w:tab w:val="left" w:pos="9160"/>
+          <w:tab w:val="left" w:pos="10076"/>
+          <w:tab w:val="left" w:pos="10992"/>
+          <w:tab w:val="left" w:pos="11908"/>
+          <w:tab w:val="left" w:pos="12824"/>
+          <w:tab w:val="left" w:pos="13740"/>
+          <w:tab w:val="left" w:pos="14656"/>
+        </w:tabs>
+        <w:spacing w:after="0" w:line="240" w:lineRule="auto"/>
+        <w:rPr>
+          <w:rFonts w:ascii="Courier New" w:eastAsia="Times New Roman" w:hAnsi="Courier New" w:cs="Courier New"/>
+          <w:kern w:val="0"/>
+          <w:sz w:val="20"/>
+          <w:szCs w:val="20"/>
+          <w:lang w:eastAsia="en-IN"/>
+          <w14:ligatures w14:val="none"/>
+        </w:rPr>
+      </w:pPr>
+      <w:r>
+        <w:rPr>
+          <w:rFonts w:ascii="Courier New" w:eastAsia="Times New Roman" w:hAnsi="Courier New" w:cs="Courier New"/>
+          <w:kern w:val="0"/>
+          <w:sz w:val="20"/>
+          <w:szCs w:val="20"/>
+          <w:lang w:eastAsia="en-IN"/>
+          <w14:ligatures w14:val="none"/>
+        </w:rPr>
+        <w:t>await page.waitForURL();</w:t>
+      </w:r>
+    </w:p>
+    <w:p>
+      <w:pPr>
+        <w:pStyle w:val="ListParagraph"/>
+        <w:numPr>
+          <w:ilvl w:val="0"/>
+          <w:numId w:val="1"/>
+        </w:numPr>
+        <w:tabs>
+          <w:tab w:val="left" w:pos="916"/>
+          <w:tab w:val="left" w:pos="1832"/>
+          <w:tab w:val="left" w:pos="2748"/>
+          <w:tab w:val="left" w:pos="3664"/>
+          <w:tab w:val="left" w:pos="4580"/>
+          <w:tab w:val="left" w:pos="5496"/>
+          <w:tab w:val="left" w:pos="6412"/>
+          <w:tab w:val="left" w:pos="7328"/>
+          <w:tab w:val="left" w:pos="8244"/>
+          <w:tab w:val="left" w:pos="9160"/>
+          <w:tab w:val="left" w:pos="10076"/>
+          <w:tab w:val="left" w:pos="10992"/>
+          <w:tab w:val="left" w:pos="11908"/>
+          <w:tab w:val="left" w:pos="12824"/>
+          <w:tab w:val="left" w:pos="13740"/>
+          <w:tab w:val="left" w:pos="14656"/>
+        </w:tabs>
+        <w:spacing w:after="0" w:line="240" w:lineRule="auto"/>
+        <w:rPr>
+          <w:rFonts w:ascii="Courier New" w:eastAsia="Times New Roman" w:hAnsi="Courier New" w:cs="Courier New"/>
+          <w:kern w:val="0"/>
+          <w:sz w:val="20"/>
+          <w:szCs w:val="20"/>
+          <w:lang w:eastAsia="en-IN"/>
+          <w14:ligatures w14:val="none"/>
+        </w:rPr>
+      </w:pPr>
+      <w:r>
+        <w:rPr>
+          <w:rFonts w:ascii="Courier New" w:eastAsia="Times New Roman" w:hAnsi="Courier New" w:cs="Courier New"/>
+          <w:kern w:val="0"/>
+          <w:sz w:val="20"/>
+          <w:szCs w:val="20"/>
+          <w:lang w:eastAsia="en-IN"/>
+          <w14:ligatures w14:val="none"/>
+        </w:rPr>
+        <w:t>await page.waitForLoadState();</w:t>
+      </w:r>
+    </w:p>
+    <w:p>
+      <w:pPr>
+        <w:pStyle w:val="ListParagraph"/>
+        <w:numPr>
+          <w:ilvl w:val="0"/>
+          <w:numId w:val="1"/>
+        </w:numPr>
+        <w:tabs>
+          <w:tab w:val="left" w:pos="916"/>
+          <w:tab w:val="left" w:pos="1832"/>
+          <w:tab w:val="left" w:pos="2748"/>
+          <w:tab w:val="left" w:pos="3664"/>
+          <w:tab w:val="left" w:pos="4580"/>
+          <w:tab w:val="left" w:pos="5496"/>
+          <w:tab w:val="left" w:pos="6412"/>
+          <w:tab w:val="left" w:pos="7328"/>
+          <w:tab w:val="left" w:pos="8244"/>
+          <w:tab w:val="left" w:pos="9160"/>
+          <w:tab w:val="left" w:pos="10076"/>
+          <w:tab w:val="left" w:pos="10992"/>
+          <w:tab w:val="left" w:pos="11908"/>
+          <w:tab w:val="left" w:pos="12824"/>
+          <w:tab w:val="left" w:pos="13740"/>
+          <w:tab w:val="left" w:pos="14656"/>
+        </w:tabs>
+        <w:spacing w:after="0" w:line="240" w:lineRule="auto"/>
+        <w:rPr>
+          <w:rFonts w:ascii="Courier New" w:eastAsia="Times New Roman" w:hAnsi="Courier New" w:cs="Courier New"/>
+          <w:kern w:val="0"/>
+          <w:sz w:val="20"/>
+          <w:szCs w:val="20"/>
+          <w:lang w:eastAsia="en-IN"/>
+          <w14:ligatures w14:val="none"/>
+        </w:rPr>
+      </w:pPr>
+      <w:r>
+        <w:rPr>
+          <w:rFonts w:ascii="Courier New" w:eastAsia="Times New Roman" w:hAnsi="Courier New" w:cs="Courier New"/>
+          <w:kern w:val="0"/>
+          <w:sz w:val="20"/>
+          <w:szCs w:val="20"/>
+          <w:lang w:eastAsia="en-IN"/>
+          <w14:ligatures w14:val="none"/>
+        </w:rPr>
+        <w:t>await page.waitForSelector();</w:t>
+      </w:r>
+    </w:p>
+    <w:p>
+      <w:pPr>
+        <w:pStyle w:val="ListParagraph"/>
+        <w:numPr>
+          <w:ilvl w:val="0"/>
+          <w:numId w:val="1"/>
+        </w:numPr>
+        <w:tabs>
+          <w:tab w:val="left" w:pos="916"/>
+          <w:tab w:val="left" w:pos="1832"/>
+          <w:tab w:val="left" w:pos="2748"/>
+          <w:tab w:val="left" w:pos="3664"/>
+          <w:tab w:val="left" w:pos="4580"/>
+          <w:tab w:val="left" w:pos="5496"/>
+          <w:tab w:val="left" w:pos="6412"/>
+          <w:tab w:val="left" w:pos="7328"/>
+          <w:tab w:val="left" w:pos="8244"/>
+          <w:tab w:val="left" w:pos="9160"/>
+          <w:tab w:val="left" w:pos="10076"/>
+          <w:tab w:val="left" w:pos="10992"/>
+          <w:tab w:val="left" w:pos="11908"/>
+          <w:tab w:val="left" w:pos="12824"/>
+          <w:tab w:val="left" w:pos="13740"/>
+          <w:tab w:val="left" w:pos="14656"/>
+        </w:tabs>
+        <w:spacing w:after="0" w:line="240" w:lineRule="auto"/>
+        <w:rPr>
+          <w:rFonts w:ascii="Courier New" w:eastAsia="Times New Roman" w:hAnsi="Courier New" w:cs="Courier New"/>
+          <w:kern w:val="0"/>
+          <w:sz w:val="20"/>
+          <w:szCs w:val="20"/>
+          <w:lang w:eastAsia="en-IN"/>
+          <w14:ligatures w14:val="none"/>
+        </w:rPr>
+      </w:pPr>
+    </w:p>
+    <w:p>
+      <w:pPr>
+        <w:pStyle w:val="ListParagraph"/>
+        <w:numPr>
+          <w:ilvl w:val="0"/>
+          <w:numId w:val="1"/>
+        </w:numPr>
+        <w:tabs>
+          <w:tab w:val="left" w:pos="916"/>
+          <w:tab w:val="left" w:pos="1832"/>
+          <w:tab w:val="left" w:pos="2748"/>
+          <w:tab w:val="left" w:pos="3664"/>
+          <w:tab w:val="left" w:pos="4580"/>
+          <w:tab w:val="left" w:pos="5496"/>
+          <w:tab w:val="left" w:pos="6412"/>
+          <w:tab w:val="left" w:pos="7328"/>
+          <w:tab w:val="left" w:pos="8244"/>
+          <w:tab w:val="left" w:pos="9160"/>
+          <w:tab w:val="left" w:pos="10076"/>
+          <w:tab w:val="left" w:pos="10992"/>
+          <w:tab w:val="left" w:pos="11908"/>
+          <w:tab w:val="left" w:pos="12824"/>
+          <w:tab w:val="left" w:pos="13740"/>
+          <w:tab w:val="left" w:pos="14656"/>
+        </w:tabs>
+        <w:spacing w:after="0" w:line="240" w:lineRule="auto"/>
+        <w:rPr>
+          <w:rFonts w:ascii="Courier New" w:eastAsia="Times New Roman" w:hAnsi="Courier New" w:cs="Courier New"/>
+          <w:kern w:val="0"/>
+          <w:sz w:val="20"/>
+          <w:szCs w:val="20"/>
+          <w:lang w:eastAsia="en-IN"/>
+          <w14:ligatures w14:val="none"/>
+        </w:rPr>
+      </w:pPr>
+      <w:r>
+        <w:rPr>
+          <w:rFonts w:ascii="Courier New" w:eastAsia="Times New Roman" w:hAnsi="Courier New" w:cs="Courier New"/>
+          <w:kern w:val="0"/>
+          <w:sz w:val="20"/>
+          <w:szCs w:val="20"/>
+          <w:lang w:eastAsia="en-IN"/>
+          <w14:ligatures w14:val="none"/>
+        </w:rPr>
+        <w:t>await locator.waitFor();</w:t>
+      </w:r>
+    </w:p>
+    <w:p>
+      <w:pPr>
+        <w:pStyle w:val="ListParagraph"/>
+        <w:numPr>
+          <w:ilvl w:val="0"/>
+          <w:numId w:val="1"/>
+        </w:numPr>
+        <w:tabs>
+          <w:tab w:val="left" w:pos="916"/>
+          <w:tab w:val="left" w:pos="1832"/>
+          <w:tab w:val="left" w:pos="2748"/>
+          <w:tab w:val="left" w:pos="3664"/>
+          <w:tab w:val="left" w:pos="4580"/>
+          <w:tab w:val="left" w:pos="5496"/>
+          <w:tab w:val="left" w:pos="6412"/>
+          <w:tab w:val="left" w:pos="7328"/>
+          <w:tab w:val="left" w:pos="8244"/>
+          <w:tab w:val="left" w:pos="9160"/>
+          <w:tab w:val="left" w:pos="10076"/>
+          <w:tab w:val="left" w:pos="10992"/>
+          <w:tab w:val="left" w:pos="11908"/>
+          <w:tab w:val="left" w:pos="12824"/>
+          <w:tab w:val="left" w:pos="13740"/>
+          <w:tab w:val="left" w:pos="14656"/>
+        </w:tabs>
+        <w:spacing w:after="0" w:line="240" w:lineRule="auto"/>
+        <w:rPr>
+          <w:rFonts w:ascii="Courier New" w:eastAsia="Times New Roman" w:hAnsi="Courier New" w:cs="Courier New"/>
+          <w:kern w:val="0"/>
+          <w:sz w:val="20"/>
+          <w:szCs w:val="20"/>
+          <w:lang w:eastAsia="en-IN"/>
+          <w14:ligatures w14:val="none"/>
+        </w:rPr>
+      </w:pPr>
+    </w:p>
+    <w:p>
+      <w:pPr>
+        <w:pStyle w:val="ListParagraph"/>
+        <w:numPr>
+          <w:ilvl w:val="0"/>
+          <w:numId w:val="1"/>
+        </w:numPr>
+        <w:tabs>
+          <w:tab w:val="left" w:pos="916"/>
+          <w:tab w:val="left" w:pos="1832"/>
+          <w:tab w:val="left" w:pos="2748"/>
+          <w:tab w:val="left" w:pos="3664"/>
+          <w:tab w:val="left" w:pos="4580"/>
+          <w:tab w:val="left" w:pos="5496"/>
+          <w:tab w:val="left" w:pos="6412"/>
+          <w:tab w:val="left" w:pos="7328"/>
+          <w:tab w:val="left" w:pos="8244"/>
+          <w:tab w:val="left" w:pos="9160"/>
+          <w:tab w:val="left" w:pos="10076"/>
+          <w:tab w:val="left" w:pos="10992"/>
+          <w:tab w:val="left" w:pos="11908"/>
+          <w:tab w:val="left" w:pos="12824"/>
+          <w:tab w:val="left" w:pos="13740"/>
+          <w:tab w:val="left" w:pos="14656"/>
+        </w:tabs>
+        <w:spacing w:after="0" w:line="240" w:lineRule="auto"/>
+        <w:rPr>
+          <w:rFonts w:ascii="Courier New" w:eastAsia="Times New Roman" w:hAnsi="Courier New" w:cs="Courier New"/>
+          <w:kern w:val="0"/>
+          <w:sz w:val="20"/>
+          <w:szCs w:val="20"/>
+          <w:lang w:eastAsia="en-IN"/>
+          <w14:ligatures w14:val="none"/>
+        </w:rPr>
+      </w:pPr>
+      <w:r>
+        <w:rPr>
+          <w:rFonts w:ascii="Courier New" w:eastAsia="Times New Roman" w:hAnsi="Courier New" w:cs="Courier New"/>
+          <w:kern w:val="0"/>
+          <w:sz w:val="20"/>
+          <w:szCs w:val="20"/>
+          <w:lang w:eastAsia="en-IN"/>
+          <w14:ligatures w14:val="none"/>
+        </w:rPr>
+        <w:t>await page.waitForTimeout();</w:t>
+      </w:r>
+    </w:p>
+    <w:p>
+      <w:pPr>
+        <w:pStyle w:val="ListParagraph"/>
+        <w:numPr>
+          <w:ilvl w:val="0"/>
+          <w:numId w:val="1"/>
+        </w:numPr>
+        <w:spacing w:before="100" w:beforeAutospacing="1" w:after="100" w:afterAutospacing="1" w:line="240" w:lineRule="auto"/>
+        <w:outlineLvl w:val="2"/>
+        <w:rPr>
+          <w:rFonts w:ascii="Times New Roman" w:eastAsia="Times New Roman" w:hAnsi="Times New Roman" w:cs="Times New Roman"/>
+          <w:b/>
+          <w:bCs/>
+          <w:kern w:val="0"/>
+          <w:sz w:val="27"/>
+          <w:szCs w:val="27"/>
+          <w:lang w:eastAsia="en-IN"/>
+          <w14:ligatures w14:val="none"/>
+        </w:rPr>
+      </w:pPr>
+      <w:r>
+        <w:rPr>
+          <w:rFonts w:ascii="Segoe UI Emoji" w:eastAsia="Times New Roman" w:hAnsi="Segoe UI Emoji" w:cs="Segoe UI Emoji"/>
+          <w:b/>
+          <w:bCs/>
+          <w:kern w:val="0"/>
+          <w:sz w:val="27"/>
+          <w:szCs w:val="27"/>
+          <w:lang w:eastAsia="en-IN"/>
+          <w14:ligatures w14:val="none"/>
+        </w:rPr>
+        <w:t>⭐</w:t>
+      </w:r>
+      <w:r>
+        <w:rPr>
+          <w:rFonts w:ascii="Times New Roman" w:eastAsia="Times New Roman" w:hAnsi="Times New Roman" w:cs="Times New Roman"/>
+          <w:b/>
+          <w:bCs/>
+          <w:kern w:val="0"/>
+          <w:sz w:val="27"/>
+          <w:szCs w:val="27"/>
+          <w:lang w:eastAsia="en-IN"/>
+          <w14:ligatures w14:val="none"/>
+        </w:rPr>
+        <w:t xml:space="preserve"> Most important for you</w:t>
+      </w:r>
+    </w:p>
+    <w:p>
+      <w:pPr>
+        <w:pStyle w:val="ListParagraph"/>
+        <w:numPr>
+          <w:ilvl w:val="0"/>
+          <w:numId w:val="1"/>
+        </w:numPr>
+        <w:spacing w:before="100" w:beforeAutospacing="1" w:after="100" w:afterAutospacing="1" w:line="240" w:lineRule="auto"/>
+        <w:rPr>
+          <w:rFonts w:ascii="Times New Roman" w:eastAsia="Times New Roman" w:hAnsi="Times New Roman" w:cs="Times New Roman"/>
+          <w:kern w:val="0"/>
+          <w:sz w:val="24"/>
+          <w:szCs w:val="24"/>
+          <w:lang w:eastAsia="en-IN"/>
+          <w14:ligatures w14:val="none"/>
+        </w:rPr>
+      </w:pPr>
+      <w:r>
+        <w:rPr>
+          <w:rFonts w:ascii="Times New Roman" w:eastAsia="Times New Roman" w:hAnsi="Times New Roman" w:cs="Times New Roman"/>
+          <w:kern w:val="0"/>
+          <w:sz w:val="24"/>
+          <w:szCs w:val="24"/>
+          <w:lang w:eastAsia="en-IN"/>
+          <w14:ligatures w14:val="none"/>
+        </w:rPr>
+        <w:lastRenderedPageBreak/>
+        <w:t xml:space="preserve">Since you're learning </w:t>
+      </w:r>
+      <w:r>
+        <w:rPr>
+          <w:rFonts w:ascii="Times New Roman" w:eastAsia="Times New Roman" w:hAnsi="Times New Roman" w:cs="Times New Roman"/>
+          <w:b/>
+          <w:bCs/>
+          <w:kern w:val="0"/>
+          <w:sz w:val="24"/>
+          <w:szCs w:val="24"/>
+          <w:lang w:eastAsia="en-IN"/>
+          <w14:ligatures w14:val="none"/>
+        </w:rPr>
+        <w:t>Playwright + JavaScript/TypeScript</w:t>
+      </w:r>
+      <w:r>
+        <w:rPr>
+          <w:rFonts w:ascii="Times New Roman" w:eastAsia="Times New Roman" w:hAnsi="Times New Roman" w:cs="Times New Roman"/>
+          <w:kern w:val="0"/>
+          <w:sz w:val="24"/>
+          <w:szCs w:val="24"/>
+          <w:lang w:eastAsia="en-IN"/>
+          <w14:ligatures w14:val="none"/>
+        </w:rPr>
+        <w:t>, don't try to memorize everything at once.</w:t>
+      </w:r>
+    </w:p>
+    <w:p>
+      <w:pPr>
+        <w:pStyle w:val="ListParagraph"/>
+        <w:numPr>
+          <w:ilvl w:val="0"/>
+          <w:numId w:val="1"/>
+        </w:numPr>
+        <w:spacing w:before="100" w:beforeAutospacing="1" w:after="100" w:afterAutospacing="1" w:line="240" w:lineRule="auto"/>
+        <w:rPr>
+          <w:rFonts w:ascii="Times New Roman" w:eastAsia="Times New Roman" w:hAnsi="Times New Roman" w:cs="Times New Roman"/>
+          <w:kern w:val="0"/>
+          <w:sz w:val="24"/>
+          <w:szCs w:val="24"/>
+          <w:lang w:eastAsia="en-IN"/>
+          <w14:ligatures w14:val="none"/>
+        </w:rPr>
+      </w:pPr>
+      <w:r>
+        <w:rPr>
+          <w:rFonts w:ascii="Times New Roman" w:eastAsia="Times New Roman" w:hAnsi="Times New Roman" w:cs="Times New Roman"/>
+          <w:kern w:val="0"/>
+          <w:sz w:val="24"/>
+          <w:szCs w:val="24"/>
+          <w:lang w:eastAsia="en-IN"/>
+          <w14:ligatures w14:val="none"/>
+        </w:rPr>
+        <w:t>Start with these:</w:t>
+      </w:r>
+    </w:p>
+    <w:p>
+      <w:pPr>
+        <w:pStyle w:val="ListParagraph"/>
+        <w:numPr>
+          <w:ilvl w:val="0"/>
+          <w:numId w:val="1"/>
+        </w:numPr>
+        <w:tabs>
+          <w:tab w:val="left" w:pos="916"/>
+          <w:tab w:val="left" w:pos="1832"/>
+          <w:tab w:val="left" w:pos="2748"/>
+          <w:tab w:val="left" w:pos="3664"/>
+          <w:tab w:val="left" w:pos="4580"/>
+          <w:tab w:val="left" w:pos="5496"/>
+          <w:tab w:val="left" w:pos="6412"/>
+          <w:tab w:val="left" w:pos="7328"/>
+          <w:tab w:val="left" w:pos="8244"/>
+          <w:tab w:val="left" w:pos="9160"/>
+          <w:tab w:val="left" w:pos="10076"/>
+          <w:tab w:val="left" w:pos="10992"/>
+          <w:tab w:val="left" w:pos="11908"/>
+          <w:tab w:val="left" w:pos="12824"/>
+          <w:tab w:val="left" w:pos="13740"/>
+          <w:tab w:val="left" w:pos="14656"/>
+        </w:tabs>
+        <w:spacing w:after="0" w:line="240" w:lineRule="auto"/>
+        <w:rPr>
+          <w:rFonts w:ascii="Courier New" w:eastAsia="Times New Roman" w:hAnsi="Courier New" w:cs="Courier New"/>
+          <w:kern w:val="0"/>
+          <w:sz w:val="20"/>
+          <w:szCs w:val="20"/>
+          <w:lang w:eastAsia="en-IN"/>
+          <w14:ligatures w14:val="none"/>
+        </w:rPr>
+      </w:pPr>
+      <w:r>
+        <w:rPr>
+          <w:rFonts w:ascii="Courier New" w:eastAsia="Times New Roman" w:hAnsi="Courier New" w:cs="Courier New"/>
+          <w:kern w:val="0"/>
+          <w:sz w:val="20"/>
+          <w:szCs w:val="20"/>
+          <w:lang w:eastAsia="en-IN"/>
+          <w14:ligatures w14:val="none"/>
+        </w:rPr>
+        <w:t>await page.goto();</w:t>
+      </w:r>
+    </w:p>
+    <w:p>
+      <w:pPr>
+        <w:pStyle w:val="ListParagraph"/>
+        <w:numPr>
+          <w:ilvl w:val="0"/>
+          <w:numId w:val="1"/>
+        </w:numPr>
+        <w:tabs>
+          <w:tab w:val="left" w:pos="916"/>
+          <w:tab w:val="left" w:pos="1832"/>
+          <w:tab w:val="left" w:pos="2748"/>
+          <w:tab w:val="left" w:pos="3664"/>
+          <w:tab w:val="left" w:pos="4580"/>
+          <w:tab w:val="left" w:pos="5496"/>
+          <w:tab w:val="left" w:pos="6412"/>
+          <w:tab w:val="left" w:pos="7328"/>
+          <w:tab w:val="left" w:pos="8244"/>
+          <w:tab w:val="left" w:pos="9160"/>
+          <w:tab w:val="left" w:pos="10076"/>
+          <w:tab w:val="left" w:pos="10992"/>
+          <w:tab w:val="left" w:pos="11908"/>
+          <w:tab w:val="left" w:pos="12824"/>
+          <w:tab w:val="left" w:pos="13740"/>
+          <w:tab w:val="left" w:pos="14656"/>
+        </w:tabs>
+        <w:spacing w:after="0" w:line="240" w:lineRule="auto"/>
+        <w:rPr>
+          <w:rFonts w:ascii="Courier New" w:eastAsia="Times New Roman" w:hAnsi="Courier New" w:cs="Courier New"/>
+          <w:kern w:val="0"/>
+          <w:sz w:val="20"/>
+          <w:szCs w:val="20"/>
+          <w:lang w:eastAsia="en-IN"/>
+          <w14:ligatures w14:val="none"/>
+        </w:rPr>
+      </w:pPr>
+    </w:p>
+    <w:p>
+      <w:pPr>
+        <w:pStyle w:val="ListParagraph"/>
+        <w:numPr>
+          <w:ilvl w:val="0"/>
+          <w:numId w:val="1"/>
+        </w:numPr>
+        <w:tabs>
+          <w:tab w:val="left" w:pos="916"/>
+          <w:tab w:val="left" w:pos="1832"/>
+          <w:tab w:val="left" w:pos="2748"/>
+          <w:tab w:val="left" w:pos="3664"/>
+          <w:tab w:val="left" w:pos="4580"/>
+          <w:tab w:val="left" w:pos="5496"/>
+          <w:tab w:val="left" w:pos="6412"/>
+          <w:tab w:val="left" w:pos="7328"/>
+          <w:tab w:val="left" w:pos="8244"/>
+          <w:tab w:val="left" w:pos="9160"/>
+          <w:tab w:val="left" w:pos="10076"/>
+          <w:tab w:val="left" w:pos="10992"/>
+          <w:tab w:val="left" w:pos="11908"/>
+          <w:tab w:val="left" w:pos="12824"/>
+          <w:tab w:val="left" w:pos="13740"/>
+          <w:tab w:val="left" w:pos="14656"/>
+        </w:tabs>
+        <w:spacing w:after="0" w:line="240" w:lineRule="auto"/>
+        <w:rPr>
+          <w:rFonts w:ascii="Courier New" w:eastAsia="Times New Roman" w:hAnsi="Courier New" w:cs="Courier New"/>
+          <w:kern w:val="0"/>
+          <w:sz w:val="20"/>
+          <w:szCs w:val="20"/>
+          <w:lang w:eastAsia="en-IN"/>
+          <w14:ligatures w14:val="none"/>
+        </w:rPr>
+      </w:pPr>
+      <w:r>
+        <w:rPr>
+          <w:rFonts w:ascii="Courier New" w:eastAsia="Times New Roman" w:hAnsi="Courier New" w:cs="Courier New"/>
+          <w:kern w:val="0"/>
+          <w:sz w:val="20"/>
+          <w:szCs w:val="20"/>
+          <w:lang w:eastAsia="en-IN"/>
+          <w14:ligatures w14:val="none"/>
+        </w:rPr>
+        <w:t>await page.locator().click();</w:t>
+      </w:r>
+    </w:p>
+    <w:p>
+      <w:pPr>
+        <w:pStyle w:val="ListParagraph"/>
+        <w:numPr>
+          <w:ilvl w:val="0"/>
+          <w:numId w:val="1"/>
+        </w:numPr>
+        <w:tabs>
+          <w:tab w:val="left" w:pos="916"/>
+          <w:tab w:val="left" w:pos="1832"/>
+          <w:tab w:val="left" w:pos="2748"/>
+          <w:tab w:val="left" w:pos="3664"/>
+          <w:tab w:val="left" w:pos="4580"/>
+          <w:tab w:val="left" w:pos="5496"/>
+          <w:tab w:val="left" w:pos="6412"/>
+          <w:tab w:val="left" w:pos="7328"/>
+          <w:tab w:val="left" w:pos="8244"/>
+          <w:tab w:val="left" w:pos="9160"/>
+          <w:tab w:val="left" w:pos="10076"/>
+          <w:tab w:val="left" w:pos="10992"/>
+          <w:tab w:val="left" w:pos="11908"/>
+          <w:tab w:val="left" w:pos="12824"/>
+          <w:tab w:val="left" w:pos="13740"/>
+          <w:tab w:val="left" w:pos="14656"/>
+        </w:tabs>
+        <w:spacing w:after="0" w:line="240" w:lineRule="auto"/>
+        <w:rPr>
+          <w:rFonts w:ascii="Courier New" w:eastAsia="Times New Roman" w:hAnsi="Courier New" w:cs="Courier New"/>
+          <w:kern w:val="0"/>
+          <w:sz w:val="20"/>
+          <w:szCs w:val="20"/>
+          <w:lang w:eastAsia="en-IN"/>
+          <w14:ligatures w14:val="none"/>
+        </w:rPr>
+      </w:pPr>
+      <w:r>
+        <w:rPr>
+          <w:rFonts w:ascii="Courier New" w:eastAsia="Times New Roman" w:hAnsi="Courier New" w:cs="Courier New"/>
+          <w:kern w:val="0"/>
+          <w:sz w:val="20"/>
+          <w:szCs w:val="20"/>
+          <w:lang w:eastAsia="en-IN"/>
+          <w14:ligatures w14:val="none"/>
+        </w:rPr>
+        <w:t>await page.locator().fill();</w:t>
+      </w:r>
+    </w:p>
+    <w:p>
+      <w:pPr>
+        <w:pStyle w:val="ListParagraph"/>
+        <w:numPr>
+          <w:ilvl w:val="0"/>
+          <w:numId w:val="1"/>
+        </w:numPr>
+        <w:tabs>
+          <w:tab w:val="left" w:pos="916"/>
+          <w:tab w:val="left" w:pos="1832"/>
+          <w:tab w:val="left" w:pos="2748"/>
+          <w:tab w:val="left" w:pos="3664"/>
+          <w:tab w:val="left" w:pos="4580"/>
+          <w:tab w:val="left" w:pos="5496"/>
+          <w:tab w:val="left" w:pos="6412"/>
+          <w:tab w:val="left" w:pos="7328"/>
+          <w:tab w:val="left" w:pos="8244"/>
+          <w:tab w:val="left" w:pos="9160"/>
+          <w:tab w:val="left" w:pos="10076"/>
+          <w:tab w:val="left" w:pos="10992"/>
+          <w:tab w:val="left" w:pos="11908"/>
+          <w:tab w:val="left" w:pos="12824"/>
+          <w:tab w:val="left" w:pos="13740"/>
+          <w:tab w:val="left" w:pos="14656"/>
+        </w:tabs>
+        <w:spacing w:after="0" w:line="240" w:lineRule="auto"/>
+        <w:rPr>
+          <w:rFonts w:ascii="Courier New" w:eastAsia="Times New Roman" w:hAnsi="Courier New" w:cs="Courier New"/>
+          <w:kern w:val="0"/>
+          <w:sz w:val="20"/>
+          <w:szCs w:val="20"/>
+          <w:lang w:eastAsia="en-IN"/>
+          <w14:ligatures w14:val="none"/>
+        </w:rPr>
+      </w:pPr>
+      <w:r>
+        <w:rPr>
+          <w:rFonts w:ascii="Courier New" w:eastAsia="Times New Roman" w:hAnsi="Courier New" w:cs="Courier New"/>
+          <w:kern w:val="0"/>
+          <w:sz w:val="20"/>
+          <w:szCs w:val="20"/>
+          <w:lang w:eastAsia="en-IN"/>
+          <w14:ligatures w14:val="none"/>
+        </w:rPr>
+        <w:t>await page.locator().check();</w:t>
+      </w:r>
+    </w:p>
+    <w:p>
+      <w:pPr>
+        <w:pStyle w:val="ListParagraph"/>
+        <w:numPr>
+          <w:ilvl w:val="0"/>
+          <w:numId w:val="1"/>
+        </w:numPr>
+        <w:tabs>
+          <w:tab w:val="left" w:pos="916"/>
+          <w:tab w:val="left" w:pos="1832"/>
+          <w:tab w:val="left" w:pos="2748"/>
+          <w:tab w:val="left" w:pos="3664"/>
+          <w:tab w:val="left" w:pos="4580"/>
+          <w:tab w:val="left" w:pos="5496"/>
+          <w:tab w:val="left" w:pos="6412"/>
+          <w:tab w:val="left" w:pos="7328"/>
+          <w:tab w:val="left" w:pos="8244"/>
+          <w:tab w:val="left" w:pos="9160"/>
+          <w:tab w:val="left" w:pos="10076"/>
+          <w:tab w:val="left" w:pos="10992"/>
+          <w:tab w:val="left" w:pos="11908"/>
+          <w:tab w:val="left" w:pos="12824"/>
+          <w:tab w:val="left" w:pos="13740"/>
+          <w:tab w:val="left" w:pos="14656"/>
+        </w:tabs>
+        <w:spacing w:after="0" w:line="240" w:lineRule="auto"/>
+        <w:rPr>
+          <w:rFonts w:ascii="Courier New" w:eastAsia="Times New Roman" w:hAnsi="Courier New" w:cs="Courier New"/>
+          <w:kern w:val="0"/>
+          <w:sz w:val="20"/>
+          <w:szCs w:val="20"/>
+          <w:lang w:eastAsia="en-IN"/>
+          <w14:ligatures w14:val="none"/>
+        </w:rPr>
+      </w:pPr>
+      <w:r>
+        <w:rPr>
+          <w:rFonts w:ascii="Courier New" w:eastAsia="Times New Roman" w:hAnsi="Courier New" w:cs="Courier New"/>
+          <w:kern w:val="0"/>
+          <w:sz w:val="20"/>
+          <w:szCs w:val="20"/>
+          <w:lang w:eastAsia="en-IN"/>
+          <w14:ligatures w14:val="none"/>
+        </w:rPr>
+        <w:t>await page.locator().selectOption();</w:t>
+      </w:r>
+    </w:p>
+    <w:p>
+      <w:pPr>
+        <w:pStyle w:val="ListParagraph"/>
+        <w:numPr>
+          <w:ilvl w:val="0"/>
+          <w:numId w:val="1"/>
+        </w:numPr>
+        <w:tabs>
+          <w:tab w:val="left" w:pos="916"/>
+          <w:tab w:val="left" w:pos="1832"/>
+          <w:tab w:val="left" w:pos="2748"/>
+          <w:tab w:val="left" w:pos="3664"/>
+          <w:tab w:val="left" w:pos="4580"/>
+          <w:tab w:val="left" w:pos="5496"/>
+          <w:tab w:val="left" w:pos="6412"/>
+          <w:tab w:val="left" w:pos="7328"/>
+          <w:tab w:val="left" w:pos="8244"/>
+          <w:tab w:val="left" w:pos="9160"/>
+          <w:tab w:val="left" w:pos="10076"/>
+          <w:tab w:val="left" w:pos="10992"/>
+          <w:tab w:val="left" w:pos="11908"/>
+          <w:tab w:val="left" w:pos="12824"/>
+          <w:tab w:val="left" w:pos="13740"/>
+          <w:tab w:val="left" w:pos="14656"/>
+        </w:tabs>
+        <w:spacing w:after="0" w:line="240" w:lineRule="auto"/>
+        <w:rPr>
+          <w:rFonts w:ascii="Courier New" w:eastAsia="Times New Roman" w:hAnsi="Courier New" w:cs="Courier New"/>
+          <w:kern w:val="0"/>
+          <w:sz w:val="20"/>
+          <w:szCs w:val="20"/>
+          <w:lang w:eastAsia="en-IN"/>
+          <w14:ligatures w14:val="none"/>
+        </w:rPr>
+      </w:pPr>
+    </w:p>
+    <w:p>
+      <w:pPr>
+        <w:pStyle w:val="ListParagraph"/>
+        <w:numPr>
+          <w:ilvl w:val="0"/>
+          <w:numId w:val="1"/>
+        </w:numPr>
+        <w:tabs>
+          <w:tab w:val="left" w:pos="916"/>
+          <w:tab w:val="left" w:pos="1832"/>
+          <w:tab w:val="left" w:pos="2748"/>
+          <w:tab w:val="left" w:pos="3664"/>
+          <w:tab w:val="left" w:pos="4580"/>
+          <w:tab w:val="left" w:pos="5496"/>
+          <w:tab w:val="left" w:pos="6412"/>
+          <w:tab w:val="left" w:pos="7328"/>
+          <w:tab w:val="left" w:pos="8244"/>
+          <w:tab w:val="left" w:pos="9160"/>
+          <w:tab w:val="left" w:pos="10076"/>
+          <w:tab w:val="left" w:pos="10992"/>
+          <w:tab w:val="left" w:pos="11908"/>
+          <w:tab w:val="left" w:pos="12824"/>
+          <w:tab w:val="left" w:pos="13740"/>
+          <w:tab w:val="left" w:pos="14656"/>
+        </w:tabs>
+        <w:spacing w:after="0" w:line="240" w:lineRule="auto"/>
+        <w:rPr>
+          <w:rFonts w:ascii="Courier New" w:eastAsia="Times New Roman" w:hAnsi="Courier New" w:cs="Courier New"/>
+          <w:kern w:val="0"/>
+          <w:sz w:val="20"/>
+          <w:szCs w:val="20"/>
+          <w:lang w:eastAsia="en-IN"/>
+          <w14:ligatures w14:val="none"/>
+        </w:rPr>
+      </w:pPr>
+      <w:r>
+        <w:rPr>
+          <w:rFonts w:ascii="Courier New" w:eastAsia="Times New Roman" w:hAnsi="Courier New" w:cs="Courier New"/>
+          <w:kern w:val="0"/>
+          <w:sz w:val="20"/>
+          <w:szCs w:val="20"/>
+          <w:lang w:eastAsia="en-IN"/>
+          <w14:ligatures w14:val="none"/>
+        </w:rPr>
+        <w:t>await page.waitForURL();</w:t>
+      </w:r>
+    </w:p>
+    <w:p>
+      <w:pPr>
+        <w:pStyle w:val="ListParagraph"/>
+        <w:numPr>
+          <w:ilvl w:val="0"/>
+          <w:numId w:val="1"/>
+        </w:numPr>
+        <w:tabs>
+          <w:tab w:val="left" w:pos="916"/>
+          <w:tab w:val="left" w:pos="1832"/>
+          <w:tab w:val="left" w:pos="2748"/>
+          <w:tab w:val="left" w:pos="3664"/>
+          <w:tab w:val="left" w:pos="4580"/>
+          <w:tab w:val="left" w:pos="5496"/>
+          <w:tab w:val="left" w:pos="6412"/>
+          <w:tab w:val="left" w:pos="7328"/>
+          <w:tab w:val="left" w:pos="8244"/>
+          <w:tab w:val="left" w:pos="9160"/>
+          <w:tab w:val="left" w:pos="10076"/>
+          <w:tab w:val="left" w:pos="10992"/>
+          <w:tab w:val="left" w:pos="11908"/>
+          <w:tab w:val="left" w:pos="12824"/>
+          <w:tab w:val="left" w:pos="13740"/>
+          <w:tab w:val="left" w:pos="14656"/>
+        </w:tabs>
+        <w:spacing w:after="0" w:line="240" w:lineRule="auto"/>
+        <w:rPr>
+          <w:rFonts w:ascii="Courier New" w:eastAsia="Times New Roman" w:hAnsi="Courier New" w:cs="Courier New"/>
+          <w:kern w:val="0"/>
+          <w:sz w:val="20"/>
+          <w:szCs w:val="20"/>
+          <w:lang w:eastAsia="en-IN"/>
+          <w14:ligatures w14:val="none"/>
+        </w:rPr>
+      </w:pPr>
+      <w:r>
+        <w:rPr>
+          <w:rFonts w:ascii="Courier New" w:eastAsia="Times New Roman" w:hAnsi="Courier New" w:cs="Courier New"/>
+          <w:kern w:val="0"/>
+          <w:sz w:val="20"/>
+          <w:szCs w:val="20"/>
+          <w:lang w:eastAsia="en-IN"/>
+          <w14:ligatures w14:val="none"/>
+        </w:rPr>
+        <w:t>await page.waitForLoadState();</w:t>
+      </w:r>
+    </w:p>
+    <w:p>
+      <w:pPr>
+        <w:pStyle w:val="ListParagraph"/>
+        <w:numPr>
+          <w:ilvl w:val="0"/>
+          <w:numId w:val="1"/>
+        </w:numPr>
+        <w:tabs>
+          <w:tab w:val="left" w:pos="916"/>
+          <w:tab w:val="left" w:pos="1832"/>
+          <w:tab w:val="left" w:pos="2748"/>
+          <w:tab w:val="left" w:pos="3664"/>
+          <w:tab w:val="left" w:pos="4580"/>
+          <w:tab w:val="left" w:pos="5496"/>
+          <w:tab w:val="left" w:pos="6412"/>
+          <w:tab w:val="left" w:pos="7328"/>
+          <w:tab w:val="left" w:pos="8244"/>
+          <w:tab w:val="left" w:pos="9160"/>
+          <w:tab w:val="left" w:pos="10076"/>
+          <w:tab w:val="left" w:pos="10992"/>
+          <w:tab w:val="left" w:pos="11908"/>
+          <w:tab w:val="left" w:pos="12824"/>
+          <w:tab w:val="left" w:pos="13740"/>
+          <w:tab w:val="left" w:pos="14656"/>
+        </w:tabs>
+        <w:spacing w:after="0" w:line="240" w:lineRule="auto"/>
+        <w:rPr>
+          <w:rFonts w:ascii="Courier New" w:eastAsia="Times New Roman" w:hAnsi="Courier New" w:cs="Courier New"/>
+          <w:kern w:val="0"/>
+          <w:sz w:val="20"/>
+          <w:szCs w:val="20"/>
+          <w:lang w:eastAsia="en-IN"/>
+          <w14:ligatures w14:val="none"/>
+        </w:rPr>
+      </w:pPr>
+    </w:p>
+    <w:p>
+      <w:pPr>
+        <w:pStyle w:val="ListParagraph"/>
+        <w:numPr>
+          <w:ilvl w:val="0"/>
+          <w:numId w:val="1"/>
+        </w:numPr>
+        <w:tabs>
+          <w:tab w:val="left" w:pos="916"/>
+          <w:tab w:val="left" w:pos="1832"/>
+          <w:tab w:val="left" w:pos="2748"/>
+          <w:tab w:val="left" w:pos="3664"/>
+          <w:tab w:val="left" w:pos="4580"/>
+          <w:tab w:val="left" w:pos="5496"/>
+          <w:tab w:val="left" w:pos="6412"/>
+          <w:tab w:val="left" w:pos="7328"/>
+          <w:tab w:val="left" w:pos="8244"/>
+          <w:tab w:val="left" w:pos="9160"/>
+          <w:tab w:val="left" w:pos="10076"/>
+          <w:tab w:val="left" w:pos="10992"/>
+          <w:tab w:val="left" w:pos="11908"/>
+          <w:tab w:val="left" w:pos="12824"/>
+          <w:tab w:val="left" w:pos="13740"/>
+          <w:tab w:val="left" w:pos="14656"/>
+        </w:tabs>
+        <w:spacing w:after="0" w:line="240" w:lineRule="auto"/>
+        <w:rPr>
+          <w:rFonts w:ascii="Courier New" w:eastAsia="Times New Roman" w:hAnsi="Courier New" w:cs="Courier New"/>
+          <w:kern w:val="0"/>
+          <w:sz w:val="20"/>
+          <w:szCs w:val="20"/>
+          <w:lang w:eastAsia="en-IN"/>
+          <w14:ligatures w14:val="none"/>
+        </w:rPr>
+      </w:pPr>
+      <w:r>
+        <w:rPr>
+          <w:rFonts w:ascii="Courier New" w:eastAsia="Times New Roman" w:hAnsi="Courier New" w:cs="Courier New"/>
+          <w:kern w:val="0"/>
+          <w:sz w:val="20"/>
+          <w:szCs w:val="20"/>
+          <w:lang w:eastAsia="en-IN"/>
+          <w14:ligatures w14:val="none"/>
+        </w:rPr>
+        <w:t>await expect(page).toHaveTitle();</w:t>
+      </w:r>
+    </w:p>
+    <w:p>
+      <w:pPr>
+        <w:pStyle w:val="ListParagraph"/>
+        <w:numPr>
+          <w:ilvl w:val="0"/>
+          <w:numId w:val="1"/>
+        </w:numPr>
+        <w:tabs>
+          <w:tab w:val="left" w:pos="916"/>
+          <w:tab w:val="left" w:pos="1832"/>
+          <w:tab w:val="left" w:pos="2748"/>
+          <w:tab w:val="left" w:pos="3664"/>
+          <w:tab w:val="left" w:pos="4580"/>
+          <w:tab w:val="left" w:pos="5496"/>
+          <w:tab w:val="left" w:pos="6412"/>
+          <w:tab w:val="left" w:pos="7328"/>
+          <w:tab w:val="left" w:pos="8244"/>
+          <w:tab w:val="left" w:pos="9160"/>
+          <w:tab w:val="left" w:pos="10076"/>
+          <w:tab w:val="left" w:pos="10992"/>
+          <w:tab w:val="left" w:pos="11908"/>
+          <w:tab w:val="left" w:pos="12824"/>
+          <w:tab w:val="left" w:pos="13740"/>
+          <w:tab w:val="left" w:pos="14656"/>
+        </w:tabs>
+        <w:spacing w:after="0" w:line="240" w:lineRule="auto"/>
+        <w:rPr>
+          <w:rFonts w:ascii="Courier New" w:eastAsia="Times New Roman" w:hAnsi="Courier New" w:cs="Courier New"/>
+          <w:kern w:val="0"/>
+          <w:sz w:val="20"/>
+          <w:szCs w:val="20"/>
+          <w:lang w:eastAsia="en-IN"/>
+          <w14:ligatures w14:val="none"/>
+        </w:rPr>
+      </w:pPr>
+      <w:r>
+        <w:rPr>
+          <w:rFonts w:ascii="Courier New" w:eastAsia="Times New Roman" w:hAnsi="Courier New" w:cs="Courier New"/>
+          <w:kern w:val="0"/>
+          <w:sz w:val="20"/>
+          <w:szCs w:val="20"/>
+          <w:lang w:eastAsia="en-IN"/>
+          <w14:ligatures w14:val="none"/>
+        </w:rPr>
+        <w:t>await expect(page).toHaveURL();</w:t>
+      </w:r>
+    </w:p>
+    <w:p>
+      <w:pPr>
+        <w:pStyle w:val="ListParagraph"/>
+        <w:numPr>
+          <w:ilvl w:val="0"/>
+          <w:numId w:val="1"/>
+        </w:numPr>
+        <w:tabs>
+          <w:tab w:val="left" w:pos="916"/>
+          <w:tab w:val="left" w:pos="1832"/>
+          <w:tab w:val="left" w:pos="2748"/>
+          <w:tab w:val="left" w:pos="3664"/>
+          <w:tab w:val="left" w:pos="4580"/>
+          <w:tab w:val="left" w:pos="5496"/>
+          <w:tab w:val="left" w:pos="6412"/>
+          <w:tab w:val="left" w:pos="7328"/>
+          <w:tab w:val="left" w:pos="8244"/>
+          <w:tab w:val="left" w:pos="9160"/>
+          <w:tab w:val="left" w:pos="10076"/>
+          <w:tab w:val="left" w:pos="10992"/>
+          <w:tab w:val="left" w:pos="11908"/>
+          <w:tab w:val="left" w:pos="12824"/>
+          <w:tab w:val="left" w:pos="13740"/>
+          <w:tab w:val="left" w:pos="14656"/>
+        </w:tabs>
+        <w:spacing w:after="0" w:line="240" w:lineRule="auto"/>
+        <w:rPr>
+          <w:rFonts w:ascii="Courier New" w:eastAsia="Times New Roman" w:hAnsi="Courier New" w:cs="Courier New"/>
+          <w:kern w:val="0"/>
+          <w:sz w:val="20"/>
+          <w:szCs w:val="20"/>
+          <w:lang w:eastAsia="en-IN"/>
+          <w14:ligatures w14:val="none"/>
+        </w:rPr>
+      </w:pPr>
+      <w:r>
+        <w:rPr>
+          <w:rFonts w:ascii="Courier New" w:eastAsia="Times New Roman" w:hAnsi="Courier New" w:cs="Courier New"/>
+          <w:kern w:val="0"/>
+          <w:sz w:val="20"/>
+          <w:szCs w:val="20"/>
+          <w:lang w:eastAsia="en-IN"/>
+          <w14:ligatures w14:val="none"/>
+        </w:rPr>
+        <w:t>await expect(locator).toBeVisible();</w:t>
+      </w:r>
+    </w:p>
+    <w:p>
+      <w:pPr>
+        <w:pStyle w:val="ListParagraph"/>
+        <w:numPr>
+          <w:ilvl w:val="0"/>
+          <w:numId w:val="1"/>
+        </w:numPr>
+        <w:tabs>
+          <w:tab w:val="left" w:pos="916"/>
+          <w:tab w:val="left" w:pos="1832"/>
+          <w:tab w:val="left" w:pos="2748"/>
+          <w:tab w:val="left" w:pos="3664"/>
+          <w:tab w:val="left" w:pos="4580"/>
+          <w:tab w:val="left" w:pos="5496"/>
+          <w:tab w:val="left" w:pos="6412"/>
+          <w:tab w:val="left" w:pos="7328"/>
+          <w:tab w:val="left" w:pos="8244"/>
+          <w:tab w:val="left" w:pos="9160"/>
+          <w:tab w:val="left" w:pos="10076"/>
+          <w:tab w:val="left" w:pos="10992"/>
+          <w:tab w:val="left" w:pos="11908"/>
+          <w:tab w:val="left" w:pos="12824"/>
+          <w:tab w:val="left" w:pos="13740"/>
+          <w:tab w:val="left" w:pos="14656"/>
+        </w:tabs>
+        <w:spacing w:after="0" w:line="240" w:lineRule="auto"/>
+        <w:rPr>
+          <w:rFonts w:ascii="Courier New" w:eastAsia="Times New Roman" w:hAnsi="Courier New" w:cs="Courier New"/>
+          <w:kern w:val="0"/>
+          <w:sz w:val="20"/>
+          <w:szCs w:val="20"/>
+          <w:lang w:eastAsia="en-IN"/>
+          <w14:ligatures w14:val="none"/>
+        </w:rPr>
+      </w:pPr>
+      <w:r>
+        <w:rPr>
+          <w:rFonts w:ascii="Courier New" w:eastAsia="Times New Roman" w:hAnsi="Courier New" w:cs="Courier New"/>
+          <w:kern w:val="0"/>
+          <w:sz w:val="20"/>
+          <w:szCs w:val="20"/>
+          <w:lang w:eastAsia="en-IN"/>
+          <w14:ligatures w14:val="none"/>
+        </w:rPr>
+        <w:t>await expect(locator).toHaveText();</w:t>
+      </w:r>
+    </w:p>
+    <w:p>
+      <w:pPr>
+        <w:pStyle w:val="ListParagraph"/>
+        <w:numPr>
+          <w:ilvl w:val="0"/>
+          <w:numId w:val="1"/>
+        </w:numPr>
+        <w:tabs>
+          <w:tab w:val="left" w:pos="916"/>
+          <w:tab w:val="left" w:pos="1832"/>
+          <w:tab w:val="left" w:pos="2748"/>
+          <w:tab w:val="left" w:pos="3664"/>
+          <w:tab w:val="left" w:pos="4580"/>
+          <w:tab w:val="left" w:pos="5496"/>
+          <w:tab w:val="left" w:pos="6412"/>
+          <w:tab w:val="left" w:pos="7328"/>
+          <w:tab w:val="left" w:pos="8244"/>
+          <w:tab w:val="left" w:pos="9160"/>
+          <w:tab w:val="left" w:pos="10076"/>
+          <w:tab w:val="left" w:pos="10992"/>
+          <w:tab w:val="left" w:pos="11908"/>
+          <w:tab w:val="left" w:pos="12824"/>
+          <w:tab w:val="left" w:pos="13740"/>
+          <w:tab w:val="left" w:pos="14656"/>
+        </w:tabs>
+        <w:spacing w:after="0" w:line="240" w:lineRule="auto"/>
+        <w:rPr>
+          <w:rFonts w:ascii="Courier New" w:eastAsia="Times New Roman" w:hAnsi="Courier New" w:cs="Courier New"/>
+          <w:kern w:val="0"/>
+          <w:sz w:val="20"/>
+          <w:szCs w:val="20"/>
+          <w:lang w:eastAsia="en-IN"/>
+          <w14:ligatures w14:val="none"/>
+        </w:rPr>
+      </w:pPr>
+      <w:r>
+        <w:rPr>
+          <w:rFonts w:ascii="Courier New" w:eastAsia="Times New Roman" w:hAnsi="Courier New" w:cs="Courier New"/>
+          <w:kern w:val="0"/>
+          <w:sz w:val="20"/>
+          <w:szCs w:val="20"/>
+          <w:lang w:eastAsia="en-IN"/>
+          <w14:ligatures w14:val="none"/>
+        </w:rPr>
+        <w:t>await expect(locator).toHaveValue();</w:t>
+      </w:r>
+    </w:p>
+    <w:p>
+      <w:pPr>
+        <w:pStyle w:val="ListParagraph"/>
+        <w:numPr>
+          <w:ilvl w:val="0"/>
+          <w:numId w:val="1"/>
+        </w:numPr>
+        <w:spacing w:before="100" w:beforeAutospacing="1" w:after="100" w:afterAutospacing="1" w:line="240" w:lineRule="auto"/>
+        <w:rPr>
+          <w:rFonts w:ascii="Times New Roman" w:eastAsia="Times New Roman" w:hAnsi="Times New Roman" w:cs="Times New Roman"/>
+          <w:kern w:val="0"/>
+          <w:sz w:val="24"/>
+          <w:szCs w:val="24"/>
+          <w:lang w:eastAsia="en-IN"/>
+          <w14:ligatures w14:val="none"/>
+        </w:rPr>
+      </w:pPr>
+      <w:r>
+        <w:rPr>
+          <w:rFonts w:ascii="Times New Roman" w:eastAsia="Times New Roman" w:hAnsi="Times New Roman" w:cs="Times New Roman"/>
+          <w:kern w:val="0"/>
+          <w:sz w:val="24"/>
+          <w:szCs w:val="24"/>
+          <w:lang w:eastAsia="en-IN"/>
+          <w14:ligatures w14:val="none"/>
+        </w:rPr>
+        <w:t>A very useful way to remember it is:</w:t>
+      </w:r>
+    </w:p>
+    <w:p>
+      <w:pPr>
+        <w:pStyle w:val="ListParagraph"/>
+        <w:numPr>
+          <w:ilvl w:val="0"/>
+          <w:numId w:val="1"/>
+        </w:numPr>
+        <w:tabs>
+          <w:tab w:val="left" w:pos="916"/>
+          <w:tab w:val="left" w:pos="1832"/>
+          <w:tab w:val="left" w:pos="2748"/>
+          <w:tab w:val="left" w:pos="3664"/>
+          <w:tab w:val="left" w:pos="4580"/>
+          <w:tab w:val="left" w:pos="5496"/>
+          <w:tab w:val="left" w:pos="6412"/>
+          <w:tab w:val="left" w:pos="7328"/>
+          <w:tab w:val="left" w:pos="8244"/>
+          <w:tab w:val="left" w:pos="9160"/>
+          <w:tab w:val="left" w:pos="10076"/>
+          <w:tab w:val="left" w:pos="10992"/>
+          <w:tab w:val="left" w:pos="11908"/>
+          <w:tab w:val="left" w:pos="12824"/>
+          <w:tab w:val="left" w:pos="13740"/>
+          <w:tab w:val="left" w:pos="14656"/>
+        </w:tabs>
+        <w:spacing w:after="0" w:line="240" w:lineRule="auto"/>
+        <w:rPr>
+          <w:rFonts w:ascii="Courier New" w:eastAsia="Times New Roman" w:hAnsi="Courier New" w:cs="Courier New"/>
+          <w:kern w:val="0"/>
+          <w:sz w:val="20"/>
+          <w:szCs w:val="20"/>
+          <w:lang w:eastAsia="en-IN"/>
+          <w14:ligatures w14:val="none"/>
+        </w:rPr>
+      </w:pPr>
+      <w:r>
+        <w:rPr>
+          <w:rFonts w:ascii="Courier New" w:eastAsia="Times New Roman" w:hAnsi="Courier New" w:cs="Courier New"/>
+          <w:kern w:val="0"/>
+          <w:sz w:val="20"/>
+          <w:szCs w:val="20"/>
+          <w:lang w:eastAsia="en-IN"/>
+          <w14:ligatures w14:val="none"/>
+        </w:rPr>
+        <w:t>PAGE</w:t>
+      </w:r>
+    </w:p>
+    <w:p>
+      <w:pPr>
+        <w:pStyle w:val="ListParagraph"/>
+        <w:numPr>
+          <w:ilvl w:val="0"/>
+          <w:numId w:val="1"/>
+        </w:numPr>
+        <w:tabs>
+          <w:tab w:val="left" w:pos="916"/>
+          <w:tab w:val="left" w:pos="1832"/>
+          <w:tab w:val="left" w:pos="2748"/>
+          <w:tab w:val="left" w:pos="3664"/>
+          <w:tab w:val="left" w:pos="4580"/>
+          <w:tab w:val="left" w:pos="5496"/>
+          <w:tab w:val="left" w:pos="6412"/>
+          <w:tab w:val="left" w:pos="7328"/>
+          <w:tab w:val="left" w:pos="8244"/>
+          <w:tab w:val="left" w:pos="9160"/>
+          <w:tab w:val="left" w:pos="10076"/>
+          <w:tab w:val="left" w:pos="10992"/>
+          <w:tab w:val="left" w:pos="11908"/>
+          <w:tab w:val="left" w:pos="12824"/>
+          <w:tab w:val="left" w:pos="13740"/>
+          <w:tab w:val="left" w:pos="14656"/>
+        </w:tabs>
+        <w:spacing w:after="0" w:line="240" w:lineRule="auto"/>
+        <w:rPr>
+          <w:rFonts w:ascii="Courier New" w:eastAsia="Times New Roman" w:hAnsi="Courier New" w:cs="Courier New"/>
+          <w:kern w:val="0"/>
+          <w:sz w:val="20"/>
+          <w:szCs w:val="20"/>
+          <w:lang w:eastAsia="en-IN"/>
+          <w14:ligatures w14:val="none"/>
+        </w:rPr>
+      </w:pPr>
+      <w:r>
+        <w:rPr>
+          <w:rFonts w:ascii="Courier New" w:eastAsia="Times New Roman" w:hAnsi="Courier New" w:cs="Courier New"/>
+          <w:kern w:val="0"/>
+          <w:sz w:val="20"/>
+          <w:szCs w:val="20"/>
+          <w:lang w:eastAsia="en-IN"/>
+          <w14:ligatures w14:val="none"/>
+        </w:rPr>
+        <w:t xml:space="preserve"> ├── goto()</w:t>
+      </w:r>
+    </w:p>
+    <w:p>
+      <w:pPr>
+        <w:pStyle w:val="ListParagraph"/>
+        <w:numPr>
+          <w:ilvl w:val="0"/>
+          <w:numId w:val="1"/>
+        </w:numPr>
+        <w:tabs>
+          <w:tab w:val="left" w:pos="916"/>
+          <w:tab w:val="left" w:pos="1832"/>
+          <w:tab w:val="left" w:pos="2748"/>
+          <w:tab w:val="left" w:pos="3664"/>
+          <w:tab w:val="left" w:pos="4580"/>
+          <w:tab w:val="left" w:pos="5496"/>
+          <w:tab w:val="left" w:pos="6412"/>
+          <w:tab w:val="left" w:pos="7328"/>
+          <w:tab w:val="left" w:pos="8244"/>
+          <w:tab w:val="left" w:pos="9160"/>
+          <w:tab w:val="left" w:pos="10076"/>
+          <w:tab w:val="left" w:pos="10992"/>
+          <w:tab w:val="left" w:pos="11908"/>
+          <w:tab w:val="left" w:pos="12824"/>
+          <w:tab w:val="left" w:pos="13740"/>
+          <w:tab w:val="left" w:pos="14656"/>
+        </w:tabs>
+        <w:spacing w:after="0" w:line="240" w:lineRule="auto"/>
+        <w:rPr>
+          <w:rFonts w:ascii="Courier New" w:eastAsia="Times New Roman" w:hAnsi="Courier New" w:cs="Courier New"/>
+          <w:kern w:val="0"/>
+          <w:sz w:val="20"/>
+          <w:szCs w:val="20"/>
+          <w:lang w:eastAsia="en-IN"/>
+          <w14:ligatures w14:val="none"/>
+        </w:rPr>
+      </w:pPr>
+      <w:r>
+        <w:rPr>
+          <w:rFonts w:ascii="Courier New" w:eastAsia="Times New Roman" w:hAnsi="Courier New" w:cs="Courier New"/>
+          <w:kern w:val="0"/>
+          <w:sz w:val="20"/>
+          <w:szCs w:val="20"/>
+          <w:lang w:eastAsia="en-IN"/>
+          <w14:ligatures w14:val="none"/>
+        </w:rPr>
+        <w:t xml:space="preserve"> ├── reload()</w:t>
+      </w:r>
+    </w:p>
+    <w:p>
+      <w:pPr>
+        <w:pStyle w:val="ListParagraph"/>
+        <w:numPr>
+          <w:ilvl w:val="0"/>
+          <w:numId w:val="1"/>
+        </w:numPr>
+        <w:tabs>
+          <w:tab w:val="left" w:pos="916"/>
+          <w:tab w:val="left" w:pos="1832"/>
+          <w:tab w:val="left" w:pos="2748"/>
+          <w:tab w:val="left" w:pos="3664"/>
+          <w:tab w:val="left" w:pos="4580"/>
+          <w:tab w:val="left" w:pos="5496"/>
+          <w:tab w:val="left" w:pos="6412"/>
+          <w:tab w:val="left" w:pos="7328"/>
+          <w:tab w:val="left" w:pos="8244"/>
+          <w:tab w:val="left" w:pos="9160"/>
+          <w:tab w:val="left" w:pos="10076"/>
+          <w:tab w:val="left" w:pos="10992"/>
+          <w:tab w:val="left" w:pos="11908"/>
+          <w:tab w:val="left" w:pos="12824"/>
+          <w:tab w:val="left" w:pos="13740"/>
+          <w:tab w:val="left" w:pos="14656"/>
+        </w:tabs>
+        <w:spacing w:after="0" w:line="240" w:lineRule="auto"/>
+        <w:rPr>
+          <w:rFonts w:ascii="Courier New" w:eastAsia="Times New Roman" w:hAnsi="Courier New" w:cs="Courier New"/>
+          <w:kern w:val="0"/>
+          <w:sz w:val="20"/>
+          <w:szCs w:val="20"/>
+          <w:lang w:eastAsia="en-IN"/>
+          <w14:ligatures w14:val="none"/>
+        </w:rPr>
+      </w:pPr>
+      <w:r>
+        <w:rPr>
+          <w:rFonts w:ascii="Courier New" w:eastAsia="Times New Roman" w:hAnsi="Courier New" w:cs="Courier New"/>
+          <w:kern w:val="0"/>
+          <w:sz w:val="20"/>
+          <w:szCs w:val="20"/>
+          <w:lang w:eastAsia="en-IN"/>
+          <w14:ligatures w14:val="none"/>
+        </w:rPr>
+        <w:t xml:space="preserve"> ├── goBack()</w:t>
+      </w:r>
+    </w:p>
+    <w:p>
+      <w:pPr>
+        <w:pStyle w:val="ListParagraph"/>
+        <w:numPr>
+          <w:ilvl w:val="0"/>
+          <w:numId w:val="1"/>
+        </w:numPr>
+        <w:tabs>
+          <w:tab w:val="left" w:pos="916"/>
+          <w:tab w:val="left" w:pos="1832"/>
+          <w:tab w:val="left" w:pos="2748"/>
+          <w:tab w:val="left" w:pos="3664"/>
+          <w:tab w:val="left" w:pos="4580"/>
+          <w:tab w:val="left" w:pos="5496"/>
+          <w:tab w:val="left" w:pos="6412"/>
+          <w:tab w:val="left" w:pos="7328"/>
+          <w:tab w:val="left" w:pos="8244"/>
+          <w:tab w:val="left" w:pos="9160"/>
+          <w:tab w:val="left" w:pos="10076"/>
+          <w:tab w:val="left" w:pos="10992"/>
+          <w:tab w:val="left" w:pos="11908"/>
+          <w:tab w:val="left" w:pos="12824"/>
+          <w:tab w:val="left" w:pos="13740"/>
+          <w:tab w:val="left" w:pos="14656"/>
+        </w:tabs>
+        <w:spacing w:after="0" w:line="240" w:lineRule="auto"/>
+        <w:rPr>
+          <w:rFonts w:ascii="Courier New" w:eastAsia="Times New Roman" w:hAnsi="Courier New" w:cs="Courier New"/>
+          <w:kern w:val="0"/>
+          <w:sz w:val="20"/>
+          <w:szCs w:val="20"/>
+          <w:lang w:eastAsia="en-IN"/>
+          <w14:ligatures w14:val="none"/>
+        </w:rPr>
+      </w:pPr>
+      <w:r>
+        <w:rPr>
+          <w:rFonts w:ascii="Courier New" w:eastAsia="Times New Roman" w:hAnsi="Courier New" w:cs="Courier New"/>
+          <w:kern w:val="0"/>
+          <w:sz w:val="20"/>
+          <w:szCs w:val="20"/>
+          <w:lang w:eastAsia="en-IN"/>
+          <w14:ligatures w14:val="none"/>
+        </w:rPr>
+        <w:t xml:space="preserve"> ├── goForward()</w:t>
+      </w:r>
+    </w:p>
+    <w:p>
+      <w:pPr>
+        <w:pStyle w:val="ListParagraph"/>
+        <w:numPr>
+          <w:ilvl w:val="0"/>
+          <w:numId w:val="1"/>
+        </w:numPr>
+        <w:tabs>
+          <w:tab w:val="left" w:pos="916"/>
+          <w:tab w:val="left" w:pos="1832"/>
+          <w:tab w:val="left" w:pos="2748"/>
+          <w:tab w:val="left" w:pos="3664"/>
+          <w:tab w:val="left" w:pos="4580"/>
+          <w:tab w:val="left" w:pos="5496"/>
+          <w:tab w:val="left" w:pos="6412"/>
+          <w:tab w:val="left" w:pos="7328"/>
+          <w:tab w:val="left" w:pos="8244"/>
+          <w:tab w:val="left" w:pos="9160"/>
+          <w:tab w:val="left" w:pos="10076"/>
+          <w:tab w:val="left" w:pos="10992"/>
+          <w:tab w:val="left" w:pos="11908"/>
+          <w:tab w:val="left" w:pos="12824"/>
+          <w:tab w:val="left" w:pos="13740"/>
+          <w:tab w:val="left" w:pos="14656"/>
+        </w:tabs>
+        <w:spacing w:after="0" w:line="240" w:lineRule="auto"/>
+        <w:rPr>
+          <w:rFonts w:ascii="Courier New" w:eastAsia="Times New Roman" w:hAnsi="Courier New" w:cs="Courier New"/>
+          <w:kern w:val="0"/>
+          <w:sz w:val="20"/>
+          <w:szCs w:val="20"/>
+          <w:lang w:eastAsia="en-IN"/>
+          <w14:ligatures w14:val="none"/>
+        </w:rPr>
+      </w:pPr>
+      <w:r>
+        <w:rPr>
+          <w:rFonts w:ascii="Courier New" w:eastAsia="Times New Roman" w:hAnsi="Courier New" w:cs="Courier New"/>
+          <w:kern w:val="0"/>
+          <w:sz w:val="20"/>
+          <w:szCs w:val="20"/>
+          <w:lang w:eastAsia="en-IN"/>
+          <w14:ligatures w14:val="none"/>
+        </w:rPr>
+        <w:t xml:space="preserve"> ├── title()</w:t>
+      </w:r>
+    </w:p>
+    <w:p>
+      <w:pPr>
+        <w:pStyle w:val="ListParagraph"/>
+        <w:numPr>
+          <w:ilvl w:val="0"/>
+          <w:numId w:val="1"/>
+        </w:numPr>
+        <w:tabs>
+          <w:tab w:val="left" w:pos="916"/>
+          <w:tab w:val="left" w:pos="1832"/>
+          <w:tab w:val="left" w:pos="2748"/>
+          <w:tab w:val="left" w:pos="3664"/>
+          <w:tab w:val="left" w:pos="4580"/>
+          <w:tab w:val="left" w:pos="5496"/>
+          <w:tab w:val="left" w:pos="6412"/>
+          <w:tab w:val="left" w:pos="7328"/>
+          <w:tab w:val="left" w:pos="8244"/>
+          <w:tab w:val="left" w:pos="9160"/>
+          <w:tab w:val="left" w:pos="10076"/>
+          <w:tab w:val="left" w:pos="10992"/>
+          <w:tab w:val="left" w:pos="11908"/>
+          <w:tab w:val="left" w:pos="12824"/>
+          <w:tab w:val="left" w:pos="13740"/>
+          <w:tab w:val="left" w:pos="14656"/>
+        </w:tabs>
+        <w:spacing w:after="0" w:line="240" w:lineRule="auto"/>
+        <w:rPr>
+          <w:rFonts w:ascii="Courier New" w:eastAsia="Times New Roman" w:hAnsi="Courier New" w:cs="Courier New"/>
+          <w:kern w:val="0"/>
+          <w:sz w:val="20"/>
+          <w:szCs w:val="20"/>
+          <w:lang w:eastAsia="en-IN"/>
+          <w14:ligatures w14:val="none"/>
+        </w:rPr>
+      </w:pPr>
+      <w:r>
+        <w:rPr>
+          <w:rFonts w:ascii="Courier New" w:eastAsia="Times New Roman" w:hAnsi="Courier New" w:cs="Courier New"/>
+          <w:kern w:val="0"/>
+          <w:sz w:val="20"/>
+          <w:szCs w:val="20"/>
+          <w:lang w:eastAsia="en-IN"/>
+          <w14:ligatures w14:val="none"/>
+        </w:rPr>
+        <w:t xml:space="preserve"> ├── url()</w:t>
+      </w:r>
+    </w:p>
+    <w:p>
+      <w:pPr>
+        <w:pStyle w:val="ListParagraph"/>
+        <w:numPr>
+          <w:ilvl w:val="0"/>
+          <w:numId w:val="1"/>
+        </w:numPr>
+        <w:tabs>
+          <w:tab w:val="left" w:pos="916"/>
+          <w:tab w:val="left" w:pos="1832"/>
+          <w:tab w:val="left" w:pos="2748"/>
+          <w:tab w:val="left" w:pos="3664"/>
+          <w:tab w:val="left" w:pos="4580"/>
+          <w:tab w:val="left" w:pos="5496"/>
+          <w:tab w:val="left" w:pos="6412"/>
+          <w:tab w:val="left" w:pos="7328"/>
+          <w:tab w:val="left" w:pos="8244"/>
+          <w:tab w:val="left" w:pos="9160"/>
+          <w:tab w:val="left" w:pos="10076"/>
+          <w:tab w:val="left" w:pos="10992"/>
+          <w:tab w:val="left" w:pos="11908"/>
+          <w:tab w:val="left" w:pos="12824"/>
+          <w:tab w:val="left" w:pos="13740"/>
+          <w:tab w:val="left" w:pos="14656"/>
+        </w:tabs>
+        <w:spacing w:after="0" w:line="240" w:lineRule="auto"/>
+        <w:rPr>
+          <w:rFonts w:ascii="Courier New" w:eastAsia="Times New Roman" w:hAnsi="Courier New" w:cs="Courier New"/>
+          <w:kern w:val="0"/>
+          <w:sz w:val="20"/>
+          <w:szCs w:val="20"/>
+          <w:lang w:eastAsia="en-IN"/>
+          <w14:ligatures w14:val="none"/>
+        </w:rPr>
+      </w:pPr>
+      <w:r>
+        <w:rPr>
+          <w:rFonts w:ascii="Courier New" w:eastAsia="Times New Roman" w:hAnsi="Courier New" w:cs="Courier New"/>
+          <w:kern w:val="0"/>
+          <w:sz w:val="20"/>
+          <w:szCs w:val="20"/>
+          <w:lang w:eastAsia="en-IN"/>
+          <w14:ligatures w14:val="none"/>
+        </w:rPr>
+        <w:t xml:space="preserve"> └── waitFor...()</w:t>
+      </w:r>
+    </w:p>
+    <w:p>
+      <w:pPr>
+        <w:pStyle w:val="ListParagraph"/>
+        <w:numPr>
+          <w:ilvl w:val="0"/>
+          <w:numId w:val="1"/>
+        </w:numPr>
+        <w:tabs>
+          <w:tab w:val="left" w:pos="916"/>
+          <w:tab w:val="left" w:pos="1832"/>
+          <w:tab w:val="left" w:pos="2748"/>
+          <w:tab w:val="left" w:pos="3664"/>
+          <w:tab w:val="left" w:pos="4580"/>
+          <w:tab w:val="left" w:pos="5496"/>
+          <w:tab w:val="left" w:pos="6412"/>
+          <w:tab w:val="left" w:pos="7328"/>
+          <w:tab w:val="left" w:pos="8244"/>
+          <w:tab w:val="left" w:pos="9160"/>
+          <w:tab w:val="left" w:pos="10076"/>
+          <w:tab w:val="left" w:pos="10992"/>
+          <w:tab w:val="left" w:pos="11908"/>
+          <w:tab w:val="left" w:pos="12824"/>
+          <w:tab w:val="left" w:pos="13740"/>
+          <w:tab w:val="left" w:pos="14656"/>
+        </w:tabs>
+        <w:spacing w:after="0" w:line="240" w:lineRule="auto"/>
+        <w:rPr>
+          <w:rFonts w:ascii="Courier New" w:eastAsia="Times New Roman" w:hAnsi="Courier New" w:cs="Courier New"/>
+          <w:kern w:val="0"/>
+          <w:sz w:val="20"/>
+          <w:szCs w:val="20"/>
+          <w:lang w:eastAsia="en-IN"/>
+          <w14:ligatures w14:val="none"/>
+        </w:rPr>
+      </w:pPr>
+    </w:p>
+    <w:p>
+      <w:pPr>
+        <w:pStyle w:val="ListParagraph"/>
+        <w:numPr>
+          <w:ilvl w:val="0"/>
+          <w:numId w:val="1"/>
+        </w:numPr>
+        <w:tabs>
+          <w:tab w:val="left" w:pos="916"/>
+          <w:tab w:val="left" w:pos="1832"/>
+          <w:tab w:val="left" w:pos="2748"/>
+          <w:tab w:val="left" w:pos="3664"/>
+          <w:tab w:val="left" w:pos="4580"/>
+          <w:tab w:val="left" w:pos="5496"/>
+          <w:tab w:val="left" w:pos="6412"/>
+          <w:tab w:val="left" w:pos="7328"/>
+          <w:tab w:val="left" w:pos="8244"/>
+          <w:tab w:val="left" w:pos="9160"/>
+          <w:tab w:val="left" w:pos="10076"/>
+          <w:tab w:val="left" w:pos="10992"/>
+          <w:tab w:val="left" w:pos="11908"/>
+          <w:tab w:val="left" w:pos="12824"/>
+          <w:tab w:val="left" w:pos="13740"/>
+          <w:tab w:val="left" w:pos="14656"/>
+        </w:tabs>
+        <w:spacing w:after="0" w:line="240" w:lineRule="auto"/>
+        <w:rPr>
+          <w:rFonts w:ascii="Courier New" w:eastAsia="Times New Roman" w:hAnsi="Courier New" w:cs="Courier New"/>
+          <w:kern w:val="0"/>
+          <w:sz w:val="20"/>
+          <w:szCs w:val="20"/>
+          <w:lang w:eastAsia="en-IN"/>
+          <w14:ligatures w14:val="none"/>
+        </w:rPr>
+      </w:pPr>
+      <w:r>
+        <w:rPr>
+          <w:rFonts w:ascii="Courier New" w:eastAsia="Times New Roman" w:hAnsi="Courier New" w:cs="Courier New"/>
+          <w:kern w:val="0"/>
+          <w:sz w:val="20"/>
+          <w:szCs w:val="20"/>
+          <w:lang w:eastAsia="en-IN"/>
+          <w14:ligatures w14:val="none"/>
+        </w:rPr>
+        <w:t>LOCATOR</w:t>
+      </w:r>
+    </w:p>
+    <w:p>
+      <w:pPr>
+        <w:pStyle w:val="ListParagraph"/>
+        <w:numPr>
+          <w:ilvl w:val="0"/>
+          <w:numId w:val="1"/>
+        </w:numPr>
+        <w:tabs>
+          <w:tab w:val="left" w:pos="916"/>
+          <w:tab w:val="left" w:pos="1832"/>
+          <w:tab w:val="left" w:pos="2748"/>
+          <w:tab w:val="left" w:pos="3664"/>
+          <w:tab w:val="left" w:pos="4580"/>
+          <w:tab w:val="left" w:pos="5496"/>
+          <w:tab w:val="left" w:pos="6412"/>
+          <w:tab w:val="left" w:pos="7328"/>
+          <w:tab w:val="left" w:pos="8244"/>
+          <w:tab w:val="left" w:pos="9160"/>
+          <w:tab w:val="left" w:pos="10076"/>
+          <w:tab w:val="left" w:pos="10992"/>
+          <w:tab w:val="left" w:pos="11908"/>
+          <w:tab w:val="left" w:pos="12824"/>
+          <w:tab w:val="left" w:pos="13740"/>
+          <w:tab w:val="left" w:pos="14656"/>
+        </w:tabs>
+        <w:spacing w:after="0" w:line="240" w:lineRule="auto"/>
+        <w:rPr>
+          <w:rFonts w:ascii="Courier New" w:eastAsia="Times New Roman" w:hAnsi="Courier New" w:cs="Courier New"/>
+          <w:kern w:val="0"/>
+          <w:sz w:val="20"/>
+          <w:szCs w:val="20"/>
+          <w:lang w:eastAsia="en-IN"/>
+          <w14:ligatures w14:val="none"/>
+        </w:rPr>
+      </w:pPr>
+      <w:r>
+        <w:rPr>
+          <w:rFonts w:ascii="Courier New" w:eastAsia="Times New Roman" w:hAnsi="Courier New" w:cs="Courier New"/>
+          <w:kern w:val="0"/>
+          <w:sz w:val="20"/>
+          <w:szCs w:val="20"/>
+          <w:lang w:eastAsia="en-IN"/>
+          <w14:ligatures w14:val="none"/>
+        </w:rPr>
+        <w:t xml:space="preserve"> ├── click()</w:t>
+      </w:r>
+    </w:p>
+    <w:p>
+      <w:pPr>
+        <w:pStyle w:val="ListParagraph"/>
+        <w:numPr>
+          <w:ilvl w:val="0"/>
+          <w:numId w:val="1"/>
+        </w:numPr>
+        <w:tabs>
+          <w:tab w:val="left" w:pos="916"/>
+          <w:tab w:val="left" w:pos="1832"/>
+          <w:tab w:val="left" w:pos="2748"/>
+          <w:tab w:val="left" w:pos="3664"/>
+          <w:tab w:val="left" w:pos="4580"/>
+          <w:tab w:val="left" w:pos="5496"/>
+          <w:tab w:val="left" w:pos="6412"/>
+          <w:tab w:val="left" w:pos="7328"/>
+          <w:tab w:val="left" w:pos="8244"/>
+          <w:tab w:val="left" w:pos="9160"/>
+          <w:tab w:val="left" w:pos="10076"/>
+          <w:tab w:val="left" w:pos="10992"/>
+          <w:tab w:val="left" w:pos="11908"/>
+          <w:tab w:val="left" w:pos="12824"/>
+          <w:tab w:val="left" w:pos="13740"/>
+          <w:tab w:val="left" w:pos="14656"/>
+        </w:tabs>
+        <w:spacing w:after="0" w:line="240" w:lineRule="auto"/>
+        <w:rPr>
+          <w:rFonts w:ascii="Courier New" w:eastAsia="Times New Roman" w:hAnsi="Courier New" w:cs="Courier New"/>
+          <w:kern w:val="0"/>
+          <w:sz w:val="20"/>
+          <w:szCs w:val="20"/>
+          <w:lang w:eastAsia="en-IN"/>
+          <w14:ligatures w14:val="none"/>
+        </w:rPr>
+      </w:pPr>
+      <w:r>
+        <w:rPr>
+          <w:rFonts w:ascii="Courier New" w:eastAsia="Times New Roman" w:hAnsi="Courier New" w:cs="Courier New"/>
+          <w:kern w:val="0"/>
+          <w:sz w:val="20"/>
+          <w:szCs w:val="20"/>
+          <w:lang w:eastAsia="en-IN"/>
+          <w14:ligatures w14:val="none"/>
+        </w:rPr>
+        <w:t xml:space="preserve"> ├── fill()</w:t>
+      </w:r>
+    </w:p>
+    <w:p>
+      <w:pPr>
+        <w:pStyle w:val="ListParagraph"/>
+        <w:numPr>
+          <w:ilvl w:val="0"/>
+          <w:numId w:val="1"/>
+        </w:numPr>
+        <w:tabs>
+          <w:tab w:val="left" w:pos="916"/>
+          <w:tab w:val="left" w:pos="1832"/>
+          <w:tab w:val="left" w:pos="2748"/>
+          <w:tab w:val="left" w:pos="3664"/>
+          <w:tab w:val="left" w:pos="4580"/>
+          <w:tab w:val="left" w:pos="5496"/>
+          <w:tab w:val="left" w:pos="6412"/>
+          <w:tab w:val="left" w:pos="7328"/>
+          <w:tab w:val="left" w:pos="8244"/>
+          <w:tab w:val="left" w:pos="9160"/>
+          <w:tab w:val="left" w:pos="10076"/>
+          <w:tab w:val="left" w:pos="10992"/>
+          <w:tab w:val="left" w:pos="11908"/>
+          <w:tab w:val="left" w:pos="12824"/>
+          <w:tab w:val="left" w:pos="13740"/>
+          <w:tab w:val="left" w:pos="14656"/>
+        </w:tabs>
+        <w:spacing w:after="0" w:line="240" w:lineRule="auto"/>
+        <w:rPr>
+          <w:rFonts w:ascii="Courier New" w:eastAsia="Times New Roman" w:hAnsi="Courier New" w:cs="Courier New"/>
+          <w:kern w:val="0"/>
+          <w:sz w:val="20"/>
+          <w:szCs w:val="20"/>
+          <w:lang w:eastAsia="en-IN"/>
+          <w14:ligatures w14:val="none"/>
+        </w:rPr>
+      </w:pPr>
+      <w:r>
+        <w:rPr>
+          <w:rFonts w:ascii="Courier New" w:eastAsia="Times New Roman" w:hAnsi="Courier New" w:cs="Courier New"/>
+          <w:kern w:val="0"/>
+          <w:sz w:val="20"/>
+          <w:szCs w:val="20"/>
+          <w:lang w:eastAsia="en-IN"/>
+          <w14:ligatures w14:val="none"/>
+        </w:rPr>
+        <w:t xml:space="preserve"> ├── press()</w:t>
+      </w:r>
+    </w:p>
+    <w:p>
+      <w:pPr>
+        <w:pStyle w:val="ListParagraph"/>
+        <w:numPr>
+          <w:ilvl w:val="0"/>
+          <w:numId w:val="1"/>
+        </w:numPr>
+        <w:tabs>
+          <w:tab w:val="left" w:pos="916"/>
+          <w:tab w:val="left" w:pos="1832"/>
+          <w:tab w:val="left" w:pos="2748"/>
+          <w:tab w:val="left" w:pos="3664"/>
+          <w:tab w:val="left" w:pos="4580"/>
+          <w:tab w:val="left" w:pos="5496"/>
+          <w:tab w:val="left" w:pos="6412"/>
+          <w:tab w:val="left" w:pos="7328"/>
+          <w:tab w:val="left" w:pos="8244"/>
+          <w:tab w:val="left" w:pos="9160"/>
+          <w:tab w:val="left" w:pos="10076"/>
+          <w:tab w:val="left" w:pos="10992"/>
+          <w:tab w:val="left" w:pos="11908"/>
+          <w:tab w:val="left" w:pos="12824"/>
+          <w:tab w:val="left" w:pos="13740"/>
+          <w:tab w:val="left" w:pos="14656"/>
+        </w:tabs>
+        <w:spacing w:after="0" w:line="240" w:lineRule="auto"/>
+        <w:rPr>
+          <w:rFonts w:ascii="Courier New" w:eastAsia="Times New Roman" w:hAnsi="Courier New" w:cs="Courier New"/>
+          <w:kern w:val="0"/>
+          <w:sz w:val="20"/>
+          <w:szCs w:val="20"/>
+          <w:lang w:eastAsia="en-IN"/>
+          <w14:ligatures w14:val="none"/>
+        </w:rPr>
+      </w:pPr>
+      <w:r>
+        <w:rPr>
+          <w:rFonts w:ascii="Courier New" w:eastAsia="Times New Roman" w:hAnsi="Courier New" w:cs="Courier New"/>
+          <w:kern w:val="0"/>
+          <w:sz w:val="20"/>
+          <w:szCs w:val="20"/>
+          <w:lang w:eastAsia="en-IN"/>
+          <w14:ligatures w14:val="none"/>
+        </w:rPr>
+        <w:t xml:space="preserve"> ├── check()</w:t>
+      </w:r>
+    </w:p>
+    <w:p>
+      <w:pPr>
+        <w:pStyle w:val="ListParagraph"/>
+        <w:numPr>
+          <w:ilvl w:val="0"/>
+          <w:numId w:val="1"/>
+        </w:numPr>
+        <w:tabs>
+          <w:tab w:val="left" w:pos="916"/>
+          <w:tab w:val="left" w:pos="1832"/>
+          <w:tab w:val="left" w:pos="2748"/>
+          <w:tab w:val="left" w:pos="3664"/>
+          <w:tab w:val="left" w:pos="4580"/>
+          <w:tab w:val="left" w:pos="5496"/>
+          <w:tab w:val="left" w:pos="6412"/>
+          <w:tab w:val="left" w:pos="7328"/>
+          <w:tab w:val="left" w:pos="8244"/>
+          <w:tab w:val="left" w:pos="9160"/>
+          <w:tab w:val="left" w:pos="10076"/>
+          <w:tab w:val="left" w:pos="10992"/>
+          <w:tab w:val="left" w:pos="11908"/>
+          <w:tab w:val="left" w:pos="12824"/>
+          <w:tab w:val="left" w:pos="13740"/>
+          <w:tab w:val="left" w:pos="14656"/>
+        </w:tabs>
+        <w:spacing w:after="0" w:line="240" w:lineRule="auto"/>
+        <w:rPr>
+          <w:rFonts w:ascii="Courier New" w:eastAsia="Times New Roman" w:hAnsi="Courier New" w:cs="Courier New"/>
+          <w:kern w:val="0"/>
+          <w:sz w:val="20"/>
+          <w:szCs w:val="20"/>
+          <w:lang w:eastAsia="en-IN"/>
+          <w14:ligatures w14:val="none"/>
+        </w:rPr>
+      </w:pPr>
+      <w:r>
+        <w:rPr>
+          <w:rFonts w:ascii="Courier New" w:eastAsia="Times New Roman" w:hAnsi="Courier New" w:cs="Courier New"/>
+          <w:kern w:val="0"/>
+          <w:sz w:val="20"/>
+          <w:szCs w:val="20"/>
+          <w:lang w:eastAsia="en-IN"/>
+          <w14:ligatures w14:val="none"/>
+        </w:rPr>
+        <w:t xml:space="preserve"> ├── uncheck()</w:t>
+      </w:r>
+    </w:p>
+    <w:p>
+      <w:pPr>
+        <w:pStyle w:val="ListParagraph"/>
+        <w:numPr>
+          <w:ilvl w:val="0"/>
+          <w:numId w:val="1"/>
+        </w:numPr>
+        <w:tabs>
+          <w:tab w:val="left" w:pos="916"/>
+          <w:tab w:val="left" w:pos="1832"/>
+          <w:tab w:val="left" w:pos="2748"/>
+          <w:tab w:val="left" w:pos="3664"/>
+          <w:tab w:val="left" w:pos="4580"/>
+          <w:tab w:val="left" w:pos="5496"/>
+          <w:tab w:val="left" w:pos="6412"/>
+          <w:tab w:val="left" w:pos="7328"/>
+          <w:tab w:val="left" w:pos="8244"/>
+          <w:tab w:val="left" w:pos="9160"/>
+          <w:tab w:val="left" w:pos="10076"/>
+          <w:tab w:val="left" w:pos="10992"/>
+          <w:tab w:val="left" w:pos="11908"/>
+          <w:tab w:val="left" w:pos="12824"/>
+          <w:tab w:val="left" w:pos="13740"/>
+          <w:tab w:val="left" w:pos="14656"/>
+        </w:tabs>
+        <w:spacing w:after="0" w:line="240" w:lineRule="auto"/>
+        <w:rPr>
+          <w:rFonts w:ascii="Courier New" w:eastAsia="Times New Roman" w:hAnsi="Courier New" w:cs="Courier New"/>
+          <w:kern w:val="0"/>
+          <w:sz w:val="20"/>
+          <w:szCs w:val="20"/>
+          <w:lang w:eastAsia="en-IN"/>
+          <w14:ligatures w14:val="none"/>
+        </w:rPr>
+      </w:pPr>
+      <w:r>
+        <w:rPr>
+          <w:rFonts w:ascii="Courier New" w:eastAsia="Times New Roman" w:hAnsi="Courier New" w:cs="Courier New"/>
+          <w:kern w:val="0"/>
+          <w:sz w:val="20"/>
+          <w:szCs w:val="20"/>
+          <w:lang w:eastAsia="en-IN"/>
+          <w14:ligatures w14:val="none"/>
+        </w:rPr>
+        <w:t xml:space="preserve"> ├── selectOption()</w:t>
+      </w:r>
+    </w:p>
+    <w:p>
+      <w:pPr>
+        <w:pStyle w:val="ListParagraph"/>
+        <w:numPr>
+          <w:ilvl w:val="0"/>
+          <w:numId w:val="1"/>
+        </w:numPr>
+        <w:tabs>
+          <w:tab w:val="left" w:pos="916"/>
+          <w:tab w:val="left" w:pos="1832"/>
+          <w:tab w:val="left" w:pos="2748"/>
+          <w:tab w:val="left" w:pos="3664"/>
+          <w:tab w:val="left" w:pos="4580"/>
+          <w:tab w:val="left" w:pos="5496"/>
+          <w:tab w:val="left" w:pos="6412"/>
+          <w:tab w:val="left" w:pos="7328"/>
+          <w:tab w:val="left" w:pos="8244"/>
+          <w:tab w:val="left" w:pos="9160"/>
+          <w:tab w:val="left" w:pos="10076"/>
+          <w:tab w:val="left" w:pos="10992"/>
+          <w:tab w:val="left" w:pos="11908"/>
+          <w:tab w:val="left" w:pos="12824"/>
+          <w:tab w:val="left" w:pos="13740"/>
+          <w:tab w:val="left" w:pos="14656"/>
+        </w:tabs>
+        <w:spacing w:after="0" w:line="240" w:lineRule="auto"/>
+        <w:rPr>
+          <w:rFonts w:ascii="Courier New" w:eastAsia="Times New Roman" w:hAnsi="Courier New" w:cs="Courier New"/>
+          <w:kern w:val="0"/>
+          <w:sz w:val="20"/>
+          <w:szCs w:val="20"/>
+          <w:lang w:eastAsia="en-IN"/>
+          <w14:ligatures w14:val="none"/>
+        </w:rPr>
+      </w:pPr>
+      <w:r>
+        <w:rPr>
+          <w:rFonts w:ascii="Courier New" w:eastAsia="Times New Roman" w:hAnsi="Courier New" w:cs="Courier New"/>
+          <w:kern w:val="0"/>
+          <w:sz w:val="20"/>
+          <w:szCs w:val="20"/>
+          <w:lang w:eastAsia="en-IN"/>
+          <w14:ligatures w14:val="none"/>
+        </w:rPr>
+        <w:t xml:space="preserve"> ├── hover()</w:t>
+      </w:r>
+    </w:p>
+    <w:p>
+      <w:pPr>
+        <w:pStyle w:val="ListParagraph"/>
+        <w:numPr>
+          <w:ilvl w:val="0"/>
+          <w:numId w:val="1"/>
+        </w:numPr>
+        <w:tabs>
+          <w:tab w:val="left" w:pos="916"/>
+          <w:tab w:val="left" w:pos="1832"/>
+          <w:tab w:val="left" w:pos="2748"/>
+          <w:tab w:val="left" w:pos="3664"/>
+          <w:tab w:val="left" w:pos="4580"/>
+          <w:tab w:val="left" w:pos="5496"/>
+          <w:tab w:val="left" w:pos="6412"/>
+          <w:tab w:val="left" w:pos="7328"/>
+          <w:tab w:val="left" w:pos="8244"/>
+          <w:tab w:val="left" w:pos="9160"/>
+          <w:tab w:val="left" w:pos="10076"/>
+          <w:tab w:val="left" w:pos="10992"/>
+          <w:tab w:val="left" w:pos="11908"/>
+          <w:tab w:val="left" w:pos="12824"/>
+          <w:tab w:val="left" w:pos="13740"/>
+          <w:tab w:val="left" w:pos="14656"/>
+        </w:tabs>
+        <w:spacing w:after="0" w:line="240" w:lineRule="auto"/>
+        <w:rPr>
+          <w:rFonts w:ascii="Courier New" w:eastAsia="Times New Roman" w:hAnsi="Courier New" w:cs="Courier New"/>
+          <w:kern w:val="0"/>
+          <w:sz w:val="20"/>
+          <w:szCs w:val="20"/>
+          <w:lang w:eastAsia="en-IN"/>
+          <w14:ligatures w14:val="none"/>
+        </w:rPr>
+      </w:pPr>
+      <w:r>
+        <w:rPr>
+          <w:rFonts w:ascii="Courier New" w:eastAsia="Times New Roman" w:hAnsi="Courier New" w:cs="Courier New"/>
+          <w:kern w:val="0"/>
+          <w:sz w:val="20"/>
+          <w:szCs w:val="20"/>
+          <w:lang w:eastAsia="en-IN"/>
+          <w14:ligatures w14:val="none"/>
+        </w:rPr>
+        <w:t xml:space="preserve"> ├── textContent()</w:t>
+      </w:r>
+    </w:p>
+    <w:p>
+      <w:pPr>
+        <w:pStyle w:val="ListParagraph"/>
+        <w:numPr>
+          <w:ilvl w:val="0"/>
+          <w:numId w:val="1"/>
+        </w:numPr>
+        <w:tabs>
+          <w:tab w:val="left" w:pos="916"/>
+          <w:tab w:val="left" w:pos="1832"/>
+          <w:tab w:val="left" w:pos="2748"/>
+          <w:tab w:val="left" w:pos="3664"/>
+          <w:tab w:val="left" w:pos="4580"/>
+          <w:tab w:val="left" w:pos="5496"/>
+          <w:tab w:val="left" w:pos="6412"/>
+          <w:tab w:val="left" w:pos="7328"/>
+          <w:tab w:val="left" w:pos="8244"/>
+          <w:tab w:val="left" w:pos="9160"/>
+          <w:tab w:val="left" w:pos="10076"/>
+          <w:tab w:val="left" w:pos="10992"/>
+          <w:tab w:val="left" w:pos="11908"/>
+          <w:tab w:val="left" w:pos="12824"/>
+          <w:tab w:val="left" w:pos="13740"/>
+          <w:tab w:val="left" w:pos="14656"/>
+        </w:tabs>
+        <w:spacing w:after="0" w:line="240" w:lineRule="auto"/>
+        <w:rPr>
+          <w:rFonts w:ascii="Courier New" w:eastAsia="Times New Roman" w:hAnsi="Courier New" w:cs="Courier New"/>
+          <w:kern w:val="0"/>
+          <w:sz w:val="20"/>
+          <w:szCs w:val="20"/>
+          <w:lang w:eastAsia="en-IN"/>
+          <w14:ligatures w14:val="none"/>
+        </w:rPr>
+      </w:pPr>
+      <w:r>
+        <w:rPr>
+          <w:rFonts w:ascii="Courier New" w:eastAsia="Times New Roman" w:hAnsi="Courier New" w:cs="Courier New"/>
+          <w:kern w:val="0"/>
+          <w:sz w:val="20"/>
+          <w:szCs w:val="20"/>
+          <w:lang w:eastAsia="en-IN"/>
+          <w14:ligatures w14:val="none"/>
+        </w:rPr>
+        <w:t xml:space="preserve"> └── inputValue()</w:t>
+      </w:r>
+    </w:p>
+    <w:p>
+      <w:pPr>
+        <w:pStyle w:val="ListParagraph"/>
+        <w:numPr>
+          <w:ilvl w:val="0"/>
+          <w:numId w:val="1"/>
+        </w:numPr>
+        <w:tabs>
+          <w:tab w:val="left" w:pos="916"/>
+          <w:tab w:val="left" w:pos="1832"/>
+          <w:tab w:val="left" w:pos="2748"/>
+          <w:tab w:val="left" w:pos="3664"/>
+          <w:tab w:val="left" w:pos="4580"/>
+          <w:tab w:val="left" w:pos="5496"/>
+          <w:tab w:val="left" w:pos="6412"/>
+          <w:tab w:val="left" w:pos="7328"/>
+          <w:tab w:val="left" w:pos="8244"/>
+          <w:tab w:val="left" w:pos="9160"/>
+          <w:tab w:val="left" w:pos="10076"/>
+          <w:tab w:val="left" w:pos="10992"/>
+          <w:tab w:val="left" w:pos="11908"/>
+          <w:tab w:val="left" w:pos="12824"/>
+          <w:tab w:val="left" w:pos="13740"/>
+          <w:tab w:val="left" w:pos="14656"/>
+        </w:tabs>
+        <w:spacing w:after="0" w:line="240" w:lineRule="auto"/>
+        <w:rPr>
+          <w:rFonts w:ascii="Courier New" w:eastAsia="Times New Roman" w:hAnsi="Courier New" w:cs="Courier New"/>
+          <w:kern w:val="0"/>
+          <w:sz w:val="20"/>
+          <w:szCs w:val="20"/>
+          <w:lang w:eastAsia="en-IN"/>
+          <w14:ligatures w14:val="none"/>
+        </w:rPr>
+      </w:pPr>
+    </w:p>
+    <w:p>
+      <w:pPr>
+        <w:pStyle w:val="ListParagraph"/>
+        <w:numPr>
+          <w:ilvl w:val="0"/>
+          <w:numId w:val="1"/>
+        </w:numPr>
+        <w:tabs>
+          <w:tab w:val="left" w:pos="916"/>
+          <w:tab w:val="left" w:pos="1832"/>
+          <w:tab w:val="left" w:pos="2748"/>
+          <w:tab w:val="left" w:pos="3664"/>
+          <w:tab w:val="left" w:pos="4580"/>
+          <w:tab w:val="left" w:pos="5496"/>
+          <w:tab w:val="left" w:pos="6412"/>
+          <w:tab w:val="left" w:pos="7328"/>
+          <w:tab w:val="left" w:pos="8244"/>
+          <w:tab w:val="left" w:pos="9160"/>
+          <w:tab w:val="left" w:pos="10076"/>
+          <w:tab w:val="left" w:pos="10992"/>
+          <w:tab w:val="left" w:pos="11908"/>
+          <w:tab w:val="left" w:pos="12824"/>
+          <w:tab w:val="left" w:pos="13740"/>
+          <w:tab w:val="left" w:pos="14656"/>
+        </w:tabs>
+        <w:spacing w:after="0" w:line="240" w:lineRule="auto"/>
+        <w:rPr>
+          <w:rFonts w:ascii="Courier New" w:eastAsia="Times New Roman" w:hAnsi="Courier New" w:cs="Courier New"/>
+          <w:kern w:val="0"/>
+          <w:sz w:val="20"/>
+          <w:szCs w:val="20"/>
+          <w:lang w:eastAsia="en-IN"/>
+          <w14:ligatures w14:val="none"/>
+        </w:rPr>
+      </w:pPr>
+      <w:r>
+        <w:rPr>
+          <w:rFonts w:ascii="Courier New" w:eastAsia="Times New Roman" w:hAnsi="Courier New" w:cs="Courier New"/>
+          <w:kern w:val="0"/>
+          <w:sz w:val="20"/>
+          <w:szCs w:val="20"/>
+          <w:lang w:eastAsia="en-IN"/>
+          <w14:ligatures w14:val="none"/>
+        </w:rPr>
+        <w:t>EXPECT</w:t>
+      </w:r>
+    </w:p>
+    <w:p>
+      <w:pPr>
+        <w:pStyle w:val="ListParagraph"/>
+        <w:numPr>
+          <w:ilvl w:val="0"/>
+          <w:numId w:val="1"/>
+        </w:numPr>
+        <w:tabs>
+          <w:tab w:val="left" w:pos="916"/>
+          <w:tab w:val="left" w:pos="1832"/>
+          <w:tab w:val="left" w:pos="2748"/>
+          <w:tab w:val="left" w:pos="3664"/>
+          <w:tab w:val="left" w:pos="4580"/>
+          <w:tab w:val="left" w:pos="5496"/>
+          <w:tab w:val="left" w:pos="6412"/>
+          <w:tab w:val="left" w:pos="7328"/>
+          <w:tab w:val="left" w:pos="8244"/>
+          <w:tab w:val="left" w:pos="9160"/>
+          <w:tab w:val="left" w:pos="10076"/>
+          <w:tab w:val="left" w:pos="10992"/>
+          <w:tab w:val="left" w:pos="11908"/>
+          <w:tab w:val="left" w:pos="12824"/>
+          <w:tab w:val="left" w:pos="13740"/>
+          <w:tab w:val="left" w:pos="14656"/>
+        </w:tabs>
+        <w:spacing w:after="0" w:line="240" w:lineRule="auto"/>
+        <w:rPr>
+          <w:rFonts w:ascii="Courier New" w:eastAsia="Times New Roman" w:hAnsi="Courier New" w:cs="Courier New"/>
+          <w:kern w:val="0"/>
+          <w:sz w:val="20"/>
+          <w:szCs w:val="20"/>
+          <w:lang w:eastAsia="en-IN"/>
+          <w14:ligatures w14:val="none"/>
+        </w:rPr>
+      </w:pPr>
+      <w:r>
+        <w:rPr>
+          <w:rFonts w:ascii="Courier New" w:eastAsia="Times New Roman" w:hAnsi="Courier New" w:cs="Courier New"/>
+          <w:kern w:val="0"/>
+          <w:sz w:val="20"/>
+          <w:szCs w:val="20"/>
+          <w:lang w:eastAsia="en-IN"/>
+          <w14:ligatures w14:val="none"/>
+        </w:rPr>
+        <w:t xml:space="preserve"> ├── toBeVisible()</w:t>
+      </w:r>
+    </w:p>
+    <w:p>
+      <w:pPr>
+        <w:pStyle w:val="ListParagraph"/>
+        <w:numPr>
+          <w:ilvl w:val="0"/>
+          <w:numId w:val="1"/>
+        </w:numPr>
+        <w:tabs>
+          <w:tab w:val="left" w:pos="916"/>
+          <w:tab w:val="left" w:pos="1832"/>
+          <w:tab w:val="left" w:pos="2748"/>
+          <w:tab w:val="left" w:pos="3664"/>
+          <w:tab w:val="left" w:pos="4580"/>
+          <w:tab w:val="left" w:pos="5496"/>
+          <w:tab w:val="left" w:pos="6412"/>
+          <w:tab w:val="left" w:pos="7328"/>
+          <w:tab w:val="left" w:pos="8244"/>
+          <w:tab w:val="left" w:pos="9160"/>
+          <w:tab w:val="left" w:pos="10076"/>
+          <w:tab w:val="left" w:pos="10992"/>
+          <w:tab w:val="left" w:pos="11908"/>
+          <w:tab w:val="left" w:pos="12824"/>
+          <w:tab w:val="left" w:pos="13740"/>
+          <w:tab w:val="left" w:pos="14656"/>
+        </w:tabs>
+        <w:spacing w:after="0" w:line="240" w:lineRule="auto"/>
+        <w:rPr>
+          <w:rFonts w:ascii="Courier New" w:eastAsia="Times New Roman" w:hAnsi="Courier New" w:cs="Courier New"/>
+          <w:kern w:val="0"/>
+          <w:sz w:val="20"/>
+          <w:szCs w:val="20"/>
+          <w:lang w:eastAsia="en-IN"/>
+          <w14:ligatures w14:val="none"/>
+        </w:rPr>
+      </w:pPr>
+      <w:r>
+        <w:rPr>
+          <w:rFonts w:ascii="Courier New" w:eastAsia="Times New Roman" w:hAnsi="Courier New" w:cs="Courier New"/>
+          <w:kern w:val="0"/>
+          <w:sz w:val="20"/>
+          <w:szCs w:val="20"/>
+          <w:lang w:eastAsia="en-IN"/>
+          <w14:ligatures w14:val="none"/>
+        </w:rPr>
+        <w:t xml:space="preserve"> ├── toBeHidden()</w:t>
+      </w:r>
+    </w:p>
+    <w:p>
+      <w:pPr>
+        <w:pStyle w:val="ListParagraph"/>
+        <w:numPr>
+          <w:ilvl w:val="0"/>
+          <w:numId w:val="1"/>
+        </w:numPr>
+        <w:tabs>
+          <w:tab w:val="left" w:pos="916"/>
+          <w:tab w:val="left" w:pos="1832"/>
+          <w:tab w:val="left" w:pos="2748"/>
+          <w:tab w:val="left" w:pos="3664"/>
+          <w:tab w:val="left" w:pos="4580"/>
+          <w:tab w:val="left" w:pos="5496"/>
+          <w:tab w:val="left" w:pos="6412"/>
+          <w:tab w:val="left" w:pos="7328"/>
+          <w:tab w:val="left" w:pos="8244"/>
+          <w:tab w:val="left" w:pos="9160"/>
+          <w:tab w:val="left" w:pos="10076"/>
+          <w:tab w:val="left" w:pos="10992"/>
+          <w:tab w:val="left" w:pos="11908"/>
+          <w:tab w:val="left" w:pos="12824"/>
+          <w:tab w:val="left" w:pos="13740"/>
+          <w:tab w:val="left" w:pos="14656"/>
+        </w:tabs>
+        <w:spacing w:after="0" w:line="240" w:lineRule="auto"/>
+        <w:rPr>
+          <w:rFonts w:ascii="Courier New" w:eastAsia="Times New Roman" w:hAnsi="Courier New" w:cs="Courier New"/>
+          <w:kern w:val="0"/>
+          <w:sz w:val="20"/>
+          <w:szCs w:val="20"/>
+          <w:lang w:eastAsia="en-IN"/>
+          <w14:ligatures w14:val="none"/>
+        </w:rPr>
+      </w:pPr>
+      <w:r>
+        <w:rPr>
+          <w:rFonts w:ascii="Courier New" w:eastAsia="Times New Roman" w:hAnsi="Courier New" w:cs="Courier New"/>
+          <w:kern w:val="0"/>
+          <w:sz w:val="20"/>
+          <w:szCs w:val="20"/>
+          <w:lang w:eastAsia="en-IN"/>
+          <w14:ligatures w14:val="none"/>
+        </w:rPr>
+        <w:t xml:space="preserve"> ├── toBeEnabled()</w:t>
+      </w:r>
+    </w:p>
+    <w:p>
+      <w:pPr>
+        <w:pStyle w:val="ListParagraph"/>
+        <w:numPr>
+          <w:ilvl w:val="0"/>
+          <w:numId w:val="1"/>
+        </w:numPr>
+        <w:tabs>
+          <w:tab w:val="left" w:pos="916"/>
+          <w:tab w:val="left" w:pos="1832"/>
+          <w:tab w:val="left" w:pos="2748"/>
+          <w:tab w:val="left" w:pos="3664"/>
+          <w:tab w:val="left" w:pos="4580"/>
+          <w:tab w:val="left" w:pos="5496"/>
+          <w:tab w:val="left" w:pos="6412"/>
+          <w:tab w:val="left" w:pos="7328"/>
+          <w:tab w:val="left" w:pos="8244"/>
+          <w:tab w:val="left" w:pos="9160"/>
+          <w:tab w:val="left" w:pos="10076"/>
+          <w:tab w:val="left" w:pos="10992"/>
+          <w:tab w:val="left" w:pos="11908"/>
+          <w:tab w:val="left" w:pos="12824"/>
+          <w:tab w:val="left" w:pos="13740"/>
+          <w:tab w:val="left" w:pos="14656"/>
+        </w:tabs>
+        <w:spacing w:after="0" w:line="240" w:lineRule="auto"/>
+        <w:rPr>
+          <w:rFonts w:ascii="Courier New" w:eastAsia="Times New Roman" w:hAnsi="Courier New" w:cs="Courier New"/>
+          <w:kern w:val="0"/>
+          <w:sz w:val="20"/>
+          <w:szCs w:val="20"/>
+          <w:lang w:eastAsia="en-IN"/>
+          <w14:ligatures w14:val="none"/>
+        </w:rPr>
+      </w:pPr>
+      <w:r>
+        <w:rPr>
+          <w:rFonts w:ascii="Courier New" w:eastAsia="Times New Roman" w:hAnsi="Courier New" w:cs="Courier New"/>
+          <w:kern w:val="0"/>
+          <w:sz w:val="20"/>
+          <w:szCs w:val="20"/>
+          <w:lang w:eastAsia="en-IN"/>
+          <w14:ligatures w14:val="none"/>
+        </w:rPr>
+        <w:t xml:space="preserve"> ├── toHaveText()</w:t>
+      </w:r>
+    </w:p>
+    <w:p>
+      <w:pPr>
+        <w:pStyle w:val="ListParagraph"/>
+        <w:numPr>
+          <w:ilvl w:val="0"/>
+          <w:numId w:val="1"/>
+        </w:numPr>
+        <w:tabs>
+          <w:tab w:val="left" w:pos="916"/>
+          <w:tab w:val="left" w:pos="1832"/>
+          <w:tab w:val="left" w:pos="2748"/>
+          <w:tab w:val="left" w:pos="3664"/>
+          <w:tab w:val="left" w:pos="4580"/>
+          <w:tab w:val="left" w:pos="5496"/>
+          <w:tab w:val="left" w:pos="6412"/>
+          <w:tab w:val="left" w:pos="7328"/>
+          <w:tab w:val="left" w:pos="8244"/>
+          <w:tab w:val="left" w:pos="9160"/>
+          <w:tab w:val="left" w:pos="10076"/>
+          <w:tab w:val="left" w:pos="10992"/>
+          <w:tab w:val="left" w:pos="11908"/>
+          <w:tab w:val="left" w:pos="12824"/>
+          <w:tab w:val="left" w:pos="13740"/>
+          <w:tab w:val="left" w:pos="14656"/>
+        </w:tabs>
+        <w:spacing w:after="0" w:line="240" w:lineRule="auto"/>
+        <w:rPr>
+          <w:rFonts w:ascii="Courier New" w:eastAsia="Times New Roman" w:hAnsi="Courier New" w:cs="Courier New"/>
+          <w:kern w:val="0"/>
+          <w:sz w:val="20"/>
+          <w:szCs w:val="20"/>
+          <w:lang w:eastAsia="en-IN"/>
+          <w14:ligatures w14:val="none"/>
+        </w:rPr>
+      </w:pPr>
+      <w:r>
+        <w:rPr>
+          <w:rFonts w:ascii="Courier New" w:eastAsia="Times New Roman" w:hAnsi="Courier New" w:cs="Courier New"/>
+          <w:kern w:val="0"/>
+          <w:sz w:val="20"/>
+          <w:szCs w:val="20"/>
+          <w:lang w:eastAsia="en-IN"/>
+          <w14:ligatures w14:val="none"/>
+        </w:rPr>
+        <w:t xml:space="preserve"> ├── toContainText()</w:t>
+      </w:r>
+    </w:p>
+    <w:p>
+      <w:pPr>
+        <w:pStyle w:val="ListParagraph"/>
+        <w:numPr>
+          <w:ilvl w:val="0"/>
+          <w:numId w:val="1"/>
+        </w:numPr>
+        <w:tabs>
+          <w:tab w:val="left" w:pos="916"/>
+          <w:tab w:val="left" w:pos="1832"/>
+          <w:tab w:val="left" w:pos="2748"/>
+          <w:tab w:val="left" w:pos="3664"/>
+          <w:tab w:val="left" w:pos="4580"/>
+          <w:tab w:val="left" w:pos="5496"/>
+          <w:tab w:val="left" w:pos="6412"/>
+          <w:tab w:val="left" w:pos="7328"/>
+          <w:tab w:val="left" w:pos="8244"/>
+          <w:tab w:val="left" w:pos="9160"/>
+          <w:tab w:val="left" w:pos="10076"/>
+          <w:tab w:val="left" w:pos="10992"/>
+          <w:tab w:val="left" w:pos="11908"/>
+          <w:tab w:val="left" w:pos="12824"/>
+          <w:tab w:val="left" w:pos="13740"/>
+          <w:tab w:val="left" w:pos="14656"/>
+        </w:tabs>
+        <w:spacing w:after="0" w:line="240" w:lineRule="auto"/>
+        <w:rPr>
+          <w:rFonts w:ascii="Courier New" w:eastAsia="Times New Roman" w:hAnsi="Courier New" w:cs="Courier New"/>
+          <w:kern w:val="0"/>
+          <w:sz w:val="20"/>
+          <w:szCs w:val="20"/>
+          <w:lang w:eastAsia="en-IN"/>
+          <w14:ligatures w14:val="none"/>
+        </w:rPr>
+      </w:pPr>
+      <w:r>
+        <w:rPr>
+          <w:rFonts w:ascii="Courier New" w:eastAsia="Times New Roman" w:hAnsi="Courier New" w:cs="Courier New"/>
+          <w:kern w:val="0"/>
+          <w:sz w:val="20"/>
+          <w:szCs w:val="20"/>
+          <w:lang w:eastAsia="en-IN"/>
+          <w14:ligatures w14:val="none"/>
+        </w:rPr>
+        <w:t xml:space="preserve"> ├── toHaveValue()</w:t>
+      </w:r>
+    </w:p>
+    <w:p>
+      <w:pPr>
+        <w:pStyle w:val="ListParagraph"/>
+        <w:numPr>
+          <w:ilvl w:val="0"/>
+          <w:numId w:val="1"/>
+        </w:numPr>
+        <w:tabs>
+          <w:tab w:val="left" w:pos="916"/>
+          <w:tab w:val="left" w:pos="1832"/>
+          <w:tab w:val="left" w:pos="2748"/>
+          <w:tab w:val="left" w:pos="3664"/>
+          <w:tab w:val="left" w:pos="4580"/>
+          <w:tab w:val="left" w:pos="5496"/>
+          <w:tab w:val="left" w:pos="6412"/>
+          <w:tab w:val="left" w:pos="7328"/>
+          <w:tab w:val="left" w:pos="8244"/>
+          <w:tab w:val="left" w:pos="9160"/>
+          <w:tab w:val="left" w:pos="10076"/>
+          <w:tab w:val="left" w:pos="10992"/>
+          <w:tab w:val="left" w:pos="11908"/>
+          <w:tab w:val="left" w:pos="12824"/>
+          <w:tab w:val="left" w:pos="13740"/>
+          <w:tab w:val="left" w:pos="14656"/>
+        </w:tabs>
+        <w:spacing w:after="0" w:line="240" w:lineRule="auto"/>
+        <w:rPr>
+          <w:rFonts w:ascii="Courier New" w:eastAsia="Times New Roman" w:hAnsi="Courier New" w:cs="Courier New"/>
+          <w:kern w:val="0"/>
+          <w:sz w:val="20"/>
+          <w:szCs w:val="20"/>
+          <w:lang w:eastAsia="en-IN"/>
+          <w14:ligatures w14:val="none"/>
+        </w:rPr>
+      </w:pPr>
+      <w:r>
+        <w:rPr>
+          <w:rFonts w:ascii="Courier New" w:eastAsia="Times New Roman" w:hAnsi="Courier New" w:cs="Courier New"/>
+          <w:kern w:val="0"/>
+          <w:sz w:val="20"/>
+          <w:szCs w:val="20"/>
+          <w:lang w:eastAsia="en-IN"/>
+          <w14:ligatures w14:val="none"/>
+        </w:rPr>
+        <w:t xml:space="preserve"> ├── toHaveAttribute()</w:t>
+      </w:r>
+    </w:p>
+    <w:p>
+      <w:pPr>
+        <w:pStyle w:val="ListParagraph"/>
+        <w:numPr>
+          <w:ilvl w:val="0"/>
+          <w:numId w:val="1"/>
+        </w:numPr>
+        <w:tabs>
+          <w:tab w:val="left" w:pos="916"/>
+          <w:tab w:val="left" w:pos="1832"/>
+          <w:tab w:val="left" w:pos="2748"/>
+          <w:tab w:val="left" w:pos="3664"/>
+          <w:tab w:val="left" w:pos="4580"/>
+          <w:tab w:val="left" w:pos="5496"/>
+          <w:tab w:val="left" w:pos="6412"/>
+          <w:tab w:val="left" w:pos="7328"/>
+          <w:tab w:val="left" w:pos="8244"/>
+          <w:tab w:val="left" w:pos="9160"/>
+          <w:tab w:val="left" w:pos="10076"/>
+          <w:tab w:val="left" w:pos="10992"/>
+          <w:tab w:val="left" w:pos="11908"/>
+          <w:tab w:val="left" w:pos="12824"/>
+          <w:tab w:val="left" w:pos="13740"/>
+          <w:tab w:val="left" w:pos="14656"/>
+        </w:tabs>
+        <w:spacing w:after="0" w:line="240" w:lineRule="auto"/>
+        <w:rPr>
+          <w:rFonts w:ascii="Courier New" w:eastAsia="Times New Roman" w:hAnsi="Courier New" w:cs="Courier New"/>
+          <w:kern w:val="0"/>
+          <w:sz w:val="20"/>
+          <w:szCs w:val="20"/>
+          <w:lang w:eastAsia="en-IN"/>
+          <w14:ligatures w14:val="none"/>
+        </w:rPr>
+      </w:pPr>
+      <w:r>
+        <w:rPr>
+          <w:rFonts w:ascii="Courier New" w:eastAsia="Times New Roman" w:hAnsi="Courier New" w:cs="Courier New"/>
+          <w:kern w:val="0"/>
+          <w:sz w:val="20"/>
+          <w:szCs w:val="20"/>
+          <w:lang w:eastAsia="en-IN"/>
+          <w14:ligatures w14:val="none"/>
+        </w:rPr>
+        <w:t xml:space="preserve"> ├── toHaveTitle()</w:t>
+      </w:r>
+    </w:p>
+    <w:p>
+      <w:pPr>
+        <w:pStyle w:val="ListParagraph"/>
+        <w:numPr>
+          <w:ilvl w:val="0"/>
+          <w:numId w:val="1"/>
+        </w:numPr>
+        <w:tabs>
+          <w:tab w:val="left" w:pos="916"/>
+          <w:tab w:val="left" w:pos="1832"/>
+          <w:tab w:val="left" w:pos="2748"/>
+          <w:tab w:val="left" w:pos="3664"/>
+          <w:tab w:val="left" w:pos="4580"/>
+          <w:tab w:val="left" w:pos="5496"/>
+          <w:tab w:val="left" w:pos="6412"/>
+          <w:tab w:val="left" w:pos="7328"/>
+          <w:tab w:val="left" w:pos="8244"/>
+          <w:tab w:val="left" w:pos="9160"/>
+          <w:tab w:val="left" w:pos="10076"/>
+          <w:tab w:val="left" w:pos="10992"/>
+          <w:tab w:val="left" w:pos="11908"/>
+          <w:tab w:val="left" w:pos="12824"/>
+          <w:tab w:val="left" w:pos="13740"/>
+          <w:tab w:val="left" w:pos="14656"/>
+        </w:tabs>
+        <w:spacing w:after="0" w:line="240" w:lineRule="auto"/>
+        <w:rPr>
+          <w:rFonts w:ascii="Courier New" w:eastAsia="Times New Roman" w:hAnsi="Courier New" w:cs="Courier New"/>
+          <w:kern w:val="0"/>
+          <w:sz w:val="20"/>
+          <w:szCs w:val="20"/>
+          <w:lang w:eastAsia="en-IN"/>
+          <w14:ligatures w14:val="none"/>
+        </w:rPr>
+      </w:pPr>
+      <w:r>
+        <w:rPr>
+          <w:rFonts w:ascii="Courier New" w:eastAsia="Times New Roman" w:hAnsi="Courier New" w:cs="Courier New"/>
+          <w:kern w:val="0"/>
+          <w:sz w:val="20"/>
+          <w:szCs w:val="20"/>
+          <w:lang w:eastAsia="en-IN"/>
+          <w14:ligatures w14:val="none"/>
+        </w:rPr>
+        <w:t xml:space="preserve"> └── toHaveURL()</w:t>
+      </w:r>
+    </w:p>
+    <w:p>
+      <w:pPr>
+        <w:pStyle w:val="ListParagraph"/>
+        <w:numPr>
+          <w:ilvl w:val="0"/>
+          <w:numId w:val="1"/>
+        </w:numPr>
+        <w:spacing w:before="100" w:beforeAutospacing="1" w:after="100" w:afterAutospacing="1" w:line="240" w:lineRule="auto"/>
+        <w:rPr>
+          <w:rFonts w:ascii="Times New Roman" w:eastAsia="Times New Roman" w:hAnsi="Times New Roman" w:cs="Times New Roman"/>
+          <w:kern w:val="0"/>
+          <w:sz w:val="24"/>
+          <w:szCs w:val="24"/>
+          <w:lang w:eastAsia="en-IN"/>
+          <w14:ligatures w14:val="none"/>
+        </w:rPr>
+      </w:pPr>
+      <w:r>
+        <w:rPr>
+          <w:rFonts w:ascii="Times New Roman" w:eastAsia="Times New Roman" w:hAnsi="Times New Roman" w:cs="Times New Roman"/>
+          <w:b/>
+          <w:bCs/>
+          <w:kern w:val="0"/>
+          <w:sz w:val="24"/>
+          <w:szCs w:val="24"/>
+          <w:lang w:eastAsia="en-IN"/>
+          <w14:ligatures w14:val="none"/>
+        </w:rPr>
+        <w:t>Important:</w:t>
+      </w:r>
+      <w:r>
+        <w:rPr>
+          <w:rFonts w:ascii="Times New Roman" w:eastAsia="Times New Roman" w:hAnsi="Times New Roman" w:cs="Times New Roman"/>
+          <w:kern w:val="0"/>
+          <w:sz w:val="24"/>
+          <w:szCs w:val="24"/>
+          <w:lang w:eastAsia="en-IN"/>
+          <w14:ligatures w14:val="none"/>
+        </w:rPr>
+        <w:t xml:space="preserve"> </w:t>
+      </w:r>
+      <w:r>
+        <w:rPr>
+          <w:rFonts w:ascii="Courier New" w:eastAsia="Times New Roman" w:hAnsi="Courier New" w:cs="Courier New"/>
+          <w:kern w:val="0"/>
+          <w:sz w:val="20"/>
+          <w:szCs w:val="20"/>
+          <w:lang w:eastAsia="en-IN"/>
+          <w14:ligatures w14:val="none"/>
+        </w:rPr>
+        <w:t>await</w:t>
+      </w:r>
+      <w:r>
+        <w:rPr>
+          <w:rFonts w:ascii="Times New Roman" w:eastAsia="Times New Roman" w:hAnsi="Times New Roman" w:cs="Times New Roman"/>
+          <w:kern w:val="0"/>
+          <w:sz w:val="24"/>
+          <w:szCs w:val="24"/>
+          <w:lang w:eastAsia="en-IN"/>
+          <w14:ligatures w14:val="none"/>
+        </w:rPr>
+        <w:t xml:space="preserve"> does </w:t>
+      </w:r>
+      <w:r>
+        <w:rPr>
+          <w:rFonts w:ascii="Times New Roman" w:eastAsia="Times New Roman" w:hAnsi="Times New Roman" w:cs="Times New Roman"/>
+          <w:b/>
+          <w:bCs/>
+          <w:kern w:val="0"/>
+          <w:sz w:val="24"/>
+          <w:szCs w:val="24"/>
+          <w:lang w:eastAsia="en-IN"/>
+          <w14:ligatures w14:val="none"/>
+        </w:rPr>
+        <w:t>not</w:t>
+      </w:r>
+      <w:r>
+        <w:rPr>
+          <w:rFonts w:ascii="Times New Roman" w:eastAsia="Times New Roman" w:hAnsi="Times New Roman" w:cs="Times New Roman"/>
+          <w:kern w:val="0"/>
+          <w:sz w:val="24"/>
+          <w:szCs w:val="24"/>
+          <w:lang w:eastAsia="en-IN"/>
+          <w14:ligatures w14:val="none"/>
+        </w:rPr>
+        <w:t xml:space="preserve"> mean every JavaScript function needs </w:t>
+      </w:r>
+      <w:r>
+        <w:rPr>
+          <w:rFonts w:ascii="Courier New" w:eastAsia="Times New Roman" w:hAnsi="Courier New" w:cs="Courier New"/>
+          <w:kern w:val="0"/>
+          <w:sz w:val="20"/>
+          <w:szCs w:val="20"/>
+          <w:lang w:eastAsia="en-IN"/>
+          <w14:ligatures w14:val="none"/>
+        </w:rPr>
+        <w:t>await</w:t>
+      </w:r>
+      <w:r>
+        <w:rPr>
+          <w:rFonts w:ascii="Times New Roman" w:eastAsia="Times New Roman" w:hAnsi="Times New Roman" w:cs="Times New Roman"/>
+          <w:kern w:val="0"/>
+          <w:sz w:val="24"/>
+          <w:szCs w:val="24"/>
+          <w:lang w:eastAsia="en-IN"/>
+          <w14:ligatures w14:val="none"/>
+        </w:rPr>
+        <w:t xml:space="preserve">. You normally use it when the function returns a </w:t>
+      </w:r>
+      <w:r>
+        <w:rPr>
+          <w:rFonts w:ascii="Times New Roman" w:eastAsia="Times New Roman" w:hAnsi="Times New Roman" w:cs="Times New Roman"/>
+          <w:b/>
+          <w:bCs/>
+          <w:kern w:val="0"/>
+          <w:sz w:val="24"/>
+          <w:szCs w:val="24"/>
+          <w:lang w:eastAsia="en-IN"/>
+          <w14:ligatures w14:val="none"/>
+        </w:rPr>
+        <w:t>Promise</w:t>
+      </w:r>
+      <w:r>
+        <w:rPr>
+          <w:rFonts w:ascii="Times New Roman" w:eastAsia="Times New Roman" w:hAnsi="Times New Roman" w:cs="Times New Roman"/>
+          <w:kern w:val="0"/>
+          <w:sz w:val="24"/>
+          <w:szCs w:val="24"/>
+          <w:lang w:eastAsia="en-IN"/>
+          <w14:ligatures w14:val="none"/>
+        </w:rPr>
+        <w:t xml:space="preserve">. Playwright has many Promise-returning methods, which is why you see </w:t>
+      </w:r>
+      <w:r>
+        <w:rPr>
+          <w:rFonts w:ascii="Courier New" w:eastAsia="Times New Roman" w:hAnsi="Courier New" w:cs="Courier New"/>
+          <w:kern w:val="0"/>
+          <w:sz w:val="20"/>
+          <w:szCs w:val="20"/>
+          <w:lang w:eastAsia="en-IN"/>
+          <w14:ligatures w14:val="none"/>
+        </w:rPr>
+        <w:t>await</w:t>
+      </w:r>
+      <w:r>
+        <w:rPr>
+          <w:rFonts w:ascii="Times New Roman" w:eastAsia="Times New Roman" w:hAnsi="Times New Roman" w:cs="Times New Roman"/>
+          <w:kern w:val="0"/>
+          <w:sz w:val="24"/>
+          <w:szCs w:val="24"/>
+          <w:lang w:eastAsia="en-IN"/>
+          <w14:ligatures w14:val="none"/>
+        </w:rPr>
+        <w:t xml:space="preserve"> so frequently.</w:t>
+      </w:r>
+    </w:p>
+    <w:p>
+      <w:pPr>
+        <w:pStyle w:val="ListParagraph"/>
+        <w:rPr>
+          <w:lang w:val="en-US"/>
+        </w:rPr>
+      </w:pPr>
+    </w:p>
+    <w:p>
+      <w:pPr>
+        <w:pStyle w:val="ListParagraph"/>
+        <w:rPr>
+          <w:lang w:val="en-US"/>
+        </w:rPr>
+      </w:pPr>
+    </w:p>
+    <w:p>
+      <w:pPr>
+        <w:rPr>
+          <w:lang w:val="en-US"/>
+        </w:rPr>
+      </w:pPr>
+      <w:r>
+        <w:rPr>
+          <w:lang w:val="en-US"/>
+        </w:rPr>
+        <w:t xml:space="preserve">     163</w:t>
+      </w:r>
+    </w:p>
+    <w:p>
+      <w:pPr>
+        <w:rPr>
+          <w:lang w:val="en-US"/>
+        </w:rPr>
+      </w:pPr>
+      <w:r>
+        <w:rPr>
+          <w:lang w:val="en-US"/>
+        </w:rPr>
+        <w:t>.</w:t>
+      </w:r>
+    </w:p>
+    <w:p>
+      <w:pPr>
+        <w:rPr>
+          <w:lang w:val="en-US"/>
+        </w:rPr>
+      </w:pPr>
+      <w:r>
+        <w:rPr>
+          <w:lang w:val="en-US"/>
+        </w:rPr>
+        <w:lastRenderedPageBreak/>
+        <w:drawing>
+          <wp:inline distT="0" distB="0" distL="0" distR="0" wp14:anchorId="17576413" wp14:editId="1D9E79D0">
+            <wp:extent cx="5731510" cy="3239770"/>
+            <wp:effectExtent l="0" t="0" r="2540" b="0"/>
+            <wp:docPr id="887216575" name="Picture 1"/>
+            <wp:cNvGraphicFramePr>
+              <a:graphicFrameLocks xmlns:a="http://schemas.openxmlformats.org/drawingml/2006/main" noChangeAspect="1"/>
+            </wp:cNvGraphicFramePr>
+            <a:graphic xmlns:a="http://schemas.openxmlformats.org/drawingml/2006/main">
+              <a:graphicData uri="http://schemas.openxmlformats.org/drawingml/2006/picture">
+                <pic:pic xmlns:pic="http://schemas.openxmlformats.org/drawingml/2006/picture">
+                  <pic:nvPicPr>
+                    <pic:cNvPr id="887216575" name=""/>
+                    <pic:cNvPicPr/>
+                  </pic:nvPicPr>
+                  <pic:blipFill>
+                    <a:blip r:embed="rId17"/>
+                    <a:stretch>
+                      <a:fillRect/>
+                    </a:stretch>
+                  </pic:blipFill>
+                  <pic:spPr>
+                    <a:xfrm>
+                      <a:off x="0" y="0"/>
+                      <a:ext cx="5731510" cy="3239770"/>
+                    </a:xfrm>
+                    <a:prstGeom prst="rect">
+                      <a:avLst/>
+                    </a:prstGeom>
+                  </pic:spPr>
+                </pic:pic>
+              </a:graphicData>
+            </a:graphic>
+          </wp:inline>
+        </w:drawing>
+      </w:r>
+    </w:p>
+    <w:p>
+      <w:pPr>
+        <w:rPr>
+          <w:lang w:val="en-US"/>
+        </w:rPr>
+      </w:pPr>
+    </w:p>
     <w:sectPr>
       <w:pgSz w:w="11906" w:h="16838"/>
       <w:pgMar w:top="1440" w:right="1440" w:bottom="1440" w:left="1440" w:header="708" w:footer="708" w:gutter="0"/>
@@ -967,6 +9348,119 @@
 <file path=word/numbering.xml><?xml version="1.0" encoding="utf-8"?>
 <w:numbering xmlns:wpc="http://schemas.microsoft.com/office/word/2010/wordprocessingCanvas" xmlns:cx="http://schemas.microsoft.com/office/drawing/2014/chartex" xmlns:cx1="http://schemas.microsoft.com/office/drawing/2015/9/8/chartex" xmlns:cx2="http://schemas.microsoft.com/office/drawing/2015/10/21/chartex" xmlns:cx3="http://schemas.microsoft.com/office/drawing/2016/5/9/chartex" xmlns:cx4="http://schemas.microsoft.com/office/drawing/2016/5/10/chartex" xmlns:cx5="http://schemas.microsoft.com/office/drawing/2016/5/11/chartex" xmlns:cx6="http://schemas.microsoft.com/office/drawing/2016/5/12/chartex" xmlns:cx7="http://schemas.microsoft.com/office/drawing/2016/5/13/chartex" xmlns:cx8="http://schemas.microsoft.com/office/drawing/2016/5/14/chartex" xmlns:mc="http://schemas.openxmlformats.org/markup-compatibility/2006" xmlns:aink="http://schemas.microsoft.com/office/drawing/2016/ink" xmlns:am3d="http://schemas.microsoft.com/office/drawing/2017/model3d" xmlns:o="urn:schemas-microsoft-com:office:office" xmlns:oel="http://schemas.microsoft.com/office/2019/extlst" xmlns:r="http://schemas.openxmlformats.org/officeDocument/2006/relationships" xmlns:m="http://schemas.openxmlformats.org/officeDocument/2006/math" xmlns:v="urn:schemas-microsoft-com:vml" xmlns:wp14="http://schemas.microsoft.com/office/word/2010/wordprocessingDrawing" xmlns:wp="http://schemas.openxmlformats.org/drawingml/2006/wordprocessingDrawing" xmlns:w10="urn:schemas-microsoft-com:office:word" xmlns:w="http://schemas.openxmlformats.org/wordprocessingml/2006/main" xmlns:w14="http://schemas.microsoft.com/office/word/2010/wordml" xmlns:w15="http://schemas.microsoft.com/office/word/2012/wordml" xmlns:w16cei="http://schemas.microsoft.com/office/word/2026/wordml/cei" xmlns:w16cex="http://schemas.microsoft.com/office/word/2018/wordml/cex" xmlns:w16cid="http://schemas.microsoft.com/office/word/2016/wordml/cid" xmlns:w16="http://schemas.microsoft.com/office/word/2018/wordml" xmlns:w16du="http://schemas.microsoft.com/office/word/2023/wordml/word16du" xmlns:w16sdtdh="http://schemas.microsoft.com/office/word/2020/wordml/sdtdatahash" xmlns:w16sdtfl="http://schemas.microsoft.com/office/word/2024/wordml/sdtformatlock" xmlns:w16se="http://schemas.microsoft.com/office/word/2015/wordml/symex" xmlns:wpg="http://schemas.microsoft.com/office/word/2010/wordprocessingGroup" xmlns:wpi="http://schemas.microsoft.com/office/word/2010/wordprocessingInk" xmlns:wne="http://schemas.microsoft.com/office/word/2006/wordml" xmlns:wps="http://schemas.microsoft.com/office/word/2010/wordprocessingShape" mc:Ignorable="w14 w15 w16se w16cid w16 w16cex w16sdtdh w16sdtfl w16du wp14">
   <w:abstractNum w:abstractNumId="0" w15:restartNumberingAfterBreak="0">
+    <w:nsid w:val="078355FF"/>
+    <w:multiLevelType w:val="multilevel"/>
+    <w:tmpl w:val="E37EEE38"/>
+    <w:lvl w:ilvl="0">
+      <w:start w:val="1"/>
+      <w:numFmt w:val="decimal"/>
+      <w:lvlText w:val="%1."/>
+      <w:lvlJc w:val="left"/>
+      <w:pPr>
+        <w:tabs>
+          <w:tab w:val="num" w:pos="720"/>
+        </w:tabs>
+        <w:ind w:left="720" w:hanging="360"/>
+      </w:pPr>
+    </w:lvl>
+    <w:lvl w:ilvl="1" w:tentative="1">
+      <w:start w:val="1"/>
+      <w:numFmt w:val="decimal"/>
+      <w:lvlText w:val="%2."/>
+      <w:lvlJc w:val="left"/>
+      <w:pPr>
+        <w:tabs>
+          <w:tab w:val="num" w:pos="1440"/>
+        </w:tabs>
+        <w:ind w:left="1440" w:hanging="360"/>
+      </w:pPr>
+    </w:lvl>
+    <w:lvl w:ilvl="2" w:tentative="1">
+      <w:start w:val="1"/>
+      <w:numFmt w:val="decimal"/>
+      <w:lvlText w:val="%3."/>
+      <w:lvlJc w:val="left"/>
+      <w:pPr>
+        <w:tabs>
+          <w:tab w:val="num" w:pos="2160"/>
+        </w:tabs>
+        <w:ind w:left="2160" w:hanging="360"/>
+      </w:pPr>
+    </w:lvl>
+    <w:lvl w:ilvl="3" w:tentative="1">
+      <w:start w:val="1"/>
+      <w:numFmt w:val="decimal"/>
+      <w:lvlText w:val="%4."/>
+      <w:lvlJc w:val="left"/>
+      <w:pPr>
+        <w:tabs>
+          <w:tab w:val="num" w:pos="2880"/>
+        </w:tabs>
+        <w:ind w:left="2880" w:hanging="360"/>
+      </w:pPr>
+    </w:lvl>
+    <w:lvl w:ilvl="4" w:tentative="1">
+      <w:start w:val="1"/>
+      <w:numFmt w:val="decimal"/>
+      <w:lvlText w:val="%5."/>
+      <w:lvlJc w:val="left"/>
+      <w:pPr>
+        <w:tabs>
+          <w:tab w:val="num" w:pos="3600"/>
+        </w:tabs>
+        <w:ind w:left="3600" w:hanging="360"/>
+      </w:pPr>
+    </w:lvl>
+    <w:lvl w:ilvl="5" w:tentative="1">
+      <w:start w:val="1"/>
+      <w:numFmt w:val="decimal"/>
+      <w:lvlText w:val="%6."/>
+      <w:lvlJc w:val="left"/>
+      <w:pPr>
+        <w:tabs>
+          <w:tab w:val="num" w:pos="4320"/>
+        </w:tabs>
+        <w:ind w:left="4320" w:hanging="360"/>
+      </w:pPr>
+    </w:lvl>
+    <w:lvl w:ilvl="6" w:tentative="1">
+      <w:start w:val="1"/>
+      <w:numFmt w:val="decimal"/>
+      <w:lvlText w:val="%7."/>
+      <w:lvlJc w:val="left"/>
+      <w:pPr>
+        <w:tabs>
+          <w:tab w:val="num" w:pos="5040"/>
+        </w:tabs>
+        <w:ind w:left="5040" w:hanging="360"/>
+      </w:pPr>
+    </w:lvl>
+    <w:lvl w:ilvl="7" w:tentative="1">
+      <w:start w:val="1"/>
+      <w:numFmt w:val="decimal"/>
+      <w:lvlText w:val="%8."/>
+      <w:lvlJc w:val="left"/>
+      <w:pPr>
+        <w:tabs>
+          <w:tab w:val="num" w:pos="5760"/>
+        </w:tabs>
+        <w:ind w:left="5760" w:hanging="360"/>
+      </w:pPr>
+    </w:lvl>
+    <w:lvl w:ilvl="8" w:tentative="1">
+      <w:start w:val="1"/>
+      <w:numFmt w:val="decimal"/>
+      <w:lvlText w:val="%9."/>
+      <w:lvlJc w:val="left"/>
+      <w:pPr>
+        <w:tabs>
+          <w:tab w:val="num" w:pos="6480"/>
+        </w:tabs>
+        <w:ind w:left="6480" w:hanging="360"/>
+      </w:pPr>
+    </w:lvl>
+  </w:abstractNum>
+  <w:abstractNum w:abstractNumId="1" w15:restartNumberingAfterBreak="0">
     <w:nsid w:val="37F910A9"/>
     <w:multiLevelType w:val="hybridMultilevel"/>
     <w:tmpl w:val="9DD69028"/>
@@ -1055,8 +9549,315 @@
       </w:pPr>
     </w:lvl>
   </w:abstractNum>
+  <w:abstractNum w:abstractNumId="2" w15:restartNumberingAfterBreak="0">
+    <w:nsid w:val="63A1639B"/>
+    <w:multiLevelType w:val="multilevel"/>
+    <w:tmpl w:val="EAA0956C"/>
+    <w:lvl w:ilvl="0">
+      <w:start w:val="1"/>
+      <w:numFmt w:val="bullet"/>
+      <w:lvlText w:val=""/>
+      <w:lvlJc w:val="left"/>
+      <w:pPr>
+        <w:tabs>
+          <w:tab w:val="num" w:pos="720"/>
+        </w:tabs>
+        <w:ind w:left="720" w:hanging="360"/>
+      </w:pPr>
+      <w:rPr>
+        <w:rFonts w:ascii="Symbol" w:hAnsi="Symbol" w:hint="default"/>
+        <w:sz w:val="20"/>
+      </w:rPr>
+    </w:lvl>
+    <w:lvl w:ilvl="1" w:tentative="1">
+      <w:start w:val="1"/>
+      <w:numFmt w:val="bullet"/>
+      <w:lvlText w:val="o"/>
+      <w:lvlJc w:val="left"/>
+      <w:pPr>
+        <w:tabs>
+          <w:tab w:val="num" w:pos="1440"/>
+        </w:tabs>
+        <w:ind w:left="1440" w:hanging="360"/>
+      </w:pPr>
+      <w:rPr>
+        <w:rFonts w:ascii="Courier New" w:hAnsi="Courier New" w:hint="default"/>
+        <w:sz w:val="20"/>
+      </w:rPr>
+    </w:lvl>
+    <w:lvl w:ilvl="2" w:tentative="1">
+      <w:start w:val="1"/>
+      <w:numFmt w:val="bullet"/>
+      <w:lvlText w:val=""/>
+      <w:lvlJc w:val="left"/>
+      <w:pPr>
+        <w:tabs>
+          <w:tab w:val="num" w:pos="2160"/>
+        </w:tabs>
+        <w:ind w:left="2160" w:hanging="360"/>
+      </w:pPr>
+      <w:rPr>
+        <w:rFonts w:ascii="Wingdings" w:hAnsi="Wingdings" w:hint="default"/>
+        <w:sz w:val="20"/>
+      </w:rPr>
+    </w:lvl>
+    <w:lvl w:ilvl="3" w:tentative="1">
+      <w:start w:val="1"/>
+      <w:numFmt w:val="bullet"/>
+      <w:lvlText w:val=""/>
+      <w:lvlJc w:val="left"/>
+      <w:pPr>
+        <w:tabs>
+          <w:tab w:val="num" w:pos="2880"/>
+        </w:tabs>
+        <w:ind w:left="2880" w:hanging="360"/>
+      </w:pPr>
+      <w:rPr>
+        <w:rFonts w:ascii="Wingdings" w:hAnsi="Wingdings" w:hint="default"/>
+        <w:sz w:val="20"/>
+      </w:rPr>
+    </w:lvl>
+    <w:lvl w:ilvl="4" w:tentative="1">
+      <w:start w:val="1"/>
+      <w:numFmt w:val="bullet"/>
+      <w:lvlText w:val=""/>
+      <w:lvlJc w:val="left"/>
+      <w:pPr>
+        <w:tabs>
+          <w:tab w:val="num" w:pos="3600"/>
+        </w:tabs>
+        <w:ind w:left="3600" w:hanging="360"/>
+      </w:pPr>
+      <w:rPr>
+        <w:rFonts w:ascii="Wingdings" w:hAnsi="Wingdings" w:hint="default"/>
+        <w:sz w:val="20"/>
+      </w:rPr>
+    </w:lvl>
+    <w:lvl w:ilvl="5" w:tentative="1">
+      <w:start w:val="1"/>
+      <w:numFmt w:val="bullet"/>
+      <w:lvlText w:val=""/>
+      <w:lvlJc w:val="left"/>
+      <w:pPr>
+        <w:tabs>
+          <w:tab w:val="num" w:pos="4320"/>
+        </w:tabs>
+        <w:ind w:left="4320" w:hanging="360"/>
+      </w:pPr>
+      <w:rPr>
+        <w:rFonts w:ascii="Wingdings" w:hAnsi="Wingdings" w:hint="default"/>
+        <w:sz w:val="20"/>
+      </w:rPr>
+    </w:lvl>
+    <w:lvl w:ilvl="6" w:tentative="1">
+      <w:start w:val="1"/>
+      <w:numFmt w:val="bullet"/>
+      <w:lvlText w:val=""/>
+      <w:lvlJc w:val="left"/>
+      <w:pPr>
+        <w:tabs>
+          <w:tab w:val="num" w:pos="5040"/>
+        </w:tabs>
+        <w:ind w:left="5040" w:hanging="360"/>
+      </w:pPr>
+      <w:rPr>
+        <w:rFonts w:ascii="Wingdings" w:hAnsi="Wingdings" w:hint="default"/>
+        <w:sz w:val="20"/>
+      </w:rPr>
+    </w:lvl>
+    <w:lvl w:ilvl="7" w:tentative="1">
+      <w:start w:val="1"/>
+      <w:numFmt w:val="bullet"/>
+      <w:lvlText w:val=""/>
+      <w:lvlJc w:val="left"/>
+      <w:pPr>
+        <w:tabs>
+          <w:tab w:val="num" w:pos="5760"/>
+        </w:tabs>
+        <w:ind w:left="5760" w:hanging="360"/>
+      </w:pPr>
+      <w:rPr>
+        <w:rFonts w:ascii="Wingdings" w:hAnsi="Wingdings" w:hint="default"/>
+        <w:sz w:val="20"/>
+      </w:rPr>
+    </w:lvl>
+    <w:lvl w:ilvl="8" w:tentative="1">
+      <w:start w:val="1"/>
+      <w:numFmt w:val="bullet"/>
+      <w:lvlText w:val=""/>
+      <w:lvlJc w:val="left"/>
+      <w:pPr>
+        <w:tabs>
+          <w:tab w:val="num" w:pos="6480"/>
+        </w:tabs>
+        <w:ind w:left="6480" w:hanging="360"/>
+      </w:pPr>
+      <w:rPr>
+        <w:rFonts w:ascii="Wingdings" w:hAnsi="Wingdings" w:hint="default"/>
+        <w:sz w:val="20"/>
+      </w:rPr>
+    </w:lvl>
+  </w:abstractNum>
+  <w:abstractNum w:abstractNumId="3" w15:restartNumberingAfterBreak="0">
+    <w:nsid w:val="7F605723"/>
+    <w:multiLevelType w:val="multilevel"/>
+    <w:tmpl w:val="244028A2"/>
+    <w:lvl w:ilvl="0">
+      <w:start w:val="1"/>
+      <w:numFmt w:val="bullet"/>
+      <w:lvlText w:val=""/>
+      <w:lvlJc w:val="left"/>
+      <w:pPr>
+        <w:tabs>
+          <w:tab w:val="num" w:pos="720"/>
+        </w:tabs>
+        <w:ind w:left="720" w:hanging="360"/>
+      </w:pPr>
+      <w:rPr>
+        <w:rFonts w:ascii="Symbol" w:hAnsi="Symbol" w:hint="default"/>
+        <w:sz w:val="20"/>
+      </w:rPr>
+    </w:lvl>
+    <w:lvl w:ilvl="1" w:tentative="1">
+      <w:start w:val="1"/>
+      <w:numFmt w:val="bullet"/>
+      <w:lvlText w:val="o"/>
+      <w:lvlJc w:val="left"/>
+      <w:pPr>
+        <w:tabs>
+          <w:tab w:val="num" w:pos="1440"/>
+        </w:tabs>
+        <w:ind w:left="1440" w:hanging="360"/>
+      </w:pPr>
+      <w:rPr>
+        <w:rFonts w:ascii="Courier New" w:hAnsi="Courier New" w:hint="default"/>
+        <w:sz w:val="20"/>
+      </w:rPr>
+    </w:lvl>
+    <w:lvl w:ilvl="2" w:tentative="1">
+      <w:start w:val="1"/>
+      <w:numFmt w:val="bullet"/>
+      <w:lvlText w:val=""/>
+      <w:lvlJc w:val="left"/>
+      <w:pPr>
+        <w:tabs>
+          <w:tab w:val="num" w:pos="2160"/>
+        </w:tabs>
+        <w:ind w:left="2160" w:hanging="360"/>
+      </w:pPr>
+      <w:rPr>
+        <w:rFonts w:ascii="Wingdings" w:hAnsi="Wingdings" w:hint="default"/>
+        <w:sz w:val="20"/>
+      </w:rPr>
+    </w:lvl>
+    <w:lvl w:ilvl="3" w:tentative="1">
+      <w:start w:val="1"/>
+      <w:numFmt w:val="bullet"/>
+      <w:lvlText w:val=""/>
+      <w:lvlJc w:val="left"/>
+      <w:pPr>
+        <w:tabs>
+          <w:tab w:val="num" w:pos="2880"/>
+        </w:tabs>
+        <w:ind w:left="2880" w:hanging="360"/>
+      </w:pPr>
+      <w:rPr>
+        <w:rFonts w:ascii="Wingdings" w:hAnsi="Wingdings" w:hint="default"/>
+        <w:sz w:val="20"/>
+      </w:rPr>
+    </w:lvl>
+    <w:lvl w:ilvl="4" w:tentative="1">
+      <w:start w:val="1"/>
+      <w:numFmt w:val="bullet"/>
+      <w:lvlText w:val=""/>
+      <w:lvlJc w:val="left"/>
+      <w:pPr>
+        <w:tabs>
+          <w:tab w:val="num" w:pos="3600"/>
+        </w:tabs>
+        <w:ind w:left="3600" w:hanging="360"/>
+      </w:pPr>
+      <w:rPr>
+        <w:rFonts w:ascii="Wingdings" w:hAnsi="Wingdings" w:hint="default"/>
+        <w:sz w:val="20"/>
+      </w:rPr>
+    </w:lvl>
+    <w:lvl w:ilvl="5" w:tentative="1">
+      <w:start w:val="1"/>
+      <w:numFmt w:val="bullet"/>
+      <w:lvlText w:val=""/>
+      <w:lvlJc w:val="left"/>
+      <w:pPr>
+        <w:tabs>
+          <w:tab w:val="num" w:pos="4320"/>
+        </w:tabs>
+        <w:ind w:left="4320" w:hanging="360"/>
+      </w:pPr>
+      <w:rPr>
+        <w:rFonts w:ascii="Wingdings" w:hAnsi="Wingdings" w:hint="default"/>
+        <w:sz w:val="20"/>
+      </w:rPr>
+    </w:lvl>
+    <w:lvl w:ilvl="6" w:tentative="1">
+      <w:start w:val="1"/>
+      <w:numFmt w:val="bullet"/>
+      <w:lvlText w:val=""/>
+      <w:lvlJc w:val="left"/>
+      <w:pPr>
+        <w:tabs>
+          <w:tab w:val="num" w:pos="5040"/>
+        </w:tabs>
+        <w:ind w:left="5040" w:hanging="360"/>
+      </w:pPr>
+      <w:rPr>
+        <w:rFonts w:ascii="Wingdings" w:hAnsi="Wingdings" w:hint="default"/>
+        <w:sz w:val="20"/>
+      </w:rPr>
+    </w:lvl>
+    <w:lvl w:ilvl="7" w:tentative="1">
+      <w:start w:val="1"/>
+      <w:numFmt w:val="bullet"/>
+      <w:lvlText w:val=""/>
+      <w:lvlJc w:val="left"/>
+      <w:pPr>
+        <w:tabs>
+          <w:tab w:val="num" w:pos="5760"/>
+        </w:tabs>
+        <w:ind w:left="5760" w:hanging="360"/>
+      </w:pPr>
+      <w:rPr>
+        <w:rFonts w:ascii="Wingdings" w:hAnsi="Wingdings" w:hint="default"/>
+        <w:sz w:val="20"/>
+      </w:rPr>
+    </w:lvl>
+    <w:lvl w:ilvl="8" w:tentative="1">
+      <w:start w:val="1"/>
+      <w:numFmt w:val="bullet"/>
+      <w:lvlText w:val=""/>
+      <w:lvlJc w:val="left"/>
+      <w:pPr>
+        <w:tabs>
+          <w:tab w:val="num" w:pos="6480"/>
+        </w:tabs>
+        <w:ind w:left="6480" w:hanging="360"/>
+      </w:pPr>
+      <w:rPr>
+        <w:rFonts w:ascii="Wingdings" w:hAnsi="Wingdings" w:hint="default"/>
+        <w:sz w:val="20"/>
+      </w:rPr>
+    </w:lvl>
+  </w:abstractNum>
   <w:num w:numId="1" w16cid:durableId="1271864179">
+    <w:abstractNumId w:val="1"/>
+  </w:num>
+  <w:num w:numId="2" w16cid:durableId="1328895791">
     <w:abstractNumId w:val="0"/>
+  </w:num>
+  <w:num w:numId="3" w16cid:durableId="639043502">
+    <w:abstractNumId w:val="3"/>
+  </w:num>
+  <w:num w:numId="4" w16cid:durableId="2041590043">
+    <w:abstractNumId w:val="2"/>
   </w:num>
 </w:numbering>
 </file>
@@ -1512,7 +10313,6 @@
     <w:next w:val="Normal"/>
     <w:link w:val="Heading3Char"/>
     <w:uiPriority w:val="9"/>
-    <w:semiHidden/>
     <w:unhideWhenUsed/>
     <w:qFormat/>
     <w:rsid w:val="00FD119D"/>
@@ -1664,7 +10464,6 @@
   <w:style w:type="character" w:default="1" w:styleId="DefaultParagraphFont">
     <w:name w:val="Default Paragraph Font"/>
     <w:uiPriority w:val="1"/>
-    <w:semiHidden/>
     <w:unhideWhenUsed/>
   </w:style>
   <w:style w:type="table" w:default="1" w:styleId="TableNormal">
@@ -1720,7 +10519,6 @@
     <w:basedOn w:val="DefaultParagraphFont"/>
     <w:link w:val="Heading3"/>
     <w:uiPriority w:val="9"/>
-    <w:semiHidden/>
     <w:rsid w:val="00FD119D"/>
     <w:rPr>
       <w:rFonts w:eastAsiaTheme="majorEastAsia" w:cstheme="majorBidi"/>
@@ -1976,6 +10774,103 @@
       <w:smallCaps/>
       <w:color w:val="2F5496" w:themeColor="accent1" w:themeShade="BF"/>
       <w:spacing w:val="5"/>
+    </w:rPr>
+  </w:style>
+  <w:style w:type="character" w:styleId="Strong">
+    <w:name w:val="Strong"/>
+    <w:basedOn w:val="DefaultParagraphFont"/>
+    <w:uiPriority w:val="22"/>
+    <w:qFormat/>
+    <w:rsid w:val="002B3227"/>
+    <w:rPr>
+      <w:b/>
+      <w:bCs/>
+    </w:rPr>
+  </w:style>
+  <w:style w:type="paragraph" w:styleId="NormalWeb">
+    <w:name w:val="Normal (Web)"/>
+    <w:basedOn w:val="Normal"/>
+    <w:uiPriority w:val="99"/>
+    <w:semiHidden/>
+    <w:unhideWhenUsed/>
+    <w:rsid w:val="0013367C"/>
+    <w:pPr>
+      <w:spacing w:before="100" w:beforeAutospacing="1" w:after="100" w:afterAutospacing="1" w:line="240" w:lineRule="auto"/>
+    </w:pPr>
+    <w:rPr>
+      <w:rFonts w:ascii="Times New Roman" w:eastAsia="Times New Roman" w:hAnsi="Times New Roman" w:cs="Times New Roman"/>
+      <w:kern w:val="0"/>
+      <w:sz w:val="24"/>
+      <w:szCs w:val="24"/>
+      <w:lang w:eastAsia="en-IN"/>
+      <w14:ligatures w14:val="none"/>
+    </w:rPr>
+  </w:style>
+  <w:style w:type="paragraph" w:styleId="HTMLPreformatted">
+    <w:name w:val="HTML Preformatted"/>
+    <w:basedOn w:val="Normal"/>
+    <w:link w:val="HTMLPreformattedChar"/>
+    <w:uiPriority w:val="99"/>
+    <w:semiHidden/>
+    <w:unhideWhenUsed/>
+    <w:rsid w:val="0013367C"/>
+    <w:pPr>
+      <w:tabs>
+        <w:tab w:val="left" w:pos="916"/>
+        <w:tab w:val="left" w:pos="1832"/>
+        <w:tab w:val="left" w:pos="2748"/>
+        <w:tab w:val="left" w:pos="3664"/>
+        <w:tab w:val="left" w:pos="4580"/>
+        <w:tab w:val="left" w:pos="5496"/>
+        <w:tab w:val="left" w:pos="6412"/>
+        <w:tab w:val="left" w:pos="7328"/>
+        <w:tab w:val="left" w:pos="8244"/>
+        <w:tab w:val="left" w:pos="9160"/>
+        <w:tab w:val="left" w:pos="10076"/>
+        <w:tab w:val="left" w:pos="10992"/>
+        <w:tab w:val="left" w:pos="11908"/>
+        <w:tab w:val="left" w:pos="12824"/>
+        <w:tab w:val="left" w:pos="13740"/>
+        <w:tab w:val="left" w:pos="14656"/>
+      </w:tabs>
+      <w:spacing w:after="0" w:line="240" w:lineRule="auto"/>
+    </w:pPr>
+    <w:rPr>
+      <w:rFonts w:ascii="Courier New" w:eastAsia="Times New Roman" w:hAnsi="Courier New" w:cs="Courier New"/>
+      <w:kern w:val="0"/>
+      <w:sz w:val="20"/>
+      <w:szCs w:val="20"/>
+      <w:lang w:eastAsia="en-IN"/>
+      <w14:ligatures w14:val="none"/>
+    </w:rPr>
+  </w:style>
+  <w:style w:type="character" w:customStyle="1" w:styleId="HTMLPreformattedChar">
+    <w:name w:val="HTML Preformatted Char"/>
+    <w:basedOn w:val="DefaultParagraphFont"/>
+    <w:link w:val="HTMLPreformatted"/>
+    <w:uiPriority w:val="99"/>
+    <w:semiHidden/>
+    <w:rsid w:val="0013367C"/>
+    <w:rPr>
+      <w:rFonts w:ascii="Courier New" w:eastAsia="Times New Roman" w:hAnsi="Courier New" w:cs="Courier New"/>
+      <w:kern w:val="0"/>
+      <w:sz w:val="20"/>
+      <w:szCs w:val="20"/>
+      <w:lang w:eastAsia="en-IN"/>
+      <w14:ligatures w14:val="none"/>
+    </w:rPr>
+  </w:style>
+  <w:style w:type="character" w:styleId="HTMLCode">
+    <w:name w:val="HTML Code"/>
+    <w:basedOn w:val="DefaultParagraphFont"/>
+    <w:uiPriority w:val="99"/>
+    <w:semiHidden/>
+    <w:unhideWhenUsed/>
+    <w:rsid w:val="0013367C"/>
+    <w:rPr>
+      <w:rFonts w:ascii="Courier New" w:eastAsia="Times New Roman" w:hAnsi="Courier New" w:cs="Courier New"/>
+      <w:sz w:val="20"/>
+      <w:szCs w:val="20"/>
     </w:rPr>
   </w:style>
 </w:styles>

--- a/DOC/Playwright TESTING.docx
+++ b/DOC/Playwright TESTING.docx
@@ -968,6 +968,7 @@
       </w:pPr>
       <w:r>
         <w:rPr>
+          <w:noProof/>
           <w:lang w:val="en-US"/>
         </w:rPr>
         <w:drawing>
@@ -1079,6 +1080,7 @@
       </w:pPr>
       <w:r>
         <w:rPr>
+          <w:noProof/>
           <w:lang w:val="en-US"/>
         </w:rPr>
         <w:drawing>
@@ -9288,6 +9290,7 @@
       </w:pPr>
       <w:r>
         <w:rPr>
+          <w:noProof/>
           <w:lang w:val="en-US"/>
         </w:rPr>
         <w:lastRenderedPageBreak/>
@@ -9334,6 +9337,25 @@
           <w:lang w:val="en-US"/>
         </w:rPr>
       </w:pPr>
+      <w:r>
+        <w:rPr>
+          <w:lang w:val="en-US"/>
+        </w:rPr>
+        <w:t>await page.someAction();</w:t>
+      </w:r>
+    </w:p>
+    <w:p>
+      <w:pPr>
+        <w:rPr>
+          <w:lang w:val="en-US"/>
+        </w:rPr>
+      </w:pPr>
+      <w:r>
+        <w:rPr>
+          <w:lang w:val="en-US"/>
+        </w:rPr>
+        <w:t>await expect(page).toSomething(...)</w:t>
+      </w:r>
     </w:p>
     <w:sectPr>
       <w:pgSz w:w="11906" w:h="16838"/>
@@ -10464,6 +10486,7 @@
   <w:style w:type="character" w:default="1" w:styleId="DefaultParagraphFont">
     <w:name w:val="Default Paragraph Font"/>
     <w:uiPriority w:val="1"/>
+    <w:semiHidden/>
     <w:unhideWhenUsed/>
   </w:style>
   <w:style w:type="table" w:default="1" w:styleId="TableNormal">

--- a/DOC/Playwright TESTING.docx
+++ b/DOC/Playwright TESTING.docx
@@ -1,6 +1,6 @@
 
 <file path=word/document.xml><?xml version="1.0" encoding="utf-8"?>
-<w:document xmlns:wpc="http://schemas.microsoft.com/office/word/2010/wordprocessingCanvas" xmlns:cx="http://schemas.microsoft.com/office/drawing/2014/chartex" xmlns:cx1="http://schemas.microsoft.com/office/drawing/2015/9/8/chartex" xmlns:cx2="http://schemas.microsoft.com/office/drawing/2015/10/21/chartex" xmlns:cx3="http://schemas.microsoft.com/office/drawing/2016/5/9/chartex" xmlns:cx4="http://schemas.microsoft.com/office/drawing/2016/5/10/chartex" xmlns:cx5="http://schemas.microsoft.com/office/drawing/2016/5/11/chartex" xmlns:cx6="http://schemas.microsoft.com/office/drawing/2016/5/12/chartex" xmlns:cx7="http://schemas.microsoft.com/office/drawing/2016/5/13/chartex" xmlns:cx8="http://schemas.microsoft.com/office/drawing/2016/5/14/chartex" xmlns:mc="http://schemas.openxmlformats.org/markup-compatibility/2006" xmlns:aink="http://schemas.microsoft.com/office/drawing/2016/ink" xmlns:am3d="http://schemas.microsoft.com/office/drawing/2017/model3d" xmlns:o="urn:schemas-microsoft-com:office:office" xmlns:oel="http://schemas.microsoft.com/office/2019/extlst" xmlns:r="http://schemas.openxmlformats.org/officeDocument/2006/relationships" xmlns:m="http://schemas.openxmlformats.org/officeDocument/2006/math" xmlns:v="urn:schemas-microsoft-com:vml" xmlns:wp14="http://schemas.microsoft.com/office/word/2010/wordprocessingDrawing" xmlns:wp="http://schemas.openxmlformats.org/drawingml/2006/wordprocessingDrawing" xmlns:w10="urn:schemas-microsoft-com:office:word" xmlns:w="http://schemas.openxmlformats.org/wordprocessingml/2006/main" xmlns:w14="http://schemas.microsoft.com/office/word/2010/wordml" xmlns:w15="http://schemas.microsoft.com/office/word/2012/wordml" xmlns:w16cei="http://schemas.microsoft.com/office/word/2026/wordml/cei" xmlns:w16cex="http://schemas.microsoft.com/office/word/2018/wordml/cex" xmlns:w16cid="http://schemas.microsoft.com/office/word/2016/wordml/cid" xmlns:w16="http://schemas.microsoft.com/office/word/2018/wordml" xmlns:w16du="http://schemas.microsoft.com/office/word/2023/wordml/word16du" xmlns:w16sdtdh="http://schemas.microsoft.com/office/word/2020/wordml/sdtdatahash" xmlns:w16sdtfl="http://schemas.microsoft.com/office/word/2024/wordml/sdtformatlock" xmlns:w16se="http://schemas.microsoft.com/office/word/2015/wordml/symex" xmlns:wpg="http://schemas.microsoft.com/office/word/2010/wordprocessingGroup" xmlns:wpi="http://schemas.microsoft.com/office/word/2010/wordprocessingInk" xmlns:wne="http://schemas.microsoft.com/office/word/2006/wordml" xmlns:wps="http://schemas.microsoft.com/office/word/2010/wordprocessingShape" mc:Ignorable="w14 w15 w16se w16cid w16 w16cex w16sdtdh w16sdtfl w16du wp14">
+<w:document xmlns:wpc="http://schemas.microsoft.com/office/word/2010/wordprocessingCanvas" xmlns:cx="http://schemas.microsoft.com/office/drawing/2014/chartex" xmlns:cx1="http://schemas.microsoft.com/office/drawing/2015/9/8/chartex" xmlns:cx2="http://schemas.microsoft.com/office/drawing/2015/10/21/chartex" xmlns:cx3="http://schemas.microsoft.com/office/drawing/2016/5/9/chartex" xmlns:cx4="http://schemas.microsoft.com/office/drawing/2016/5/10/chartex" xmlns:cx5="http://schemas.microsoft.com/office/drawing/2016/5/11/chartex" xmlns:cx6="http://schemas.microsoft.com/office/drawing/2016/5/12/chartex" xmlns:cx7="http://schemas.microsoft.com/office/drawing/2016/5/13/chartex" xmlns:cx8="http://schemas.microsoft.com/office/drawing/2016/5/14/chartex" xmlns:mc="http://schemas.openxmlformats.org/markup-compatibility/2006" xmlns:aink="http://schemas.microsoft.com/office/drawing/2016/ink" xmlns:am3d="http://schemas.microsoft.com/office/drawing/2017/model3d" xmlns:o="urn:schemas-microsoft-com:office:office" xmlns:oel="http://schemas.microsoft.com/office/2019/extlst" xmlns:r="http://schemas.openxmlformats.org/officeDocument/2006/relationships" xmlns:m="http://schemas.openxmlformats.org/officeDocument/2006/math" xmlns:v="urn:schemas-microsoft-com:vml" xmlns:wp14="http://schemas.microsoft.com/office/word/2010/wordprocessingDrawing" xmlns:wp="http://schemas.openxmlformats.org/drawingml/2006/wordprocessingDrawing" xmlns:w10="urn:schemas-microsoft-com:office:word" xmlns:w="http://schemas.openxmlformats.org/wordprocessingml/2006/main" xmlns:w14="http://schemas.microsoft.com/office/word/2010/wordml" xmlns:w15="http://schemas.microsoft.com/office/word/2012/wordml" xmlns:w16cex="http://schemas.microsoft.com/office/word/2018/wordml/cex" xmlns:w16cid="http://schemas.microsoft.com/office/word/2016/wordml/cid" xmlns:w16="http://schemas.microsoft.com/office/word/2018/wordml" xmlns:w16du="http://schemas.microsoft.com/office/word/2023/wordml/word16du" xmlns:w16sdtdh="http://schemas.microsoft.com/office/word/2020/wordml/sdtdatahash" xmlns:w16sdtfl="http://schemas.microsoft.com/office/word/2024/wordml/sdtformatlock" xmlns:w16se="http://schemas.microsoft.com/office/word/2015/wordml/symex" xmlns:wpg="http://schemas.microsoft.com/office/word/2010/wordprocessingGroup" xmlns:wpi="http://schemas.microsoft.com/office/word/2010/wordprocessingInk" xmlns:wne="http://schemas.microsoft.com/office/word/2006/wordml" xmlns:wps="http://schemas.microsoft.com/office/word/2010/wordprocessingShape" mc:Ignorable="w14 w15 w16se w16cid w16 w16cex w16sdtdh w16sdtfl w16du wp14">
   <w:body>
     <w:p>
       <w:pPr>
@@ -9357,6 +9357,78 @@
         <w:t>await expect(page).toSomething(...)</w:t>
       </w:r>
     </w:p>
+    <w:p>
+      <w:pPr>
+        <w:rPr>
+          <w:lang w:val="en-US"/>
+        </w:rPr>
+      </w:pPr>
+    </w:p>
+    <w:p>
+      <w:pPr>
+        <w:rPr>
+          <w:lang w:val="en-US"/>
+        </w:rPr>
+      </w:pPr>
+      <w:r>
+        <w:rPr>
+          <w:lang w:val="en-US"/>
+        </w:rPr>
+        <w:t xml:space="preserve"> </w:t>
+      </w:r>
+      <w:r>
+        <w:rPr>
+          <w:lang w:val="en-US"/>
+        </w:rPr>
+        <w:t xml:space="preserve">Recording </w:t>
+      </w:r>
+      <w:r>
+        <w:rPr>
+          <w:lang w:val="en-US"/>
+        </w:rPr>
+        <w:br/>
+      </w:r>
+      <w:r>
+        <w:rPr>
+          <w:lang w:val="en-US"/>
+        </w:rPr>
+        <w:drawing>
+          <wp:inline distT="0" distB="0" distL="0" distR="0" wp14:anchorId="7CDDE50D" wp14:editId="0D3A14BF">
+            <wp:extent cx="5731510" cy="2564130"/>
+            <wp:effectExtent l="0" t="0" r="2540" b="7620"/>
+            <wp:docPr id="1282472968" name="Picture 1"/>
+            <wp:cNvGraphicFramePr>
+              <a:graphicFrameLocks xmlns:a="http://schemas.openxmlformats.org/drawingml/2006/main" noChangeAspect="1"/>
+            </wp:cNvGraphicFramePr>
+            <a:graphic xmlns:a="http://schemas.openxmlformats.org/drawingml/2006/main">
+              <a:graphicData uri="http://schemas.openxmlformats.org/drawingml/2006/picture">
+                <pic:pic xmlns:pic="http://schemas.openxmlformats.org/drawingml/2006/picture">
+                  <pic:nvPicPr>
+                    <pic:cNvPr id="1282472968" name=""/>
+                    <pic:cNvPicPr/>
+                  </pic:nvPicPr>
+                  <pic:blipFill>
+                    <a:blip r:embed="rId18"/>
+                    <a:stretch>
+                      <a:fillRect/>
+                    </a:stretch>
+                  </pic:blipFill>
+                  <pic:spPr>
+                    <a:xfrm>
+                      <a:off x="0" y="0"/>
+                      <a:ext cx="5731510" cy="2564130"/>
+                    </a:xfrm>
+                    <a:prstGeom prst="rect">
+                      <a:avLst/>
+                    </a:prstGeom>
+                  </pic:spPr>
+                </pic:pic>
+              </a:graphicData>
+            </a:graphic>
+          </wp:inline>
+        </w:drawing>
+      </w:r>
+    </w:p>
     <w:sectPr>
       <w:pgSz w:w="11906" w:h="16838"/>
       <w:pgMar w:top="1440" w:right="1440" w:bottom="1440" w:left="1440" w:header="708" w:footer="708" w:gutter="0"/>
@@ -9368,7 +9440,7 @@
 </file>
 
 <file path=word/numbering.xml><?xml version="1.0" encoding="utf-8"?>
-<w:numbering xmlns:wpc="http://schemas.microsoft.com/office/word/2010/wordprocessingCanvas" xmlns:cx="http://schemas.microsoft.com/office/drawing/2014/chartex" xmlns:cx1="http://schemas.microsoft.com/office/drawing/2015/9/8/chartex" xmlns:cx2="http://schemas.microsoft.com/office/drawing/2015/10/21/chartex" xmlns:cx3="http://schemas.microsoft.com/office/drawing/2016/5/9/chartex" xmlns:cx4="http://schemas.microsoft.com/office/drawing/2016/5/10/chartex" xmlns:cx5="http://schemas.microsoft.com/office/drawing/2016/5/11/chartex" xmlns:cx6="http://schemas.microsoft.com/office/drawing/2016/5/12/chartex" xmlns:cx7="http://schemas.microsoft.com/office/drawing/2016/5/13/chartex" xmlns:cx8="http://schemas.microsoft.com/office/drawing/2016/5/14/chartex" xmlns:mc="http://schemas.openxmlformats.org/markup-compatibility/2006" xmlns:aink="http://schemas.microsoft.com/office/drawing/2016/ink" xmlns:am3d="http://schemas.microsoft.com/office/drawing/2017/model3d" xmlns:o="urn:schemas-microsoft-com:office:office" xmlns:oel="http://schemas.microsoft.com/office/2019/extlst" xmlns:r="http://schemas.openxmlformats.org/officeDocument/2006/relationships" xmlns:m="http://schemas.openxmlformats.org/officeDocument/2006/math" xmlns:v="urn:schemas-microsoft-com:vml" xmlns:wp14="http://schemas.microsoft.com/office/word/2010/wordprocessingDrawing" xmlns:wp="http://schemas.openxmlformats.org/drawingml/2006/wordprocessingDrawing" xmlns:w10="urn:schemas-microsoft-com:office:word" xmlns:w="http://schemas.openxmlformats.org/wordprocessingml/2006/main" xmlns:w14="http://schemas.microsoft.com/office/word/2010/wordml" xmlns:w15="http://schemas.microsoft.com/office/word/2012/wordml" xmlns:w16cei="http://schemas.microsoft.com/office/word/2026/wordml/cei" xmlns:w16cex="http://schemas.microsoft.com/office/word/2018/wordml/cex" xmlns:w16cid="http://schemas.microsoft.com/office/word/2016/wordml/cid" xmlns:w16="http://schemas.microsoft.com/office/word/2018/wordml" xmlns:w16du="http://schemas.microsoft.com/office/word/2023/wordml/word16du" xmlns:w16sdtdh="http://schemas.microsoft.com/office/word/2020/wordml/sdtdatahash" xmlns:w16sdtfl="http://schemas.microsoft.com/office/word/2024/wordml/sdtformatlock" xmlns:w16se="http://schemas.microsoft.com/office/word/2015/wordml/symex" xmlns:wpg="http://schemas.microsoft.com/office/word/2010/wordprocessingGroup" xmlns:wpi="http://schemas.microsoft.com/office/word/2010/wordprocessingInk" xmlns:wne="http://schemas.microsoft.com/office/word/2006/wordml" xmlns:wps="http://schemas.microsoft.com/office/word/2010/wordprocessingShape" mc:Ignorable="w14 w15 w16se w16cid w16 w16cex w16sdtdh w16sdtfl w16du wp14">
+<w:numbering xmlns:wpc="http://schemas.microsoft.com/office/word/2010/wordprocessingCanvas" xmlns:cx="http://schemas.microsoft.com/office/drawing/2014/chartex" xmlns:cx1="http://schemas.microsoft.com/office/drawing/2015/9/8/chartex" xmlns:cx2="http://schemas.microsoft.com/office/drawing/2015/10/21/chartex" xmlns:cx3="http://schemas.microsoft.com/office/drawing/2016/5/9/chartex" xmlns:cx4="http://schemas.microsoft.com/office/drawing/2016/5/10/chartex" xmlns:cx5="http://schemas.microsoft.com/office/drawing/2016/5/11/chartex" xmlns:cx6="http://schemas.microsoft.com/office/drawing/2016/5/12/chartex" xmlns:cx7="http://schemas.microsoft.com/office/drawing/2016/5/13/chartex" xmlns:cx8="http://schemas.microsoft.com/office/drawing/2016/5/14/chartex" xmlns:mc="http://schemas.openxmlformats.org/markup-compatibility/2006" xmlns:aink="http://schemas.microsoft.com/office/drawing/2016/ink" xmlns:am3d="http://schemas.microsoft.com/office/drawing/2017/model3d" xmlns:o="urn:schemas-microsoft-com:office:office" xmlns:oel="http://schemas.microsoft.com/office/2019/extlst" xmlns:r="http://schemas.openxmlformats.org/officeDocument/2006/relationships" xmlns:m="http://schemas.openxmlformats.org/officeDocument/2006/math" xmlns:v="urn:schemas-microsoft-com:vml" xmlns:wp14="http://schemas.microsoft.com/office/word/2010/wordprocessingDrawing" xmlns:wp="http://schemas.openxmlformats.org/drawingml/2006/wordprocessingDrawing" xmlns:w10="urn:schemas-microsoft-com:office:word" xmlns:w="http://schemas.openxmlformats.org/wordprocessingml/2006/main" xmlns:w14="http://schemas.microsoft.com/office/word/2010/wordml" xmlns:w15="http://schemas.microsoft.com/office/word/2012/wordml" xmlns:w16cex="http://schemas.microsoft.com/office/word/2018/wordml/cex" xmlns:w16cid="http://schemas.microsoft.com/office/word/2016/wordml/cid" xmlns:w16="http://schemas.microsoft.com/office/word/2018/wordml" xmlns:w16du="http://schemas.microsoft.com/office/word/2023/wordml/word16du" xmlns:w16sdtdh="http://schemas.microsoft.com/office/word/2020/wordml/sdtdatahash" xmlns:w16sdtfl="http://schemas.microsoft.com/office/word/2024/wordml/sdtformatlock" xmlns:w16se="http://schemas.microsoft.com/office/word/2015/wordml/symex" xmlns:wpg="http://schemas.microsoft.com/office/word/2010/wordprocessingGroup" xmlns:wpi="http://schemas.microsoft.com/office/word/2010/wordprocessingInk" xmlns:wne="http://schemas.microsoft.com/office/word/2006/wordml" xmlns:wps="http://schemas.microsoft.com/office/word/2010/wordprocessingShape" mc:Ignorable="w14 w15 w16se w16cid w16 w16cex w16sdtdh w16sdtfl w16du wp14">
   <w:abstractNum w:abstractNumId="0" w15:restartNumberingAfterBreak="0">
     <w:nsid w:val="078355FF"/>
     <w:multiLevelType w:val="multilevel"/>

--- a/DOC/Playwright TESTING.docx
+++ b/DOC/Playwright TESTING.docx
@@ -9290,10 +9290,16 @@
       </w:pPr>
       <w:r>
         <w:rPr>
+          <w:lang w:val="en-US"/>
+        </w:rPr>
+        <w:lastRenderedPageBreak/>
+        <w:t>––––</w:t>
+      </w:r>
+      <w:r>
+        <w:rPr>
           <w:noProof/>
           <w:lang w:val="en-US"/>
         </w:rPr>
-        <w:lastRenderedPageBreak/>
         <w:drawing>
           <wp:inline distT="0" distB="0" distL="0" distR="0" wp14:anchorId="17576413" wp14:editId="1D9E79D0">
             <wp:extent cx="5731510" cy="3239770"/>
@@ -9390,6 +9396,7 @@
       </w:r>
       <w:r>
         <w:rPr>
+          <w:noProof/>
           <w:lang w:val="en-US"/>
         </w:rPr>
         <w:drawing>
@@ -9417,6 +9424,127 @@
                     <a:xfrm>
                       <a:off x="0" y="0"/>
                       <a:ext cx="5731510" cy="2564130"/>
+                    </a:xfrm>
+                    <a:prstGeom prst="rect">
+                      <a:avLst/>
+                    </a:prstGeom>
+                  </pic:spPr>
+                </pic:pic>
+              </a:graphicData>
+            </a:graphic>
+          </wp:inline>
+        </w:drawing>
+      </w:r>
+    </w:p>
+    <w:p>
+      <w:pPr>
+        <w:rPr>
+          <w:lang w:val="en-US"/>
+        </w:rPr>
+      </w:pPr>
+    </w:p>
+    <w:p>
+      <w:pPr>
+        <w:rPr>
+          <w:lang w:val="en-US"/>
+        </w:rPr>
+      </w:pPr>
+      <w:r>
+        <w:rPr>
+          <w:lang w:val="en-US"/>
+        </w:rPr>
+        <w:lastRenderedPageBreak/>
+        <w:br/>
+        <w:t xml:space="preserve">Record the testing </w:t>
+      </w:r>
+      <w:r>
+        <w:rPr>
+          <w:lang w:val="en-US"/>
+        </w:rPr>
+        <w:br/>
+      </w:r>
+      <w:r>
+        <w:rPr>
+          <w:lang w:val="en-US"/>
+        </w:rPr>
+        <w:drawing>
+          <wp:inline distT="0" distB="0" distL="0" distR="0" wp14:anchorId="0423DFB4" wp14:editId="5F019299">
+            <wp:extent cx="5731510" cy="2447925"/>
+            <wp:effectExtent l="0" t="0" r="2540" b="9525"/>
+            <wp:docPr id="228336779" name="Picture 1"/>
+            <wp:cNvGraphicFramePr>
+              <a:graphicFrameLocks xmlns:a="http://schemas.openxmlformats.org/drawingml/2006/main" noChangeAspect="1"/>
+            </wp:cNvGraphicFramePr>
+            <a:graphic xmlns:a="http://schemas.openxmlformats.org/drawingml/2006/main">
+              <a:graphicData uri="http://schemas.openxmlformats.org/drawingml/2006/picture">
+                <pic:pic xmlns:pic="http://schemas.openxmlformats.org/drawingml/2006/picture">
+                  <pic:nvPicPr>
+                    <pic:cNvPr id="228336779" name=""/>
+                    <pic:cNvPicPr/>
+                  </pic:nvPicPr>
+                  <pic:blipFill>
+                    <a:blip r:embed="rId19"/>
+                    <a:stretch>
+                      <a:fillRect/>
+                    </a:stretch>
+                  </pic:blipFill>
+                  <pic:spPr>
+                    <a:xfrm>
+                      <a:off x="0" y="0"/>
+                      <a:ext cx="5731510" cy="2447925"/>
+                    </a:xfrm>
+                    <a:prstGeom prst="rect">
+                      <a:avLst/>
+                    </a:prstGeom>
+                  </pic:spPr>
+                </pic:pic>
+              </a:graphicData>
+            </a:graphic>
+          </wp:inline>
+        </w:drawing>
+      </w:r>
+      <w:r>
+        <w:rPr>
+          <w:lang w:val="en-US"/>
+        </w:rPr>
+        <w:t xml:space="preserve"> </w:t>
+      </w:r>
+    </w:p>
+    <w:p>
+      <w:pPr>
+        <w:rPr>
+          <w:lang w:val="en-US"/>
+        </w:rPr>
+      </w:pPr>
+      <w:r>
+        <w:rPr>
+          <w:lang w:val="en-US"/>
+        </w:rPr>
+        <w:drawing>
+          <wp:inline distT="0" distB="0" distL="0" distR="0" wp14:anchorId="70E31156" wp14:editId="521CF70B">
+            <wp:extent cx="4892464" cy="4534293"/>
+            <wp:effectExtent l="0" t="0" r="3810" b="0"/>
+            <wp:docPr id="55263486" name="Picture 1"/>
+            <wp:cNvGraphicFramePr>
+              <a:graphicFrameLocks xmlns:a="http://schemas.openxmlformats.org/drawingml/2006/main" noChangeAspect="1"/>
+            </wp:cNvGraphicFramePr>
+            <a:graphic xmlns:a="http://schemas.openxmlformats.org/drawingml/2006/main">
+              <a:graphicData uri="http://schemas.openxmlformats.org/drawingml/2006/picture">
+                <pic:pic xmlns:pic="http://schemas.openxmlformats.org/drawingml/2006/picture">
+                  <pic:nvPicPr>
+                    <pic:cNvPr id="55263486" name=""/>
+                    <pic:cNvPicPr/>
+                  </pic:nvPicPr>
+                  <pic:blipFill>
+                    <a:blip r:embed="rId20"/>
+                    <a:stretch>
+                      <a:fillRect/>
+                    </a:stretch>
+                  </pic:blipFill>
+                  <pic:spPr>
+                    <a:xfrm>
+                      <a:off x="0" y="0"/>
+                      <a:ext cx="4892464" cy="4534293"/>
                     </a:xfrm>
                     <a:prstGeom prst="rect">
                       <a:avLst/>
